--- a/specs/Relais_Specs_Techniques_v1.docx
+++ b/specs/Relais_Specs_Techniques_v1.docx
@@ -56,7 +56,7 @@
           <w:sz w:val="22"/>
           <w:szCs w:val="22"/>
         </w:rPr>
-        <w:t xml:space="preserve">Specs Techniques — Patch v1.3</w:t>
+        <w:t xml:space="preserve">Specs Techniques — Version 1.2</w:t>
       </w:r>
     </w:p>
     <w:p>
@@ -73,7 +73,7 @@
           <w:sz w:val="18"/>
           <w:szCs w:val="18"/>
         </w:rPr>
-        <w:t xml:space="preserve">Patch DEC-28/29/30 — crypto_box_seal, signature Si_enc, email direct.</w:t>
+        <w:t xml:space="preserve">v1.2 — Chiffrement, cycles de vie, sécurité. DEC-01 à DEC-35 intégrés.</w:t>
       </w:r>
     </w:p>
     <w:p>
@@ -124,7 +124,7 @@
           <w:sz w:val="36"/>
           <w:szCs w:val="36"/>
         </w:rPr>
-        <w:t xml:space="preserve">Sections modifiées</w:t>
+        <w:t xml:space="preserve">Changelog</w:t>
       </w:r>
     </w:p>
     <w:tbl>
@@ -171,7 +171,7 @@
                 <w:sz w:val="20"/>
                 <w:szCs w:val="20"/>
               </w:rPr>
-              <w:t xml:space="preserve">Section</w:t>
+              <w:t xml:space="preserve">Version</w:t>
             </w:r>
           </w:p>
         </w:tc>
@@ -202,7 +202,7 @@
                 <w:sz w:val="20"/>
                 <w:szCs w:val="20"/>
               </w:rPr>
-              <w:t xml:space="preserve">Changement</w:t>
+              <w:t xml:space="preserve">Changements</w:t>
             </w:r>
           </w:p>
         </w:tc>
@@ -235,7 +235,7 @@
                 <w:sz w:val="20"/>
                 <w:szCs w:val="20"/>
               </w:rPr>
-              <w:t xml:space="preserve">§1 Vocabulaire</w:t>
+              <w:t xml:space="preserve">v1.0</w:t>
             </w:r>
           </w:p>
         </w:tc>
@@ -266,7 +266,7 @@
                 <w:sz w:val="20"/>
                 <w:szCs w:val="20"/>
               </w:rPr>
-              <w:t xml:space="preserve">notification_enc : crypto_box_seal X25519 (pas XChaCha20 symétrique)</w:t>
+              <w:t xml:space="preserve">Document initial — 6 sections</w:t>
             </w:r>
           </w:p>
         </w:tc>
@@ -299,7 +299,7 @@
                 <w:sz w:val="20"/>
                 <w:szCs w:val="20"/>
               </w:rPr>
-              <w:t xml:space="preserve">§4.3 Création des clés</w:t>
+              <w:t xml:space="preserve">v1.1</w:t>
             </w:r>
           </w:p>
         </w:tc>
@@ -330,7 +330,7 @@
                 <w:sz w:val="20"/>
                 <w:szCs w:val="20"/>
               </w:rPr>
-              <w:t xml:space="preserve">notification_enc corrigé + signature Ed25519 sur Si_enc (DEC-29)</w:t>
+              <w:t xml:space="preserve">DEC-01 à DEC-19 : seed_enc_pin permanent, PIN seul, Ed25519, Arbitrum, trusted contacts deux niveaux, HCV Transit retiré</w:t>
             </w:r>
           </w:p>
         </w:tc>
@@ -363,7 +363,7 @@
                 <w:sz w:val="20"/>
                 <w:szCs w:val="20"/>
               </w:rPr>
-              <w:t xml:space="preserve">§5 Stockage</w:t>
+              <w:t xml:space="preserve">v1.2</w:t>
             </w:r>
           </w:p>
         </w:tc>
@@ -394,7 +394,7 @@
                 <w:sz w:val="20"/>
                 <w:szCs w:val="20"/>
               </w:rPr>
-              <w:t xml:space="preserve">Tableau mis à jour : notification_enc = crypto_box_seal</w:t>
+              <w:t xml:space="preserve">DEC-20 : questions = FK checkin_questions (secret_enc sans questions). DEC-26 : backoff PIN. DEC-27 : POST /auth/seed/display. DEC-28 : crypto_box_seal. DEC-29 : signature Si_enc. DEC-31 : signature carnet.</w:t>
             </w:r>
           </w:p>
         </w:tc>
@@ -438,58 +438,9 @@
           <w:sz w:val="36"/>
           <w:szCs w:val="36"/>
         </w:rPr>
-        <w:t xml:space="preserve">§1 — Vocabulaire : notification_enc [DEC-28]</w:t>
+        <w:t xml:space="preserve">1. Vocabulaire</w:t>
       </w:r>
     </w:p>
-    <w:tbl>
-      <w:tblPr>
-        <w:tblW w:type="dxa" w:w="9360"/>
-        <w:tblBorders>
-          <w:top w:val="single" w:color="auto" w:sz="4"/>
-          <w:left w:val="single" w:color="auto" w:sz="4"/>
-          <w:bottom w:val="single" w:color="auto" w:sz="4"/>
-          <w:right w:val="single" w:color="auto" w:sz="4"/>
-          <w:insideH w:val="single" w:color="auto" w:sz="4"/>
-          <w:insideV w:val="single" w:color="auto" w:sz="4"/>
-        </w:tblBorders>
-      </w:tblPr>
-      <w:tblGrid>
-        <w:gridCol w:w="9360"/>
-      </w:tblGrid>
-      <w:tr>
-        <w:tc>
-          <w:tcPr>
-            <w:tcW w:type="dxa" w:w="9360"/>
-            <w:tcBorders>
-              <w:top w:val="none"/>
-              <w:left w:val="single" w:color="8B1A1A" w:sz="8"/>
-              <w:bottom w:val="none"/>
-              <w:right w:val="none"/>
-            </w:tcBorders>
-            <w:shd w:fill="FCF0F0" w:val="clear"/>
-            <w:tcMar>
-              <w:top w:type="dxa" w:w="100"/>
-              <w:left w:type="dxa" w:w="200"/>
-              <w:bottom w:type="dxa" w:w="100"/>
-              <w:right w:type="dxa" w:w="200"/>
-            </w:tcMar>
-          </w:tcPr>
-          <w:p>
-            <w:r>
-              <w:rPr>
-                <w:rFonts w:ascii="Arial" w:cs="Arial" w:eastAsia="Arial" w:hAnsi="Arial"/>
-                <w:i/>
-                <w:iCs/>
-                <w:color w:val="1A1A1A"/>
-                <w:sz w:val="21"/>
-                <w:szCs w:val="21"/>
-              </w:rPr>
-              <w:t xml:space="preserve">CORRECTION : XChaCha20(relais_public_key) était une erreur. XChaCha20 est symétrique. La primitive correcte est crypto_box_seal (ECDH éphémère X25519 + XChaCha20-Poly1305).</w:t>
-            </w:r>
-          </w:p>
-        </w:tc>
-      </w:tr>
-    </w:tbl>
     <w:p>
       <w:pPr>
         <w:spacing w:after="0" w:before="120"/>
@@ -573,7 +524,7 @@
                 <w:sz w:val="20"/>
                 <w:szCs w:val="20"/>
               </w:rPr>
-              <w:t xml:space="preserve">Définition corrigée v1.3</w:t>
+              <w:t xml:space="preserve">Définition v1.2</w:t>
             </w:r>
           </w:p>
         </w:tc>
@@ -606,7 +557,7 @@
                 <w:sz w:val="20"/>
                 <w:szCs w:val="20"/>
               </w:rPr>
-              <w:t xml:space="preserve">notification_enc</w:t>
+              <w:t xml:space="preserve">D</w:t>
             </w:r>
           </w:p>
         </w:tc>
@@ -637,7 +588,7 @@
                 <w:sz w:val="20"/>
                 <w:szCs w:val="20"/>
               </w:rPr>
-              <w:t xml:space="preserve">{email, phone} du contact chiffré avec crypto_box_seal(plaintext, relais_x25519_pk). Seul Relais peut déchiffrer avec relais_x25519_sk (HCV). Le client obtient relais_x25519_pk via GET /transmission/relais-key.</w:t>
+              <w:t xml:space="preserve">Données brutes saisies (login, mdp, instructions). En clair en mémoire vive uniquement.</w:t>
             </w:r>
           </w:p>
         </w:tc>
@@ -670,7 +621,7 @@
                 <w:sz w:val="20"/>
                 <w:szCs w:val="20"/>
               </w:rPr>
-              <w:t xml:space="preserve">relais_x25519_pk</w:t>
+              <w:t xml:space="preserve">K1 / K2 / K3</w:t>
             </w:r>
           </w:p>
         </w:tc>
@@ -701,7 +652,7 @@
                 <w:sz w:val="20"/>
                 <w:szCs w:val="20"/>
               </w:rPr>
-              <w:t xml:space="preserve">Clé publique X25519 de Relais. Exposée publiquement via GET /transmission/relais-key. Utilisée par le client pour crypto_box_seal.</w:t>
+              <w:t xml:space="preserve">Clés symétriques 256 bits. Dérivées du seed via Argon2id avec ctx distinct. Jamais stockées.</w:t>
             </w:r>
           </w:p>
         </w:tc>
@@ -734,6 +685,838 @@
                 <w:sz w:val="20"/>
                 <w:szCs w:val="20"/>
               </w:rPr>
+              <w:t xml:space="preserve">P1</w:t>
+            </w:r>
+          </w:p>
+        </w:tc>
+        <w:tc>
+          <w:tcPr>
+            <w:tcW w:type="dxa" w:w="7160"/>
+            <w:tcBorders>
+              <w:top w:val="single" w:color="E8DDD0" w:sz="1"/>
+              <w:left w:val="single" w:color="E8DDD0" w:sz="1"/>
+              <w:bottom w:val="single" w:color="E8DDD0" w:sz="1"/>
+              <w:right w:val="single" w:color="E8DDD0" w:sz="1"/>
+            </w:tcBorders>
+            <w:shd w:fill="FAF3E8" w:val="clear"/>
+            <w:tcMar>
+              <w:top w:type="dxa" w:w="80"/>
+              <w:left w:type="dxa" w:w="160"/>
+              <w:bottom w:type="dxa" w:w="80"/>
+              <w:right w:type="dxa" w:w="160"/>
+            </w:tcMar>
+          </w:tcPr>
+          <w:p>
+            <w:r>
+              <w:rPr>
+                <w:rFonts w:ascii="Arial" w:cs="Arial" w:eastAsia="Arial" w:hAnsi="Arial"/>
+                <w:b w:val="false"/>
+                <w:bCs w:val="false"/>
+                <w:color w:val="1A1A1A"/>
+                <w:sz w:val="20"/>
+                <w:szCs w:val="20"/>
+              </w:rPr>
+              <w:t xml:space="preserve">D chiffré avec Ki via XChaCha20-Poly1305. Stocké dans SQLite local.</w:t>
+            </w:r>
+          </w:p>
+        </w:tc>
+      </w:tr>
+      <w:tr>
+        <w:tc>
+          <w:tcPr>
+            <w:tcW w:type="dxa" w:w="2200"/>
+            <w:tcBorders>
+              <w:top w:val="single" w:color="E8DDD0" w:sz="1"/>
+              <w:left w:val="single" w:color="E8DDD0" w:sz="1"/>
+              <w:bottom w:val="single" w:color="E8DDD0" w:sz="1"/>
+              <w:right w:val="single" w:color="E8DDD0" w:sz="1"/>
+            </w:tcBorders>
+            <w:shd w:fill="FFFFFF" w:val="clear"/>
+            <w:tcMar>
+              <w:top w:type="dxa" w:w="80"/>
+              <w:left w:type="dxa" w:w="160"/>
+              <w:bottom w:type="dxa" w:w="80"/>
+              <w:right w:type="dxa" w:w="160"/>
+            </w:tcMar>
+          </w:tcPr>
+          <w:p>
+            <w:r>
+              <w:rPr>
+                <w:rFonts w:ascii="Arial" w:cs="Arial" w:eastAsia="Arial" w:hAnsi="Arial"/>
+                <w:b/>
+                <w:bCs/>
+                <w:color w:val="1A1A1A"/>
+                <w:sz w:val="20"/>
+                <w:szCs w:val="20"/>
+              </w:rPr>
+              <w:t xml:space="preserve">P2</w:t>
+            </w:r>
+          </w:p>
+        </w:tc>
+        <w:tc>
+          <w:tcPr>
+            <w:tcW w:type="dxa" w:w="7160"/>
+            <w:tcBorders>
+              <w:top w:val="single" w:color="E8DDD0" w:sz="1"/>
+              <w:left w:val="single" w:color="E8DDD0" w:sz="1"/>
+              <w:bottom w:val="single" w:color="E8DDD0" w:sz="1"/>
+              <w:right w:val="single" w:color="E8DDD0" w:sz="1"/>
+            </w:tcBorders>
+            <w:shd w:fill="FFFFFF" w:val="clear"/>
+            <w:tcMar>
+              <w:top w:type="dxa" w:w="80"/>
+              <w:left w:type="dxa" w:w="160"/>
+              <w:bottom w:type="dxa" w:w="80"/>
+              <w:right w:type="dxa" w:w="160"/>
+            </w:tcMar>
+          </w:tcPr>
+          <w:p>
+            <w:r>
+              <w:rPr>
+                <w:rFonts w:ascii="Arial" w:cs="Arial" w:eastAsia="Arial" w:hAnsi="Arial"/>
+                <w:b w:val="false"/>
+                <w:bCs w:val="false"/>
+                <w:color w:val="1A1A1A"/>
+                <w:sz w:val="20"/>
+                <w:szCs w:val="20"/>
+              </w:rPr>
+              <w:t xml:space="preserve">P1 rechiffré avec Ki. Stocké sur Storj. v1.2 : XChaCha20 seul — HCV Transit retiré (DEC-16).</w:t>
+            </w:r>
+          </w:p>
+        </w:tc>
+      </w:tr>
+      <w:tr>
+        <w:tc>
+          <w:tcPr>
+            <w:tcW w:type="dxa" w:w="2200"/>
+            <w:tcBorders>
+              <w:top w:val="single" w:color="E8DDD0" w:sz="1"/>
+              <w:left w:val="single" w:color="E8DDD0" w:sz="1"/>
+              <w:bottom w:val="single" w:color="E8DDD0" w:sz="1"/>
+              <w:right w:val="single" w:color="E8DDD0" w:sz="1"/>
+            </w:tcBorders>
+            <w:shd w:fill="FAF3E8" w:val="clear"/>
+            <w:tcMar>
+              <w:top w:type="dxa" w:w="80"/>
+              <w:left w:type="dxa" w:w="160"/>
+              <w:bottom w:type="dxa" w:w="80"/>
+              <w:right w:type="dxa" w:w="160"/>
+            </w:tcMar>
+          </w:tcPr>
+          <w:p>
+            <w:r>
+              <w:rPr>
+                <w:rFonts w:ascii="Arial" w:cs="Arial" w:eastAsia="Arial" w:hAnsi="Arial"/>
+                <w:b/>
+                <w:bCs/>
+                <w:color w:val="1A1A1A"/>
+                <w:sz w:val="20"/>
+                <w:szCs w:val="20"/>
+              </w:rPr>
+              <w:t xml:space="preserve">S1...SM</w:t>
+            </w:r>
+          </w:p>
+        </w:tc>
+        <w:tc>
+          <w:tcPr>
+            <w:tcW w:type="dxa" w:w="7160"/>
+            <w:tcBorders>
+              <w:top w:val="single" w:color="E8DDD0" w:sz="1"/>
+              <w:left w:val="single" w:color="E8DDD0" w:sz="1"/>
+              <w:bottom w:val="single" w:color="E8DDD0" w:sz="1"/>
+              <w:right w:val="single" w:color="E8DDD0" w:sz="1"/>
+            </w:tcBorders>
+            <w:shd w:fill="FAF3E8" w:val="clear"/>
+            <w:tcMar>
+              <w:top w:type="dxa" w:w="80"/>
+              <w:left w:type="dxa" w:w="160"/>
+              <w:bottom w:type="dxa" w:w="80"/>
+              <w:right w:type="dxa" w:w="160"/>
+            </w:tcMar>
+          </w:tcPr>
+          <w:p>
+            <w:r>
+              <w:rPr>
+                <w:rFonts w:ascii="Arial" w:cs="Arial" w:eastAsia="Arial" w:hAnsi="Arial"/>
+                <w:b w:val="false"/>
+                <w:bCs w:val="false"/>
+                <w:color w:val="1A1A1A"/>
+                <w:sz w:val="20"/>
+                <w:szCs w:val="20"/>
+              </w:rPr>
+              <w:t xml:space="preserve">Parts Shamir de Ki. 32 bytes bruts. M parts créées, N suffisent pour reconstituer K.</w:t>
+            </w:r>
+          </w:p>
+        </w:tc>
+      </w:tr>
+      <w:tr>
+        <w:tc>
+          <w:tcPr>
+            <w:tcW w:type="dxa" w:w="2200"/>
+            <w:tcBorders>
+              <w:top w:val="single" w:color="E8DDD0" w:sz="1"/>
+              <w:left w:val="single" w:color="E8DDD0" w:sz="1"/>
+              <w:bottom w:val="single" w:color="E8DDD0" w:sz="1"/>
+              <w:right w:val="single" w:color="E8DDD0" w:sz="1"/>
+            </w:tcBorders>
+            <w:shd w:fill="FFFFFF" w:val="clear"/>
+            <w:tcMar>
+              <w:top w:type="dxa" w:w="80"/>
+              <w:left w:type="dxa" w:w="160"/>
+              <w:bottom w:type="dxa" w:w="80"/>
+              <w:right w:type="dxa" w:w="160"/>
+            </w:tcMar>
+          </w:tcPr>
+          <w:p>
+            <w:r>
+              <w:rPr>
+                <w:rFonts w:ascii="Arial" w:cs="Arial" w:eastAsia="Arial" w:hAnsi="Arial"/>
+                <w:b/>
+                <w:bCs/>
+                <w:color w:val="1A1A1A"/>
+                <w:sz w:val="20"/>
+                <w:szCs w:val="20"/>
+              </w:rPr>
+              <w:t xml:space="preserve">K_i</w:t>
+            </w:r>
+          </w:p>
+        </w:tc>
+        <w:tc>
+          <w:tcPr>
+            <w:tcW w:type="dxa" w:w="7160"/>
+            <w:tcBorders>
+              <w:top w:val="single" w:color="E8DDD0" w:sz="1"/>
+              <w:left w:val="single" w:color="E8DDD0" w:sz="1"/>
+              <w:bottom w:val="single" w:color="E8DDD0" w:sz="1"/>
+              <w:right w:val="single" w:color="E8DDD0" w:sz="1"/>
+            </w:tcBorders>
+            <w:shd w:fill="FFFFFF" w:val="clear"/>
+            <w:tcMar>
+              <w:top w:type="dxa" w:w="80"/>
+              <w:left w:type="dxa" w:w="160"/>
+              <w:bottom w:type="dxa" w:w="80"/>
+              <w:right w:type="dxa" w:w="160"/>
+            </w:tcMar>
+          </w:tcPr>
+          <w:p>
+            <w:r>
+              <w:rPr>
+                <w:rFonts w:ascii="Arial" w:cs="Arial" w:eastAsia="Arial" w:hAnsi="Arial"/>
+                <w:b w:val="false"/>
+                <w:bCs w:val="false"/>
+                <w:color w:val="1A1A1A"/>
+                <w:sz w:val="20"/>
+                <w:szCs w:val="20"/>
+              </w:rPr>
+              <w:t xml:space="preserve">Clé éphémère dérivée des réponses du Contact i via Argon2id. Jamais stockée.</w:t>
+            </w:r>
+          </w:p>
+        </w:tc>
+      </w:tr>
+      <w:tr>
+        <w:tc>
+          <w:tcPr>
+            <w:tcW w:type="dxa" w:w="2200"/>
+            <w:tcBorders>
+              <w:top w:val="single" w:color="E8DDD0" w:sz="1"/>
+              <w:left w:val="single" w:color="E8DDD0" w:sz="1"/>
+              <w:bottom w:val="single" w:color="E8DDD0" w:sz="1"/>
+              <w:right w:val="single" w:color="E8DDD0" w:sz="1"/>
+            </w:tcBorders>
+            <w:shd w:fill="FAF3E8" w:val="clear"/>
+            <w:tcMar>
+              <w:top w:type="dxa" w:w="80"/>
+              <w:left w:type="dxa" w:w="160"/>
+              <w:bottom w:type="dxa" w:w="80"/>
+              <w:right w:type="dxa" w:w="160"/>
+            </w:tcMar>
+          </w:tcPr>
+          <w:p>
+            <w:r>
+              <w:rPr>
+                <w:rFonts w:ascii="Arial" w:cs="Arial" w:eastAsia="Arial" w:hAnsi="Arial"/>
+                <w:b/>
+                <w:bCs/>
+                <w:color w:val="1A1A1A"/>
+                <w:sz w:val="20"/>
+                <w:szCs w:val="20"/>
+              </w:rPr>
+              <w:t xml:space="preserve">Si_enc</w:t>
+            </w:r>
+          </w:p>
+        </w:tc>
+        <w:tc>
+          <w:tcPr>
+            <w:tcW w:type="dxa" w:w="7160"/>
+            <w:tcBorders>
+              <w:top w:val="single" w:color="E8DDD0" w:sz="1"/>
+              <w:left w:val="single" w:color="E8DDD0" w:sz="1"/>
+              <w:bottom w:val="single" w:color="E8DDD0" w:sz="1"/>
+              <w:right w:val="single" w:color="E8DDD0" w:sz="1"/>
+            </w:tcBorders>
+            <w:shd w:fill="FAF3E8" w:val="clear"/>
+            <w:tcMar>
+              <w:top w:type="dxa" w:w="80"/>
+              <w:left w:type="dxa" w:w="160"/>
+              <w:bottom w:type="dxa" w:w="80"/>
+              <w:right w:type="dxa" w:w="160"/>
+            </w:tcMar>
+          </w:tcPr>
+          <w:p>
+            <w:r>
+              <w:rPr>
+                <w:rFonts w:ascii="Arial" w:cs="Arial" w:eastAsia="Arial" w:hAnsi="Arial"/>
+                <w:b w:val="false"/>
+                <w:bCs w:val="false"/>
+                <w:color w:val="1A1A1A"/>
+                <w:sz w:val="20"/>
+                <w:szCs w:val="20"/>
+              </w:rPr>
+              <w:t xml:space="preserve">Si chiffré avec K_i + signé Ed25519 (DEC-29). Stocké sur Storj. Hash on-chain Arbitrum.</w:t>
+            </w:r>
+          </w:p>
+        </w:tc>
+      </w:tr>
+      <w:tr>
+        <w:tc>
+          <w:tcPr>
+            <w:tcW w:type="dxa" w:w="2200"/>
+            <w:tcBorders>
+              <w:top w:val="single" w:color="E8DDD0" w:sz="1"/>
+              <w:left w:val="single" w:color="E8DDD0" w:sz="1"/>
+              <w:bottom w:val="single" w:color="E8DDD0" w:sz="1"/>
+              <w:right w:val="single" w:color="E8DDD0" w:sz="1"/>
+            </w:tcBorders>
+            <w:shd w:fill="FFFFFF" w:val="clear"/>
+            <w:tcMar>
+              <w:top w:type="dxa" w:w="80"/>
+              <w:left w:type="dxa" w:w="160"/>
+              <w:bottom w:type="dxa" w:w="80"/>
+              <w:right w:type="dxa" w:w="160"/>
+            </w:tcMar>
+          </w:tcPr>
+          <w:p>
+            <w:r>
+              <w:rPr>
+                <w:rFonts w:ascii="Arial" w:cs="Arial" w:eastAsia="Arial" w:hAnsi="Arial"/>
+                <w:b/>
+                <w:bCs/>
+                <w:color w:val="1A1A1A"/>
+                <w:sz w:val="20"/>
+                <w:szCs w:val="20"/>
+              </w:rPr>
+              <w:t xml:space="preserve">ed25519_pk</w:t>
+            </w:r>
+          </w:p>
+        </w:tc>
+        <w:tc>
+          <w:tcPr>
+            <w:tcW w:type="dxa" w:w="7160"/>
+            <w:tcBorders>
+              <w:top w:val="single" w:color="E8DDD0" w:sz="1"/>
+              <w:left w:val="single" w:color="E8DDD0" w:sz="1"/>
+              <w:bottom w:val="single" w:color="E8DDD0" w:sz="1"/>
+              <w:right w:val="single" w:color="E8DDD0" w:sz="1"/>
+            </w:tcBorders>
+            <w:shd w:fill="FFFFFF" w:val="clear"/>
+            <w:tcMar>
+              <w:top w:type="dxa" w:w="80"/>
+              <w:left w:type="dxa" w:w="160"/>
+              <w:bottom w:type="dxa" w:w="80"/>
+              <w:right w:type="dxa" w:w="160"/>
+            </w:tcMar>
+          </w:tcPr>
+          <w:p>
+            <w:r>
+              <w:rPr>
+                <w:rFonts w:ascii="Arial" w:cs="Arial" w:eastAsia="Arial" w:hAnsi="Arial"/>
+                <w:b w:val="false"/>
+                <w:bCs w:val="false"/>
+                <w:color w:val="1A1A1A"/>
+                <w:sz w:val="20"/>
+                <w:szCs w:val="20"/>
+              </w:rPr>
+              <w:t xml:space="preserve">Clé publique Ed25519 dérivée du seed. Stockée PostgreSQL + Arbitrum. Vérifie les signatures.</w:t>
+            </w:r>
+          </w:p>
+        </w:tc>
+      </w:tr>
+      <w:tr>
+        <w:tc>
+          <w:tcPr>
+            <w:tcW w:type="dxa" w:w="2200"/>
+            <w:tcBorders>
+              <w:top w:val="single" w:color="E8DDD0" w:sz="1"/>
+              <w:left w:val="single" w:color="E8DDD0" w:sz="1"/>
+              <w:bottom w:val="single" w:color="E8DDD0" w:sz="1"/>
+              <w:right w:val="single" w:color="E8DDD0" w:sz="1"/>
+            </w:tcBorders>
+            <w:shd w:fill="FAF3E8" w:val="clear"/>
+            <w:tcMar>
+              <w:top w:type="dxa" w:w="80"/>
+              <w:left w:type="dxa" w:w="160"/>
+              <w:bottom w:type="dxa" w:w="80"/>
+              <w:right w:type="dxa" w:w="160"/>
+            </w:tcMar>
+          </w:tcPr>
+          <w:p>
+            <w:r>
+              <w:rPr>
+                <w:rFonts w:ascii="Arial" w:cs="Arial" w:eastAsia="Arial" w:hAnsi="Arial"/>
+                <w:b/>
+                <w:bCs/>
+                <w:color w:val="1A1A1A"/>
+                <w:sz w:val="20"/>
+                <w:szCs w:val="20"/>
+              </w:rPr>
+              <w:t xml:space="preserve">ed25519_sk</w:t>
+            </w:r>
+          </w:p>
+        </w:tc>
+        <w:tc>
+          <w:tcPr>
+            <w:tcW w:type="dxa" w:w="7160"/>
+            <w:tcBorders>
+              <w:top w:val="single" w:color="E8DDD0" w:sz="1"/>
+              <w:left w:val="single" w:color="E8DDD0" w:sz="1"/>
+              <w:bottom w:val="single" w:color="E8DDD0" w:sz="1"/>
+              <w:right w:val="single" w:color="E8DDD0" w:sz="1"/>
+            </w:tcBorders>
+            <w:shd w:fill="FAF3E8" w:val="clear"/>
+            <w:tcMar>
+              <w:top w:type="dxa" w:w="80"/>
+              <w:left w:type="dxa" w:w="160"/>
+              <w:bottom w:type="dxa" w:w="80"/>
+              <w:right w:type="dxa" w:w="160"/>
+            </w:tcMar>
+          </w:tcPr>
+          <w:p>
+            <w:r>
+              <w:rPr>
+                <w:rFonts w:ascii="Arial" w:cs="Arial" w:eastAsia="Arial" w:hAnsi="Arial"/>
+                <w:b w:val="false"/>
+                <w:bCs w:val="false"/>
+                <w:color w:val="1A1A1A"/>
+                <w:sz w:val="20"/>
+                <w:szCs w:val="20"/>
+              </w:rPr>
+              <w:t xml:space="preserve">Clé privée Ed25519 dérivée à la demande. Jamais stockée. Signe vault, Si_enc, carnet, challenges.</w:t>
+            </w:r>
+          </w:p>
+        </w:tc>
+      </w:tr>
+      <w:tr>
+        <w:tc>
+          <w:tcPr>
+            <w:tcW w:type="dxa" w:w="2200"/>
+            <w:tcBorders>
+              <w:top w:val="single" w:color="E8DDD0" w:sz="1"/>
+              <w:left w:val="single" w:color="E8DDD0" w:sz="1"/>
+              <w:bottom w:val="single" w:color="E8DDD0" w:sz="1"/>
+              <w:right w:val="single" w:color="E8DDD0" w:sz="1"/>
+            </w:tcBorders>
+            <w:shd w:fill="FFFFFF" w:val="clear"/>
+            <w:tcMar>
+              <w:top w:type="dxa" w:w="80"/>
+              <w:left w:type="dxa" w:w="160"/>
+              <w:bottom w:type="dxa" w:w="80"/>
+              <w:right w:type="dxa" w:w="160"/>
+            </w:tcMar>
+          </w:tcPr>
+          <w:p>
+            <w:r>
+              <w:rPr>
+                <w:rFonts w:ascii="Arial" w:cs="Arial" w:eastAsia="Arial" w:hAnsi="Arial"/>
+                <w:b/>
+                <w:bCs/>
+                <w:color w:val="1A1A1A"/>
+                <w:sz w:val="20"/>
+                <w:szCs w:val="20"/>
+              </w:rPr>
+              <w:t xml:space="preserve">seed_enc_pin</w:t>
+            </w:r>
+          </w:p>
+        </w:tc>
+        <w:tc>
+          <w:tcPr>
+            <w:tcW w:type="dxa" w:w="7160"/>
+            <w:tcBorders>
+              <w:top w:val="single" w:color="E8DDD0" w:sz="1"/>
+              <w:left w:val="single" w:color="E8DDD0" w:sz="1"/>
+              <w:bottom w:val="single" w:color="E8DDD0" w:sz="1"/>
+              <w:right w:val="single" w:color="E8DDD0" w:sz="1"/>
+            </w:tcBorders>
+            <w:shd w:fill="FFFFFF" w:val="clear"/>
+            <w:tcMar>
+              <w:top w:type="dxa" w:w="80"/>
+              <w:left w:type="dxa" w:w="160"/>
+              <w:bottom w:type="dxa" w:w="80"/>
+              <w:right w:type="dxa" w:w="160"/>
+            </w:tcMar>
+          </w:tcPr>
+          <w:p>
+            <w:r>
+              <w:rPr>
+                <w:rFonts w:ascii="Arial" w:cs="Arial" w:eastAsia="Arial" w:hAnsi="Arial"/>
+                <w:b w:val="false"/>
+                <w:bCs w:val="false"/>
+                <w:color w:val="1A1A1A"/>
+                <w:sz w:val="20"/>
+                <w:szCs w:val="20"/>
+              </w:rPr>
+              <w:t xml:space="preserve">Seed chiffré Argon2id(PIN). SecureStore PERMANENT — jamais supprimé (DEC-01).</w:t>
+            </w:r>
+          </w:p>
+        </w:tc>
+      </w:tr>
+      <w:tr>
+        <w:tc>
+          <w:tcPr>
+            <w:tcW w:type="dxa" w:w="2200"/>
+            <w:tcBorders>
+              <w:top w:val="single" w:color="E8DDD0" w:sz="1"/>
+              <w:left w:val="single" w:color="E8DDD0" w:sz="1"/>
+              <w:bottom w:val="single" w:color="E8DDD0" w:sz="1"/>
+              <w:right w:val="single" w:color="E8DDD0" w:sz="1"/>
+            </w:tcBorders>
+            <w:shd w:fill="FAF3E8" w:val="clear"/>
+            <w:tcMar>
+              <w:top w:type="dxa" w:w="80"/>
+              <w:left w:type="dxa" w:w="160"/>
+              <w:bottom w:type="dxa" w:w="80"/>
+              <w:right w:type="dxa" w:w="160"/>
+            </w:tcMar>
+          </w:tcPr>
+          <w:p>
+            <w:r>
+              <w:rPr>
+                <w:rFonts w:ascii="Arial" w:cs="Arial" w:eastAsia="Arial" w:hAnsi="Arial"/>
+                <w:b/>
+                <w:bCs/>
+                <w:color w:val="1A1A1A"/>
+                <w:sz w:val="20"/>
+                <w:szCs w:val="20"/>
+              </w:rPr>
+              <w:t xml:space="preserve">notification_enc</w:t>
+            </w:r>
+          </w:p>
+        </w:tc>
+        <w:tc>
+          <w:tcPr>
+            <w:tcW w:type="dxa" w:w="7160"/>
+            <w:tcBorders>
+              <w:top w:val="single" w:color="E8DDD0" w:sz="1"/>
+              <w:left w:val="single" w:color="E8DDD0" w:sz="1"/>
+              <w:bottom w:val="single" w:color="E8DDD0" w:sz="1"/>
+              <w:right w:val="single" w:color="E8DDD0" w:sz="1"/>
+            </w:tcBorders>
+            <w:shd w:fill="FAF3E8" w:val="clear"/>
+            <w:tcMar>
+              <w:top w:type="dxa" w:w="80"/>
+              <w:left w:type="dxa" w:w="160"/>
+              <w:bottom w:type="dxa" w:w="80"/>
+              <w:right w:type="dxa" w:w="160"/>
+            </w:tcMar>
+          </w:tcPr>
+          <w:p>
+            <w:r>
+              <w:rPr>
+                <w:rFonts w:ascii="Arial" w:cs="Arial" w:eastAsia="Arial" w:hAnsi="Arial"/>
+                <w:b w:val="false"/>
+                <w:bCs w:val="false"/>
+                <w:color w:val="1A1A1A"/>
+                <w:sz w:val="20"/>
+                <w:szCs w:val="20"/>
+              </w:rPr>
+              <w:t xml:space="preserve">crypto_box_seal({email,phone}, relais_x25519_pk). Relais peut lire pour notifier (DEC-28).</w:t>
+            </w:r>
+          </w:p>
+        </w:tc>
+      </w:tr>
+      <w:tr>
+        <w:tc>
+          <w:tcPr>
+            <w:tcW w:type="dxa" w:w="2200"/>
+            <w:tcBorders>
+              <w:top w:val="single" w:color="E8DDD0" w:sz="1"/>
+              <w:left w:val="single" w:color="E8DDD0" w:sz="1"/>
+              <w:bottom w:val="single" w:color="E8DDD0" w:sz="1"/>
+              <w:right w:val="single" w:color="E8DDD0" w:sz="1"/>
+            </w:tcBorders>
+            <w:shd w:fill="FFFFFF" w:val="clear"/>
+            <w:tcMar>
+              <w:top w:type="dxa" w:w="80"/>
+              <w:left w:type="dxa" w:w="160"/>
+              <w:bottom w:type="dxa" w:w="80"/>
+              <w:right w:type="dxa" w:w="160"/>
+            </w:tcMar>
+          </w:tcPr>
+          <w:p>
+            <w:r>
+              <w:rPr>
+                <w:rFonts w:ascii="Arial" w:cs="Arial" w:eastAsia="Arial" w:hAnsi="Arial"/>
+                <w:b/>
+                <w:bCs/>
+                <w:color w:val="1A1A1A"/>
+                <w:sz w:val="20"/>
+                <w:szCs w:val="20"/>
+              </w:rPr>
+              <w:t xml:space="preserve">notification_sig</w:t>
+            </w:r>
+          </w:p>
+        </w:tc>
+        <w:tc>
+          <w:tcPr>
+            <w:tcW w:type="dxa" w:w="7160"/>
+            <w:tcBorders>
+              <w:top w:val="single" w:color="E8DDD0" w:sz="1"/>
+              <w:left w:val="single" w:color="E8DDD0" w:sz="1"/>
+              <w:bottom w:val="single" w:color="E8DDD0" w:sz="1"/>
+              <w:right w:val="single" w:color="E8DDD0" w:sz="1"/>
+            </w:tcBorders>
+            <w:shd w:fill="FFFFFF" w:val="clear"/>
+            <w:tcMar>
+              <w:top w:type="dxa" w:w="80"/>
+              <w:left w:type="dxa" w:w="160"/>
+              <w:bottom w:type="dxa" w:w="80"/>
+              <w:right w:type="dxa" w:w="160"/>
+            </w:tcMar>
+          </w:tcPr>
+          <w:p>
+            <w:r>
+              <w:rPr>
+                <w:rFonts w:ascii="Arial" w:cs="Arial" w:eastAsia="Arial" w:hAnsi="Arial"/>
+                <w:b w:val="false"/>
+                <w:bCs w:val="false"/>
+                <w:color w:val="1A1A1A"/>
+                <w:sz w:val="20"/>
+                <w:szCs w:val="20"/>
+              </w:rPr>
+              <w:t xml:space="preserve">Ed25519.sign(notification_enc, owner_sk). Protège contre modification par Relais.</w:t>
+            </w:r>
+          </w:p>
+        </w:tc>
+      </w:tr>
+      <w:tr>
+        <w:tc>
+          <w:tcPr>
+            <w:tcW w:type="dxa" w:w="2200"/>
+            <w:tcBorders>
+              <w:top w:val="single" w:color="E8DDD0" w:sz="1"/>
+              <w:left w:val="single" w:color="E8DDD0" w:sz="1"/>
+              <w:bottom w:val="single" w:color="E8DDD0" w:sz="1"/>
+              <w:right w:val="single" w:color="E8DDD0" w:sz="1"/>
+            </w:tcBorders>
+            <w:shd w:fill="FAF3E8" w:val="clear"/>
+            <w:tcMar>
+              <w:top w:type="dxa" w:w="80"/>
+              <w:left w:type="dxa" w:w="160"/>
+              <w:bottom w:type="dxa" w:w="80"/>
+              <w:right w:type="dxa" w:w="160"/>
+            </w:tcMar>
+          </w:tcPr>
+          <w:p>
+            <w:r>
+              <w:rPr>
+                <w:rFonts w:ascii="Arial" w:cs="Arial" w:eastAsia="Arial" w:hAnsi="Arial"/>
+                <w:b/>
+                <w:bCs/>
+                <w:color w:val="1A1A1A"/>
+                <w:sz w:val="20"/>
+                <w:szCs w:val="20"/>
+              </w:rPr>
+              <w:t xml:space="preserve">secret_enc</w:t>
+            </w:r>
+          </w:p>
+        </w:tc>
+        <w:tc>
+          <w:tcPr>
+            <w:tcW w:type="dxa" w:w="7160"/>
+            <w:tcBorders>
+              <w:top w:val="single" w:color="E8DDD0" w:sz="1"/>
+              <w:left w:val="single" w:color="E8DDD0" w:sz="1"/>
+              <w:bottom w:val="single" w:color="E8DDD0" w:sz="1"/>
+              <w:right w:val="single" w:color="E8DDD0" w:sz="1"/>
+            </w:tcBorders>
+            <w:shd w:fill="FAF3E8" w:val="clear"/>
+            <w:tcMar>
+              <w:top w:type="dxa" w:w="80"/>
+              <w:left w:type="dxa" w:w="160"/>
+              <w:bottom w:type="dxa" w:w="80"/>
+              <w:right w:type="dxa" w:w="160"/>
+            </w:tcMar>
+          </w:tcPr>
+          <w:p>
+            <w:r>
+              <w:rPr>
+                <w:rFonts w:ascii="Arial" w:cs="Arial" w:eastAsia="Arial" w:hAnsi="Arial"/>
+                <w:b w:val="false"/>
+                <w:bCs w:val="false"/>
+                <w:color w:val="1A1A1A"/>
+                <w:sz w:val="20"/>
+                <w:szCs w:val="20"/>
+              </w:rPr>
+              <w:t xml:space="preserve">v1.2 : {nom, rôle, message_personnel} chiffré K2. Relais ne peut pas lire. Les questions sont dans question_1/2/3_id (DEC-20).</w:t>
+            </w:r>
+          </w:p>
+        </w:tc>
+      </w:tr>
+      <w:tr>
+        <w:tc>
+          <w:tcPr>
+            <w:tcW w:type="dxa" w:w="2200"/>
+            <w:tcBorders>
+              <w:top w:val="single" w:color="E8DDD0" w:sz="1"/>
+              <w:left w:val="single" w:color="E8DDD0" w:sz="1"/>
+              <w:bottom w:val="single" w:color="E8DDD0" w:sz="1"/>
+              <w:right w:val="single" w:color="E8DDD0" w:sz="1"/>
+            </w:tcBorders>
+            <w:shd w:fill="FFFFFF" w:val="clear"/>
+            <w:tcMar>
+              <w:top w:type="dxa" w:w="80"/>
+              <w:left w:type="dxa" w:w="160"/>
+              <w:bottom w:type="dxa" w:w="80"/>
+              <w:right w:type="dxa" w:w="160"/>
+            </w:tcMar>
+          </w:tcPr>
+          <w:p>
+            <w:r>
+              <w:rPr>
+                <w:rFonts w:ascii="Arial" w:cs="Arial" w:eastAsia="Arial" w:hAnsi="Arial"/>
+                <w:b/>
+                <w:bCs/>
+                <w:color w:val="1A1A1A"/>
+                <w:sz w:val="20"/>
+                <w:szCs w:val="20"/>
+              </w:rPr>
+              <w:t xml:space="preserve">verify_token</w:t>
+            </w:r>
+          </w:p>
+        </w:tc>
+        <w:tc>
+          <w:tcPr>
+            <w:tcW w:type="dxa" w:w="7160"/>
+            <w:tcBorders>
+              <w:top w:val="single" w:color="E8DDD0" w:sz="1"/>
+              <w:left w:val="single" w:color="E8DDD0" w:sz="1"/>
+              <w:bottom w:val="single" w:color="E8DDD0" w:sz="1"/>
+              <w:right w:val="single" w:color="E8DDD0" w:sz="1"/>
+            </w:tcBorders>
+            <w:shd w:fill="FFFFFF" w:val="clear"/>
+            <w:tcMar>
+              <w:top w:type="dxa" w:w="80"/>
+              <w:left w:type="dxa" w:w="160"/>
+              <w:bottom w:type="dxa" w:w="80"/>
+              <w:right w:type="dxa" w:w="160"/>
+            </w:tcMar>
+          </w:tcPr>
+          <w:p>
+            <w:r>
+              <w:rPr>
+                <w:rFonts w:ascii="Arial" w:cs="Arial" w:eastAsia="Arial" w:hAnsi="Arial"/>
+                <w:b w:val="false"/>
+                <w:bCs w:val="false"/>
+                <w:color w:val="1A1A1A"/>
+                <w:sz w:val="20"/>
+                <w:szCs w:val="20"/>
+              </w:rPr>
+              <w:t xml:space="preserve">XChaCha20(K_i, 'RELAIS_VERIFY_OK_V1'). Permet vérification annuelle des réponses.</w:t>
+            </w:r>
+          </w:p>
+        </w:tc>
+      </w:tr>
+      <w:tr>
+        <w:tc>
+          <w:tcPr>
+            <w:tcW w:type="dxa" w:w="2200"/>
+            <w:tcBorders>
+              <w:top w:val="single" w:color="E8DDD0" w:sz="1"/>
+              <w:left w:val="single" w:color="E8DDD0" w:sz="1"/>
+              <w:bottom w:val="single" w:color="E8DDD0" w:sz="1"/>
+              <w:right w:val="single" w:color="E8DDD0" w:sz="1"/>
+            </w:tcBorders>
+            <w:shd w:fill="FAF3E8" w:val="clear"/>
+            <w:tcMar>
+              <w:top w:type="dxa" w:w="80"/>
+              <w:left w:type="dxa" w:w="160"/>
+              <w:bottom w:type="dxa" w:w="80"/>
+              <w:right w:type="dxa" w:w="160"/>
+            </w:tcMar>
+          </w:tcPr>
+          <w:p>
+            <w:r>
+              <w:rPr>
+                <w:rFonts w:ascii="Arial" w:cs="Arial" w:eastAsia="Arial" w:hAnsi="Arial"/>
+                <w:b/>
+                <w:bCs/>
+                <w:color w:val="1A1A1A"/>
+                <w:sz w:val="20"/>
+                <w:szCs w:val="20"/>
+              </w:rPr>
+              <w:t xml:space="preserve">relais_x25519_pk</w:t>
+            </w:r>
+          </w:p>
+        </w:tc>
+        <w:tc>
+          <w:tcPr>
+            <w:tcW w:type="dxa" w:w="7160"/>
+            <w:tcBorders>
+              <w:top w:val="single" w:color="E8DDD0" w:sz="1"/>
+              <w:left w:val="single" w:color="E8DDD0" w:sz="1"/>
+              <w:bottom w:val="single" w:color="E8DDD0" w:sz="1"/>
+              <w:right w:val="single" w:color="E8DDD0" w:sz="1"/>
+            </w:tcBorders>
+            <w:shd w:fill="FAF3E8" w:val="clear"/>
+            <w:tcMar>
+              <w:top w:type="dxa" w:w="80"/>
+              <w:left w:type="dxa" w:w="160"/>
+              <w:bottom w:type="dxa" w:w="80"/>
+              <w:right w:type="dxa" w:w="160"/>
+            </w:tcMar>
+          </w:tcPr>
+          <w:p>
+            <w:r>
+              <w:rPr>
+                <w:rFonts w:ascii="Arial" w:cs="Arial" w:eastAsia="Arial" w:hAnsi="Arial"/>
+                <w:b w:val="false"/>
+                <w:bCs w:val="false"/>
+                <w:color w:val="1A1A1A"/>
+                <w:sz w:val="20"/>
+                <w:szCs w:val="20"/>
+              </w:rPr>
+              <w:t xml:space="preserve">Clé publique X25519 Relais. Exposée via GET /transmission/relais-key.</w:t>
+            </w:r>
+          </w:p>
+        </w:tc>
+      </w:tr>
+      <w:tr>
+        <w:tc>
+          <w:tcPr>
+            <w:tcW w:type="dxa" w:w="2200"/>
+            <w:tcBorders>
+              <w:top w:val="single" w:color="E8DDD0" w:sz="1"/>
+              <w:left w:val="single" w:color="E8DDD0" w:sz="1"/>
+              <w:bottom w:val="single" w:color="E8DDD0" w:sz="1"/>
+              <w:right w:val="single" w:color="E8DDD0" w:sz="1"/>
+            </w:tcBorders>
+            <w:shd w:fill="FFFFFF" w:val="clear"/>
+            <w:tcMar>
+              <w:top w:type="dxa" w:w="80"/>
+              <w:left w:type="dxa" w:w="160"/>
+              <w:bottom w:type="dxa" w:w="80"/>
+              <w:right w:type="dxa" w:w="160"/>
+            </w:tcMar>
+          </w:tcPr>
+          <w:p>
+            <w:r>
+              <w:rPr>
+                <w:rFonts w:ascii="Arial" w:cs="Arial" w:eastAsia="Arial" w:hAnsi="Arial"/>
+                <w:b/>
+                <w:bCs/>
+                <w:color w:val="1A1A1A"/>
+                <w:sz w:val="20"/>
+                <w:szCs w:val="20"/>
+              </w:rPr>
               <w:t xml:space="preserve">relais_x25519_sk</w:t>
             </w:r>
           </w:p>
@@ -747,6 +1530,39 @@
               <w:bottom w:val="single" w:color="E8DDD0" w:sz="1"/>
               <w:right w:val="single" w:color="E8DDD0" w:sz="1"/>
             </w:tcBorders>
+            <w:shd w:fill="FFFFFF" w:val="clear"/>
+            <w:tcMar>
+              <w:top w:type="dxa" w:w="80"/>
+              <w:left w:type="dxa" w:w="160"/>
+              <w:bottom w:type="dxa" w:w="80"/>
+              <w:right w:type="dxa" w:w="160"/>
+            </w:tcMar>
+          </w:tcPr>
+          <w:p>
+            <w:r>
+              <w:rPr>
+                <w:rFonts w:ascii="Arial" w:cs="Arial" w:eastAsia="Arial" w:hAnsi="Arial"/>
+                <w:b w:val="false"/>
+                <w:bCs w:val="false"/>
+                <w:color w:val="1A1A1A"/>
+                <w:sz w:val="20"/>
+                <w:szCs w:val="20"/>
+              </w:rPr>
+              <w:t xml:space="preserve">Clé privée X25519 Relais. Dans HCV Secrets Engine (DEC-15). Déchiffre notification_enc.</w:t>
+            </w:r>
+          </w:p>
+        </w:tc>
+      </w:tr>
+      <w:tr>
+        <w:tc>
+          <w:tcPr>
+            <w:tcW w:type="dxa" w:w="2200"/>
+            <w:tcBorders>
+              <w:top w:val="single" w:color="E8DDD0" w:sz="1"/>
+              <w:left w:val="single" w:color="E8DDD0" w:sz="1"/>
+              <w:bottom w:val="single" w:color="E8DDD0" w:sz="1"/>
+              <w:right w:val="single" w:color="E8DDD0" w:sz="1"/>
+            </w:tcBorders>
             <w:shd w:fill="FAF3E8" w:val="clear"/>
             <w:tcMar>
               <w:top w:type="dxa" w:w="80"/>
@@ -759,13 +1575,44 @@
             <w:r>
               <w:rPr>
                 <w:rFonts w:ascii="Arial" w:cs="Arial" w:eastAsia="Arial" w:hAnsi="Arial"/>
-                <w:b w:val="false"/>
-                <w:bCs w:val="false"/>
-                <w:color w:val="1A1A1A"/>
-                <w:sz w:val="20"/>
-                <w:szCs w:val="20"/>
-              </w:rPr>
-              <w:t xml:space="preserve">Clé privée X25519 de Relais. Stockée dans HCV Secrets Engine (DEC-15). Utilisée côté serveur pour crypto_box_seal_open lors des notifications.</w:t>
+                <w:b/>
+                <w:bCs/>
+                <w:color w:val="1A1A1A"/>
+                <w:sz w:val="20"/>
+                <w:szCs w:val="20"/>
+              </w:rPr>
+              <w:t xml:space="preserve">HCV</w:t>
+            </w:r>
+          </w:p>
+        </w:tc>
+        <w:tc>
+          <w:tcPr>
+            <w:tcW w:type="dxa" w:w="7160"/>
+            <w:tcBorders>
+              <w:top w:val="single" w:color="E8DDD0" w:sz="1"/>
+              <w:left w:val="single" w:color="E8DDD0" w:sz="1"/>
+              <w:bottom w:val="single" w:color="E8DDD0" w:sz="1"/>
+              <w:right w:val="single" w:color="E8DDD0" w:sz="1"/>
+            </w:tcBorders>
+            <w:shd w:fill="FAF3E8" w:val="clear"/>
+            <w:tcMar>
+              <w:top w:type="dxa" w:w="80"/>
+              <w:left w:type="dxa" w:w="160"/>
+              <w:bottom w:type="dxa" w:w="80"/>
+              <w:right w:type="dxa" w:w="160"/>
+            </w:tcMar>
+          </w:tcPr>
+          <w:p>
+            <w:r>
+              <w:rPr>
+                <w:rFonts w:ascii="Arial" w:cs="Arial" w:eastAsia="Arial" w:hAnsi="Arial"/>
+                <w:b w:val="false"/>
+                <w:bCs w:val="false"/>
+                <w:color w:val="1A1A1A"/>
+                <w:sz w:val="20"/>
+                <w:szCs w:val="20"/>
+              </w:rPr>
+              <w:t xml:space="preserve">HashiCorp Vault — Secrets Engine UNIQUEMENT. Stocke relais_x25519_sk. (HCV Transit retiré DEC-16)</w:t>
             </w:r>
           </w:p>
         </w:tc>
@@ -809,7 +1656,15 @@
           <w:sz w:val="36"/>
           <w:szCs w:val="36"/>
         </w:rPr>
-        <w:t xml:space="preserve">§4.3 — Création des clés : configuration contacts [DEC-28 + DEC-29]</w:t>
+        <w:t xml:space="preserve">2. Algorithmes</w:t>
+      </w:r>
+    </w:p>
+    <w:p>
+      <w:pPr>
+        <w:spacing w:after="0" w:before="120"/>
+      </w:pPr>
+      <w:r>
+        <w:t xml:space="preserve"/>
       </w:r>
     </w:p>
     <w:tbl>
@@ -825,584 +1680,861 @@
         </w:tblBorders>
       </w:tblPr>
       <w:tblGrid>
-        <w:gridCol w:w="9360"/>
+        <w:gridCol w:w="3120"/>
+        <w:gridCol w:w="3120"/>
+        <w:gridCol w:w="3120"/>
       </w:tblGrid>
       <w:tr>
         <w:tc>
           <w:tcPr>
-            <w:tcW w:type="dxa" w:w="9360"/>
-            <w:tcBorders>
-              <w:top w:val="single" w:color="D4C5A9" w:sz="1"/>
-              <w:left w:val="single" w:color="F4A335" w:sz="6"/>
-              <w:bottom w:val="single" w:color="D4C5A9" w:sz="1"/>
-              <w:right w:val="single" w:color="D4C5A9" w:sz="1"/>
-            </w:tcBorders>
-            <w:shd w:fill="F5F0E8" w:val="clear"/>
-            <w:tcMar>
-              <w:top w:type="dxa" w:w="160"/>
-              <w:left w:type="dxa" w:w="240"/>
-              <w:bottom w:type="dxa" w:w="160"/>
-              <w:right w:type="dxa" w:w="240"/>
-            </w:tcMar>
-          </w:tcPr>
-          <w:p>
-            <w:pPr>
-              <w:spacing w:after="0" w:before="0"/>
-            </w:pPr>
-            <w:r>
-              <w:rPr>
-                <w:rFonts w:ascii="Courier New" w:cs="Courier New" w:eastAsia="Courier New" w:hAnsi="Courier New"/>
-                <w:color w:val="1A1A1A"/>
-                <w:sz w:val="18"/>
-                <w:szCs w:val="18"/>
-              </w:rPr>
-              <w:t xml:space="preserve">// CONFIGURATION D'UN TRUSTED CONTACT (activation transmission)</w:t>
-            </w:r>
-          </w:p>
-          <w:p>
-            <w:pPr>
-              <w:spacing w:after="0" w:before="0"/>
-            </w:pPr>
-            <w:r>
-              <w:rPr>
-                <w:rFonts w:ascii="Courier New" w:cs="Courier New" w:eastAsia="Courier New" w:hAnsi="Courier New"/>
-                <w:color w:val="1A1A1A"/>
-                <w:sz w:val="18"/>
-                <w:szCs w:val="18"/>
-              </w:rPr>
-              <w:t xml:space="preserve"/>
-            </w:r>
-          </w:p>
-          <w:p>
-            <w:pPr>
-              <w:spacing w:after="0" w:before="0"/>
-            </w:pPr>
-            <w:r>
-              <w:rPr>
-                <w:rFonts w:ascii="Courier New" w:cs="Courier New" w:eastAsia="Courier New" w:hAnsi="Courier New"/>
-                <w:color w:val="1A1A1A"/>
-                <w:sz w:val="18"/>
-                <w:szCs w:val="18"/>
-              </w:rPr>
-              <w:t xml:space="preserve">// NIVEAU 1 — notification_enc (DEC-28 : crypto_box_seal)</w:t>
-            </w:r>
-          </w:p>
-          <w:p>
-            <w:pPr>
-              <w:spacing w:after="0" w:before="0"/>
-            </w:pPr>
-            <w:r>
-              <w:rPr>
-                <w:rFonts w:ascii="Courier New" w:cs="Courier New" w:eastAsia="Courier New" w:hAnsi="Courier New"/>
-                <w:color w:val="1A1A1A"/>
-                <w:sz w:val="18"/>
-                <w:szCs w:val="18"/>
-              </w:rPr>
-              <w:t xml:space="preserve">relais_x25519_pk = await GET /transmission/relais-key</w:t>
-            </w:r>
-          </w:p>
-          <w:p>
-            <w:pPr>
-              <w:spacing w:after="0" w:before="0"/>
-            </w:pPr>
-            <w:r>
-              <w:rPr>
-                <w:rFonts w:ascii="Courier New" w:cs="Courier New" w:eastAsia="Courier New" w:hAnsi="Courier New"/>
-                <w:color w:val="1A1A1A"/>
-                <w:sz w:val="18"/>
-                <w:szCs w:val="18"/>
-              </w:rPr>
-              <w:t xml:space="preserve">notification_enc = crypto_box_seal(</w:t>
-            </w:r>
-          </w:p>
-          <w:p>
-            <w:pPr>
-              <w:spacing w:after="0" w:before="0"/>
-            </w:pPr>
-            <w:r>
-              <w:rPr>
-                <w:rFonts w:ascii="Courier New" w:cs="Courier New" w:eastAsia="Courier New" w:hAnsi="Courier New"/>
-                <w:color w:val="1A1A1A"/>
-                <w:sz w:val="18"/>
-                <w:szCs w:val="18"/>
-              </w:rPr>
-              <w:t xml:space="preserve">  JSON.encode({ email, phone }),</w:t>
-            </w:r>
-          </w:p>
-          <w:p>
-            <w:pPr>
-              <w:spacing w:after="0" w:before="0"/>
-            </w:pPr>
-            <w:r>
-              <w:rPr>
-                <w:rFonts w:ascii="Courier New" w:cs="Courier New" w:eastAsia="Courier New" w:hAnsi="Courier New"/>
-                <w:color w:val="1A1A1A"/>
-                <w:sz w:val="18"/>
-                <w:szCs w:val="18"/>
-              </w:rPr>
-              <w:t xml:space="preserve">  relais_x25519_pk          // clé publique X25519 de Relais</w:t>
-            </w:r>
-          </w:p>
-          <w:p>
-            <w:pPr>
-              <w:spacing w:after="0" w:before="0"/>
-            </w:pPr>
-            <w:r>
-              <w:rPr>
-                <w:rFonts w:ascii="Courier New" w:cs="Courier New" w:eastAsia="Courier New" w:hAnsi="Courier New"/>
-                <w:color w:val="1A1A1A"/>
-                <w:sz w:val="18"/>
-                <w:szCs w:val="18"/>
-              </w:rPr>
-              <w:t xml:space="preserve">)</w:t>
-            </w:r>
-          </w:p>
-          <w:p>
-            <w:pPr>
-              <w:spacing w:after="0" w:before="0"/>
-            </w:pPr>
-            <w:r>
-              <w:rPr>
-                <w:rFonts w:ascii="Courier New" w:cs="Courier New" w:eastAsia="Courier New" w:hAnsi="Courier New"/>
-                <w:color w:val="1A1A1A"/>
-                <w:sz w:val="18"/>
-                <w:szCs w:val="18"/>
-              </w:rPr>
-              <w:t xml:space="preserve">notification_sig = Ed25519.sign(notification_enc, owner_sk)</w:t>
-            </w:r>
-          </w:p>
-          <w:p>
-            <w:pPr>
-              <w:spacing w:after="0" w:before="0"/>
-            </w:pPr>
-            <w:r>
-              <w:rPr>
-                <w:rFonts w:ascii="Courier New" w:cs="Courier New" w:eastAsia="Courier New" w:hAnsi="Courier New"/>
-                <w:color w:val="1A1A1A"/>
-                <w:sz w:val="18"/>
-                <w:szCs w:val="18"/>
-              </w:rPr>
-              <w:t xml:space="preserve"/>
-            </w:r>
-          </w:p>
-          <w:p>
-            <w:pPr>
-              <w:spacing w:after="0" w:before="0"/>
-            </w:pPr>
-            <w:r>
-              <w:rPr>
-                <w:rFonts w:ascii="Courier New" w:cs="Courier New" w:eastAsia="Courier New" w:hAnsi="Courier New"/>
-                <w:color w:val="1A1A1A"/>
-                <w:sz w:val="18"/>
-                <w:szCs w:val="18"/>
-              </w:rPr>
-              <w:t xml:space="preserve">// NIVEAU 2 — secret_enc (inchangé)</w:t>
-            </w:r>
-          </w:p>
-          <w:p>
-            <w:pPr>
-              <w:spacing w:after="0" w:before="0"/>
-            </w:pPr>
-            <w:r>
-              <w:rPr>
-                <w:rFonts w:ascii="Courier New" w:cs="Courier New" w:eastAsia="Courier New" w:hAnsi="Courier New"/>
-                <w:color w:val="1A1A1A"/>
-                <w:sz w:val="18"/>
-                <w:szCs w:val="18"/>
-              </w:rPr>
-              <w:t xml:space="preserve">secret_enc = XChaCha20(K2_owner, { nom, rôle, message_personnel })</w:t>
-            </w:r>
-          </w:p>
-          <w:p>
-            <w:pPr>
-              <w:spacing w:after="0" w:before="0"/>
-            </w:pPr>
-            <w:r>
-              <w:rPr>
-                <w:rFonts w:ascii="Courier New" w:cs="Courier New" w:eastAsia="Courier New" w:hAnsi="Courier New"/>
-                <w:color w:val="1A1A1A"/>
-                <w:sz w:val="18"/>
-                <w:szCs w:val="18"/>
-              </w:rPr>
-              <w:t xml:space="preserve"/>
-            </w:r>
-          </w:p>
-          <w:p>
-            <w:pPr>
-              <w:spacing w:after="0" w:before="0"/>
-            </w:pPr>
-            <w:r>
-              <w:rPr>
-                <w:rFonts w:ascii="Courier New" w:cs="Courier New" w:eastAsia="Courier New" w:hAnsi="Courier New"/>
-                <w:color w:val="1A1A1A"/>
-                <w:sz w:val="18"/>
-                <w:szCs w:val="18"/>
-              </w:rPr>
-              <w:t xml:space="preserve">// QUESTIONS — références bibliothèque (DEC-20, inchangé)</w:t>
-            </w:r>
-          </w:p>
-          <w:p>
-            <w:pPr>
-              <w:spacing w:after="0" w:before="0"/>
-            </w:pPr>
-            <w:r>
-              <w:rPr>
-                <w:rFonts w:ascii="Courier New" w:cs="Courier New" w:eastAsia="Courier New" w:hAnsi="Courier New"/>
-                <w:color w:val="1A1A1A"/>
-                <w:sz w:val="18"/>
-                <w:szCs w:val="18"/>
-              </w:rPr>
-              <w:t xml:space="preserve">question_1_id, question_2_id, question_3_id</w:t>
-            </w:r>
-          </w:p>
-          <w:p>
-            <w:pPr>
-              <w:spacing w:after="0" w:before="0"/>
-            </w:pPr>
-            <w:r>
-              <w:rPr>
-                <w:rFonts w:ascii="Courier New" w:cs="Courier New" w:eastAsia="Courier New" w:hAnsi="Courier New"/>
-                <w:color w:val="1A1A1A"/>
-                <w:sz w:val="18"/>
-                <w:szCs w:val="18"/>
-              </w:rPr>
-              <w:t xml:space="preserve"/>
-            </w:r>
-          </w:p>
-          <w:p>
-            <w:pPr>
-              <w:spacing w:after="0" w:before="0"/>
-            </w:pPr>
-            <w:r>
-              <w:rPr>
-                <w:rFonts w:ascii="Courier New" w:cs="Courier New" w:eastAsia="Courier New" w:hAnsi="Courier New"/>
-                <w:color w:val="1A1A1A"/>
-                <w:sz w:val="18"/>
-                <w:szCs w:val="18"/>
-              </w:rPr>
-              <w:t xml:space="preserve">// PARTS SHAMIR — DEC-29 : signature Ed25519 sur chaque Si_enc</w:t>
-            </w:r>
-          </w:p>
-          <w:p>
-            <w:pPr>
-              <w:spacing w:after="0" w:before="0"/>
-            </w:pPr>
-            <w:r>
-              <w:rPr>
-                <w:rFonts w:ascii="Courier New" w:cs="Courier New" w:eastAsia="Courier New" w:hAnsi="Courier New"/>
-                <w:color w:val="1A1A1A"/>
-                <w:sz w:val="18"/>
-                <w:szCs w:val="18"/>
-              </w:rPr>
-              <w:t xml:space="preserve">for each contact_i:</w:t>
-            </w:r>
-          </w:p>
-          <w:p>
-            <w:pPr>
-              <w:spacing w:after="0" w:before="0"/>
-            </w:pPr>
-            <w:r>
-              <w:rPr>
-                <w:rFonts w:ascii="Courier New" w:cs="Courier New" w:eastAsia="Courier New" w:hAnsi="Courier New"/>
-                <w:color w:val="1A1A1A"/>
-                <w:sz w:val="18"/>
-                <w:szCs w:val="18"/>
-              </w:rPr>
-              <w:t xml:space="preserve">  S_i    = shamir.split(K_j)[i]</w:t>
-            </w:r>
-          </w:p>
-          <w:p>
-            <w:pPr>
-              <w:spacing w:after="0" w:before="0"/>
-            </w:pPr>
-            <w:r>
-              <w:rPr>
-                <w:rFonts w:ascii="Courier New" w:cs="Courier New" w:eastAsia="Courier New" w:hAnsi="Courier New"/>
-                <w:color w:val="1A1A1A"/>
-                <w:sz w:val="18"/>
-                <w:szCs w:val="18"/>
-              </w:rPr>
-              <w:t xml:space="preserve">  K_i    = Argon2id(réponses_contact_i, ctx='relais_contact_v1')</w:t>
-            </w:r>
-          </w:p>
-          <w:p>
-            <w:pPr>
-              <w:spacing w:after="0" w:before="0"/>
-            </w:pPr>
-            <w:r>
-              <w:rPr>
-                <w:rFonts w:ascii="Courier New" w:cs="Courier New" w:eastAsia="Courier New" w:hAnsi="Courier New"/>
-                <w:color w:val="1A1A1A"/>
-                <w:sz w:val="18"/>
-                <w:szCs w:val="18"/>
-              </w:rPr>
-              <w:t xml:space="preserve">  Si_enc = XChaCha20(K_i, S_i)</w:t>
-            </w:r>
-          </w:p>
-          <w:p>
-            <w:pPr>
-              <w:spacing w:after="0" w:before="0"/>
-            </w:pPr>
-            <w:r>
-              <w:rPr>
-                <w:rFonts w:ascii="Courier New" w:cs="Courier New" w:eastAsia="Courier New" w:hAnsi="Courier New"/>
-                <w:color w:val="1A1A1A"/>
-                <w:sz w:val="18"/>
-                <w:szCs w:val="18"/>
-              </w:rPr>
-              <w:t xml:space="preserve">  hash_i = SHA256(Si_enc)</w:t>
-            </w:r>
-          </w:p>
-          <w:p>
-            <w:pPr>
-              <w:spacing w:after="0" w:before="0"/>
-            </w:pPr>
-            <w:r>
-              <w:rPr>
-                <w:rFonts w:ascii="Courier New" w:cs="Courier New" w:eastAsia="Courier New" w:hAnsi="Courier New"/>
-                <w:color w:val="1A1A1A"/>
-                <w:sz w:val="18"/>
-                <w:szCs w:val="18"/>
-              </w:rPr>
-              <w:t xml:space="preserve">  sig_i  = Ed25519.sign(hash_i, ed25519_sk)  // ← DEC-29</w:t>
-            </w:r>
-          </w:p>
-          <w:p>
-            <w:pPr>
-              <w:spacing w:after="0" w:before="0"/>
-            </w:pPr>
-            <w:r>
-              <w:rPr>
-                <w:rFonts w:ascii="Courier New" w:cs="Courier New" w:eastAsia="Courier New" w:hAnsi="Courier New"/>
-                <w:color w:val="1A1A1A"/>
-                <w:sz w:val="18"/>
-                <w:szCs w:val="18"/>
-              </w:rPr>
-              <w:t xml:space="preserve">  ed25519_sk.fill(0)</w:t>
-            </w:r>
-          </w:p>
-          <w:p>
-            <w:pPr>
-              <w:spacing w:after="0" w:before="0"/>
-            </w:pPr>
-            <w:r>
-              <w:rPr>
-                <w:rFonts w:ascii="Courier New" w:cs="Courier New" w:eastAsia="Courier New" w:hAnsi="Courier New"/>
-                <w:color w:val="1A1A1A"/>
-                <w:sz w:val="18"/>
-                <w:szCs w:val="18"/>
-              </w:rPr>
-              <w:t xml:space="preserve">  // push Si_enc sur Storj</w:t>
-            </w:r>
-          </w:p>
-          <w:p>
-            <w:pPr>
-              <w:spacing w:after="0" w:before="0"/>
-            </w:pPr>
-            <w:r>
-              <w:rPr>
-                <w:rFonts w:ascii="Courier New" w:cs="Courier New" w:eastAsia="Courier New" w:hAnsi="Courier New"/>
-                <w:color w:val="1A1A1A"/>
-                <w:sz w:val="18"/>
-                <w:szCs w:val="18"/>
-              </w:rPr>
-              <w:t xml:space="preserve"/>
-            </w:r>
-          </w:p>
-          <w:p>
-            <w:pPr>
-              <w:spacing w:after="0" w:before="0"/>
-            </w:pPr>
-            <w:r>
-              <w:rPr>
-                <w:rFonts w:ascii="Courier New" w:cs="Courier New" w:eastAsia="Courier New" w:hAnsi="Courier New"/>
-                <w:color w:val="1A1A1A"/>
-                <w:sz w:val="18"/>
-                <w:szCs w:val="18"/>
-              </w:rPr>
-              <w:t xml:space="preserve">POST /transmission/activate {</w:t>
-            </w:r>
-          </w:p>
-          <w:p>
-            <w:pPr>
-              <w:spacing w:after="0" w:before="0"/>
-            </w:pPr>
-            <w:r>
-              <w:rPr>
-                <w:rFonts w:ascii="Courier New" w:cs="Courier New" w:eastAsia="Courier New" w:hAnsi="Courier New"/>
-                <w:color w:val="1A1A1A"/>
-                <w:sz w:val="18"/>
-                <w:szCs w:val="18"/>
-              </w:rPr>
-              <w:t xml:space="preserve">  contacts: [{</w:t>
-            </w:r>
-          </w:p>
-          <w:p>
-            <w:pPr>
-              <w:spacing w:after="0" w:before="0"/>
-            </w:pPr>
-            <w:r>
-              <w:rPr>
-                <w:rFonts w:ascii="Courier New" w:cs="Courier New" w:eastAsia="Courier New" w:hAnsi="Courier New"/>
-                <w:color w:val="1A1A1A"/>
-                <w:sz w:val="18"/>
-                <w:szCs w:val="18"/>
-              </w:rPr>
-              <w:t xml:space="preserve">    contact_id,</w:t>
-            </w:r>
-          </w:p>
-          <w:p>
-            <w:pPr>
-              <w:spacing w:after="0" w:before="0"/>
-            </w:pPr>
-            <w:r>
-              <w:rPr>
-                <w:rFonts w:ascii="Courier New" w:cs="Courier New" w:eastAsia="Courier New" w:hAnsi="Courier New"/>
-                <w:color w:val="1A1A1A"/>
-                <w:sz w:val="18"/>
-                <w:szCs w:val="18"/>
-              </w:rPr>
-              <w:t xml:space="preserve">    notification_enc,  // crypto_box_seal (DEC-28)</w:t>
-            </w:r>
-          </w:p>
-          <w:p>
-            <w:pPr>
-              <w:spacing w:after="0" w:before="0"/>
-            </w:pPr>
-            <w:r>
-              <w:rPr>
-                <w:rFonts w:ascii="Courier New" w:cs="Courier New" w:eastAsia="Courier New" w:hAnsi="Courier New"/>
-                <w:color w:val="1A1A1A"/>
-                <w:sz w:val="18"/>
-                <w:szCs w:val="18"/>
-              </w:rPr>
-              <w:t xml:space="preserve">    notification_sig,  // Ed25519.sign(notification_enc, owner_sk)</w:t>
-            </w:r>
-          </w:p>
-          <w:p>
-            <w:pPr>
-              <w:spacing w:after="0" w:before="0"/>
-            </w:pPr>
-            <w:r>
-              <w:rPr>
-                <w:rFonts w:ascii="Courier New" w:cs="Courier New" w:eastAsia="Courier New" w:hAnsi="Courier New"/>
-                <w:color w:val="1A1A1A"/>
-                <w:sz w:val="18"/>
-                <w:szCs w:val="18"/>
-              </w:rPr>
-              <w:t xml:space="preserve">    secret_enc,</w:t>
-            </w:r>
-          </w:p>
-          <w:p>
-            <w:pPr>
-              <w:spacing w:after="0" w:before="0"/>
-            </w:pPr>
-            <w:r>
-              <w:rPr>
-                <w:rFonts w:ascii="Courier New" w:cs="Courier New" w:eastAsia="Courier New" w:hAnsi="Courier New"/>
-                <w:color w:val="1A1A1A"/>
-                <w:sz w:val="18"/>
-                <w:szCs w:val="18"/>
-              </w:rPr>
-              <w:t xml:space="preserve">    question_1_id, question_2_id, question_3_id,</w:t>
-            </w:r>
-          </w:p>
-          <w:p>
-            <w:pPr>
-              <w:spacing w:after="0" w:before="0"/>
-            </w:pPr>
-            <w:r>
-              <w:rPr>
-                <w:rFonts w:ascii="Courier New" w:cs="Courier New" w:eastAsia="Courier New" w:hAnsi="Courier New"/>
-                <w:color w:val="1A1A1A"/>
-                <w:sz w:val="18"/>
-                <w:szCs w:val="18"/>
-              </w:rPr>
-              <w:t xml:space="preserve">    has_k1_role, has_k2_role, has_k3_role,</w:t>
-            </w:r>
-          </w:p>
-          <w:p>
-            <w:pPr>
-              <w:spacing w:after="0" w:before="0"/>
-            </w:pPr>
-            <w:r>
-              <w:rPr>
-                <w:rFonts w:ascii="Courier New" w:cs="Courier New" w:eastAsia="Courier New" w:hAnsi="Courier New"/>
-                <w:color w:val="1A1A1A"/>
-                <w:sz w:val="18"/>
-                <w:szCs w:val="18"/>
-              </w:rPr>
-              <w:t xml:space="preserve">    storj_k1_path, storj_k2_path, storj_k3_path,</w:t>
-            </w:r>
-          </w:p>
-          <w:p>
-            <w:pPr>
-              <w:spacing w:after="0" w:before="0"/>
-            </w:pPr>
-            <w:r>
-              <w:rPr>
-                <w:rFonts w:ascii="Courier New" w:cs="Courier New" w:eastAsia="Courier New" w:hAnsi="Courier New"/>
-                <w:color w:val="1A1A1A"/>
-                <w:sz w:val="18"/>
-                <w:szCs w:val="18"/>
-              </w:rPr>
-              <w:t xml:space="preserve">    share_k1_hash, share_k2_hash, share_k3_hash,</w:t>
-            </w:r>
-          </w:p>
-          <w:p>
-            <w:pPr>
-              <w:spacing w:after="0" w:before="0"/>
-            </w:pPr>
-            <w:r>
-              <w:rPr>
-                <w:rFonts w:ascii="Courier New" w:cs="Courier New" w:eastAsia="Courier New" w:hAnsi="Courier New"/>
-                <w:color w:val="1A1A1A"/>
-                <w:sz w:val="18"/>
-                <w:szCs w:val="18"/>
-              </w:rPr>
-              <w:t xml:space="preserve">    share_k1_sig, share_k2_sig, share_k3_sig,  // ← DEC-29</w:t>
-            </w:r>
-          </w:p>
-          <w:p>
-            <w:pPr>
-              <w:spacing w:after="0" w:before="0"/>
-            </w:pPr>
-            <w:r>
-              <w:rPr>
-                <w:rFonts w:ascii="Courier New" w:cs="Courier New" w:eastAsia="Courier New" w:hAnsi="Courier New"/>
-                <w:color w:val="1A1A1A"/>
-                <w:sz w:val="18"/>
-                <w:szCs w:val="18"/>
-              </w:rPr>
-              <w:t xml:space="preserve">    verify_token</w:t>
-            </w:r>
-          </w:p>
-          <w:p>
-            <w:pPr>
-              <w:spacing w:after="0" w:before="0"/>
-            </w:pPr>
-            <w:r>
-              <w:rPr>
-                <w:rFonts w:ascii="Courier New" w:cs="Courier New" w:eastAsia="Courier New" w:hAnsi="Courier New"/>
-                <w:color w:val="1A1A1A"/>
-                <w:sz w:val="18"/>
-                <w:szCs w:val="18"/>
-              </w:rPr>
-              <w:t xml:space="preserve">  }]</w:t>
-            </w:r>
-          </w:p>
-          <w:p>
-            <w:pPr>
-              <w:spacing w:after="0" w:before="0"/>
-            </w:pPr>
-            <w:r>
-              <w:rPr>
-                <w:rFonts w:ascii="Courier New" w:cs="Courier New" w:eastAsia="Courier New" w:hAnsi="Courier New"/>
-                <w:color w:val="1A1A1A"/>
-                <w:sz w:val="18"/>
-                <w:szCs w:val="18"/>
-              </w:rPr>
-              <w:t xml:space="preserve">}</w:t>
+            <w:tcW w:type="dxa" w:w="3120"/>
+            <w:tcBorders>
+              <w:top w:val="single" w:color="E8DDD0" w:sz="1"/>
+              <w:left w:val="single" w:color="E8DDD0" w:sz="1"/>
+              <w:bottom w:val="single" w:color="E8DDD0" w:sz="1"/>
+              <w:right w:val="single" w:color="E8DDD0" w:sz="1"/>
+            </w:tcBorders>
+            <w:shd w:fill="5C3A0F" w:val="clear"/>
+            <w:tcMar>
+              <w:top w:type="dxa" w:w="80"/>
+              <w:left w:type="dxa" w:w="160"/>
+              <w:bottom w:type="dxa" w:w="80"/>
+              <w:right w:type="dxa" w:w="160"/>
+            </w:tcMar>
+          </w:tcPr>
+          <w:p>
+            <w:r>
+              <w:rPr>
+                <w:rFonts w:ascii="Arial" w:cs="Arial" w:eastAsia="Arial" w:hAnsi="Arial"/>
+                <w:b/>
+                <w:bCs/>
+                <w:color w:val="FFFFFF"/>
+                <w:sz w:val="20"/>
+                <w:szCs w:val="20"/>
+              </w:rPr>
+              <w:t xml:space="preserve">Algorithme</w:t>
+            </w:r>
+          </w:p>
+        </w:tc>
+        <w:tc>
+          <w:tcPr>
+            <w:tcW w:type="dxa" w:w="3120"/>
+            <w:tcBorders>
+              <w:top w:val="single" w:color="E8DDD0" w:sz="1"/>
+              <w:left w:val="single" w:color="E8DDD0" w:sz="1"/>
+              <w:bottom w:val="single" w:color="E8DDD0" w:sz="1"/>
+              <w:right w:val="single" w:color="E8DDD0" w:sz="1"/>
+            </w:tcBorders>
+            <w:shd w:fill="5C3A0F" w:val="clear"/>
+            <w:tcMar>
+              <w:top w:type="dxa" w:w="80"/>
+              <w:left w:type="dxa" w:w="160"/>
+              <w:bottom w:type="dxa" w:w="80"/>
+              <w:right w:type="dxa" w:w="160"/>
+            </w:tcMar>
+          </w:tcPr>
+          <w:p>
+            <w:r>
+              <w:rPr>
+                <w:rFonts w:ascii="Arial" w:cs="Arial" w:eastAsia="Arial" w:hAnsi="Arial"/>
+                <w:b/>
+                <w:bCs/>
+                <w:color w:val="FFFFFF"/>
+                <w:sz w:val="20"/>
+                <w:szCs w:val="20"/>
+              </w:rPr>
+              <w:t xml:space="preserve">Rôle</w:t>
+            </w:r>
+          </w:p>
+        </w:tc>
+        <w:tc>
+          <w:tcPr>
+            <w:tcW w:type="dxa" w:w="3120"/>
+            <w:tcBorders>
+              <w:top w:val="single" w:color="E8DDD0" w:sz="1"/>
+              <w:left w:val="single" w:color="E8DDD0" w:sz="1"/>
+              <w:bottom w:val="single" w:color="E8DDD0" w:sz="1"/>
+              <w:right w:val="single" w:color="E8DDD0" w:sz="1"/>
+            </w:tcBorders>
+            <w:shd w:fill="5C3A0F" w:val="clear"/>
+            <w:tcMar>
+              <w:top w:type="dxa" w:w="80"/>
+              <w:left w:type="dxa" w:w="160"/>
+              <w:bottom w:type="dxa" w:w="80"/>
+              <w:right w:type="dxa" w:w="160"/>
+            </w:tcMar>
+          </w:tcPr>
+          <w:p>
+            <w:r>
+              <w:rPr>
+                <w:rFonts w:ascii="Arial" w:cs="Arial" w:eastAsia="Arial" w:hAnsi="Arial"/>
+                <w:b/>
+                <w:bCs/>
+                <w:color w:val="FFFFFF"/>
+                <w:sz w:val="20"/>
+                <w:szCs w:val="20"/>
+              </w:rPr>
+              <w:t xml:space="preserve">Justification</w:t>
+            </w:r>
+          </w:p>
+        </w:tc>
+      </w:tr>
+      <w:tr>
+        <w:tc>
+          <w:tcPr>
+            <w:tcW w:type="dxa" w:w="3120"/>
+            <w:tcBorders>
+              <w:top w:val="single" w:color="E8DDD0" w:sz="1"/>
+              <w:left w:val="single" w:color="E8DDD0" w:sz="1"/>
+              <w:bottom w:val="single" w:color="E8DDD0" w:sz="1"/>
+              <w:right w:val="single" w:color="E8DDD0" w:sz="1"/>
+            </w:tcBorders>
+            <w:shd w:fill="FAF3E8" w:val="clear"/>
+            <w:tcMar>
+              <w:top w:type="dxa" w:w="80"/>
+              <w:left w:type="dxa" w:w="160"/>
+              <w:bottom w:type="dxa" w:w="80"/>
+              <w:right w:type="dxa" w:w="160"/>
+            </w:tcMar>
+          </w:tcPr>
+          <w:p>
+            <w:r>
+              <w:rPr>
+                <w:rFonts w:ascii="Arial" w:cs="Arial" w:eastAsia="Arial" w:hAnsi="Arial"/>
+                <w:b/>
+                <w:bCs/>
+                <w:color w:val="1A1A1A"/>
+                <w:sz w:val="20"/>
+                <w:szCs w:val="20"/>
+              </w:rPr>
+              <w:t xml:space="preserve">BIP39</w:t>
+            </w:r>
+          </w:p>
+        </w:tc>
+        <w:tc>
+          <w:tcPr>
+            <w:tcW w:type="dxa" w:w="3120"/>
+            <w:tcBorders>
+              <w:top w:val="single" w:color="E8DDD0" w:sz="1"/>
+              <w:left w:val="single" w:color="E8DDD0" w:sz="1"/>
+              <w:bottom w:val="single" w:color="E8DDD0" w:sz="1"/>
+              <w:right w:val="single" w:color="E8DDD0" w:sz="1"/>
+            </w:tcBorders>
+            <w:shd w:fill="FAF3E8" w:val="clear"/>
+            <w:tcMar>
+              <w:top w:type="dxa" w:w="80"/>
+              <w:left w:type="dxa" w:w="160"/>
+              <w:bottom w:type="dxa" w:w="80"/>
+              <w:right w:type="dxa" w:w="160"/>
+            </w:tcMar>
+          </w:tcPr>
+          <w:p>
+            <w:r>
+              <w:rPr>
+                <w:rFonts w:ascii="Arial" w:cs="Arial" w:eastAsia="Arial" w:hAnsi="Arial"/>
+                <w:b w:val="false"/>
+                <w:bCs w:val="false"/>
+                <w:color w:val="1A1A1A"/>
+                <w:sz w:val="20"/>
+                <w:szCs w:val="20"/>
+              </w:rPr>
+              <w:t xml:space="preserve">Génération seed (12 mots)</w:t>
+            </w:r>
+          </w:p>
+        </w:tc>
+        <w:tc>
+          <w:tcPr>
+            <w:tcW w:type="dxa" w:w="3120"/>
+            <w:tcBorders>
+              <w:top w:val="single" w:color="E8DDD0" w:sz="1"/>
+              <w:left w:val="single" w:color="E8DDD0" w:sz="1"/>
+              <w:bottom w:val="single" w:color="E8DDD0" w:sz="1"/>
+              <w:right w:val="single" w:color="E8DDD0" w:sz="1"/>
+            </w:tcBorders>
+            <w:shd w:fill="FAF3E8" w:val="clear"/>
+            <w:tcMar>
+              <w:top w:type="dxa" w:w="80"/>
+              <w:left w:type="dxa" w:w="160"/>
+              <w:bottom w:type="dxa" w:w="80"/>
+              <w:right w:type="dxa" w:w="160"/>
+            </w:tcMar>
+          </w:tcPr>
+          <w:p>
+            <w:r>
+              <w:rPr>
+                <w:rFonts w:ascii="Arial" w:cs="Arial" w:eastAsia="Arial" w:hAnsi="Arial"/>
+                <w:b w:val="false"/>
+                <w:bCs w:val="false"/>
+                <w:color w:val="1A1A1A"/>
+                <w:sz w:val="20"/>
+                <w:szCs w:val="20"/>
+              </w:rPr>
+              <w:t xml:space="preserve">Standard universel, mémorisable</w:t>
+            </w:r>
+          </w:p>
+        </w:tc>
+      </w:tr>
+      <w:tr>
+        <w:tc>
+          <w:tcPr>
+            <w:tcW w:type="dxa" w:w="3120"/>
+            <w:tcBorders>
+              <w:top w:val="single" w:color="E8DDD0" w:sz="1"/>
+              <w:left w:val="single" w:color="E8DDD0" w:sz="1"/>
+              <w:bottom w:val="single" w:color="E8DDD0" w:sz="1"/>
+              <w:right w:val="single" w:color="E8DDD0" w:sz="1"/>
+            </w:tcBorders>
+            <w:shd w:fill="FFFFFF" w:val="clear"/>
+            <w:tcMar>
+              <w:top w:type="dxa" w:w="80"/>
+              <w:left w:type="dxa" w:w="160"/>
+              <w:bottom w:type="dxa" w:w="80"/>
+              <w:right w:type="dxa" w:w="160"/>
+            </w:tcMar>
+          </w:tcPr>
+          <w:p>
+            <w:r>
+              <w:rPr>
+                <w:rFonts w:ascii="Arial" w:cs="Arial" w:eastAsia="Arial" w:hAnsi="Arial"/>
+                <w:b/>
+                <w:bCs/>
+                <w:color w:val="1A1A1A"/>
+                <w:sz w:val="20"/>
+                <w:szCs w:val="20"/>
+              </w:rPr>
+              <w:t xml:space="preserve">Argon2id</w:t>
+            </w:r>
+          </w:p>
+        </w:tc>
+        <w:tc>
+          <w:tcPr>
+            <w:tcW w:type="dxa" w:w="3120"/>
+            <w:tcBorders>
+              <w:top w:val="single" w:color="E8DDD0" w:sz="1"/>
+              <w:left w:val="single" w:color="E8DDD0" w:sz="1"/>
+              <w:bottom w:val="single" w:color="E8DDD0" w:sz="1"/>
+              <w:right w:val="single" w:color="E8DDD0" w:sz="1"/>
+            </w:tcBorders>
+            <w:shd w:fill="FFFFFF" w:val="clear"/>
+            <w:tcMar>
+              <w:top w:type="dxa" w:w="80"/>
+              <w:left w:type="dxa" w:w="160"/>
+              <w:bottom w:type="dxa" w:w="80"/>
+              <w:right w:type="dxa" w:w="160"/>
+            </w:tcMar>
+          </w:tcPr>
+          <w:p>
+            <w:r>
+              <w:rPr>
+                <w:rFonts w:ascii="Arial" w:cs="Arial" w:eastAsia="Arial" w:hAnsi="Arial"/>
+                <w:b w:val="false"/>
+                <w:bCs w:val="false"/>
+                <w:color w:val="1A1A1A"/>
+                <w:sz w:val="20"/>
+                <w:szCs w:val="20"/>
+              </w:rPr>
+              <w:t xml:space="preserve">Dérivation K1/K2/K3, PIN, K_i réponses</w:t>
+            </w:r>
+          </w:p>
+        </w:tc>
+        <w:tc>
+          <w:tcPr>
+            <w:tcW w:type="dxa" w:w="3120"/>
+            <w:tcBorders>
+              <w:top w:val="single" w:color="E8DDD0" w:sz="1"/>
+              <w:left w:val="single" w:color="E8DDD0" w:sz="1"/>
+              <w:bottom w:val="single" w:color="E8DDD0" w:sz="1"/>
+              <w:right w:val="single" w:color="E8DDD0" w:sz="1"/>
+            </w:tcBorders>
+            <w:shd w:fill="FFFFFF" w:val="clear"/>
+            <w:tcMar>
+              <w:top w:type="dxa" w:w="80"/>
+              <w:left w:type="dxa" w:w="160"/>
+              <w:bottom w:type="dxa" w:w="80"/>
+              <w:right w:type="dxa" w:w="160"/>
+            </w:tcMar>
+          </w:tcPr>
+          <w:p>
+            <w:r>
+              <w:rPr>
+                <w:rFonts w:ascii="Arial" w:cs="Arial" w:eastAsia="Arial" w:hAnsi="Arial"/>
+                <w:b w:val="false"/>
+                <w:bCs w:val="false"/>
+                <w:color w:val="1A1A1A"/>
+                <w:sz w:val="20"/>
+                <w:szCs w:val="20"/>
+              </w:rPr>
+              <w:t xml:space="preserve">Résistant brute force, coûteux en mémoire</w:t>
+            </w:r>
+          </w:p>
+        </w:tc>
+      </w:tr>
+      <w:tr>
+        <w:tc>
+          <w:tcPr>
+            <w:tcW w:type="dxa" w:w="3120"/>
+            <w:tcBorders>
+              <w:top w:val="single" w:color="E8DDD0" w:sz="1"/>
+              <w:left w:val="single" w:color="E8DDD0" w:sz="1"/>
+              <w:bottom w:val="single" w:color="E8DDD0" w:sz="1"/>
+              <w:right w:val="single" w:color="E8DDD0" w:sz="1"/>
+            </w:tcBorders>
+            <w:shd w:fill="FAF3E8" w:val="clear"/>
+            <w:tcMar>
+              <w:top w:type="dxa" w:w="80"/>
+              <w:left w:type="dxa" w:w="160"/>
+              <w:bottom w:type="dxa" w:w="80"/>
+              <w:right w:type="dxa" w:w="160"/>
+            </w:tcMar>
+          </w:tcPr>
+          <w:p>
+            <w:r>
+              <w:rPr>
+                <w:rFonts w:ascii="Arial" w:cs="Arial" w:eastAsia="Arial" w:hAnsi="Arial"/>
+                <w:b/>
+                <w:bCs/>
+                <w:color w:val="1A1A1A"/>
+                <w:sz w:val="20"/>
+                <w:szCs w:val="20"/>
+              </w:rPr>
+              <w:t xml:space="preserve">XChaCha20-Poly1305</w:t>
+            </w:r>
+          </w:p>
+        </w:tc>
+        <w:tc>
+          <w:tcPr>
+            <w:tcW w:type="dxa" w:w="3120"/>
+            <w:tcBorders>
+              <w:top w:val="single" w:color="E8DDD0" w:sz="1"/>
+              <w:left w:val="single" w:color="E8DDD0" w:sz="1"/>
+              <w:bottom w:val="single" w:color="E8DDD0" w:sz="1"/>
+              <w:right w:val="single" w:color="E8DDD0" w:sz="1"/>
+            </w:tcBorders>
+            <w:shd w:fill="FAF3E8" w:val="clear"/>
+            <w:tcMar>
+              <w:top w:type="dxa" w:w="80"/>
+              <w:left w:type="dxa" w:w="160"/>
+              <w:bottom w:type="dxa" w:w="80"/>
+              <w:right w:type="dxa" w:w="160"/>
+            </w:tcMar>
+          </w:tcPr>
+          <w:p>
+            <w:r>
+              <w:rPr>
+                <w:rFonts w:ascii="Arial" w:cs="Arial" w:eastAsia="Arial" w:hAnsi="Arial"/>
+                <w:b w:val="false"/>
+                <w:bCs w:val="false"/>
+                <w:color w:val="1A1A1A"/>
+                <w:sz w:val="20"/>
+                <w:szCs w:val="20"/>
+              </w:rPr>
+              <w:t xml:space="preserve">Chiffrement P1/P2, Si, notification (contact), journal</w:t>
+            </w:r>
+          </w:p>
+        </w:tc>
+        <w:tc>
+          <w:tcPr>
+            <w:tcW w:type="dxa" w:w="3120"/>
+            <w:tcBorders>
+              <w:top w:val="single" w:color="E8DDD0" w:sz="1"/>
+              <w:left w:val="single" w:color="E8DDD0" w:sz="1"/>
+              <w:bottom w:val="single" w:color="E8DDD0" w:sz="1"/>
+              <w:right w:val="single" w:color="E8DDD0" w:sz="1"/>
+            </w:tcBorders>
+            <w:shd w:fill="FAF3E8" w:val="clear"/>
+            <w:tcMar>
+              <w:top w:type="dxa" w:w="80"/>
+              <w:left w:type="dxa" w:w="160"/>
+              <w:bottom w:type="dxa" w:w="80"/>
+              <w:right w:type="dxa" w:w="160"/>
+            </w:tcMar>
+          </w:tcPr>
+          <w:p>
+            <w:r>
+              <w:rPr>
+                <w:rFonts w:ascii="Arial" w:cs="Arial" w:eastAsia="Arial" w:hAnsi="Arial"/>
+                <w:b w:val="false"/>
+                <w:bCs w:val="false"/>
+                <w:color w:val="1A1A1A"/>
+                <w:sz w:val="20"/>
+                <w:szCs w:val="20"/>
+              </w:rPr>
+              <w:t xml:space="preserve">Confidentialité + intégrité, nonce 192 bits</w:t>
+            </w:r>
+          </w:p>
+        </w:tc>
+      </w:tr>
+      <w:tr>
+        <w:tc>
+          <w:tcPr>
+            <w:tcW w:type="dxa" w:w="3120"/>
+            <w:tcBorders>
+              <w:top w:val="single" w:color="E8DDD0" w:sz="1"/>
+              <w:left w:val="single" w:color="E8DDD0" w:sz="1"/>
+              <w:bottom w:val="single" w:color="E8DDD0" w:sz="1"/>
+              <w:right w:val="single" w:color="E8DDD0" w:sz="1"/>
+            </w:tcBorders>
+            <w:shd w:fill="FFFFFF" w:val="clear"/>
+            <w:tcMar>
+              <w:top w:type="dxa" w:w="80"/>
+              <w:left w:type="dxa" w:w="160"/>
+              <w:bottom w:type="dxa" w:w="80"/>
+              <w:right w:type="dxa" w:w="160"/>
+            </w:tcMar>
+          </w:tcPr>
+          <w:p>
+            <w:r>
+              <w:rPr>
+                <w:rFonts w:ascii="Arial" w:cs="Arial" w:eastAsia="Arial" w:hAnsi="Arial"/>
+                <w:b/>
+                <w:bCs/>
+                <w:color w:val="1A1A1A"/>
+                <w:sz w:val="20"/>
+                <w:szCs w:val="20"/>
+              </w:rPr>
+              <w:t xml:space="preserve">Shamir N-of-M</w:t>
+            </w:r>
+          </w:p>
+        </w:tc>
+        <w:tc>
+          <w:tcPr>
+            <w:tcW w:type="dxa" w:w="3120"/>
+            <w:tcBorders>
+              <w:top w:val="single" w:color="E8DDD0" w:sz="1"/>
+              <w:left w:val="single" w:color="E8DDD0" w:sz="1"/>
+              <w:bottom w:val="single" w:color="E8DDD0" w:sz="1"/>
+              <w:right w:val="single" w:color="E8DDD0" w:sz="1"/>
+            </w:tcBorders>
+            <w:shd w:fill="FFFFFF" w:val="clear"/>
+            <w:tcMar>
+              <w:top w:type="dxa" w:w="80"/>
+              <w:left w:type="dxa" w:w="160"/>
+              <w:bottom w:type="dxa" w:w="80"/>
+              <w:right w:type="dxa" w:w="160"/>
+            </w:tcMar>
+          </w:tcPr>
+          <w:p>
+            <w:r>
+              <w:rPr>
+                <w:rFonts w:ascii="Arial" w:cs="Arial" w:eastAsia="Arial" w:hAnsi="Arial"/>
+                <w:b w:val="false"/>
+                <w:bCs w:val="false"/>
+                <w:color w:val="1A1A1A"/>
+                <w:sz w:val="20"/>
+                <w:szCs w:val="20"/>
+              </w:rPr>
+              <w:t xml:space="preserve">Découpe K en parts Si</w:t>
+            </w:r>
+          </w:p>
+        </w:tc>
+        <w:tc>
+          <w:tcPr>
+            <w:tcW w:type="dxa" w:w="3120"/>
+            <w:tcBorders>
+              <w:top w:val="single" w:color="E8DDD0" w:sz="1"/>
+              <w:left w:val="single" w:color="E8DDD0" w:sz="1"/>
+              <w:bottom w:val="single" w:color="E8DDD0" w:sz="1"/>
+              <w:right w:val="single" w:color="E8DDD0" w:sz="1"/>
+            </w:tcBorders>
+            <w:shd w:fill="FFFFFF" w:val="clear"/>
+            <w:tcMar>
+              <w:top w:type="dxa" w:w="80"/>
+              <w:left w:type="dxa" w:w="160"/>
+              <w:bottom w:type="dxa" w:w="80"/>
+              <w:right w:type="dxa" w:w="160"/>
+            </w:tcMar>
+          </w:tcPr>
+          <w:p>
+            <w:r>
+              <w:rPr>
+                <w:rFonts w:ascii="Arial" w:cs="Arial" w:eastAsia="Arial" w:hAnsi="Arial"/>
+                <w:b w:val="false"/>
+                <w:bCs w:val="false"/>
+                <w:color w:val="1A1A1A"/>
+                <w:sz w:val="20"/>
+                <w:szCs w:val="20"/>
+              </w:rPr>
+              <w:t xml:space="preserve">Aucune part seule ne révèle K</w:t>
+            </w:r>
+          </w:p>
+        </w:tc>
+      </w:tr>
+      <w:tr>
+        <w:tc>
+          <w:tcPr>
+            <w:tcW w:type="dxa" w:w="3120"/>
+            <w:tcBorders>
+              <w:top w:val="single" w:color="E8DDD0" w:sz="1"/>
+              <w:left w:val="single" w:color="E8DDD0" w:sz="1"/>
+              <w:bottom w:val="single" w:color="E8DDD0" w:sz="1"/>
+              <w:right w:val="single" w:color="E8DDD0" w:sz="1"/>
+            </w:tcBorders>
+            <w:shd w:fill="FAF3E8" w:val="clear"/>
+            <w:tcMar>
+              <w:top w:type="dxa" w:w="80"/>
+              <w:left w:type="dxa" w:w="160"/>
+              <w:bottom w:type="dxa" w:w="80"/>
+              <w:right w:type="dxa" w:w="160"/>
+            </w:tcMar>
+          </w:tcPr>
+          <w:p>
+            <w:r>
+              <w:rPr>
+                <w:rFonts w:ascii="Arial" w:cs="Arial" w:eastAsia="Arial" w:hAnsi="Arial"/>
+                <w:b/>
+                <w:bCs/>
+                <w:color w:val="1A1A1A"/>
+                <w:sz w:val="20"/>
+                <w:szCs w:val="20"/>
+              </w:rPr>
+              <w:t xml:space="preserve">Ed25519</w:t>
+            </w:r>
+          </w:p>
+        </w:tc>
+        <w:tc>
+          <w:tcPr>
+            <w:tcW w:type="dxa" w:w="3120"/>
+            <w:tcBorders>
+              <w:top w:val="single" w:color="E8DDD0" w:sz="1"/>
+              <w:left w:val="single" w:color="E8DDD0" w:sz="1"/>
+              <w:bottom w:val="single" w:color="E8DDD0" w:sz="1"/>
+              <w:right w:val="single" w:color="E8DDD0" w:sz="1"/>
+            </w:tcBorders>
+            <w:shd w:fill="FAF3E8" w:val="clear"/>
+            <w:tcMar>
+              <w:top w:type="dxa" w:w="80"/>
+              <w:left w:type="dxa" w:w="160"/>
+              <w:bottom w:type="dxa" w:w="80"/>
+              <w:right w:type="dxa" w:w="160"/>
+            </w:tcMar>
+          </w:tcPr>
+          <w:p>
+            <w:r>
+              <w:rPr>
+                <w:rFonts w:ascii="Arial" w:cs="Arial" w:eastAsia="Arial" w:hAnsi="Arial"/>
+                <w:b w:val="false"/>
+                <w:bCs w:val="false"/>
+                <w:color w:val="1A1A1A"/>
+                <w:sz w:val="20"/>
+                <w:szCs w:val="20"/>
+              </w:rPr>
+              <w:t xml:space="preserve">Signature vault, Si_enc, carnet, challenge restauration</w:t>
+            </w:r>
+          </w:p>
+        </w:tc>
+        <w:tc>
+          <w:tcPr>
+            <w:tcW w:type="dxa" w:w="3120"/>
+            <w:tcBorders>
+              <w:top w:val="single" w:color="E8DDD0" w:sz="1"/>
+              <w:left w:val="single" w:color="E8DDD0" w:sz="1"/>
+              <w:bottom w:val="single" w:color="E8DDD0" w:sz="1"/>
+              <w:right w:val="single" w:color="E8DDD0" w:sz="1"/>
+            </w:tcBorders>
+            <w:shd w:fill="FAF3E8" w:val="clear"/>
+            <w:tcMar>
+              <w:top w:type="dxa" w:w="80"/>
+              <w:left w:type="dxa" w:w="160"/>
+              <w:bottom w:type="dxa" w:w="80"/>
+              <w:right w:type="dxa" w:w="160"/>
+            </w:tcMar>
+          </w:tcPr>
+          <w:p>
+            <w:r>
+              <w:rPr>
+                <w:rFonts w:ascii="Arial" w:cs="Arial" w:eastAsia="Arial" w:hAnsi="Arial"/>
+                <w:b w:val="false"/>
+                <w:bCs w:val="false"/>
+                <w:color w:val="1A1A1A"/>
+                <w:sz w:val="20"/>
+                <w:szCs w:val="20"/>
+              </w:rPr>
+              <w:t xml:space="preserve">Dérivé du seed, rapide, vérifiable</w:t>
+            </w:r>
+          </w:p>
+        </w:tc>
+      </w:tr>
+      <w:tr>
+        <w:tc>
+          <w:tcPr>
+            <w:tcW w:type="dxa" w:w="3120"/>
+            <w:tcBorders>
+              <w:top w:val="single" w:color="E8DDD0" w:sz="1"/>
+              <w:left w:val="single" w:color="E8DDD0" w:sz="1"/>
+              <w:bottom w:val="single" w:color="E8DDD0" w:sz="1"/>
+              <w:right w:val="single" w:color="E8DDD0" w:sz="1"/>
+            </w:tcBorders>
+            <w:shd w:fill="FFFFFF" w:val="clear"/>
+            <w:tcMar>
+              <w:top w:type="dxa" w:w="80"/>
+              <w:left w:type="dxa" w:w="160"/>
+              <w:bottom w:type="dxa" w:w="80"/>
+              <w:right w:type="dxa" w:w="160"/>
+            </w:tcMar>
+          </w:tcPr>
+          <w:p>
+            <w:r>
+              <w:rPr>
+                <w:rFonts w:ascii="Arial" w:cs="Arial" w:eastAsia="Arial" w:hAnsi="Arial"/>
+                <w:b/>
+                <w:bCs/>
+                <w:color w:val="1A1A1A"/>
+                <w:sz w:val="20"/>
+                <w:szCs w:val="20"/>
+              </w:rPr>
+              <w:t xml:space="preserve">crypto_box_seal</w:t>
+            </w:r>
+          </w:p>
+        </w:tc>
+        <w:tc>
+          <w:tcPr>
+            <w:tcW w:type="dxa" w:w="3120"/>
+            <w:tcBorders>
+              <w:top w:val="single" w:color="E8DDD0" w:sz="1"/>
+              <w:left w:val="single" w:color="E8DDD0" w:sz="1"/>
+              <w:bottom w:val="single" w:color="E8DDD0" w:sz="1"/>
+              <w:right w:val="single" w:color="E8DDD0" w:sz="1"/>
+            </w:tcBorders>
+            <w:shd w:fill="FFFFFF" w:val="clear"/>
+            <w:tcMar>
+              <w:top w:type="dxa" w:w="80"/>
+              <w:left w:type="dxa" w:w="160"/>
+              <w:bottom w:type="dxa" w:w="80"/>
+              <w:right w:type="dxa" w:w="160"/>
+            </w:tcMar>
+          </w:tcPr>
+          <w:p>
+            <w:r>
+              <w:rPr>
+                <w:rFonts w:ascii="Arial" w:cs="Arial" w:eastAsia="Arial" w:hAnsi="Arial"/>
+                <w:b w:val="false"/>
+                <w:bCs w:val="false"/>
+                <w:color w:val="1A1A1A"/>
+                <w:sz w:val="20"/>
+                <w:szCs w:val="20"/>
+              </w:rPr>
+              <w:t xml:space="preserve">Chiffrement notification_enc (DEC-28)</w:t>
+            </w:r>
+          </w:p>
+        </w:tc>
+        <w:tc>
+          <w:tcPr>
+            <w:tcW w:type="dxa" w:w="3120"/>
+            <w:tcBorders>
+              <w:top w:val="single" w:color="E8DDD0" w:sz="1"/>
+              <w:left w:val="single" w:color="E8DDD0" w:sz="1"/>
+              <w:bottom w:val="single" w:color="E8DDD0" w:sz="1"/>
+              <w:right w:val="single" w:color="E8DDD0" w:sz="1"/>
+            </w:tcBorders>
+            <w:shd w:fill="FFFFFF" w:val="clear"/>
+            <w:tcMar>
+              <w:top w:type="dxa" w:w="80"/>
+              <w:left w:type="dxa" w:w="160"/>
+              <w:bottom w:type="dxa" w:w="80"/>
+              <w:right w:type="dxa" w:w="160"/>
+            </w:tcMar>
+          </w:tcPr>
+          <w:p>
+            <w:r>
+              <w:rPr>
+                <w:rFonts w:ascii="Arial" w:cs="Arial" w:eastAsia="Arial" w:hAnsi="Arial"/>
+                <w:b w:val="false"/>
+                <w:bCs w:val="false"/>
+                <w:color w:val="1A1A1A"/>
+                <w:sz w:val="20"/>
+                <w:szCs w:val="20"/>
+              </w:rPr>
+              <w:t xml:space="preserve">ECDH éphémère X25519 + XChaCha20-Poly1305</w:t>
+            </w:r>
+          </w:p>
+        </w:tc>
+      </w:tr>
+      <w:tr>
+        <w:tc>
+          <w:tcPr>
+            <w:tcW w:type="dxa" w:w="3120"/>
+            <w:tcBorders>
+              <w:top w:val="single" w:color="E8DDD0" w:sz="1"/>
+              <w:left w:val="single" w:color="E8DDD0" w:sz="1"/>
+              <w:bottom w:val="single" w:color="E8DDD0" w:sz="1"/>
+              <w:right w:val="single" w:color="E8DDD0" w:sz="1"/>
+            </w:tcBorders>
+            <w:shd w:fill="FAF3E8" w:val="clear"/>
+            <w:tcMar>
+              <w:top w:type="dxa" w:w="80"/>
+              <w:left w:type="dxa" w:w="160"/>
+              <w:bottom w:type="dxa" w:w="80"/>
+              <w:right w:type="dxa" w:w="160"/>
+            </w:tcMar>
+          </w:tcPr>
+          <w:p>
+            <w:r>
+              <w:rPr>
+                <w:rFonts w:ascii="Arial" w:cs="Arial" w:eastAsia="Arial" w:hAnsi="Arial"/>
+                <w:b/>
+                <w:bCs/>
+                <w:color w:val="1A1A1A"/>
+                <w:sz w:val="20"/>
+                <w:szCs w:val="20"/>
+              </w:rPr>
+              <w:t xml:space="preserve">SHA256</w:t>
+            </w:r>
+          </w:p>
+        </w:tc>
+        <w:tc>
+          <w:tcPr>
+            <w:tcW w:type="dxa" w:w="3120"/>
+            <w:tcBorders>
+              <w:top w:val="single" w:color="E8DDD0" w:sz="1"/>
+              <w:left w:val="single" w:color="E8DDD0" w:sz="1"/>
+              <w:bottom w:val="single" w:color="E8DDD0" w:sz="1"/>
+              <w:right w:val="single" w:color="E8DDD0" w:sz="1"/>
+            </w:tcBorders>
+            <w:shd w:fill="FAF3E8" w:val="clear"/>
+            <w:tcMar>
+              <w:top w:type="dxa" w:w="80"/>
+              <w:left w:type="dxa" w:w="160"/>
+              <w:bottom w:type="dxa" w:w="80"/>
+              <w:right w:type="dxa" w:w="160"/>
+            </w:tcMar>
+          </w:tcPr>
+          <w:p>
+            <w:r>
+              <w:rPr>
+                <w:rFonts w:ascii="Arial" w:cs="Arial" w:eastAsia="Arial" w:hAnsi="Arial"/>
+                <w:b w:val="false"/>
+                <w:bCs w:val="false"/>
+                <w:color w:val="1A1A1A"/>
+                <w:sz w:val="20"/>
+                <w:szCs w:val="20"/>
+              </w:rPr>
+              <w:t xml:space="preserve">Hash avant signature Ed25519</w:t>
+            </w:r>
+          </w:p>
+        </w:tc>
+        <w:tc>
+          <w:tcPr>
+            <w:tcW w:type="dxa" w:w="3120"/>
+            <w:tcBorders>
+              <w:top w:val="single" w:color="E8DDD0" w:sz="1"/>
+              <w:left w:val="single" w:color="E8DDD0" w:sz="1"/>
+              <w:bottom w:val="single" w:color="E8DDD0" w:sz="1"/>
+              <w:right w:val="single" w:color="E8DDD0" w:sz="1"/>
+            </w:tcBorders>
+            <w:shd w:fill="FAF3E8" w:val="clear"/>
+            <w:tcMar>
+              <w:top w:type="dxa" w:w="80"/>
+              <w:left w:type="dxa" w:w="160"/>
+              <w:bottom w:type="dxa" w:w="80"/>
+              <w:right w:type="dxa" w:w="160"/>
+            </w:tcMar>
+          </w:tcPr>
+          <w:p>
+            <w:r>
+              <w:rPr>
+                <w:rFonts w:ascii="Arial" w:cs="Arial" w:eastAsia="Arial" w:hAnsi="Arial"/>
+                <w:b w:val="false"/>
+                <w:bCs w:val="false"/>
+                <w:color w:val="1A1A1A"/>
+                <w:sz w:val="20"/>
+                <w:szCs w:val="20"/>
+              </w:rPr>
+              <w:t xml:space="preserve">Preuve d'intégrité</w:t>
+            </w:r>
+          </w:p>
+        </w:tc>
+      </w:tr>
+      <w:tr>
+        <w:tc>
+          <w:tcPr>
+            <w:tcW w:type="dxa" w:w="3120"/>
+            <w:tcBorders>
+              <w:top w:val="single" w:color="E8DDD0" w:sz="1"/>
+              <w:left w:val="single" w:color="E8DDD0" w:sz="1"/>
+              <w:bottom w:val="single" w:color="E8DDD0" w:sz="1"/>
+              <w:right w:val="single" w:color="E8DDD0" w:sz="1"/>
+            </w:tcBorders>
+            <w:shd w:fill="FFFFFF" w:val="clear"/>
+            <w:tcMar>
+              <w:top w:type="dxa" w:w="80"/>
+              <w:left w:type="dxa" w:w="160"/>
+              <w:bottom w:type="dxa" w:w="80"/>
+              <w:right w:type="dxa" w:w="160"/>
+            </w:tcMar>
+          </w:tcPr>
+          <w:p>
+            <w:r>
+              <w:rPr>
+                <w:rFonts w:ascii="Arial" w:cs="Arial" w:eastAsia="Arial" w:hAnsi="Arial"/>
+                <w:b/>
+                <w:bCs/>
+                <w:color w:val="1A1A1A"/>
+                <w:sz w:val="20"/>
+                <w:szCs w:val="20"/>
+              </w:rPr>
+              <w:t xml:space="preserve">Arbitrum L2</w:t>
+            </w:r>
+          </w:p>
+        </w:tc>
+        <w:tc>
+          <w:tcPr>
+            <w:tcW w:type="dxa" w:w="3120"/>
+            <w:tcBorders>
+              <w:top w:val="single" w:color="E8DDD0" w:sz="1"/>
+              <w:left w:val="single" w:color="E8DDD0" w:sz="1"/>
+              <w:bottom w:val="single" w:color="E8DDD0" w:sz="1"/>
+              <w:right w:val="single" w:color="E8DDD0" w:sz="1"/>
+            </w:tcBorders>
+            <w:shd w:fill="FFFFFF" w:val="clear"/>
+            <w:tcMar>
+              <w:top w:type="dxa" w:w="80"/>
+              <w:left w:type="dxa" w:w="160"/>
+              <w:bottom w:type="dxa" w:w="80"/>
+              <w:right w:type="dxa" w:w="160"/>
+            </w:tcMar>
+          </w:tcPr>
+          <w:p>
+            <w:r>
+              <w:rPr>
+                <w:rFonts w:ascii="Arial" w:cs="Arial" w:eastAsia="Arial" w:hAnsi="Arial"/>
+                <w:b w:val="false"/>
+                <w:bCs w:val="false"/>
+                <w:color w:val="1A1A1A"/>
+                <w:sz w:val="20"/>
+                <w:szCs w:val="20"/>
+              </w:rPr>
+              <w:t xml:space="preserve">Smart contract DMS</w:t>
+            </w:r>
+          </w:p>
+        </w:tc>
+        <w:tc>
+          <w:tcPr>
+            <w:tcW w:type="dxa" w:w="3120"/>
+            <w:tcBorders>
+              <w:top w:val="single" w:color="E8DDD0" w:sz="1"/>
+              <w:left w:val="single" w:color="E8DDD0" w:sz="1"/>
+              <w:bottom w:val="single" w:color="E8DDD0" w:sz="1"/>
+              <w:right w:val="single" w:color="E8DDD0" w:sz="1"/>
+            </w:tcBorders>
+            <w:shd w:fill="FFFFFF" w:val="clear"/>
+            <w:tcMar>
+              <w:top w:type="dxa" w:w="80"/>
+              <w:left w:type="dxa" w:w="160"/>
+              <w:bottom w:type="dxa" w:w="80"/>
+              <w:right w:type="dxa" w:w="160"/>
+            </w:tcMar>
+          </w:tcPr>
+          <w:p>
+            <w:r>
+              <w:rPr>
+                <w:rFonts w:ascii="Arial" w:cs="Arial" w:eastAsia="Arial" w:hAnsi="Arial"/>
+                <w:b w:val="false"/>
+                <w:bCs w:val="false"/>
+                <w:color w:val="1A1A1A"/>
+                <w:sz w:val="20"/>
+                <w:szCs w:val="20"/>
+              </w:rPr>
+              <w:t xml:space="preserve">Autonome, hérite sécurité Ethereum</w:t>
             </w:r>
           </w:p>
         </w:tc>
@@ -1446,7 +2578,72 @@
           <w:sz w:val="36"/>
           <w:szCs w:val="36"/>
         </w:rPr>
-        <w:t xml:space="preserve">§5 — Tableau de stockage mis à jour [DEC-28]</w:t>
+        <w:t xml:space="preserve">3. Architecture de stockage</w:t>
+      </w:r>
+    </w:p>
+    <w:p>
+      <w:pPr>
+        <w:spacing w:after="0" w:before="120"/>
+      </w:pPr>
+      <w:r>
+        <w:t xml:space="preserve"/>
+      </w:r>
+    </w:p>
+    <w:tbl>
+      <w:tblPr>
+        <w:tblW w:type="dxa" w:w="9360"/>
+        <w:tblBorders>
+          <w:top w:val="single" w:color="auto" w:sz="4"/>
+          <w:left w:val="single" w:color="auto" w:sz="4"/>
+          <w:bottom w:val="single" w:color="auto" w:sz="4"/>
+          <w:right w:val="single" w:color="auto" w:sz="4"/>
+          <w:insideH w:val="single" w:color="auto" w:sz="4"/>
+          <w:insideV w:val="single" w:color="auto" w:sz="4"/>
+        </w:tblBorders>
+      </w:tblPr>
+      <w:tblGrid>
+        <w:gridCol w:w="9360"/>
+      </w:tblGrid>
+      <w:tr>
+        <w:tc>
+          <w:tcPr>
+            <w:tcW w:type="dxa" w:w="9360"/>
+            <w:tcBorders>
+              <w:top w:val="none"/>
+              <w:left w:val="single" w:color="5C3A0F" w:sz="8"/>
+              <w:bottom w:val="none"/>
+              <w:right w:val="none"/>
+            </w:tcBorders>
+            <w:shd w:fill="FFF8EC" w:val="clear"/>
+            <w:tcMar>
+              <w:top w:type="dxa" w:w="100"/>
+              <w:left w:type="dxa" w:w="200"/>
+              <w:bottom w:type="dxa" w:w="100"/>
+              <w:right w:type="dxa" w:w="200"/>
+            </w:tcMar>
+          </w:tcPr>
+          <w:p>
+            <w:r>
+              <w:rPr>
+                <w:rFonts w:ascii="Arial" w:cs="Arial" w:eastAsia="Arial" w:hAnsi="Arial"/>
+                <w:i/>
+                <w:iCs/>
+                <w:color w:val="1A1A1A"/>
+                <w:sz w:val="21"/>
+                <w:szCs w:val="21"/>
+              </w:rPr>
+              <w:t xml:space="preserve">v1.2 : P2 = XChaCha20(Ki, P1) uniquement (HCV Transit retiré DEC-16). notification_enc = crypto_box_seal (DEC-28). secret_enc sans questions (DEC-20). Si_enc sur Storj avec signature (DEC-29).</w:t>
+            </w:r>
+          </w:p>
+        </w:tc>
+      </w:tr>
+    </w:tbl>
+    <w:p>
+      <w:pPr>
+        <w:spacing w:after="0" w:before="120"/>
+      </w:pPr>
+      <w:r>
+        <w:t xml:space="preserve"/>
       </w:r>
     </w:p>
     <w:tbl>
@@ -1621,7 +2818,7 @@
                 <w:sz w:val="20"/>
                 <w:szCs w:val="20"/>
               </w:rPr>
-              <w:t xml:space="preserve">notification_enc</w:t>
+              <w:t xml:space="preserve">D</w:t>
             </w:r>
           </w:p>
         </w:tc>
@@ -1652,7 +2849,7 @@
                 <w:sz w:val="20"/>
                 <w:szCs w:val="20"/>
               </w:rPr>
-              <w:t xml:space="preserve">crypto_box_seal(relais_x25519_pk)</w:t>
+              <w:t xml:space="preserve">—</w:t>
             </w:r>
           </w:p>
         </w:tc>
@@ -1683,7 +2880,7 @@
                 <w:sz w:val="20"/>
                 <w:szCs w:val="20"/>
               </w:rPr>
-              <w:t xml:space="preserve">PostgreSQL</w:t>
+              <w:t xml:space="preserve">Mémoire vive uniquement</w:t>
             </w:r>
           </w:p>
         </w:tc>
@@ -1714,7 +2911,7 @@
                 <w:sz w:val="20"/>
                 <w:szCs w:val="20"/>
               </w:rPr>
-              <w:t xml:space="preserve">Relais (crypto_box_seal_open avec relais_x25519_sk depuis HCV)</w:t>
+              <w:t xml:space="preserve">Owner (session active)</w:t>
             </w:r>
           </w:p>
         </w:tc>
@@ -1747,7 +2944,7 @@
                 <w:sz w:val="20"/>
                 <w:szCs w:val="20"/>
               </w:rPr>
-              <w:t xml:space="preserve">notification_sig</w:t>
+              <w:t xml:space="preserve">K1, K2, K3</w:t>
             </w:r>
           </w:p>
         </w:tc>
@@ -1778,7 +2975,7 @@
                 <w:sz w:val="20"/>
                 <w:szCs w:val="20"/>
               </w:rPr>
-              <w:t xml:space="preserve">Ed25519.sign(notification_enc, owner_sk)</w:t>
+              <w:t xml:space="preserve">—</w:t>
             </w:r>
           </w:p>
         </w:tc>
@@ -1809,7 +3006,7 @@
                 <w:sz w:val="20"/>
                 <w:szCs w:val="20"/>
               </w:rPr>
-              <w:t xml:space="preserve">PostgreSQL</w:t>
+              <w:t xml:space="preserve">Mémoire vive uniquement</w:t>
             </w:r>
           </w:p>
         </w:tc>
@@ -1840,7 +3037,7 @@
                 <w:sz w:val="20"/>
                 <w:szCs w:val="20"/>
               </w:rPr>
-              <w:t xml:space="preserve">Vérifiable par tous</w:t>
+              <w:t xml:space="preserve">Owner (session active)</w:t>
             </w:r>
           </w:p>
         </w:tc>
@@ -1873,7 +3070,7 @@
                 <w:sz w:val="20"/>
                 <w:szCs w:val="20"/>
               </w:rPr>
-              <w:t xml:space="preserve">secret_enc</w:t>
+              <w:t xml:space="preserve">P1</w:t>
             </w:r>
           </w:p>
         </w:tc>
@@ -1904,7 +3101,7 @@
                 <w:sz w:val="20"/>
                 <w:szCs w:val="20"/>
               </w:rPr>
-              <w:t xml:space="preserve">XChaCha20(K2_owner)</w:t>
+              <w:t xml:space="preserve">Ki + XChaCha20</w:t>
             </w:r>
           </w:p>
         </w:tc>
@@ -1935,7 +3132,7 @@
                 <w:sz w:val="20"/>
                 <w:szCs w:val="20"/>
               </w:rPr>
-              <w:t xml:space="preserve">PostgreSQL</w:t>
+              <w:t xml:space="preserve">SQLite local</w:t>
             </w:r>
           </w:p>
         </w:tc>
@@ -1966,7 +3163,7 @@
                 <w:sz w:val="20"/>
                 <w:szCs w:val="20"/>
               </w:rPr>
-              <w:t xml:space="preserve">Owner uniquement</w:t>
+              <w:t xml:space="preserve">Owner (Ki depuis seed)</w:t>
             </w:r>
           </w:p>
         </w:tc>
@@ -1999,7 +3196,7 @@
                 <w:sz w:val="20"/>
                 <w:szCs w:val="20"/>
               </w:rPr>
-              <w:t xml:space="preserve">Si_enc</w:t>
+              <w:t xml:space="preserve">P2</w:t>
             </w:r>
           </w:p>
         </w:tc>
@@ -2030,7 +3227,7 @@
                 <w:sz w:val="20"/>
                 <w:szCs w:val="20"/>
               </w:rPr>
-              <w:t xml:space="preserve">XChaCha20(K_i)</w:t>
+              <w:t xml:space="preserve">Ki + XChaCha20</w:t>
             </w:r>
           </w:p>
         </w:tc>
@@ -2092,7 +3289,7 @@
                 <w:sz w:val="20"/>
                 <w:szCs w:val="20"/>
               </w:rPr>
-              <w:t xml:space="preserve">Contact i (réponses)</w:t>
+              <w:t xml:space="preserve">Owner (Ki depuis seed)</w:t>
             </w:r>
           </w:p>
         </w:tc>
@@ -2125,7 +3322,7 @@
                 <w:sz w:val="20"/>
                 <w:szCs w:val="20"/>
               </w:rPr>
-              <w:t xml:space="preserve">Hash(Si_enc) + sig</w:t>
+              <w:t xml:space="preserve">Si_enc (parts Shamir)</w:t>
             </w:r>
           </w:p>
         </w:tc>
@@ -2156,7 +3353,7 @@
                 <w:sz w:val="20"/>
                 <w:szCs w:val="20"/>
               </w:rPr>
-              <w:t xml:space="preserve">Ed25519.sign(SHA256(Si_enc), owner_sk)</w:t>
+              <w:t xml:space="preserve">K_i + XChaCha20</w:t>
             </w:r>
           </w:p>
         </w:tc>
@@ -2187,7 +3384,7 @@
                 <w:sz w:val="20"/>
                 <w:szCs w:val="20"/>
               </w:rPr>
-              <w:t xml:space="preserve">Arbitrum + PostgreSQL</w:t>
+              <w:t xml:space="preserve">Storj</w:t>
             </w:r>
           </w:p>
         </w:tc>
@@ -2218,7 +3415,7 @@
                 <w:sz w:val="20"/>
                 <w:szCs w:val="20"/>
               </w:rPr>
-              <w:t xml:space="preserve">Vérifiable par tous</w:t>
+              <w:t xml:space="preserve">Contact i (réponses)</w:t>
             </w:r>
           </w:p>
         </w:tc>
@@ -2251,7 +3448,7 @@
                 <w:sz w:val="20"/>
                 <w:szCs w:val="20"/>
               </w:rPr>
-              <w:t xml:space="preserve">relais_x25519_pk</w:t>
+              <w:t xml:space="preserve">Hash(Si_enc)</w:t>
             </w:r>
           </w:p>
         </w:tc>
@@ -2313,7 +3510,7 @@
                 <w:sz w:val="20"/>
                 <w:szCs w:val="20"/>
               </w:rPr>
-              <w:t xml:space="preserve">Endpoint public GET /transmission/relais-key</w:t>
+              <w:t xml:space="preserve">Arbitrum (public)</w:t>
             </w:r>
           </w:p>
         </w:tc>
@@ -2344,7 +3541,7 @@
                 <w:sz w:val="20"/>
                 <w:szCs w:val="20"/>
               </w:rPr>
-              <w:t xml:space="preserve">Tous (public)</w:t>
+              <w:t xml:space="preserve">Tous — preuve intégrité</w:t>
             </w:r>
           </w:p>
         </w:tc>
@@ -2377,6 +3574,1014 @@
                 <w:sz w:val="20"/>
                 <w:szCs w:val="20"/>
               </w:rPr>
+              <w:t xml:space="preserve">notification_enc</w:t>
+            </w:r>
+          </w:p>
+        </w:tc>
+        <w:tc>
+          <w:tcPr>
+            <w:tcW w:type="dxa" w:w="2340"/>
+            <w:tcBorders>
+              <w:top w:val="single" w:color="E8DDD0" w:sz="1"/>
+              <w:left w:val="single" w:color="E8DDD0" w:sz="1"/>
+              <w:bottom w:val="single" w:color="E8DDD0" w:sz="1"/>
+              <w:right w:val="single" w:color="E8DDD0" w:sz="1"/>
+            </w:tcBorders>
+            <w:shd w:fill="FAF3E8" w:val="clear"/>
+            <w:tcMar>
+              <w:top w:type="dxa" w:w="80"/>
+              <w:left w:type="dxa" w:w="160"/>
+              <w:bottom w:type="dxa" w:w="80"/>
+              <w:right w:type="dxa" w:w="160"/>
+            </w:tcMar>
+          </w:tcPr>
+          <w:p>
+            <w:r>
+              <w:rPr>
+                <w:rFonts w:ascii="Arial" w:cs="Arial" w:eastAsia="Arial" w:hAnsi="Arial"/>
+                <w:b w:val="false"/>
+                <w:bCs w:val="false"/>
+                <w:color w:val="1A1A1A"/>
+                <w:sz w:val="20"/>
+                <w:szCs w:val="20"/>
+              </w:rPr>
+              <w:t xml:space="preserve">crypto_box_seal(relais_x25519_pk)</w:t>
+            </w:r>
+          </w:p>
+        </w:tc>
+        <w:tc>
+          <w:tcPr>
+            <w:tcW w:type="dxa" w:w="2340"/>
+            <w:tcBorders>
+              <w:top w:val="single" w:color="E8DDD0" w:sz="1"/>
+              <w:left w:val="single" w:color="E8DDD0" w:sz="1"/>
+              <w:bottom w:val="single" w:color="E8DDD0" w:sz="1"/>
+              <w:right w:val="single" w:color="E8DDD0" w:sz="1"/>
+            </w:tcBorders>
+            <w:shd w:fill="FAF3E8" w:val="clear"/>
+            <w:tcMar>
+              <w:top w:type="dxa" w:w="80"/>
+              <w:left w:type="dxa" w:w="160"/>
+              <w:bottom w:type="dxa" w:w="80"/>
+              <w:right w:type="dxa" w:w="160"/>
+            </w:tcMar>
+          </w:tcPr>
+          <w:p>
+            <w:r>
+              <w:rPr>
+                <w:rFonts w:ascii="Arial" w:cs="Arial" w:eastAsia="Arial" w:hAnsi="Arial"/>
+                <w:b w:val="false"/>
+                <w:bCs w:val="false"/>
+                <w:color w:val="1A1A1A"/>
+                <w:sz w:val="20"/>
+                <w:szCs w:val="20"/>
+              </w:rPr>
+              <w:t xml:space="preserve">PostgreSQL</w:t>
+            </w:r>
+          </w:p>
+        </w:tc>
+        <w:tc>
+          <w:tcPr>
+            <w:tcW w:type="dxa" w:w="2340"/>
+            <w:tcBorders>
+              <w:top w:val="single" w:color="E8DDD0" w:sz="1"/>
+              <w:left w:val="single" w:color="E8DDD0" w:sz="1"/>
+              <w:bottom w:val="single" w:color="E8DDD0" w:sz="1"/>
+              <w:right w:val="single" w:color="E8DDD0" w:sz="1"/>
+            </w:tcBorders>
+            <w:shd w:fill="FAF3E8" w:val="clear"/>
+            <w:tcMar>
+              <w:top w:type="dxa" w:w="80"/>
+              <w:left w:type="dxa" w:w="160"/>
+              <w:bottom w:type="dxa" w:w="80"/>
+              <w:right w:type="dxa" w:w="160"/>
+            </w:tcMar>
+          </w:tcPr>
+          <w:p>
+            <w:r>
+              <w:rPr>
+                <w:rFonts w:ascii="Arial" w:cs="Arial" w:eastAsia="Arial" w:hAnsi="Arial"/>
+                <w:b w:val="false"/>
+                <w:bCs w:val="false"/>
+                <w:color w:val="1A1A1A"/>
+                <w:sz w:val="20"/>
+                <w:szCs w:val="20"/>
+              </w:rPr>
+              <w:t xml:space="preserve">Relais (pour notifier)</w:t>
+            </w:r>
+          </w:p>
+        </w:tc>
+      </w:tr>
+      <w:tr>
+        <w:tc>
+          <w:tcPr>
+            <w:tcW w:type="dxa" w:w="2340"/>
+            <w:tcBorders>
+              <w:top w:val="single" w:color="E8DDD0" w:sz="1"/>
+              <w:left w:val="single" w:color="E8DDD0" w:sz="1"/>
+              <w:bottom w:val="single" w:color="E8DDD0" w:sz="1"/>
+              <w:right w:val="single" w:color="E8DDD0" w:sz="1"/>
+            </w:tcBorders>
+            <w:shd w:fill="FFFFFF" w:val="clear"/>
+            <w:tcMar>
+              <w:top w:type="dxa" w:w="80"/>
+              <w:left w:type="dxa" w:w="160"/>
+              <w:bottom w:type="dxa" w:w="80"/>
+              <w:right w:type="dxa" w:w="160"/>
+            </w:tcMar>
+          </w:tcPr>
+          <w:p>
+            <w:r>
+              <w:rPr>
+                <w:rFonts w:ascii="Arial" w:cs="Arial" w:eastAsia="Arial" w:hAnsi="Arial"/>
+                <w:b/>
+                <w:bCs/>
+                <w:color w:val="1A1A1A"/>
+                <w:sz w:val="20"/>
+                <w:szCs w:val="20"/>
+              </w:rPr>
+              <w:t xml:space="preserve">notification_sig</w:t>
+            </w:r>
+          </w:p>
+        </w:tc>
+        <w:tc>
+          <w:tcPr>
+            <w:tcW w:type="dxa" w:w="2340"/>
+            <w:tcBorders>
+              <w:top w:val="single" w:color="E8DDD0" w:sz="1"/>
+              <w:left w:val="single" w:color="E8DDD0" w:sz="1"/>
+              <w:bottom w:val="single" w:color="E8DDD0" w:sz="1"/>
+              <w:right w:val="single" w:color="E8DDD0" w:sz="1"/>
+            </w:tcBorders>
+            <w:shd w:fill="FFFFFF" w:val="clear"/>
+            <w:tcMar>
+              <w:top w:type="dxa" w:w="80"/>
+              <w:left w:type="dxa" w:w="160"/>
+              <w:bottom w:type="dxa" w:w="80"/>
+              <w:right w:type="dxa" w:w="160"/>
+            </w:tcMar>
+          </w:tcPr>
+          <w:p>
+            <w:r>
+              <w:rPr>
+                <w:rFonts w:ascii="Arial" w:cs="Arial" w:eastAsia="Arial" w:hAnsi="Arial"/>
+                <w:b w:val="false"/>
+                <w:bCs w:val="false"/>
+                <w:color w:val="1A1A1A"/>
+                <w:sz w:val="20"/>
+                <w:szCs w:val="20"/>
+              </w:rPr>
+              <w:t xml:space="preserve">Ed25519.sign(notif_enc, owner_sk)</w:t>
+            </w:r>
+          </w:p>
+        </w:tc>
+        <w:tc>
+          <w:tcPr>
+            <w:tcW w:type="dxa" w:w="2340"/>
+            <w:tcBorders>
+              <w:top w:val="single" w:color="E8DDD0" w:sz="1"/>
+              <w:left w:val="single" w:color="E8DDD0" w:sz="1"/>
+              <w:bottom w:val="single" w:color="E8DDD0" w:sz="1"/>
+              <w:right w:val="single" w:color="E8DDD0" w:sz="1"/>
+            </w:tcBorders>
+            <w:shd w:fill="FFFFFF" w:val="clear"/>
+            <w:tcMar>
+              <w:top w:type="dxa" w:w="80"/>
+              <w:left w:type="dxa" w:w="160"/>
+              <w:bottom w:type="dxa" w:w="80"/>
+              <w:right w:type="dxa" w:w="160"/>
+            </w:tcMar>
+          </w:tcPr>
+          <w:p>
+            <w:r>
+              <w:rPr>
+                <w:rFonts w:ascii="Arial" w:cs="Arial" w:eastAsia="Arial" w:hAnsi="Arial"/>
+                <w:b w:val="false"/>
+                <w:bCs w:val="false"/>
+                <w:color w:val="1A1A1A"/>
+                <w:sz w:val="20"/>
+                <w:szCs w:val="20"/>
+              </w:rPr>
+              <w:t xml:space="preserve">PostgreSQL</w:t>
+            </w:r>
+          </w:p>
+        </w:tc>
+        <w:tc>
+          <w:tcPr>
+            <w:tcW w:type="dxa" w:w="2340"/>
+            <w:tcBorders>
+              <w:top w:val="single" w:color="E8DDD0" w:sz="1"/>
+              <w:left w:val="single" w:color="E8DDD0" w:sz="1"/>
+              <w:bottom w:val="single" w:color="E8DDD0" w:sz="1"/>
+              <w:right w:val="single" w:color="E8DDD0" w:sz="1"/>
+            </w:tcBorders>
+            <w:shd w:fill="FFFFFF" w:val="clear"/>
+            <w:tcMar>
+              <w:top w:type="dxa" w:w="80"/>
+              <w:left w:type="dxa" w:w="160"/>
+              <w:bottom w:type="dxa" w:w="80"/>
+              <w:right w:type="dxa" w:w="160"/>
+            </w:tcMar>
+          </w:tcPr>
+          <w:p>
+            <w:r>
+              <w:rPr>
+                <w:rFonts w:ascii="Arial" w:cs="Arial" w:eastAsia="Arial" w:hAnsi="Arial"/>
+                <w:b w:val="false"/>
+                <w:bCs w:val="false"/>
+                <w:color w:val="1A1A1A"/>
+                <w:sz w:val="20"/>
+                <w:szCs w:val="20"/>
+              </w:rPr>
+              <w:t xml:space="preserve">Vérifiable par tous</w:t>
+            </w:r>
+          </w:p>
+        </w:tc>
+      </w:tr>
+      <w:tr>
+        <w:tc>
+          <w:tcPr>
+            <w:tcW w:type="dxa" w:w="2340"/>
+            <w:tcBorders>
+              <w:top w:val="single" w:color="E8DDD0" w:sz="1"/>
+              <w:left w:val="single" w:color="E8DDD0" w:sz="1"/>
+              <w:bottom w:val="single" w:color="E8DDD0" w:sz="1"/>
+              <w:right w:val="single" w:color="E8DDD0" w:sz="1"/>
+            </w:tcBorders>
+            <w:shd w:fill="FAF3E8" w:val="clear"/>
+            <w:tcMar>
+              <w:top w:type="dxa" w:w="80"/>
+              <w:left w:type="dxa" w:w="160"/>
+              <w:bottom w:type="dxa" w:w="80"/>
+              <w:right w:type="dxa" w:w="160"/>
+            </w:tcMar>
+          </w:tcPr>
+          <w:p>
+            <w:r>
+              <w:rPr>
+                <w:rFonts w:ascii="Arial" w:cs="Arial" w:eastAsia="Arial" w:hAnsi="Arial"/>
+                <w:b/>
+                <w:bCs/>
+                <w:color w:val="1A1A1A"/>
+                <w:sz w:val="20"/>
+                <w:szCs w:val="20"/>
+              </w:rPr>
+              <w:t xml:space="preserve">secret_enc</w:t>
+            </w:r>
+          </w:p>
+        </w:tc>
+        <w:tc>
+          <w:tcPr>
+            <w:tcW w:type="dxa" w:w="2340"/>
+            <w:tcBorders>
+              <w:top w:val="single" w:color="E8DDD0" w:sz="1"/>
+              <w:left w:val="single" w:color="E8DDD0" w:sz="1"/>
+              <w:bottom w:val="single" w:color="E8DDD0" w:sz="1"/>
+              <w:right w:val="single" w:color="E8DDD0" w:sz="1"/>
+            </w:tcBorders>
+            <w:shd w:fill="FAF3E8" w:val="clear"/>
+            <w:tcMar>
+              <w:top w:type="dxa" w:w="80"/>
+              <w:left w:type="dxa" w:w="160"/>
+              <w:bottom w:type="dxa" w:w="80"/>
+              <w:right w:type="dxa" w:w="160"/>
+            </w:tcMar>
+          </w:tcPr>
+          <w:p>
+            <w:r>
+              <w:rPr>
+                <w:rFonts w:ascii="Arial" w:cs="Arial" w:eastAsia="Arial" w:hAnsi="Arial"/>
+                <w:b w:val="false"/>
+                <w:bCs w:val="false"/>
+                <w:color w:val="1A1A1A"/>
+                <w:sz w:val="20"/>
+                <w:szCs w:val="20"/>
+              </w:rPr>
+              <w:t xml:space="preserve">XChaCha20(K2_owner)</w:t>
+            </w:r>
+          </w:p>
+        </w:tc>
+        <w:tc>
+          <w:tcPr>
+            <w:tcW w:type="dxa" w:w="2340"/>
+            <w:tcBorders>
+              <w:top w:val="single" w:color="E8DDD0" w:sz="1"/>
+              <w:left w:val="single" w:color="E8DDD0" w:sz="1"/>
+              <w:bottom w:val="single" w:color="E8DDD0" w:sz="1"/>
+              <w:right w:val="single" w:color="E8DDD0" w:sz="1"/>
+            </w:tcBorders>
+            <w:shd w:fill="FAF3E8" w:val="clear"/>
+            <w:tcMar>
+              <w:top w:type="dxa" w:w="80"/>
+              <w:left w:type="dxa" w:w="160"/>
+              <w:bottom w:type="dxa" w:w="80"/>
+              <w:right w:type="dxa" w:w="160"/>
+            </w:tcMar>
+          </w:tcPr>
+          <w:p>
+            <w:r>
+              <w:rPr>
+                <w:rFonts w:ascii="Arial" w:cs="Arial" w:eastAsia="Arial" w:hAnsi="Arial"/>
+                <w:b w:val="false"/>
+                <w:bCs w:val="false"/>
+                <w:color w:val="1A1A1A"/>
+                <w:sz w:val="20"/>
+                <w:szCs w:val="20"/>
+              </w:rPr>
+              <w:t xml:space="preserve">PostgreSQL</w:t>
+            </w:r>
+          </w:p>
+        </w:tc>
+        <w:tc>
+          <w:tcPr>
+            <w:tcW w:type="dxa" w:w="2340"/>
+            <w:tcBorders>
+              <w:top w:val="single" w:color="E8DDD0" w:sz="1"/>
+              <w:left w:val="single" w:color="E8DDD0" w:sz="1"/>
+              <w:bottom w:val="single" w:color="E8DDD0" w:sz="1"/>
+              <w:right w:val="single" w:color="E8DDD0" w:sz="1"/>
+            </w:tcBorders>
+            <w:shd w:fill="FAF3E8" w:val="clear"/>
+            <w:tcMar>
+              <w:top w:type="dxa" w:w="80"/>
+              <w:left w:type="dxa" w:w="160"/>
+              <w:bottom w:type="dxa" w:w="80"/>
+              <w:right w:type="dxa" w:w="160"/>
+            </w:tcMar>
+          </w:tcPr>
+          <w:p>
+            <w:r>
+              <w:rPr>
+                <w:rFonts w:ascii="Arial" w:cs="Arial" w:eastAsia="Arial" w:hAnsi="Arial"/>
+                <w:b w:val="false"/>
+                <w:bCs w:val="false"/>
+                <w:color w:val="1A1A1A"/>
+                <w:sz w:val="20"/>
+                <w:szCs w:val="20"/>
+              </w:rPr>
+              <w:t xml:space="preserve">Owner uniquement</w:t>
+            </w:r>
+          </w:p>
+        </w:tc>
+      </w:tr>
+      <w:tr>
+        <w:tc>
+          <w:tcPr>
+            <w:tcW w:type="dxa" w:w="2340"/>
+            <w:tcBorders>
+              <w:top w:val="single" w:color="E8DDD0" w:sz="1"/>
+              <w:left w:val="single" w:color="E8DDD0" w:sz="1"/>
+              <w:bottom w:val="single" w:color="E8DDD0" w:sz="1"/>
+              <w:right w:val="single" w:color="E8DDD0" w:sz="1"/>
+            </w:tcBorders>
+            <w:shd w:fill="FFFFFF" w:val="clear"/>
+            <w:tcMar>
+              <w:top w:type="dxa" w:w="80"/>
+              <w:left w:type="dxa" w:w="160"/>
+              <w:bottom w:type="dxa" w:w="80"/>
+              <w:right w:type="dxa" w:w="160"/>
+            </w:tcMar>
+          </w:tcPr>
+          <w:p>
+            <w:r>
+              <w:rPr>
+                <w:rFonts w:ascii="Arial" w:cs="Arial" w:eastAsia="Arial" w:hAnsi="Arial"/>
+                <w:b/>
+                <w:bCs/>
+                <w:color w:val="1A1A1A"/>
+                <w:sz w:val="20"/>
+                <w:szCs w:val="20"/>
+              </w:rPr>
+              <w:t xml:space="preserve">verify_token</w:t>
+            </w:r>
+          </w:p>
+        </w:tc>
+        <w:tc>
+          <w:tcPr>
+            <w:tcW w:type="dxa" w:w="2340"/>
+            <w:tcBorders>
+              <w:top w:val="single" w:color="E8DDD0" w:sz="1"/>
+              <w:left w:val="single" w:color="E8DDD0" w:sz="1"/>
+              <w:bottom w:val="single" w:color="E8DDD0" w:sz="1"/>
+              <w:right w:val="single" w:color="E8DDD0" w:sz="1"/>
+            </w:tcBorders>
+            <w:shd w:fill="FFFFFF" w:val="clear"/>
+            <w:tcMar>
+              <w:top w:type="dxa" w:w="80"/>
+              <w:left w:type="dxa" w:w="160"/>
+              <w:bottom w:type="dxa" w:w="80"/>
+              <w:right w:type="dxa" w:w="160"/>
+            </w:tcMar>
+          </w:tcPr>
+          <w:p>
+            <w:r>
+              <w:rPr>
+                <w:rFonts w:ascii="Arial" w:cs="Arial" w:eastAsia="Arial" w:hAnsi="Arial"/>
+                <w:b w:val="false"/>
+                <w:bCs w:val="false"/>
+                <w:color w:val="1A1A1A"/>
+                <w:sz w:val="20"/>
+                <w:szCs w:val="20"/>
+              </w:rPr>
+              <w:t xml:space="preserve">XChaCha20(K_i, 'RELAIS_VERIFY_OK_V1')</w:t>
+            </w:r>
+          </w:p>
+        </w:tc>
+        <w:tc>
+          <w:tcPr>
+            <w:tcW w:type="dxa" w:w="2340"/>
+            <w:tcBorders>
+              <w:top w:val="single" w:color="E8DDD0" w:sz="1"/>
+              <w:left w:val="single" w:color="E8DDD0" w:sz="1"/>
+              <w:bottom w:val="single" w:color="E8DDD0" w:sz="1"/>
+              <w:right w:val="single" w:color="E8DDD0" w:sz="1"/>
+            </w:tcBorders>
+            <w:shd w:fill="FFFFFF" w:val="clear"/>
+            <w:tcMar>
+              <w:top w:type="dxa" w:w="80"/>
+              <w:left w:type="dxa" w:w="160"/>
+              <w:bottom w:type="dxa" w:w="80"/>
+              <w:right w:type="dxa" w:w="160"/>
+            </w:tcMar>
+          </w:tcPr>
+          <w:p>
+            <w:r>
+              <w:rPr>
+                <w:rFonts w:ascii="Arial" w:cs="Arial" w:eastAsia="Arial" w:hAnsi="Arial"/>
+                <w:b w:val="false"/>
+                <w:bCs w:val="false"/>
+                <w:color w:val="1A1A1A"/>
+                <w:sz w:val="20"/>
+                <w:szCs w:val="20"/>
+              </w:rPr>
+              <w:t xml:space="preserve">PostgreSQL</w:t>
+            </w:r>
+          </w:p>
+        </w:tc>
+        <w:tc>
+          <w:tcPr>
+            <w:tcW w:type="dxa" w:w="2340"/>
+            <w:tcBorders>
+              <w:top w:val="single" w:color="E8DDD0" w:sz="1"/>
+              <w:left w:val="single" w:color="E8DDD0" w:sz="1"/>
+              <w:bottom w:val="single" w:color="E8DDD0" w:sz="1"/>
+              <w:right w:val="single" w:color="E8DDD0" w:sz="1"/>
+            </w:tcBorders>
+            <w:shd w:fill="FFFFFF" w:val="clear"/>
+            <w:tcMar>
+              <w:top w:type="dxa" w:w="80"/>
+              <w:left w:type="dxa" w:w="160"/>
+              <w:bottom w:type="dxa" w:w="80"/>
+              <w:right w:type="dxa" w:w="160"/>
+            </w:tcMar>
+          </w:tcPr>
+          <w:p>
+            <w:r>
+              <w:rPr>
+                <w:rFonts w:ascii="Arial" w:cs="Arial" w:eastAsia="Arial" w:hAnsi="Arial"/>
+                <w:b w:val="false"/>
+                <w:bCs w:val="false"/>
+                <w:color w:val="1A1A1A"/>
+                <w:sz w:val="20"/>
+                <w:szCs w:val="20"/>
+              </w:rPr>
+              <w:t xml:space="preserve">Owner (vérif annuelle)</w:t>
+            </w:r>
+          </w:p>
+        </w:tc>
+      </w:tr>
+      <w:tr>
+        <w:tc>
+          <w:tcPr>
+            <w:tcW w:type="dxa" w:w="2340"/>
+            <w:tcBorders>
+              <w:top w:val="single" w:color="E8DDD0" w:sz="1"/>
+              <w:left w:val="single" w:color="E8DDD0" w:sz="1"/>
+              <w:bottom w:val="single" w:color="E8DDD0" w:sz="1"/>
+              <w:right w:val="single" w:color="E8DDD0" w:sz="1"/>
+            </w:tcBorders>
+            <w:shd w:fill="FAF3E8" w:val="clear"/>
+            <w:tcMar>
+              <w:top w:type="dxa" w:w="80"/>
+              <w:left w:type="dxa" w:w="160"/>
+              <w:bottom w:type="dxa" w:w="80"/>
+              <w:right w:type="dxa" w:w="160"/>
+            </w:tcMar>
+          </w:tcPr>
+          <w:p>
+            <w:r>
+              <w:rPr>
+                <w:rFonts w:ascii="Arial" w:cs="Arial" w:eastAsia="Arial" w:hAnsi="Arial"/>
+                <w:b/>
+                <w:bCs/>
+                <w:color w:val="1A1A1A"/>
+                <w:sz w:val="20"/>
+                <w:szCs w:val="20"/>
+              </w:rPr>
+              <w:t xml:space="preserve">seed_enc_pin</w:t>
+            </w:r>
+          </w:p>
+        </w:tc>
+        <w:tc>
+          <w:tcPr>
+            <w:tcW w:type="dxa" w:w="2340"/>
+            <w:tcBorders>
+              <w:top w:val="single" w:color="E8DDD0" w:sz="1"/>
+              <w:left w:val="single" w:color="E8DDD0" w:sz="1"/>
+              <w:bottom w:val="single" w:color="E8DDD0" w:sz="1"/>
+              <w:right w:val="single" w:color="E8DDD0" w:sz="1"/>
+            </w:tcBorders>
+            <w:shd w:fill="FAF3E8" w:val="clear"/>
+            <w:tcMar>
+              <w:top w:type="dxa" w:w="80"/>
+              <w:left w:type="dxa" w:w="160"/>
+              <w:bottom w:type="dxa" w:w="80"/>
+              <w:right w:type="dxa" w:w="160"/>
+            </w:tcMar>
+          </w:tcPr>
+          <w:p>
+            <w:r>
+              <w:rPr>
+                <w:rFonts w:ascii="Arial" w:cs="Arial" w:eastAsia="Arial" w:hAnsi="Arial"/>
+                <w:b w:val="false"/>
+                <w:bCs w:val="false"/>
+                <w:color w:val="1A1A1A"/>
+                <w:sz w:val="20"/>
+                <w:szCs w:val="20"/>
+              </w:rPr>
+              <w:t xml:space="preserve">Argon2id(PIN)</w:t>
+            </w:r>
+          </w:p>
+        </w:tc>
+        <w:tc>
+          <w:tcPr>
+            <w:tcW w:type="dxa" w:w="2340"/>
+            <w:tcBorders>
+              <w:top w:val="single" w:color="E8DDD0" w:sz="1"/>
+              <w:left w:val="single" w:color="E8DDD0" w:sz="1"/>
+              <w:bottom w:val="single" w:color="E8DDD0" w:sz="1"/>
+              <w:right w:val="single" w:color="E8DDD0" w:sz="1"/>
+            </w:tcBorders>
+            <w:shd w:fill="FAF3E8" w:val="clear"/>
+            <w:tcMar>
+              <w:top w:type="dxa" w:w="80"/>
+              <w:left w:type="dxa" w:w="160"/>
+              <w:bottom w:type="dxa" w:w="80"/>
+              <w:right w:type="dxa" w:w="160"/>
+            </w:tcMar>
+          </w:tcPr>
+          <w:p>
+            <w:r>
+              <w:rPr>
+                <w:rFonts w:ascii="Arial" w:cs="Arial" w:eastAsia="Arial" w:hAnsi="Arial"/>
+                <w:b w:val="false"/>
+                <w:bCs w:val="false"/>
+                <w:color w:val="1A1A1A"/>
+                <w:sz w:val="20"/>
+                <w:szCs w:val="20"/>
+              </w:rPr>
+              <w:t xml:space="preserve">expo-secure-store</w:t>
+            </w:r>
+          </w:p>
+        </w:tc>
+        <w:tc>
+          <w:tcPr>
+            <w:tcW w:type="dxa" w:w="2340"/>
+            <w:tcBorders>
+              <w:top w:val="single" w:color="E8DDD0" w:sz="1"/>
+              <w:left w:val="single" w:color="E8DDD0" w:sz="1"/>
+              <w:bottom w:val="single" w:color="E8DDD0" w:sz="1"/>
+              <w:right w:val="single" w:color="E8DDD0" w:sz="1"/>
+            </w:tcBorders>
+            <w:shd w:fill="FAF3E8" w:val="clear"/>
+            <w:tcMar>
+              <w:top w:type="dxa" w:w="80"/>
+              <w:left w:type="dxa" w:w="160"/>
+              <w:bottom w:type="dxa" w:w="80"/>
+              <w:right w:type="dxa" w:w="160"/>
+            </w:tcMar>
+          </w:tcPr>
+          <w:p>
+            <w:r>
+              <w:rPr>
+                <w:rFonts w:ascii="Arial" w:cs="Arial" w:eastAsia="Arial" w:hAnsi="Arial"/>
+                <w:b w:val="false"/>
+                <w:bCs w:val="false"/>
+                <w:color w:val="1A1A1A"/>
+                <w:sz w:val="20"/>
+                <w:szCs w:val="20"/>
+              </w:rPr>
+              <w:t xml:space="preserve">Owner (PIN local)</w:t>
+            </w:r>
+          </w:p>
+        </w:tc>
+      </w:tr>
+      <w:tr>
+        <w:tc>
+          <w:tcPr>
+            <w:tcW w:type="dxa" w:w="2340"/>
+            <w:tcBorders>
+              <w:top w:val="single" w:color="E8DDD0" w:sz="1"/>
+              <w:left w:val="single" w:color="E8DDD0" w:sz="1"/>
+              <w:bottom w:val="single" w:color="E8DDD0" w:sz="1"/>
+              <w:right w:val="single" w:color="E8DDD0" w:sz="1"/>
+            </w:tcBorders>
+            <w:shd w:fill="FFFFFF" w:val="clear"/>
+            <w:tcMar>
+              <w:top w:type="dxa" w:w="80"/>
+              <w:left w:type="dxa" w:w="160"/>
+              <w:bottom w:type="dxa" w:w="80"/>
+              <w:right w:type="dxa" w:w="160"/>
+            </w:tcMar>
+          </w:tcPr>
+          <w:p>
+            <w:r>
+              <w:rPr>
+                <w:rFonts w:ascii="Arial" w:cs="Arial" w:eastAsia="Arial" w:hAnsi="Arial"/>
+                <w:b/>
+                <w:bCs/>
+                <w:color w:val="1A1A1A"/>
+                <w:sz w:val="20"/>
+                <w:szCs w:val="20"/>
+              </w:rPr>
+              <w:t xml:space="preserve">ed25519_pk</w:t>
+            </w:r>
+          </w:p>
+        </w:tc>
+        <w:tc>
+          <w:tcPr>
+            <w:tcW w:type="dxa" w:w="2340"/>
+            <w:tcBorders>
+              <w:top w:val="single" w:color="E8DDD0" w:sz="1"/>
+              <w:left w:val="single" w:color="E8DDD0" w:sz="1"/>
+              <w:bottom w:val="single" w:color="E8DDD0" w:sz="1"/>
+              <w:right w:val="single" w:color="E8DDD0" w:sz="1"/>
+            </w:tcBorders>
+            <w:shd w:fill="FFFFFF" w:val="clear"/>
+            <w:tcMar>
+              <w:top w:type="dxa" w:w="80"/>
+              <w:left w:type="dxa" w:w="160"/>
+              <w:bottom w:type="dxa" w:w="80"/>
+              <w:right w:type="dxa" w:w="160"/>
+            </w:tcMar>
+          </w:tcPr>
+          <w:p>
+            <w:r>
+              <w:rPr>
+                <w:rFonts w:ascii="Arial" w:cs="Arial" w:eastAsia="Arial" w:hAnsi="Arial"/>
+                <w:b w:val="false"/>
+                <w:bCs w:val="false"/>
+                <w:color w:val="1A1A1A"/>
+                <w:sz w:val="20"/>
+                <w:szCs w:val="20"/>
+              </w:rPr>
+              <w:t xml:space="preserve">—</w:t>
+            </w:r>
+          </w:p>
+        </w:tc>
+        <w:tc>
+          <w:tcPr>
+            <w:tcW w:type="dxa" w:w="2340"/>
+            <w:tcBorders>
+              <w:top w:val="single" w:color="E8DDD0" w:sz="1"/>
+              <w:left w:val="single" w:color="E8DDD0" w:sz="1"/>
+              <w:bottom w:val="single" w:color="E8DDD0" w:sz="1"/>
+              <w:right w:val="single" w:color="E8DDD0" w:sz="1"/>
+            </w:tcBorders>
+            <w:shd w:fill="FFFFFF" w:val="clear"/>
+            <w:tcMar>
+              <w:top w:type="dxa" w:w="80"/>
+              <w:left w:type="dxa" w:w="160"/>
+              <w:bottom w:type="dxa" w:w="80"/>
+              <w:right w:type="dxa" w:w="160"/>
+            </w:tcMar>
+          </w:tcPr>
+          <w:p>
+            <w:r>
+              <w:rPr>
+                <w:rFonts w:ascii="Arial" w:cs="Arial" w:eastAsia="Arial" w:hAnsi="Arial"/>
+                <w:b w:val="false"/>
+                <w:bCs w:val="false"/>
+                <w:color w:val="1A1A1A"/>
+                <w:sz w:val="20"/>
+                <w:szCs w:val="20"/>
+              </w:rPr>
+              <w:t xml:space="preserve">PostgreSQL + Arbitrum</w:t>
+            </w:r>
+          </w:p>
+        </w:tc>
+        <w:tc>
+          <w:tcPr>
+            <w:tcW w:type="dxa" w:w="2340"/>
+            <w:tcBorders>
+              <w:top w:val="single" w:color="E8DDD0" w:sz="1"/>
+              <w:left w:val="single" w:color="E8DDD0" w:sz="1"/>
+              <w:bottom w:val="single" w:color="E8DDD0" w:sz="1"/>
+              <w:right w:val="single" w:color="E8DDD0" w:sz="1"/>
+            </w:tcBorders>
+            <w:shd w:fill="FFFFFF" w:val="clear"/>
+            <w:tcMar>
+              <w:top w:type="dxa" w:w="80"/>
+              <w:left w:type="dxa" w:w="160"/>
+              <w:bottom w:type="dxa" w:w="80"/>
+              <w:right w:type="dxa" w:w="160"/>
+            </w:tcMar>
+          </w:tcPr>
+          <w:p>
+            <w:r>
+              <w:rPr>
+                <w:rFonts w:ascii="Arial" w:cs="Arial" w:eastAsia="Arial" w:hAnsi="Arial"/>
+                <w:b w:val="false"/>
+                <w:bCs w:val="false"/>
+                <w:color w:val="1A1A1A"/>
+                <w:sz w:val="20"/>
+                <w:szCs w:val="20"/>
+              </w:rPr>
+              <w:t xml:space="preserve">Public</w:t>
+            </w:r>
+          </w:p>
+        </w:tc>
+      </w:tr>
+      <w:tr>
+        <w:tc>
+          <w:tcPr>
+            <w:tcW w:type="dxa" w:w="2340"/>
+            <w:tcBorders>
+              <w:top w:val="single" w:color="E8DDD0" w:sz="1"/>
+              <w:left w:val="single" w:color="E8DDD0" w:sz="1"/>
+              <w:bottom w:val="single" w:color="E8DDD0" w:sz="1"/>
+              <w:right w:val="single" w:color="E8DDD0" w:sz="1"/>
+            </w:tcBorders>
+            <w:shd w:fill="FAF3E8" w:val="clear"/>
+            <w:tcMar>
+              <w:top w:type="dxa" w:w="80"/>
+              <w:left w:type="dxa" w:w="160"/>
+              <w:bottom w:type="dxa" w:w="80"/>
+              <w:right w:type="dxa" w:w="160"/>
+            </w:tcMar>
+          </w:tcPr>
+          <w:p>
+            <w:r>
+              <w:rPr>
+                <w:rFonts w:ascii="Arial" w:cs="Arial" w:eastAsia="Arial" w:hAnsi="Arial"/>
+                <w:b/>
+                <w:bCs/>
+                <w:color w:val="1A1A1A"/>
+                <w:sz w:val="20"/>
+                <w:szCs w:val="20"/>
+              </w:rPr>
+              <w:t xml:space="preserve">Config DMS, last_checkin</w:t>
+            </w:r>
+          </w:p>
+        </w:tc>
+        <w:tc>
+          <w:tcPr>
+            <w:tcW w:type="dxa" w:w="2340"/>
+            <w:tcBorders>
+              <w:top w:val="single" w:color="E8DDD0" w:sz="1"/>
+              <w:left w:val="single" w:color="E8DDD0" w:sz="1"/>
+              <w:bottom w:val="single" w:color="E8DDD0" w:sz="1"/>
+              <w:right w:val="single" w:color="E8DDD0" w:sz="1"/>
+            </w:tcBorders>
+            <w:shd w:fill="FAF3E8" w:val="clear"/>
+            <w:tcMar>
+              <w:top w:type="dxa" w:w="80"/>
+              <w:left w:type="dxa" w:w="160"/>
+              <w:bottom w:type="dxa" w:w="80"/>
+              <w:right w:type="dxa" w:w="160"/>
+            </w:tcMar>
+          </w:tcPr>
+          <w:p>
+            <w:r>
+              <w:rPr>
+                <w:rFonts w:ascii="Arial" w:cs="Arial" w:eastAsia="Arial" w:hAnsi="Arial"/>
+                <w:b w:val="false"/>
+                <w:bCs w:val="false"/>
+                <w:color w:val="1A1A1A"/>
+                <w:sz w:val="20"/>
+                <w:szCs w:val="20"/>
+              </w:rPr>
+              <w:t xml:space="preserve">—</w:t>
+            </w:r>
+          </w:p>
+        </w:tc>
+        <w:tc>
+          <w:tcPr>
+            <w:tcW w:type="dxa" w:w="2340"/>
+            <w:tcBorders>
+              <w:top w:val="single" w:color="E8DDD0" w:sz="1"/>
+              <w:left w:val="single" w:color="E8DDD0" w:sz="1"/>
+              <w:bottom w:val="single" w:color="E8DDD0" w:sz="1"/>
+              <w:right w:val="single" w:color="E8DDD0" w:sz="1"/>
+            </w:tcBorders>
+            <w:shd w:fill="FAF3E8" w:val="clear"/>
+            <w:tcMar>
+              <w:top w:type="dxa" w:w="80"/>
+              <w:left w:type="dxa" w:w="160"/>
+              <w:bottom w:type="dxa" w:w="80"/>
+              <w:right w:type="dxa" w:w="160"/>
+            </w:tcMar>
+          </w:tcPr>
+          <w:p>
+            <w:r>
+              <w:rPr>
+                <w:rFonts w:ascii="Arial" w:cs="Arial" w:eastAsia="Arial" w:hAnsi="Arial"/>
+                <w:b w:val="false"/>
+                <w:bCs w:val="false"/>
+                <w:color w:val="1A1A1A"/>
+                <w:sz w:val="20"/>
+                <w:szCs w:val="20"/>
+              </w:rPr>
+              <w:t xml:space="preserve">Arbitrum</w:t>
+            </w:r>
+          </w:p>
+        </w:tc>
+        <w:tc>
+          <w:tcPr>
+            <w:tcW w:type="dxa" w:w="2340"/>
+            <w:tcBorders>
+              <w:top w:val="single" w:color="E8DDD0" w:sz="1"/>
+              <w:left w:val="single" w:color="E8DDD0" w:sz="1"/>
+              <w:bottom w:val="single" w:color="E8DDD0" w:sz="1"/>
+              <w:right w:val="single" w:color="E8DDD0" w:sz="1"/>
+            </w:tcBorders>
+            <w:shd w:fill="FAF3E8" w:val="clear"/>
+            <w:tcMar>
+              <w:top w:type="dxa" w:w="80"/>
+              <w:left w:type="dxa" w:w="160"/>
+              <w:bottom w:type="dxa" w:w="80"/>
+              <w:right w:type="dxa" w:w="160"/>
+            </w:tcMar>
+          </w:tcPr>
+          <w:p>
+            <w:r>
+              <w:rPr>
+                <w:rFonts w:ascii="Arial" w:cs="Arial" w:eastAsia="Arial" w:hAnsi="Arial"/>
+                <w:b w:val="false"/>
+                <w:bCs w:val="false"/>
+                <w:color w:val="1A1A1A"/>
+                <w:sz w:val="20"/>
+                <w:szCs w:val="20"/>
+              </w:rPr>
+              <w:t xml:space="preserve">Public (smart contract)</w:t>
+            </w:r>
+          </w:p>
+        </w:tc>
+      </w:tr>
+      <w:tr>
+        <w:tc>
+          <w:tcPr>
+            <w:tcW w:type="dxa" w:w="2340"/>
+            <w:tcBorders>
+              <w:top w:val="single" w:color="E8DDD0" w:sz="1"/>
+              <w:left w:val="single" w:color="E8DDD0" w:sz="1"/>
+              <w:bottom w:val="single" w:color="E8DDD0" w:sz="1"/>
+              <w:right w:val="single" w:color="E8DDD0" w:sz="1"/>
+            </w:tcBorders>
+            <w:shd w:fill="FFFFFF" w:val="clear"/>
+            <w:tcMar>
+              <w:top w:type="dxa" w:w="80"/>
+              <w:left w:type="dxa" w:w="160"/>
+              <w:bottom w:type="dxa" w:w="80"/>
+              <w:right w:type="dxa" w:w="160"/>
+            </w:tcMar>
+          </w:tcPr>
+          <w:p>
+            <w:r>
+              <w:rPr>
+                <w:rFonts w:ascii="Arial" w:cs="Arial" w:eastAsia="Arial" w:hAnsi="Arial"/>
+                <w:b/>
+                <w:bCs/>
+                <w:color w:val="1A1A1A"/>
+                <w:sz w:val="20"/>
+                <w:szCs w:val="20"/>
+              </w:rPr>
+              <w:t xml:space="preserve">relais_x25519_pk</w:t>
+            </w:r>
+          </w:p>
+        </w:tc>
+        <w:tc>
+          <w:tcPr>
+            <w:tcW w:type="dxa" w:w="2340"/>
+            <w:tcBorders>
+              <w:top w:val="single" w:color="E8DDD0" w:sz="1"/>
+              <w:left w:val="single" w:color="E8DDD0" w:sz="1"/>
+              <w:bottom w:val="single" w:color="E8DDD0" w:sz="1"/>
+              <w:right w:val="single" w:color="E8DDD0" w:sz="1"/>
+            </w:tcBorders>
+            <w:shd w:fill="FFFFFF" w:val="clear"/>
+            <w:tcMar>
+              <w:top w:type="dxa" w:w="80"/>
+              <w:left w:type="dxa" w:w="160"/>
+              <w:bottom w:type="dxa" w:w="80"/>
+              <w:right w:type="dxa" w:w="160"/>
+            </w:tcMar>
+          </w:tcPr>
+          <w:p>
+            <w:r>
+              <w:rPr>
+                <w:rFonts w:ascii="Arial" w:cs="Arial" w:eastAsia="Arial" w:hAnsi="Arial"/>
+                <w:b w:val="false"/>
+                <w:bCs w:val="false"/>
+                <w:color w:val="1A1A1A"/>
+                <w:sz w:val="20"/>
+                <w:szCs w:val="20"/>
+              </w:rPr>
+              <w:t xml:space="preserve">—</w:t>
+            </w:r>
+          </w:p>
+        </w:tc>
+        <w:tc>
+          <w:tcPr>
+            <w:tcW w:type="dxa" w:w="2340"/>
+            <w:tcBorders>
+              <w:top w:val="single" w:color="E8DDD0" w:sz="1"/>
+              <w:left w:val="single" w:color="E8DDD0" w:sz="1"/>
+              <w:bottom w:val="single" w:color="E8DDD0" w:sz="1"/>
+              <w:right w:val="single" w:color="E8DDD0" w:sz="1"/>
+            </w:tcBorders>
+            <w:shd w:fill="FFFFFF" w:val="clear"/>
+            <w:tcMar>
+              <w:top w:type="dxa" w:w="80"/>
+              <w:left w:type="dxa" w:w="160"/>
+              <w:bottom w:type="dxa" w:w="80"/>
+              <w:right w:type="dxa" w:w="160"/>
+            </w:tcMar>
+          </w:tcPr>
+          <w:p>
+            <w:r>
+              <w:rPr>
+                <w:rFonts w:ascii="Arial" w:cs="Arial" w:eastAsia="Arial" w:hAnsi="Arial"/>
+                <w:b w:val="false"/>
+                <w:bCs w:val="false"/>
+                <w:color w:val="1A1A1A"/>
+                <w:sz w:val="20"/>
+                <w:szCs w:val="20"/>
+              </w:rPr>
+              <w:t xml:space="preserve">Endpoint public</w:t>
+            </w:r>
+          </w:p>
+        </w:tc>
+        <w:tc>
+          <w:tcPr>
+            <w:tcW w:type="dxa" w:w="2340"/>
+            <w:tcBorders>
+              <w:top w:val="single" w:color="E8DDD0" w:sz="1"/>
+              <w:left w:val="single" w:color="E8DDD0" w:sz="1"/>
+              <w:bottom w:val="single" w:color="E8DDD0" w:sz="1"/>
+              <w:right w:val="single" w:color="E8DDD0" w:sz="1"/>
+            </w:tcBorders>
+            <w:shd w:fill="FFFFFF" w:val="clear"/>
+            <w:tcMar>
+              <w:top w:type="dxa" w:w="80"/>
+              <w:left w:type="dxa" w:w="160"/>
+              <w:bottom w:type="dxa" w:w="80"/>
+              <w:right w:type="dxa" w:w="160"/>
+            </w:tcMar>
+          </w:tcPr>
+          <w:p>
+            <w:r>
+              <w:rPr>
+                <w:rFonts w:ascii="Arial" w:cs="Arial" w:eastAsia="Arial" w:hAnsi="Arial"/>
+                <w:b w:val="false"/>
+                <w:bCs w:val="false"/>
+                <w:color w:val="1A1A1A"/>
+                <w:sz w:val="20"/>
+                <w:szCs w:val="20"/>
+              </w:rPr>
+              <w:t xml:space="preserve">Tous</w:t>
+            </w:r>
+          </w:p>
+        </w:tc>
+      </w:tr>
+      <w:tr>
+        <w:tc>
+          <w:tcPr>
+            <w:tcW w:type="dxa" w:w="2340"/>
+            <w:tcBorders>
+              <w:top w:val="single" w:color="E8DDD0" w:sz="1"/>
+              <w:left w:val="single" w:color="E8DDD0" w:sz="1"/>
+              <w:bottom w:val="single" w:color="E8DDD0" w:sz="1"/>
+              <w:right w:val="single" w:color="E8DDD0" w:sz="1"/>
+            </w:tcBorders>
+            <w:shd w:fill="FAF3E8" w:val="clear"/>
+            <w:tcMar>
+              <w:top w:type="dxa" w:w="80"/>
+              <w:left w:type="dxa" w:w="160"/>
+              <w:bottom w:type="dxa" w:w="80"/>
+              <w:right w:type="dxa" w:w="160"/>
+            </w:tcMar>
+          </w:tcPr>
+          <w:p>
+            <w:r>
+              <w:rPr>
+                <w:rFonts w:ascii="Arial" w:cs="Arial" w:eastAsia="Arial" w:hAnsi="Arial"/>
+                <w:b/>
+                <w:bCs/>
+                <w:color w:val="1A1A1A"/>
+                <w:sz w:val="20"/>
+                <w:szCs w:val="20"/>
+              </w:rPr>
               <w:t xml:space="preserve">relais_x25519_sk</w:t>
             </w:r>
           </w:p>
@@ -2470,7 +4675,5180 @@
                 <w:sz w:val="20"/>
                 <w:szCs w:val="20"/>
               </w:rPr>
-              <w:t xml:space="preserve">Relais backend uniquement</w:t>
+              <w:t xml:space="preserve">Relais backend</w:t>
+            </w:r>
+          </w:p>
+        </w:tc>
+      </w:tr>
+    </w:tbl>
+    <w:p>
+      <w:pPr>
+        <w:spacing w:after="0" w:before="120"/>
+      </w:pPr>
+      <w:r>
+        <w:t xml:space="preserve"/>
+      </w:r>
+    </w:p>
+    <w:p>
+      <w:pPr>
+        <w:pBdr>
+          <w:bottom w:val="single" w:color="C4A882" w:sz="4" w:space="1"/>
+        </w:pBdr>
+        <w:spacing w:after="240" w:before="240"/>
+      </w:pPr>
+      <w:r>
+        <w:t xml:space="preserve"/>
+      </w:r>
+    </w:p>
+    <w:p>
+      <w:r>
+        <w:br w:type="page"/>
+      </w:r>
+    </w:p>
+    <w:p>
+      <w:pPr>
+        <w:pStyle w:val="Heading1"/>
+        <w:spacing w:after="200" w:before="480"/>
+      </w:pPr>
+      <w:r>
+        <w:rPr>
+          <w:rFonts w:ascii="Arial" w:cs="Arial" w:eastAsia="Arial" w:hAnsi="Arial"/>
+          <w:b/>
+          <w:bCs/>
+          <w:color w:val="5C3A0F"/>
+          <w:sz w:val="36"/>
+          <w:szCs w:val="36"/>
+        </w:rPr>
+        <w:t xml:space="preserve">4. Schéma Shamir N-of-M</w:t>
+      </w:r>
+    </w:p>
+    <w:p>
+      <w:pPr>
+        <w:spacing w:after="0" w:before="120"/>
+      </w:pPr>
+      <w:r>
+        <w:t xml:space="preserve"/>
+      </w:r>
+    </w:p>
+    <w:tbl>
+      <w:tblPr>
+        <w:tblW w:type="dxa" w:w="9360"/>
+        <w:tblBorders>
+          <w:top w:val="single" w:color="auto" w:sz="4"/>
+          <w:left w:val="single" w:color="auto" w:sz="4"/>
+          <w:bottom w:val="single" w:color="auto" w:sz="4"/>
+          <w:right w:val="single" w:color="auto" w:sz="4"/>
+          <w:insideH w:val="single" w:color="auto" w:sz="4"/>
+          <w:insideV w:val="single" w:color="auto" w:sz="4"/>
+        </w:tblBorders>
+      </w:tblPr>
+      <w:tblGrid>
+        <w:gridCol w:w="3120"/>
+        <w:gridCol w:w="3120"/>
+        <w:gridCol w:w="3120"/>
+      </w:tblGrid>
+      <w:tr>
+        <w:tc>
+          <w:tcPr>
+            <w:tcW w:type="dxa" w:w="3120"/>
+            <w:tcBorders>
+              <w:top w:val="single" w:color="E8DDD0" w:sz="1"/>
+              <w:left w:val="single" w:color="E8DDD0" w:sz="1"/>
+              <w:bottom w:val="single" w:color="E8DDD0" w:sz="1"/>
+              <w:right w:val="single" w:color="E8DDD0" w:sz="1"/>
+            </w:tcBorders>
+            <w:shd w:fill="5C3A0F" w:val="clear"/>
+            <w:tcMar>
+              <w:top w:type="dxa" w:w="80"/>
+              <w:left w:type="dxa" w:w="160"/>
+              <w:bottom w:type="dxa" w:w="80"/>
+              <w:right w:type="dxa" w:w="160"/>
+            </w:tcMar>
+          </w:tcPr>
+          <w:p>
+            <w:r>
+              <w:rPr>
+                <w:rFonts w:ascii="Arial" w:cs="Arial" w:eastAsia="Arial" w:hAnsi="Arial"/>
+                <w:b/>
+                <w:bCs/>
+                <w:color w:val="FFFFFF"/>
+                <w:sz w:val="20"/>
+                <w:szCs w:val="20"/>
+              </w:rPr>
+              <w:t xml:space="preserve">Schéma</w:t>
+            </w:r>
+          </w:p>
+        </w:tc>
+        <w:tc>
+          <w:tcPr>
+            <w:tcW w:type="dxa" w:w="3120"/>
+            <w:tcBorders>
+              <w:top w:val="single" w:color="E8DDD0" w:sz="1"/>
+              <w:left w:val="single" w:color="E8DDD0" w:sz="1"/>
+              <w:bottom w:val="single" w:color="E8DDD0" w:sz="1"/>
+              <w:right w:val="single" w:color="E8DDD0" w:sz="1"/>
+            </w:tcBorders>
+            <w:shd w:fill="5C3A0F" w:val="clear"/>
+            <w:tcMar>
+              <w:top w:type="dxa" w:w="80"/>
+              <w:left w:type="dxa" w:w="160"/>
+              <w:bottom w:type="dxa" w:w="80"/>
+              <w:right w:type="dxa" w:w="160"/>
+            </w:tcMar>
+          </w:tcPr>
+          <w:p>
+            <w:r>
+              <w:rPr>
+                <w:rFonts w:ascii="Arial" w:cs="Arial" w:eastAsia="Arial" w:hAnsi="Arial"/>
+                <w:b/>
+                <w:bCs/>
+                <w:color w:val="FFFFFF"/>
+                <w:sz w:val="20"/>
+                <w:szCs w:val="20"/>
+              </w:rPr>
+              <w:t xml:space="preserve">M contacts</w:t>
+            </w:r>
+          </w:p>
+        </w:tc>
+        <w:tc>
+          <w:tcPr>
+            <w:tcW w:type="dxa" w:w="3120"/>
+            <w:tcBorders>
+              <w:top w:val="single" w:color="E8DDD0" w:sz="1"/>
+              <w:left w:val="single" w:color="E8DDD0" w:sz="1"/>
+              <w:bottom w:val="single" w:color="E8DDD0" w:sz="1"/>
+              <w:right w:val="single" w:color="E8DDD0" w:sz="1"/>
+            </w:tcBorders>
+            <w:shd w:fill="5C3A0F" w:val="clear"/>
+            <w:tcMar>
+              <w:top w:type="dxa" w:w="80"/>
+              <w:left w:type="dxa" w:w="160"/>
+              <w:bottom w:type="dxa" w:w="80"/>
+              <w:right w:type="dxa" w:w="160"/>
+            </w:tcMar>
+          </w:tcPr>
+          <w:p>
+            <w:r>
+              <w:rPr>
+                <w:rFonts w:ascii="Arial" w:cs="Arial" w:eastAsia="Arial" w:hAnsi="Arial"/>
+                <w:b/>
+                <w:bCs/>
+                <w:color w:val="FFFFFF"/>
+                <w:sz w:val="20"/>
+                <w:szCs w:val="20"/>
+              </w:rPr>
+              <w:t xml:space="preserve">N requis</w:t>
+            </w:r>
+          </w:p>
+        </w:tc>
+      </w:tr>
+      <w:tr>
+        <w:tc>
+          <w:tcPr>
+            <w:tcW w:type="dxa" w:w="3120"/>
+            <w:tcBorders>
+              <w:top w:val="single" w:color="E8DDD0" w:sz="1"/>
+              <w:left w:val="single" w:color="E8DDD0" w:sz="1"/>
+              <w:bottom w:val="single" w:color="E8DDD0" w:sz="1"/>
+              <w:right w:val="single" w:color="E8DDD0" w:sz="1"/>
+            </w:tcBorders>
+            <w:shd w:fill="FAF3E8" w:val="clear"/>
+            <w:tcMar>
+              <w:top w:type="dxa" w:w="80"/>
+              <w:left w:type="dxa" w:w="160"/>
+              <w:bottom w:type="dxa" w:w="80"/>
+              <w:right w:type="dxa" w:w="160"/>
+            </w:tcMar>
+          </w:tcPr>
+          <w:p>
+            <w:r>
+              <w:rPr>
+                <w:rFonts w:ascii="Arial" w:cs="Arial" w:eastAsia="Arial" w:hAnsi="Arial"/>
+                <w:b/>
+                <w:bCs/>
+                <w:color w:val="1A1A1A"/>
+                <w:sz w:val="20"/>
+                <w:szCs w:val="20"/>
+              </w:rPr>
+              <w:t xml:space="preserve">2-of-2</w:t>
+            </w:r>
+          </w:p>
+        </w:tc>
+        <w:tc>
+          <w:tcPr>
+            <w:tcW w:type="dxa" w:w="3120"/>
+            <w:tcBorders>
+              <w:top w:val="single" w:color="E8DDD0" w:sz="1"/>
+              <w:left w:val="single" w:color="E8DDD0" w:sz="1"/>
+              <w:bottom w:val="single" w:color="E8DDD0" w:sz="1"/>
+              <w:right w:val="single" w:color="E8DDD0" w:sz="1"/>
+            </w:tcBorders>
+            <w:shd w:fill="FAF3E8" w:val="clear"/>
+            <w:tcMar>
+              <w:top w:type="dxa" w:w="80"/>
+              <w:left w:type="dxa" w:w="160"/>
+              <w:bottom w:type="dxa" w:w="80"/>
+              <w:right w:type="dxa" w:w="160"/>
+            </w:tcMar>
+          </w:tcPr>
+          <w:p>
+            <w:r>
+              <w:rPr>
+                <w:rFonts w:ascii="Arial" w:cs="Arial" w:eastAsia="Arial" w:hAnsi="Arial"/>
+                <w:b w:val="false"/>
+                <w:bCs w:val="false"/>
+                <w:color w:val="1A1A1A"/>
+                <w:sz w:val="20"/>
+                <w:szCs w:val="20"/>
+              </w:rPr>
+              <w:t xml:space="preserve">2</w:t>
+            </w:r>
+          </w:p>
+        </w:tc>
+        <w:tc>
+          <w:tcPr>
+            <w:tcW w:type="dxa" w:w="3120"/>
+            <w:tcBorders>
+              <w:top w:val="single" w:color="E8DDD0" w:sz="1"/>
+              <w:left w:val="single" w:color="E8DDD0" w:sz="1"/>
+              <w:bottom w:val="single" w:color="E8DDD0" w:sz="1"/>
+              <w:right w:val="single" w:color="E8DDD0" w:sz="1"/>
+            </w:tcBorders>
+            <w:shd w:fill="FAF3E8" w:val="clear"/>
+            <w:tcMar>
+              <w:top w:type="dxa" w:w="80"/>
+              <w:left w:type="dxa" w:w="160"/>
+              <w:bottom w:type="dxa" w:w="80"/>
+              <w:right w:type="dxa" w:w="160"/>
+            </w:tcMar>
+          </w:tcPr>
+          <w:p>
+            <w:r>
+              <w:rPr>
+                <w:rFonts w:ascii="Arial" w:cs="Arial" w:eastAsia="Arial" w:hAnsi="Arial"/>
+                <w:b w:val="false"/>
+                <w:bCs w:val="false"/>
+                <w:color w:val="1A1A1A"/>
+                <w:sz w:val="20"/>
+                <w:szCs w:val="20"/>
+              </w:rPr>
+              <w:t xml:space="preserve">2 (les deux)</w:t>
+            </w:r>
+          </w:p>
+        </w:tc>
+      </w:tr>
+      <w:tr>
+        <w:tc>
+          <w:tcPr>
+            <w:tcW w:type="dxa" w:w="3120"/>
+            <w:tcBorders>
+              <w:top w:val="single" w:color="E8DDD0" w:sz="1"/>
+              <w:left w:val="single" w:color="E8DDD0" w:sz="1"/>
+              <w:bottom w:val="single" w:color="E8DDD0" w:sz="1"/>
+              <w:right w:val="single" w:color="E8DDD0" w:sz="1"/>
+            </w:tcBorders>
+            <w:shd w:fill="FFFFFF" w:val="clear"/>
+            <w:tcMar>
+              <w:top w:type="dxa" w:w="80"/>
+              <w:left w:type="dxa" w:w="160"/>
+              <w:bottom w:type="dxa" w:w="80"/>
+              <w:right w:type="dxa" w:w="160"/>
+            </w:tcMar>
+          </w:tcPr>
+          <w:p>
+            <w:r>
+              <w:rPr>
+                <w:rFonts w:ascii="Arial" w:cs="Arial" w:eastAsia="Arial" w:hAnsi="Arial"/>
+                <w:b/>
+                <w:bCs/>
+                <w:color w:val="1A1A1A"/>
+                <w:sz w:val="20"/>
+                <w:szCs w:val="20"/>
+              </w:rPr>
+              <w:t xml:space="preserve">2-of-3</w:t>
+            </w:r>
+          </w:p>
+        </w:tc>
+        <w:tc>
+          <w:tcPr>
+            <w:tcW w:type="dxa" w:w="3120"/>
+            <w:tcBorders>
+              <w:top w:val="single" w:color="E8DDD0" w:sz="1"/>
+              <w:left w:val="single" w:color="E8DDD0" w:sz="1"/>
+              <w:bottom w:val="single" w:color="E8DDD0" w:sz="1"/>
+              <w:right w:val="single" w:color="E8DDD0" w:sz="1"/>
+            </w:tcBorders>
+            <w:shd w:fill="FFFFFF" w:val="clear"/>
+            <w:tcMar>
+              <w:top w:type="dxa" w:w="80"/>
+              <w:left w:type="dxa" w:w="160"/>
+              <w:bottom w:type="dxa" w:w="80"/>
+              <w:right w:type="dxa" w:w="160"/>
+            </w:tcMar>
+          </w:tcPr>
+          <w:p>
+            <w:r>
+              <w:rPr>
+                <w:rFonts w:ascii="Arial" w:cs="Arial" w:eastAsia="Arial" w:hAnsi="Arial"/>
+                <w:b w:val="false"/>
+                <w:bCs w:val="false"/>
+                <w:color w:val="1A1A1A"/>
+                <w:sz w:val="20"/>
+                <w:szCs w:val="20"/>
+              </w:rPr>
+              <w:t xml:space="preserve">3</w:t>
+            </w:r>
+          </w:p>
+        </w:tc>
+        <w:tc>
+          <w:tcPr>
+            <w:tcW w:type="dxa" w:w="3120"/>
+            <w:tcBorders>
+              <w:top w:val="single" w:color="E8DDD0" w:sz="1"/>
+              <w:left w:val="single" w:color="E8DDD0" w:sz="1"/>
+              <w:bottom w:val="single" w:color="E8DDD0" w:sz="1"/>
+              <w:right w:val="single" w:color="E8DDD0" w:sz="1"/>
+            </w:tcBorders>
+            <w:shd w:fill="FFFFFF" w:val="clear"/>
+            <w:tcMar>
+              <w:top w:type="dxa" w:w="80"/>
+              <w:left w:type="dxa" w:w="160"/>
+              <w:bottom w:type="dxa" w:w="80"/>
+              <w:right w:type="dxa" w:w="160"/>
+            </w:tcMar>
+          </w:tcPr>
+          <w:p>
+            <w:r>
+              <w:rPr>
+                <w:rFonts w:ascii="Arial" w:cs="Arial" w:eastAsia="Arial" w:hAnsi="Arial"/>
+                <w:b w:val="false"/>
+                <w:bCs w:val="false"/>
+                <w:color w:val="1A1A1A"/>
+                <w:sz w:val="20"/>
+                <w:szCs w:val="20"/>
+              </w:rPr>
+              <w:t xml:space="preserve">2 (n'importe lesquels)</w:t>
+            </w:r>
+          </w:p>
+        </w:tc>
+      </w:tr>
+      <w:tr>
+        <w:tc>
+          <w:tcPr>
+            <w:tcW w:type="dxa" w:w="3120"/>
+            <w:tcBorders>
+              <w:top w:val="single" w:color="E8DDD0" w:sz="1"/>
+              <w:left w:val="single" w:color="E8DDD0" w:sz="1"/>
+              <w:bottom w:val="single" w:color="E8DDD0" w:sz="1"/>
+              <w:right w:val="single" w:color="E8DDD0" w:sz="1"/>
+            </w:tcBorders>
+            <w:shd w:fill="FAF3E8" w:val="clear"/>
+            <w:tcMar>
+              <w:top w:type="dxa" w:w="80"/>
+              <w:left w:type="dxa" w:w="160"/>
+              <w:bottom w:type="dxa" w:w="80"/>
+              <w:right w:type="dxa" w:w="160"/>
+            </w:tcMar>
+          </w:tcPr>
+          <w:p>
+            <w:r>
+              <w:rPr>
+                <w:rFonts w:ascii="Arial" w:cs="Arial" w:eastAsia="Arial" w:hAnsi="Arial"/>
+                <w:b/>
+                <w:bCs/>
+                <w:color w:val="1A1A1A"/>
+                <w:sz w:val="20"/>
+                <w:szCs w:val="20"/>
+              </w:rPr>
+              <w:t xml:space="preserve">3-of-5</w:t>
+            </w:r>
+          </w:p>
+        </w:tc>
+        <w:tc>
+          <w:tcPr>
+            <w:tcW w:type="dxa" w:w="3120"/>
+            <w:tcBorders>
+              <w:top w:val="single" w:color="E8DDD0" w:sz="1"/>
+              <w:left w:val="single" w:color="E8DDD0" w:sz="1"/>
+              <w:bottom w:val="single" w:color="E8DDD0" w:sz="1"/>
+              <w:right w:val="single" w:color="E8DDD0" w:sz="1"/>
+            </w:tcBorders>
+            <w:shd w:fill="FAF3E8" w:val="clear"/>
+            <w:tcMar>
+              <w:top w:type="dxa" w:w="80"/>
+              <w:left w:type="dxa" w:w="160"/>
+              <w:bottom w:type="dxa" w:w="80"/>
+              <w:right w:type="dxa" w:w="160"/>
+            </w:tcMar>
+          </w:tcPr>
+          <w:p>
+            <w:r>
+              <w:rPr>
+                <w:rFonts w:ascii="Arial" w:cs="Arial" w:eastAsia="Arial" w:hAnsi="Arial"/>
+                <w:b w:val="false"/>
+                <w:bCs w:val="false"/>
+                <w:color w:val="1A1A1A"/>
+                <w:sz w:val="20"/>
+                <w:szCs w:val="20"/>
+              </w:rPr>
+              <w:t xml:space="preserve">5</w:t>
+            </w:r>
+          </w:p>
+        </w:tc>
+        <w:tc>
+          <w:tcPr>
+            <w:tcW w:type="dxa" w:w="3120"/>
+            <w:tcBorders>
+              <w:top w:val="single" w:color="E8DDD0" w:sz="1"/>
+              <w:left w:val="single" w:color="E8DDD0" w:sz="1"/>
+              <w:bottom w:val="single" w:color="E8DDD0" w:sz="1"/>
+              <w:right w:val="single" w:color="E8DDD0" w:sz="1"/>
+            </w:tcBorders>
+            <w:shd w:fill="FAF3E8" w:val="clear"/>
+            <w:tcMar>
+              <w:top w:type="dxa" w:w="80"/>
+              <w:left w:type="dxa" w:w="160"/>
+              <w:bottom w:type="dxa" w:w="80"/>
+              <w:right w:type="dxa" w:w="160"/>
+            </w:tcMar>
+          </w:tcPr>
+          <w:p>
+            <w:r>
+              <w:rPr>
+                <w:rFonts w:ascii="Arial" w:cs="Arial" w:eastAsia="Arial" w:hAnsi="Arial"/>
+                <w:b w:val="false"/>
+                <w:bCs w:val="false"/>
+                <w:color w:val="1A1A1A"/>
+                <w:sz w:val="20"/>
+                <w:szCs w:val="20"/>
+              </w:rPr>
+              <w:t xml:space="preserve">3 (n'importe lesquels)</w:t>
+            </w:r>
+          </w:p>
+        </w:tc>
+      </w:tr>
+    </w:tbl>
+    <w:p>
+      <w:pPr>
+        <w:spacing w:after="0" w:before="120"/>
+      </w:pPr>
+      <w:r>
+        <w:t xml:space="preserve"/>
+      </w:r>
+    </w:p>
+    <w:tbl>
+      <w:tblPr>
+        <w:tblW w:type="dxa" w:w="9360"/>
+        <w:tblBorders>
+          <w:top w:val="single" w:color="auto" w:sz="4"/>
+          <w:left w:val="single" w:color="auto" w:sz="4"/>
+          <w:bottom w:val="single" w:color="auto" w:sz="4"/>
+          <w:right w:val="single" w:color="auto" w:sz="4"/>
+          <w:insideH w:val="single" w:color="auto" w:sz="4"/>
+          <w:insideV w:val="single" w:color="auto" w:sz="4"/>
+        </w:tblBorders>
+      </w:tblPr>
+      <w:tblGrid>
+        <w:gridCol w:w="9360"/>
+      </w:tblGrid>
+      <w:tr>
+        <w:tc>
+          <w:tcPr>
+            <w:tcW w:type="dxa" w:w="9360"/>
+            <w:tcBorders>
+              <w:top w:val="single" w:color="D4C5A9" w:sz="1"/>
+              <w:left w:val="single" w:color="F4A335" w:sz="6"/>
+              <w:bottom w:val="single" w:color="D4C5A9" w:sz="1"/>
+              <w:right w:val="single" w:color="D4C5A9" w:sz="1"/>
+            </w:tcBorders>
+            <w:shd w:fill="F5F0E8" w:val="clear"/>
+            <w:tcMar>
+              <w:top w:type="dxa" w:w="160"/>
+              <w:left w:type="dxa" w:w="240"/>
+              <w:bottom w:type="dxa" w:w="160"/>
+              <w:right w:type="dxa" w:w="240"/>
+            </w:tcMar>
+          </w:tcPr>
+          <w:p>
+            <w:pPr>
+              <w:spacing w:after="0" w:before="0"/>
+            </w:pPr>
+            <w:r>
+              <w:rPr>
+                <w:rFonts w:ascii="Courier New" w:cs="Courier New" w:eastAsia="Courier New" w:hAnsi="Courier New"/>
+                <w:color w:val="1A1A1A"/>
+                <w:sz w:val="18"/>
+                <w:szCs w:val="18"/>
+              </w:rPr>
+              <w:t xml:space="preserve">K1 → Shamir N-of-M → S1_1...S1_M</w:t>
+            </w:r>
+          </w:p>
+          <w:p>
+            <w:pPr>
+              <w:spacing w:after="0" w:before="0"/>
+            </w:pPr>
+            <w:r>
+              <w:rPr>
+                <w:rFonts w:ascii="Courier New" w:cs="Courier New" w:eastAsia="Courier New" w:hAnsi="Courier New"/>
+                <w:color w:val="1A1A1A"/>
+                <w:sz w:val="18"/>
+                <w:szCs w:val="18"/>
+              </w:rPr>
+              <w:t xml:space="preserve">K2 → Shamir N-of-M → S2_1...S2_M</w:t>
+            </w:r>
+          </w:p>
+          <w:p>
+            <w:pPr>
+              <w:spacing w:after="0" w:before="0"/>
+            </w:pPr>
+            <w:r>
+              <w:rPr>
+                <w:rFonts w:ascii="Courier New" w:cs="Courier New" w:eastAsia="Courier New" w:hAnsi="Courier New"/>
+                <w:color w:val="1A1A1A"/>
+                <w:sz w:val="18"/>
+                <w:szCs w:val="18"/>
+              </w:rPr>
+              <w:t xml:space="preserve">K3 → Shamir N-of-M → S3_1...S3_M</w:t>
+            </w:r>
+          </w:p>
+          <w:p>
+            <w:pPr>
+              <w:spacing w:after="0" w:before="0"/>
+            </w:pPr>
+            <w:r>
+              <w:rPr>
+                <w:rFonts w:ascii="Courier New" w:cs="Courier New" w:eastAsia="Courier New" w:hAnsi="Courier New"/>
+                <w:color w:val="1A1A1A"/>
+                <w:sz w:val="18"/>
+                <w:szCs w:val="18"/>
+              </w:rPr>
+              <w:t xml:space="preserve"/>
+            </w:r>
+          </w:p>
+          <w:p>
+            <w:pPr>
+              <w:spacing w:after="0" w:before="0"/>
+            </w:pPr>
+            <w:r>
+              <w:rPr>
+                <w:rFonts w:ascii="Courier New" w:cs="Courier New" w:eastAsia="Courier New" w:hAnsi="Courier New"/>
+                <w:color w:val="1A1A1A"/>
+                <w:sz w:val="18"/>
+                <w:szCs w:val="18"/>
+              </w:rPr>
+              <w:t xml:space="preserve">Pour chaque contact_i et catégorie j :</w:t>
+            </w:r>
+          </w:p>
+          <w:p>
+            <w:pPr>
+              <w:spacing w:after="0" w:before="0"/>
+            </w:pPr>
+            <w:r>
+              <w:rPr>
+                <w:rFonts w:ascii="Courier New" w:cs="Courier New" w:eastAsia="Courier New" w:hAnsi="Courier New"/>
+                <w:color w:val="1A1A1A"/>
+                <w:sz w:val="18"/>
+                <w:szCs w:val="18"/>
+              </w:rPr>
+              <w:t xml:space="preserve">K_i    = Argon2id(réponses_contact_i)</w:t>
+            </w:r>
+          </w:p>
+          <w:p>
+            <w:pPr>
+              <w:spacing w:after="0" w:before="0"/>
+            </w:pPr>
+            <w:r>
+              <w:rPr>
+                <w:rFonts w:ascii="Courier New" w:cs="Courier New" w:eastAsia="Courier New" w:hAnsi="Courier New"/>
+                <w:color w:val="1A1A1A"/>
+                <w:sz w:val="18"/>
+                <w:szCs w:val="18"/>
+              </w:rPr>
+              <w:t xml:space="preserve">Sj_enc = XChaCha20(K_i, Sj_i)</w:t>
+            </w:r>
+          </w:p>
+          <w:p>
+            <w:pPr>
+              <w:spacing w:after="0" w:before="0"/>
+            </w:pPr>
+            <w:r>
+              <w:rPr>
+                <w:rFonts w:ascii="Courier New" w:cs="Courier New" w:eastAsia="Courier New" w:hAnsi="Courier New"/>
+                <w:color w:val="1A1A1A"/>
+                <w:sz w:val="18"/>
+                <w:szCs w:val="18"/>
+              </w:rPr>
+              <w:t xml:space="preserve">hash   = SHA256(Sj_enc)</w:t>
+            </w:r>
+          </w:p>
+          <w:p>
+            <w:pPr>
+              <w:spacing w:after="0" w:before="0"/>
+            </w:pPr>
+            <w:r>
+              <w:rPr>
+                <w:rFonts w:ascii="Courier New" w:cs="Courier New" w:eastAsia="Courier New" w:hAnsi="Courier New"/>
+                <w:color w:val="1A1A1A"/>
+                <w:sz w:val="18"/>
+                <w:szCs w:val="18"/>
+              </w:rPr>
+              <w:t xml:space="preserve">sig    = Ed25519.sign(hash, owner_sk)  ← DEC-29</w:t>
+            </w:r>
+          </w:p>
+          <w:p>
+            <w:pPr>
+              <w:spacing w:after="0" w:before="0"/>
+            </w:pPr>
+            <w:r>
+              <w:rPr>
+                <w:rFonts w:ascii="Courier New" w:cs="Courier New" w:eastAsia="Courier New" w:hAnsi="Courier New"/>
+                <w:color w:val="1A1A1A"/>
+                <w:sz w:val="18"/>
+                <w:szCs w:val="18"/>
+              </w:rPr>
+              <w:t xml:space="preserve">K_i détruite immédiatement</w:t>
+            </w:r>
+          </w:p>
+          <w:p>
+            <w:pPr>
+              <w:spacing w:after="0" w:before="0"/>
+            </w:pPr>
+            <w:r>
+              <w:rPr>
+                <w:rFonts w:ascii="Courier New" w:cs="Courier New" w:eastAsia="Courier New" w:hAnsi="Courier New"/>
+                <w:color w:val="1A1A1A"/>
+                <w:sz w:val="18"/>
+                <w:szCs w:val="18"/>
+              </w:rPr>
+              <w:t xml:space="preserve">Sj_enc → Storj | hash → Arbitrum | sig → PostgreSQL</w:t>
+            </w:r>
+          </w:p>
+        </w:tc>
+      </w:tr>
+    </w:tbl>
+    <w:p>
+      <w:pPr>
+        <w:spacing w:after="0" w:before="120"/>
+      </w:pPr>
+      <w:r>
+        <w:t xml:space="preserve"/>
+      </w:r>
+    </w:p>
+    <w:p>
+      <w:pPr>
+        <w:pBdr>
+          <w:bottom w:val="single" w:color="C4A882" w:sz="4" w:space="1"/>
+        </w:pBdr>
+        <w:spacing w:after="240" w:before="240"/>
+      </w:pPr>
+      <w:r>
+        <w:t xml:space="preserve"/>
+      </w:r>
+    </w:p>
+    <w:p>
+      <w:r>
+        <w:br w:type="page"/>
+      </w:r>
+    </w:p>
+    <w:p>
+      <w:pPr>
+        <w:pStyle w:val="Heading1"/>
+        <w:spacing w:after="200" w:before="480"/>
+      </w:pPr>
+      <w:r>
+        <w:rPr>
+          <w:rFonts w:ascii="Arial" w:cs="Arial" w:eastAsia="Arial" w:hAnsi="Arial"/>
+          <w:b/>
+          <w:bCs/>
+          <w:color w:val="5C3A0F"/>
+          <w:sz w:val="36"/>
+          <w:szCs w:val="36"/>
+        </w:rPr>
+        <w:t xml:space="preserve">5. Cycles de vie</w:t>
+      </w:r>
+    </w:p>
+    <w:p>
+      <w:pPr>
+        <w:spacing w:after="0" w:before="120"/>
+      </w:pPr>
+      <w:r>
+        <w:t xml:space="preserve"/>
+      </w:r>
+    </w:p>
+    <w:p>
+      <w:pPr>
+        <w:pStyle w:val="Heading2"/>
+        <w:spacing w:after="120" w:before="320"/>
+      </w:pPr>
+      <w:r>
+        <w:rPr>
+          <w:rFonts w:ascii="Arial" w:cs="Arial" w:eastAsia="Arial" w:hAnsi="Arial"/>
+          <w:b/>
+          <w:bCs/>
+          <w:color w:val="5C3A0F"/>
+          <w:sz w:val="28"/>
+          <w:szCs w:val="28"/>
+        </w:rPr>
+        <w:t xml:space="preserve">5.1 Création du compte</w:t>
+      </w:r>
+    </w:p>
+    <w:tbl>
+      <w:tblPr>
+        <w:tblW w:type="dxa" w:w="9360"/>
+        <w:tblBorders>
+          <w:top w:val="single" w:color="auto" w:sz="4"/>
+          <w:left w:val="single" w:color="auto" w:sz="4"/>
+          <w:bottom w:val="single" w:color="auto" w:sz="4"/>
+          <w:right w:val="single" w:color="auto" w:sz="4"/>
+          <w:insideH w:val="single" w:color="auto" w:sz="4"/>
+          <w:insideV w:val="single" w:color="auto" w:sz="4"/>
+        </w:tblBorders>
+      </w:tblPr>
+      <w:tblGrid>
+        <w:gridCol w:w="9360"/>
+      </w:tblGrid>
+      <w:tr>
+        <w:tc>
+          <w:tcPr>
+            <w:tcW w:type="dxa" w:w="9360"/>
+            <w:tcBorders>
+              <w:top w:val="single" w:color="D4C5A9" w:sz="1"/>
+              <w:left w:val="single" w:color="F4A335" w:sz="6"/>
+              <w:bottom w:val="single" w:color="D4C5A9" w:sz="1"/>
+              <w:right w:val="single" w:color="D4C5A9" w:sz="1"/>
+            </w:tcBorders>
+            <w:shd w:fill="F5F0E8" w:val="clear"/>
+            <w:tcMar>
+              <w:top w:type="dxa" w:w="160"/>
+              <w:left w:type="dxa" w:w="240"/>
+              <w:bottom w:type="dxa" w:w="160"/>
+              <w:right w:type="dxa" w:w="240"/>
+            </w:tcMar>
+          </w:tcPr>
+          <w:p>
+            <w:pPr>
+              <w:spacing w:after="0" w:before="0"/>
+            </w:pPr>
+            <w:r>
+              <w:rPr>
+                <w:rFonts w:ascii="Courier New" w:cs="Courier New" w:eastAsia="Courier New" w:hAnsi="Courier New"/>
+                <w:color w:val="1A1A1A"/>
+                <w:sz w:val="18"/>
+                <w:szCs w:val="18"/>
+              </w:rPr>
+              <w:t xml:space="preserve">App génère 12 mots BIP39 — affichés UNE seule fois — JAMAIS stockés</w:t>
+            </w:r>
+          </w:p>
+          <w:p>
+            <w:pPr>
+              <w:spacing w:after="0" w:before="0"/>
+            </w:pPr>
+            <w:r>
+              <w:rPr>
+                <w:rFonts w:ascii="Courier New" w:cs="Courier New" w:eastAsia="Courier New" w:hAnsi="Courier New"/>
+                <w:color w:val="1A1A1A"/>
+                <w:sz w:val="18"/>
+                <w:szCs w:val="18"/>
+              </w:rPr>
+              <w:t xml:space="preserve"/>
+            </w:r>
+          </w:p>
+          <w:p>
+            <w:pPr>
+              <w:spacing w:after="0" w:before="0"/>
+            </w:pPr>
+            <w:r>
+              <w:rPr>
+                <w:rFonts w:ascii="Courier New" w:cs="Courier New" w:eastAsia="Courier New" w:hAnsi="Courier New"/>
+                <w:color w:val="1A1A1A"/>
+                <w:sz w:val="18"/>
+                <w:szCs w:val="18"/>
+              </w:rPr>
+              <w:t xml:space="preserve">seed + ctx='relais_comptes_v1'   → K1</w:t>
+            </w:r>
+          </w:p>
+          <w:p>
+            <w:pPr>
+              <w:spacing w:after="0" w:before="0"/>
+            </w:pPr>
+            <w:r>
+              <w:rPr>
+                <w:rFonts w:ascii="Courier New" w:cs="Courier New" w:eastAsia="Courier New" w:hAnsi="Courier New"/>
+                <w:color w:val="1A1A1A"/>
+                <w:sz w:val="18"/>
+                <w:szCs w:val="18"/>
+              </w:rPr>
+              <w:t xml:space="preserve">seed + ctx='relais_messages_v1'  → K2</w:t>
+            </w:r>
+          </w:p>
+          <w:p>
+            <w:pPr>
+              <w:spacing w:after="0" w:before="0"/>
+            </w:pPr>
+            <w:r>
+              <w:rPr>
+                <w:rFonts w:ascii="Courier New" w:cs="Courier New" w:eastAsia="Courier New" w:hAnsi="Courier New"/>
+                <w:color w:val="1A1A1A"/>
+                <w:sz w:val="18"/>
+                <w:szCs w:val="18"/>
+              </w:rPr>
+              <w:t xml:space="preserve">seed + ctx='relais_finances_v1'  → K3</w:t>
+            </w:r>
+          </w:p>
+          <w:p>
+            <w:pPr>
+              <w:spacing w:after="0" w:before="0"/>
+            </w:pPr>
+            <w:r>
+              <w:rPr>
+                <w:rFonts w:ascii="Courier New" w:cs="Courier New" w:eastAsia="Courier New" w:hAnsi="Courier New"/>
+                <w:color w:val="1A1A1A"/>
+                <w:sz w:val="18"/>
+                <w:szCs w:val="18"/>
+              </w:rPr>
+              <w:t xml:space="preserve">seed → Ed25519.keypair()         → { ed25519_sk, ed25519_pk }</w:t>
+            </w:r>
+          </w:p>
+          <w:p>
+            <w:pPr>
+              <w:spacing w:after="0" w:before="0"/>
+            </w:pPr>
+            <w:r>
+              <w:rPr>
+                <w:rFonts w:ascii="Courier New" w:cs="Courier New" w:eastAsia="Courier New" w:hAnsi="Courier New"/>
+                <w:color w:val="1A1A1A"/>
+                <w:sz w:val="18"/>
+                <w:szCs w:val="18"/>
+              </w:rPr>
+              <w:t xml:space="preserve">ed25519_pk → PostgreSQL + Arbitrum</w:t>
+            </w:r>
+          </w:p>
+          <w:p>
+            <w:pPr>
+              <w:spacing w:after="0" w:before="0"/>
+            </w:pPr>
+            <w:r>
+              <w:rPr>
+                <w:rFonts w:ascii="Courier New" w:cs="Courier New" w:eastAsia="Courier New" w:hAnsi="Courier New"/>
+                <w:color w:val="1A1A1A"/>
+                <w:sz w:val="18"/>
+                <w:szCs w:val="18"/>
+              </w:rPr>
+              <w:t xml:space="preserve"/>
+            </w:r>
+          </w:p>
+          <w:p>
+            <w:pPr>
+              <w:spacing w:after="0" w:before="0"/>
+            </w:pPr>
+            <w:r>
+              <w:rPr>
+                <w:rFonts w:ascii="Courier New" w:cs="Courier New" w:eastAsia="Courier New" w:hAnsi="Courier New"/>
+                <w:color w:val="1A1A1A"/>
+                <w:sz w:val="18"/>
+                <w:szCs w:val="18"/>
+              </w:rPr>
+              <w:t xml:space="preserve">// seed_enc_pin PERMANENT (DEC-01)</w:t>
+            </w:r>
+          </w:p>
+          <w:p>
+            <w:pPr>
+              <w:spacing w:after="0" w:before="0"/>
+            </w:pPr>
+            <w:r>
+              <w:rPr>
+                <w:rFonts w:ascii="Courier New" w:cs="Courier New" w:eastAsia="Courier New" w:hAnsi="Courier New"/>
+                <w:color w:val="1A1A1A"/>
+                <w:sz w:val="18"/>
+                <w:szCs w:val="18"/>
+              </w:rPr>
+              <w:t xml:space="preserve">pin_key      = Argon2id(PIN)</w:t>
+            </w:r>
+          </w:p>
+          <w:p>
+            <w:pPr>
+              <w:spacing w:after="0" w:before="0"/>
+            </w:pPr>
+            <w:r>
+              <w:rPr>
+                <w:rFonts w:ascii="Courier New" w:cs="Courier New" w:eastAsia="Courier New" w:hAnsi="Courier New"/>
+                <w:color w:val="1A1A1A"/>
+                <w:sz w:val="18"/>
+                <w:szCs w:val="18"/>
+              </w:rPr>
+              <w:t xml:space="preserve">seed_enc_pin = XChaCha20(pin_key, seed)</w:t>
+            </w:r>
+          </w:p>
+          <w:p>
+            <w:pPr>
+              <w:spacing w:after="0" w:before="0"/>
+            </w:pPr>
+            <w:r>
+              <w:rPr>
+                <w:rFonts w:ascii="Courier New" w:cs="Courier New" w:eastAsia="Courier New" w:hAnsi="Courier New"/>
+                <w:color w:val="1A1A1A"/>
+                <w:sz w:val="18"/>
+                <w:szCs w:val="18"/>
+              </w:rPr>
+              <w:t xml:space="preserve">SecureStore.set('seed_enc_pin', ...) ← jamais supprimé</w:t>
+            </w:r>
+          </w:p>
+          <w:p>
+            <w:pPr>
+              <w:spacing w:after="0" w:before="0"/>
+            </w:pPr>
+            <w:r>
+              <w:rPr>
+                <w:rFonts w:ascii="Courier New" w:cs="Courier New" w:eastAsia="Courier New" w:hAnsi="Courier New"/>
+                <w:color w:val="1A1A1A"/>
+                <w:sz w:val="18"/>
+                <w:szCs w:val="18"/>
+              </w:rPr>
+              <w:t xml:space="preserve"/>
+            </w:r>
+          </w:p>
+          <w:p>
+            <w:pPr>
+              <w:spacing w:after="0" w:before="0"/>
+            </w:pPr>
+            <w:r>
+              <w:rPr>
+                <w:rFonts w:ascii="Courier New" w:cs="Courier New" w:eastAsia="Courier New" w:hAnsi="Courier New"/>
+                <w:color w:val="1A1A1A"/>
+                <w:sz w:val="18"/>
+                <w:szCs w:val="18"/>
+              </w:rPr>
+              <w:t xml:space="preserve">// Backup initial</w:t>
+            </w:r>
+          </w:p>
+          <w:p>
+            <w:pPr>
+              <w:spacing w:after="0" w:before="0"/>
+            </w:pPr>
+            <w:r>
+              <w:rPr>
+                <w:rFonts w:ascii="Courier New" w:cs="Courier New" w:eastAsia="Courier New" w:hAnsi="Courier New"/>
+                <w:color w:val="1A1A1A"/>
+                <w:sz w:val="18"/>
+                <w:szCs w:val="18"/>
+              </w:rPr>
+              <w:t xml:space="preserve">P2_i = XChaCha20(Ki, P1_i)</w:t>
+            </w:r>
+          </w:p>
+          <w:p>
+            <w:pPr>
+              <w:spacing w:after="0" w:before="0"/>
+            </w:pPr>
+            <w:r>
+              <w:rPr>
+                <w:rFonts w:ascii="Courier New" w:cs="Courier New" w:eastAsia="Courier New" w:hAnsi="Courier New"/>
+                <w:color w:val="1A1A1A"/>
+                <w:sz w:val="18"/>
+                <w:szCs w:val="18"/>
+              </w:rPr>
+              <w:t xml:space="preserve">hash = SHA256(P1_i)</w:t>
+            </w:r>
+          </w:p>
+          <w:p>
+            <w:pPr>
+              <w:spacing w:after="0" w:before="0"/>
+            </w:pPr>
+            <w:r>
+              <w:rPr>
+                <w:rFonts w:ascii="Courier New" w:cs="Courier New" w:eastAsia="Courier New" w:hAnsi="Courier New"/>
+                <w:color w:val="1A1A1A"/>
+                <w:sz w:val="18"/>
+                <w:szCs w:val="18"/>
+              </w:rPr>
+              <w:t xml:space="preserve">sig  = Ed25519.sign(hash, ed25519_sk)</w:t>
+            </w:r>
+          </w:p>
+          <w:p>
+            <w:pPr>
+              <w:spacing w:after="0" w:before="0"/>
+            </w:pPr>
+            <w:r>
+              <w:rPr>
+                <w:rFonts w:ascii="Courier New" w:cs="Courier New" w:eastAsia="Courier New" w:hAnsi="Courier New"/>
+                <w:color w:val="1A1A1A"/>
+                <w:sz w:val="18"/>
+                <w:szCs w:val="18"/>
+              </w:rPr>
+              <w:t xml:space="preserve">POST /vault/sync { payload: P2_i, signature }</w:t>
+            </w:r>
+          </w:p>
+          <w:p>
+            <w:pPr>
+              <w:spacing w:after="0" w:before="0"/>
+            </w:pPr>
+            <w:r>
+              <w:rPr>
+                <w:rFonts w:ascii="Courier New" w:cs="Courier New" w:eastAsia="Courier New" w:hAnsi="Courier New"/>
+                <w:color w:val="1A1A1A"/>
+                <w:sz w:val="18"/>
+                <w:szCs w:val="18"/>
+              </w:rPr>
+              <w:t xml:space="preserve">Serveur vérifie signature avant stockage Storj</w:t>
+            </w:r>
+          </w:p>
+        </w:tc>
+      </w:tr>
+    </w:tbl>
+    <w:p>
+      <w:pPr>
+        <w:spacing w:after="0" w:before="120"/>
+      </w:pPr>
+      <w:r>
+        <w:t xml:space="preserve"/>
+      </w:r>
+    </w:p>
+    <w:p>
+      <w:pPr>
+        <w:pStyle w:val="Heading2"/>
+        <w:spacing w:after="120" w:before="320"/>
+      </w:pPr>
+      <w:r>
+        <w:rPr>
+          <w:rFonts w:ascii="Arial" w:cs="Arial" w:eastAsia="Arial" w:hAnsi="Arial"/>
+          <w:b/>
+          <w:bCs/>
+          <w:color w:val="5C3A0F"/>
+          <w:sz w:val="28"/>
+          <w:szCs w:val="28"/>
+        </w:rPr>
+        <w:t xml:space="preserve">5.2 Saisie et chiffrement local</w:t>
+      </w:r>
+    </w:p>
+    <w:tbl>
+      <w:tblPr>
+        <w:tblW w:type="dxa" w:w="9360"/>
+        <w:tblBorders>
+          <w:top w:val="single" w:color="auto" w:sz="4"/>
+          <w:left w:val="single" w:color="auto" w:sz="4"/>
+          <w:bottom w:val="single" w:color="auto" w:sz="4"/>
+          <w:right w:val="single" w:color="auto" w:sz="4"/>
+          <w:insideH w:val="single" w:color="auto" w:sz="4"/>
+          <w:insideV w:val="single" w:color="auto" w:sz="4"/>
+        </w:tblBorders>
+      </w:tblPr>
+      <w:tblGrid>
+        <w:gridCol w:w="9360"/>
+      </w:tblGrid>
+      <w:tr>
+        <w:tc>
+          <w:tcPr>
+            <w:tcW w:type="dxa" w:w="9360"/>
+            <w:tcBorders>
+              <w:top w:val="single" w:color="D4C5A9" w:sz="1"/>
+              <w:left w:val="single" w:color="F4A335" w:sz="6"/>
+              <w:bottom w:val="single" w:color="D4C5A9" w:sz="1"/>
+              <w:right w:val="single" w:color="D4C5A9" w:sz="1"/>
+            </w:tcBorders>
+            <w:shd w:fill="F5F0E8" w:val="clear"/>
+            <w:tcMar>
+              <w:top w:type="dxa" w:w="160"/>
+              <w:left w:type="dxa" w:w="240"/>
+              <w:bottom w:type="dxa" w:w="160"/>
+              <w:right w:type="dxa" w:w="240"/>
+            </w:tcMar>
+          </w:tcPr>
+          <w:p>
+            <w:pPr>
+              <w:spacing w:after="0" w:before="0"/>
+            </w:pPr>
+            <w:r>
+              <w:rPr>
+                <w:rFonts w:ascii="Courier New" w:cs="Courier New" w:eastAsia="Courier New" w:hAnsi="Courier New"/>
+                <w:color w:val="1A1A1A"/>
+                <w:sz w:val="18"/>
+                <w:szCs w:val="18"/>
+              </w:rPr>
+              <w:t xml:space="preserve">D = { service, login, mdp, instructions }  ← mémoire vive uniquement</w:t>
+            </w:r>
+          </w:p>
+          <w:p>
+            <w:pPr>
+              <w:spacing w:after="0" w:before="0"/>
+            </w:pPr>
+            <w:r>
+              <w:rPr>
+                <w:rFonts w:ascii="Courier New" w:cs="Courier New" w:eastAsia="Courier New" w:hAnsi="Courier New"/>
+                <w:color w:val="1A1A1A"/>
+                <w:sz w:val="18"/>
+                <w:szCs w:val="18"/>
+              </w:rPr>
+              <w:t xml:space="preserve">XChaCha20(Ki, D) → P1_i → SQLite local</w:t>
+            </w:r>
+          </w:p>
+          <w:p>
+            <w:pPr>
+              <w:spacing w:after="0" w:before="0"/>
+            </w:pPr>
+            <w:r>
+              <w:rPr>
+                <w:rFonts w:ascii="Courier New" w:cs="Courier New" w:eastAsia="Courier New" w:hAnsi="Courier New"/>
+                <w:color w:val="1A1A1A"/>
+                <w:sz w:val="18"/>
+                <w:szCs w:val="18"/>
+              </w:rPr>
+              <w:t xml:space="preserve">D en clair détruit immédiatement</w:t>
+            </w:r>
+          </w:p>
+          <w:p>
+            <w:pPr>
+              <w:spacing w:after="0" w:before="0"/>
+            </w:pPr>
+            <w:r>
+              <w:rPr>
+                <w:rFonts w:ascii="Courier New" w:cs="Courier New" w:eastAsia="Courier New" w:hAnsi="Courier New"/>
+                <w:color w:val="1A1A1A"/>
+                <w:sz w:val="18"/>
+                <w:szCs w:val="18"/>
+              </w:rPr>
+              <w:t xml:space="preserve"/>
+            </w:r>
+          </w:p>
+          <w:p>
+            <w:pPr>
+              <w:spacing w:after="0" w:before="0"/>
+            </w:pPr>
+            <w:r>
+              <w:rPr>
+                <w:rFonts w:ascii="Courier New" w:cs="Courier New" w:eastAsia="Courier New" w:hAnsi="Courier New"/>
+                <w:color w:val="1A1A1A"/>
+                <w:sz w:val="18"/>
+                <w:szCs w:val="18"/>
+              </w:rPr>
+              <w:t xml:space="preserve">// Sync Storj (debounced 3s)</w:t>
+            </w:r>
+          </w:p>
+          <w:p>
+            <w:pPr>
+              <w:spacing w:after="0" w:before="0"/>
+            </w:pPr>
+            <w:r>
+              <w:rPr>
+                <w:rFonts w:ascii="Courier New" w:cs="Courier New" w:eastAsia="Courier New" w:hAnsi="Courier New"/>
+                <w:color w:val="1A1A1A"/>
+                <w:sz w:val="18"/>
+                <w:szCs w:val="18"/>
+              </w:rPr>
+              <w:t xml:space="preserve">P2_i  = XChaCha20(Ki, P1_i)  ← Ki seule (DEC-16)</w:t>
+            </w:r>
+          </w:p>
+          <w:p>
+            <w:pPr>
+              <w:spacing w:after="0" w:before="0"/>
+            </w:pPr>
+            <w:r>
+              <w:rPr>
+                <w:rFonts w:ascii="Courier New" w:cs="Courier New" w:eastAsia="Courier New" w:hAnsi="Courier New"/>
+                <w:color w:val="1A1A1A"/>
+                <w:sz w:val="18"/>
+                <w:szCs w:val="18"/>
+              </w:rPr>
+              <w:t xml:space="preserve">sig   = Ed25519.sign(SHA256(P1_i), ed25519_sk)</w:t>
+            </w:r>
+          </w:p>
+          <w:p>
+            <w:pPr>
+              <w:spacing w:after="0" w:before="0"/>
+            </w:pPr>
+            <w:r>
+              <w:rPr>
+                <w:rFonts w:ascii="Courier New" w:cs="Courier New" w:eastAsia="Courier New" w:hAnsi="Courier New"/>
+                <w:color w:val="1A1A1A"/>
+                <w:sz w:val="18"/>
+                <w:szCs w:val="18"/>
+              </w:rPr>
+              <w:t xml:space="preserve">POST /vault/sync { category, payload: P2_i, signature }</w:t>
+            </w:r>
+          </w:p>
+        </w:tc>
+      </w:tr>
+    </w:tbl>
+    <w:p>
+      <w:pPr>
+        <w:spacing w:after="0" w:before="120"/>
+      </w:pPr>
+      <w:r>
+        <w:t xml:space="preserve"/>
+      </w:r>
+    </w:p>
+    <w:p>
+      <w:pPr>
+        <w:pStyle w:val="Heading2"/>
+        <w:spacing w:after="120" w:before="320"/>
+      </w:pPr>
+      <w:r>
+        <w:rPr>
+          <w:rFonts w:ascii="Arial" w:cs="Arial" w:eastAsia="Arial" w:hAnsi="Arial"/>
+          <w:b/>
+          <w:bCs/>
+          <w:color w:val="5C3A0F"/>
+          <w:sz w:val="28"/>
+          <w:szCs w:val="28"/>
+        </w:rPr>
+        <w:t xml:space="preserve">5.3 Activation de la transmission</w:t>
+      </w:r>
+    </w:p>
+    <w:tbl>
+      <w:tblPr>
+        <w:tblW w:type="dxa" w:w="9360"/>
+        <w:tblBorders>
+          <w:top w:val="single" w:color="auto" w:sz="4"/>
+          <w:left w:val="single" w:color="auto" w:sz="4"/>
+          <w:bottom w:val="single" w:color="auto" w:sz="4"/>
+          <w:right w:val="single" w:color="auto" w:sz="4"/>
+          <w:insideH w:val="single" w:color="auto" w:sz="4"/>
+          <w:insideV w:val="single" w:color="auto" w:sz="4"/>
+        </w:tblBorders>
+      </w:tblPr>
+      <w:tblGrid>
+        <w:gridCol w:w="9360"/>
+      </w:tblGrid>
+      <w:tr>
+        <w:tc>
+          <w:tcPr>
+            <w:tcW w:type="dxa" w:w="9360"/>
+            <w:tcBorders>
+              <w:top w:val="single" w:color="D4C5A9" w:sz="1"/>
+              <w:left w:val="single" w:color="F4A335" w:sz="6"/>
+              <w:bottom w:val="single" w:color="D4C5A9" w:sz="1"/>
+              <w:right w:val="single" w:color="D4C5A9" w:sz="1"/>
+            </w:tcBorders>
+            <w:shd w:fill="F5F0E8" w:val="clear"/>
+            <w:tcMar>
+              <w:top w:type="dxa" w:w="160"/>
+              <w:left w:type="dxa" w:w="240"/>
+              <w:bottom w:type="dxa" w:w="160"/>
+              <w:right w:type="dxa" w:w="240"/>
+            </w:tcMar>
+          </w:tcPr>
+          <w:p>
+            <w:pPr>
+              <w:spacing w:after="0" w:before="0"/>
+            </w:pPr>
+            <w:r>
+              <w:rPr>
+                <w:rFonts w:ascii="Courier New" w:cs="Courier New" w:eastAsia="Courier New" w:hAnsi="Courier New"/>
+                <w:color w:val="1A1A1A"/>
+                <w:sz w:val="18"/>
+                <w:szCs w:val="18"/>
+              </w:rPr>
+              <w:t xml:space="preserve">// Niveau 1 — notification_enc (DEC-28)</w:t>
+            </w:r>
+          </w:p>
+          <w:p>
+            <w:pPr>
+              <w:spacing w:after="0" w:before="0"/>
+            </w:pPr>
+            <w:r>
+              <w:rPr>
+                <w:rFonts w:ascii="Courier New" w:cs="Courier New" w:eastAsia="Courier New" w:hAnsi="Courier New"/>
+                <w:color w:val="1A1A1A"/>
+                <w:sz w:val="18"/>
+                <w:szCs w:val="18"/>
+              </w:rPr>
+              <w:t xml:space="preserve">relais_x25519_pk = GET /transmission/relais-key</w:t>
+            </w:r>
+          </w:p>
+          <w:p>
+            <w:pPr>
+              <w:spacing w:after="0" w:before="0"/>
+            </w:pPr>
+            <w:r>
+              <w:rPr>
+                <w:rFonts w:ascii="Courier New" w:cs="Courier New" w:eastAsia="Courier New" w:hAnsi="Courier New"/>
+                <w:color w:val="1A1A1A"/>
+                <w:sz w:val="18"/>
+                <w:szCs w:val="18"/>
+              </w:rPr>
+              <w:t xml:space="preserve">notification_enc = crypto_box_seal({email,phone}, relais_x25519_pk)</w:t>
+            </w:r>
+          </w:p>
+          <w:p>
+            <w:pPr>
+              <w:spacing w:after="0" w:before="0"/>
+            </w:pPr>
+            <w:r>
+              <w:rPr>
+                <w:rFonts w:ascii="Courier New" w:cs="Courier New" w:eastAsia="Courier New" w:hAnsi="Courier New"/>
+                <w:color w:val="1A1A1A"/>
+                <w:sz w:val="18"/>
+                <w:szCs w:val="18"/>
+              </w:rPr>
+              <w:t xml:space="preserve">notification_sig = Ed25519.sign(notification_enc, owner_sk)</w:t>
+            </w:r>
+          </w:p>
+          <w:p>
+            <w:pPr>
+              <w:spacing w:after="0" w:before="0"/>
+            </w:pPr>
+            <w:r>
+              <w:rPr>
+                <w:rFonts w:ascii="Courier New" w:cs="Courier New" w:eastAsia="Courier New" w:hAnsi="Courier New"/>
+                <w:color w:val="1A1A1A"/>
+                <w:sz w:val="18"/>
+                <w:szCs w:val="18"/>
+              </w:rPr>
+              <w:t xml:space="preserve"/>
+            </w:r>
+          </w:p>
+          <w:p>
+            <w:pPr>
+              <w:spacing w:after="0" w:before="0"/>
+            </w:pPr>
+            <w:r>
+              <w:rPr>
+                <w:rFonts w:ascii="Courier New" w:cs="Courier New" w:eastAsia="Courier New" w:hAnsi="Courier New"/>
+                <w:color w:val="1A1A1A"/>
+                <w:sz w:val="18"/>
+                <w:szCs w:val="18"/>
+              </w:rPr>
+              <w:t xml:space="preserve">// Niveau 2 — secret_enc (DEC-20 : sans les questions)</w:t>
+            </w:r>
+          </w:p>
+          <w:p>
+            <w:pPr>
+              <w:spacing w:after="0" w:before="0"/>
+            </w:pPr>
+            <w:r>
+              <w:rPr>
+                <w:rFonts w:ascii="Courier New" w:cs="Courier New" w:eastAsia="Courier New" w:hAnsi="Courier New"/>
+                <w:color w:val="1A1A1A"/>
+                <w:sz w:val="18"/>
+                <w:szCs w:val="18"/>
+              </w:rPr>
+              <w:t xml:space="preserve">secret_enc = XChaCha20(K2, {nom, rôle, message_personnel})</w:t>
+            </w:r>
+          </w:p>
+          <w:p>
+            <w:pPr>
+              <w:spacing w:after="0" w:before="0"/>
+            </w:pPr>
+            <w:r>
+              <w:rPr>
+                <w:rFonts w:ascii="Courier New" w:cs="Courier New" w:eastAsia="Courier New" w:hAnsi="Courier New"/>
+                <w:color w:val="1A1A1A"/>
+                <w:sz w:val="18"/>
+                <w:szCs w:val="18"/>
+              </w:rPr>
+              <w:t xml:space="preserve"/>
+            </w:r>
+          </w:p>
+          <w:p>
+            <w:pPr>
+              <w:spacing w:after="0" w:before="0"/>
+            </w:pPr>
+            <w:r>
+              <w:rPr>
+                <w:rFonts w:ascii="Courier New" w:cs="Courier New" w:eastAsia="Courier New" w:hAnsi="Courier New"/>
+                <w:color w:val="1A1A1A"/>
+                <w:sz w:val="18"/>
+                <w:szCs w:val="18"/>
+              </w:rPr>
+              <w:t xml:space="preserve">// Questions = FK vers bibliothèque publique (DEC-20)</w:t>
+            </w:r>
+          </w:p>
+          <w:p>
+            <w:pPr>
+              <w:spacing w:after="0" w:before="0"/>
+            </w:pPr>
+            <w:r>
+              <w:rPr>
+                <w:rFonts w:ascii="Courier New" w:cs="Courier New" w:eastAsia="Courier New" w:hAnsi="Courier New"/>
+                <w:color w:val="1A1A1A"/>
+                <w:sz w:val="18"/>
+                <w:szCs w:val="18"/>
+              </w:rPr>
+              <w:t xml:space="preserve">question_1/2/3_id = UUID références vers checkin_questions</w:t>
+            </w:r>
+          </w:p>
+          <w:p>
+            <w:pPr>
+              <w:spacing w:after="0" w:before="0"/>
+            </w:pPr>
+            <w:r>
+              <w:rPr>
+                <w:rFonts w:ascii="Courier New" w:cs="Courier New" w:eastAsia="Courier New" w:hAnsi="Courier New"/>
+                <w:color w:val="1A1A1A"/>
+                <w:sz w:val="18"/>
+                <w:szCs w:val="18"/>
+              </w:rPr>
+              <w:t xml:space="preserve"/>
+            </w:r>
+          </w:p>
+          <w:p>
+            <w:pPr>
+              <w:spacing w:after="0" w:before="0"/>
+            </w:pPr>
+            <w:r>
+              <w:rPr>
+                <w:rFonts w:ascii="Courier New" w:cs="Courier New" w:eastAsia="Courier New" w:hAnsi="Courier New"/>
+                <w:color w:val="1A1A1A"/>
+                <w:sz w:val="18"/>
+                <w:szCs w:val="18"/>
+              </w:rPr>
+              <w:t xml:space="preserve">// Parts Shamir + signatures (DEC-29)</w:t>
+            </w:r>
+          </w:p>
+          <w:p>
+            <w:pPr>
+              <w:spacing w:after="0" w:before="0"/>
+            </w:pPr>
+            <w:r>
+              <w:rPr>
+                <w:rFonts w:ascii="Courier New" w:cs="Courier New" w:eastAsia="Courier New" w:hAnsi="Courier New"/>
+                <w:color w:val="1A1A1A"/>
+                <w:sz w:val="18"/>
+                <w:szCs w:val="18"/>
+              </w:rPr>
+              <w:t xml:space="preserve">for each contact_i:</w:t>
+            </w:r>
+          </w:p>
+          <w:p>
+            <w:pPr>
+              <w:spacing w:after="0" w:before="0"/>
+            </w:pPr>
+            <w:r>
+              <w:rPr>
+                <w:rFonts w:ascii="Courier New" w:cs="Courier New" w:eastAsia="Courier New" w:hAnsi="Courier New"/>
+                <w:color w:val="1A1A1A"/>
+                <w:sz w:val="18"/>
+                <w:szCs w:val="18"/>
+              </w:rPr>
+              <w:t xml:space="preserve">  K_i    = Argon2id(réponses_contact_i)</w:t>
+            </w:r>
+          </w:p>
+          <w:p>
+            <w:pPr>
+              <w:spacing w:after="0" w:before="0"/>
+            </w:pPr>
+            <w:r>
+              <w:rPr>
+                <w:rFonts w:ascii="Courier New" w:cs="Courier New" w:eastAsia="Courier New" w:hAnsi="Courier New"/>
+                <w:color w:val="1A1A1A"/>
+                <w:sz w:val="18"/>
+                <w:szCs w:val="18"/>
+              </w:rPr>
+              <w:t xml:space="preserve">  Si_enc = XChaCha20(K_i, S_i)</w:t>
+            </w:r>
+          </w:p>
+          <w:p>
+            <w:pPr>
+              <w:spacing w:after="0" w:before="0"/>
+            </w:pPr>
+            <w:r>
+              <w:rPr>
+                <w:rFonts w:ascii="Courier New" w:cs="Courier New" w:eastAsia="Courier New" w:hAnsi="Courier New"/>
+                <w:color w:val="1A1A1A"/>
+                <w:sz w:val="18"/>
+                <w:szCs w:val="18"/>
+              </w:rPr>
+              <w:t xml:space="preserve">  hash   = SHA256(Si_enc)</w:t>
+            </w:r>
+          </w:p>
+          <w:p>
+            <w:pPr>
+              <w:spacing w:after="0" w:before="0"/>
+            </w:pPr>
+            <w:r>
+              <w:rPr>
+                <w:rFonts w:ascii="Courier New" w:cs="Courier New" w:eastAsia="Courier New" w:hAnsi="Courier New"/>
+                <w:color w:val="1A1A1A"/>
+                <w:sz w:val="18"/>
+                <w:szCs w:val="18"/>
+              </w:rPr>
+              <w:t xml:space="preserve">  sig_i  = Ed25519.sign(hash, ed25519_sk)</w:t>
+            </w:r>
+          </w:p>
+          <w:p>
+            <w:pPr>
+              <w:spacing w:after="0" w:before="0"/>
+            </w:pPr>
+            <w:r>
+              <w:rPr>
+                <w:rFonts w:ascii="Courier New" w:cs="Courier New" w:eastAsia="Courier New" w:hAnsi="Courier New"/>
+                <w:color w:val="1A1A1A"/>
+                <w:sz w:val="18"/>
+                <w:szCs w:val="18"/>
+              </w:rPr>
+              <w:t xml:space="preserve">  K_i détruite immédiatement</w:t>
+            </w:r>
+          </w:p>
+          <w:p>
+            <w:pPr>
+              <w:spacing w:after="0" w:before="0"/>
+            </w:pPr>
+            <w:r>
+              <w:rPr>
+                <w:rFonts w:ascii="Courier New" w:cs="Courier New" w:eastAsia="Courier New" w:hAnsi="Courier New"/>
+                <w:color w:val="1A1A1A"/>
+                <w:sz w:val="18"/>
+                <w:szCs w:val="18"/>
+              </w:rPr>
+              <w:t xml:space="preserve">  Si_enc → Storj | hash → Arbitrum | sig_i → PostgreSQL</w:t>
+            </w:r>
+          </w:p>
+          <w:p>
+            <w:pPr>
+              <w:spacing w:after="0" w:before="0"/>
+            </w:pPr>
+            <w:r>
+              <w:rPr>
+                <w:rFonts w:ascii="Courier New" w:cs="Courier New" w:eastAsia="Courier New" w:hAnsi="Courier New"/>
+                <w:color w:val="1A1A1A"/>
+                <w:sz w:val="18"/>
+                <w:szCs w:val="18"/>
+              </w:rPr>
+              <w:t xml:space="preserve"/>
+            </w:r>
+          </w:p>
+          <w:p>
+            <w:pPr>
+              <w:spacing w:after="0" w:before="0"/>
+            </w:pPr>
+            <w:r>
+              <w:rPr>
+                <w:rFonts w:ascii="Courier New" w:cs="Courier New" w:eastAsia="Courier New" w:hAnsi="Courier New"/>
+                <w:color w:val="1A1A1A"/>
+                <w:sz w:val="18"/>
+                <w:szCs w:val="18"/>
+              </w:rPr>
+              <w:t xml:space="preserve">// Verify token</w:t>
+            </w:r>
+          </w:p>
+          <w:p>
+            <w:pPr>
+              <w:spacing w:after="0" w:before="0"/>
+            </w:pPr>
+            <w:r>
+              <w:rPr>
+                <w:rFonts w:ascii="Courier New" w:cs="Courier New" w:eastAsia="Courier New" w:hAnsi="Courier New"/>
+                <w:color w:val="1A1A1A"/>
+                <w:sz w:val="18"/>
+                <w:szCs w:val="18"/>
+              </w:rPr>
+              <w:t xml:space="preserve">verify_token = XChaCha20(K_i, 'RELAIS_VERIFY_OK_V1')</w:t>
+            </w:r>
+          </w:p>
+          <w:p>
+            <w:pPr>
+              <w:spacing w:after="0" w:before="0"/>
+            </w:pPr>
+            <w:r>
+              <w:rPr>
+                <w:rFonts w:ascii="Courier New" w:cs="Courier New" w:eastAsia="Courier New" w:hAnsi="Courier New"/>
+                <w:color w:val="1A1A1A"/>
+                <w:sz w:val="18"/>
+                <w:szCs w:val="18"/>
+              </w:rPr>
+              <w:t xml:space="preserve"/>
+            </w:r>
+          </w:p>
+          <w:p>
+            <w:pPr>
+              <w:spacing w:after="0" w:before="0"/>
+            </w:pPr>
+            <w:r>
+              <w:rPr>
+                <w:rFonts w:ascii="Courier New" w:cs="Courier New" w:eastAsia="Courier New" w:hAnsi="Courier New"/>
+                <w:color w:val="1A1A1A"/>
+                <w:sz w:val="18"/>
+                <w:szCs w:val="18"/>
+              </w:rPr>
+              <w:t xml:space="preserve">POST /transmission/activate { contacts: [...], signatures: [...] }</w:t>
+            </w:r>
+          </w:p>
+        </w:tc>
+      </w:tr>
+    </w:tbl>
+    <w:p>
+      <w:pPr>
+        <w:spacing w:after="0" w:before="120"/>
+      </w:pPr>
+      <w:r>
+        <w:t xml:space="preserve"/>
+      </w:r>
+    </w:p>
+    <w:p>
+      <w:pPr>
+        <w:pStyle w:val="Heading2"/>
+        <w:spacing w:after="120" w:before="320"/>
+      </w:pPr>
+      <w:r>
+        <w:rPr>
+          <w:rFonts w:ascii="Arial" w:cs="Arial" w:eastAsia="Arial" w:hAnsi="Arial"/>
+          <w:b/>
+          <w:bCs/>
+          <w:color w:val="5C3A0F"/>
+          <w:sz w:val="28"/>
+          <w:szCs w:val="28"/>
+        </w:rPr>
+        <w:t xml:space="preserve">5.4 Accès quotidien (pré-mortem)</w:t>
+      </w:r>
+    </w:p>
+    <w:tbl>
+      <w:tblPr>
+        <w:tblW w:type="dxa" w:w="9360"/>
+        <w:tblBorders>
+          <w:top w:val="single" w:color="auto" w:sz="4"/>
+          <w:left w:val="single" w:color="auto" w:sz="4"/>
+          <w:bottom w:val="single" w:color="auto" w:sz="4"/>
+          <w:right w:val="single" w:color="auto" w:sz="4"/>
+          <w:insideH w:val="single" w:color="auto" w:sz="4"/>
+          <w:insideV w:val="single" w:color="auto" w:sz="4"/>
+        </w:tblBorders>
+      </w:tblPr>
+      <w:tblGrid>
+        <w:gridCol w:w="9360"/>
+      </w:tblGrid>
+      <w:tr>
+        <w:tc>
+          <w:tcPr>
+            <w:tcW w:type="dxa" w:w="9360"/>
+            <w:tcBorders>
+              <w:top w:val="single" w:color="D4C5A9" w:sz="1"/>
+              <w:left w:val="single" w:color="F4A335" w:sz="6"/>
+              <w:bottom w:val="single" w:color="D4C5A9" w:sz="1"/>
+              <w:right w:val="single" w:color="D4C5A9" w:sz="1"/>
+            </w:tcBorders>
+            <w:shd w:fill="F5F0E8" w:val="clear"/>
+            <w:tcMar>
+              <w:top w:type="dxa" w:w="160"/>
+              <w:left w:type="dxa" w:w="240"/>
+              <w:bottom w:type="dxa" w:w="160"/>
+              <w:right w:type="dxa" w:w="240"/>
+            </w:tcMar>
+          </w:tcPr>
+          <w:p>
+            <w:pPr>
+              <w:spacing w:after="0" w:before="0"/>
+            </w:pPr>
+            <w:r>
+              <w:rPr>
+                <w:rFonts w:ascii="Courier New" w:cs="Courier New" w:eastAsia="Courier New" w:hAnsi="Courier New"/>
+                <w:color w:val="1A1A1A"/>
+                <w:sz w:val="18"/>
+                <w:szCs w:val="18"/>
+              </w:rPr>
+              <w:t xml:space="preserve">// Déverrouillage PIN</w:t>
+            </w:r>
+          </w:p>
+          <w:p>
+            <w:pPr>
+              <w:spacing w:after="0" w:before="0"/>
+            </w:pPr>
+            <w:r>
+              <w:rPr>
+                <w:rFonts w:ascii="Courier New" w:cs="Courier New" w:eastAsia="Courier New" w:hAnsi="Courier New"/>
+                <w:color w:val="1A1A1A"/>
+                <w:sz w:val="18"/>
+                <w:szCs w:val="18"/>
+              </w:rPr>
+              <w:t xml:space="preserve">pin_key = Argon2id(PIN)</w:t>
+            </w:r>
+          </w:p>
+          <w:p>
+            <w:pPr>
+              <w:spacing w:after="0" w:before="0"/>
+            </w:pPr>
+            <w:r>
+              <w:rPr>
+                <w:rFonts w:ascii="Courier New" w:cs="Courier New" w:eastAsia="Courier New" w:hAnsi="Courier New"/>
+                <w:color w:val="1A1A1A"/>
+                <w:sz w:val="18"/>
+                <w:szCs w:val="18"/>
+              </w:rPr>
+              <w:t xml:space="preserve">seed    = XChaCha20_decrypt(pin_key, seed_enc_pin)</w:t>
+            </w:r>
+          </w:p>
+          <w:p>
+            <w:pPr>
+              <w:spacing w:after="0" w:before="0"/>
+            </w:pPr>
+            <w:r>
+              <w:rPr>
+                <w:rFonts w:ascii="Courier New" w:cs="Courier New" w:eastAsia="Courier New" w:hAnsi="Courier New"/>
+                <w:color w:val="1A1A1A"/>
+                <w:sz w:val="18"/>
+                <w:szCs w:val="18"/>
+              </w:rPr>
+              <w:t xml:space="preserve">K1,K2,K3 = Argon2id(seed, ctx_i)</w:t>
+            </w:r>
+          </w:p>
+          <w:p>
+            <w:pPr>
+              <w:spacing w:after="0" w:before="0"/>
+            </w:pPr>
+            <w:r>
+              <w:rPr>
+                <w:rFonts w:ascii="Courier New" w:cs="Courier New" w:eastAsia="Courier New" w:hAnsi="Courier New"/>
+                <w:color w:val="1A1A1A"/>
+                <w:sz w:val="18"/>
+                <w:szCs w:val="18"/>
+              </w:rPr>
+              <w:t xml:space="preserve">seed.fill(0)</w:t>
+            </w:r>
+          </w:p>
+          <w:p>
+            <w:pPr>
+              <w:spacing w:after="0" w:before="0"/>
+            </w:pPr>
+            <w:r>
+              <w:rPr>
+                <w:rFonts w:ascii="Courier New" w:cs="Courier New" w:eastAsia="Courier New" w:hAnsi="Courier New"/>
+                <w:color w:val="1A1A1A"/>
+                <w:sz w:val="18"/>
+                <w:szCs w:val="18"/>
+              </w:rPr>
+              <w:t xml:space="preserve"/>
+            </w:r>
+          </w:p>
+          <w:p>
+            <w:pPr>
+              <w:spacing w:after="0" w:before="0"/>
+            </w:pPr>
+            <w:r>
+              <w:rPr>
+                <w:rFonts w:ascii="Courier New" w:cs="Courier New" w:eastAsia="Courier New" w:hAnsi="Courier New"/>
+                <w:color w:val="1A1A1A"/>
+                <w:sz w:val="18"/>
+                <w:szCs w:val="18"/>
+              </w:rPr>
+              <w:t xml:space="preserve">// Lecture locale — aucun appel réseau</w:t>
+            </w:r>
+          </w:p>
+          <w:p>
+            <w:pPr>
+              <w:spacing w:after="0" w:before="0"/>
+            </w:pPr>
+            <w:r>
+              <w:rPr>
+                <w:rFonts w:ascii="Courier New" w:cs="Courier New" w:eastAsia="Courier New" w:hAnsi="Courier New"/>
+                <w:color w:val="1A1A1A"/>
+                <w:sz w:val="18"/>
+                <w:szCs w:val="18"/>
+              </w:rPr>
+              <w:t xml:space="preserve">XChaCha20_decrypt(Ki, P1_i) → D  (mémoire vive)</w:t>
+            </w:r>
+          </w:p>
+          <w:p>
+            <w:pPr>
+              <w:spacing w:after="0" w:before="0"/>
+            </w:pPr>
+            <w:r>
+              <w:rPr>
+                <w:rFonts w:ascii="Courier New" w:cs="Courier New" w:eastAsia="Courier New" w:hAnsi="Courier New"/>
+                <w:color w:val="1A1A1A"/>
+                <w:sz w:val="18"/>
+                <w:szCs w:val="18"/>
+              </w:rPr>
+              <w:t xml:space="preserve"/>
+            </w:r>
+          </w:p>
+          <w:p>
+            <w:pPr>
+              <w:spacing w:after="0" w:before="0"/>
+            </w:pPr>
+            <w:r>
+              <w:rPr>
+                <w:rFonts w:ascii="Courier New" w:cs="Courier New" w:eastAsia="Courier New" w:hAnsi="Courier New"/>
+                <w:color w:val="1A1A1A"/>
+                <w:sz w:val="18"/>
+                <w:szCs w:val="18"/>
+              </w:rPr>
+              <w:t xml:space="preserve">// À la fermeture / arrière-plan &gt; 10min</w:t>
+            </w:r>
+          </w:p>
+          <w:p>
+            <w:pPr>
+              <w:spacing w:after="0" w:before="0"/>
+            </w:pPr>
+            <w:r>
+              <w:rPr>
+                <w:rFonts w:ascii="Courier New" w:cs="Courier New" w:eastAsia="Courier New" w:hAnsi="Courier New"/>
+                <w:color w:val="1A1A1A"/>
+                <w:sz w:val="18"/>
+                <w:szCs w:val="18"/>
+              </w:rPr>
+              <w:t xml:space="preserve">K1, K2, K3 → détruites | D → détruit</w:t>
+            </w:r>
+          </w:p>
+          <w:p>
+            <w:pPr>
+              <w:spacing w:after="0" w:before="0"/>
+            </w:pPr>
+            <w:r>
+              <w:rPr>
+                <w:rFonts w:ascii="Courier New" w:cs="Courier New" w:eastAsia="Courier New" w:hAnsi="Courier New"/>
+                <w:color w:val="1A1A1A"/>
+                <w:sz w:val="18"/>
+                <w:szCs w:val="18"/>
+              </w:rPr>
+              <w:t xml:space="preserve">seed_enc_pin → toujours dans SecureStore ✅</w:t>
+            </w:r>
+          </w:p>
+        </w:tc>
+      </w:tr>
+    </w:tbl>
+    <w:p>
+      <w:pPr>
+        <w:spacing w:after="0" w:before="120"/>
+      </w:pPr>
+      <w:r>
+        <w:t xml:space="preserve"/>
+      </w:r>
+    </w:p>
+    <w:p>
+      <w:pPr>
+        <w:pStyle w:val="Heading2"/>
+        <w:spacing w:after="120" w:before="320"/>
+      </w:pPr>
+      <w:r>
+        <w:rPr>
+          <w:rFonts w:ascii="Arial" w:cs="Arial" w:eastAsia="Arial" w:hAnsi="Arial"/>
+          <w:b/>
+          <w:bCs/>
+          <w:color w:val="5C3A0F"/>
+          <w:sz w:val="28"/>
+          <w:szCs w:val="28"/>
+        </w:rPr>
+        <w:t xml:space="preserve">5.5 Restauration — nouveau device</w:t>
+      </w:r>
+    </w:p>
+    <w:tbl>
+      <w:tblPr>
+        <w:tblW w:type="dxa" w:w="9360"/>
+        <w:tblBorders>
+          <w:top w:val="single" w:color="auto" w:sz="4"/>
+          <w:left w:val="single" w:color="auto" w:sz="4"/>
+          <w:bottom w:val="single" w:color="auto" w:sz="4"/>
+          <w:right w:val="single" w:color="auto" w:sz="4"/>
+          <w:insideH w:val="single" w:color="auto" w:sz="4"/>
+          <w:insideV w:val="single" w:color="auto" w:sz="4"/>
+        </w:tblBorders>
+      </w:tblPr>
+      <w:tblGrid>
+        <w:gridCol w:w="9360"/>
+      </w:tblGrid>
+      <w:tr>
+        <w:tc>
+          <w:tcPr>
+            <w:tcW w:type="dxa" w:w="9360"/>
+            <w:tcBorders>
+              <w:top w:val="single" w:color="D4C5A9" w:sz="1"/>
+              <w:left w:val="single" w:color="F4A335" w:sz="6"/>
+              <w:bottom w:val="single" w:color="D4C5A9" w:sz="1"/>
+              <w:right w:val="single" w:color="D4C5A9" w:sz="1"/>
+            </w:tcBorders>
+            <w:shd w:fill="F5F0E8" w:val="clear"/>
+            <w:tcMar>
+              <w:top w:type="dxa" w:w="160"/>
+              <w:left w:type="dxa" w:w="240"/>
+              <w:bottom w:type="dxa" w:w="160"/>
+              <w:right w:type="dxa" w:w="240"/>
+            </w:tcMar>
+          </w:tcPr>
+          <w:p>
+            <w:pPr>
+              <w:spacing w:after="0" w:before="0"/>
+            </w:pPr>
+            <w:r>
+              <w:rPr>
+                <w:rFonts w:ascii="Courier New" w:cs="Courier New" w:eastAsia="Courier New" w:hAnsi="Courier New"/>
+                <w:color w:val="1A1A1A"/>
+                <w:sz w:val="18"/>
+                <w:szCs w:val="18"/>
+              </w:rPr>
+              <w:t xml:space="preserve">// seed_enc_pin absent → login mdp → tokens</w:t>
+            </w:r>
+          </w:p>
+          <w:p>
+            <w:pPr>
+              <w:spacing w:after="0" w:before="0"/>
+            </w:pPr>
+            <w:r>
+              <w:rPr>
+                <w:rFonts w:ascii="Courier New" w:cs="Courier New" w:eastAsia="Courier New" w:hAnsi="Courier New"/>
+                <w:color w:val="1A1A1A"/>
+                <w:sz w:val="18"/>
+                <w:szCs w:val="18"/>
+              </w:rPr>
+              <w:t xml:space="preserve">GET /auth/restore/challenge → { challenge: 32 bytes }</w:t>
+            </w:r>
+          </w:p>
+          <w:p>
+            <w:pPr>
+              <w:spacing w:after="0" w:before="0"/>
+            </w:pPr>
+            <w:r>
+              <w:rPr>
+                <w:rFonts w:ascii="Courier New" w:cs="Courier New" w:eastAsia="Courier New" w:hAnsi="Courier New"/>
+                <w:color w:val="1A1A1A"/>
+                <w:sz w:val="18"/>
+                <w:szCs w:val="18"/>
+              </w:rPr>
+              <w:t xml:space="preserve">seed_saisi    = BIP39.toBytes(12_mots)</w:t>
+            </w:r>
+          </w:p>
+          <w:p>
+            <w:pPr>
+              <w:spacing w:after="0" w:before="0"/>
+            </w:pPr>
+            <w:r>
+              <w:rPr>
+                <w:rFonts w:ascii="Courier New" w:cs="Courier New" w:eastAsia="Courier New" w:hAnsi="Courier New"/>
+                <w:color w:val="1A1A1A"/>
+                <w:sz w:val="18"/>
+                <w:szCs w:val="18"/>
+              </w:rPr>
+              <w:t xml:space="preserve">ed25519_sk    = Ed25519.keypair(seed_saisi).sk</w:t>
+            </w:r>
+          </w:p>
+          <w:p>
+            <w:pPr>
+              <w:spacing w:after="0" w:before="0"/>
+            </w:pPr>
+            <w:r>
+              <w:rPr>
+                <w:rFonts w:ascii="Courier New" w:cs="Courier New" w:eastAsia="Courier New" w:hAnsi="Courier New"/>
+                <w:color w:val="1A1A1A"/>
+                <w:sz w:val="18"/>
+                <w:szCs w:val="18"/>
+              </w:rPr>
+              <w:t xml:space="preserve">sig           = Ed25519.sign(challenge, ed25519_sk)</w:t>
+            </w:r>
+          </w:p>
+          <w:p>
+            <w:pPr>
+              <w:spacing w:after="0" w:before="0"/>
+            </w:pPr>
+            <w:r>
+              <w:rPr>
+                <w:rFonts w:ascii="Courier New" w:cs="Courier New" w:eastAsia="Courier New" w:hAnsi="Courier New"/>
+                <w:color w:val="1A1A1A"/>
+                <w:sz w:val="18"/>
+                <w:szCs w:val="18"/>
+              </w:rPr>
+              <w:t xml:space="preserve">ed25519_sk.fill(0)</w:t>
+            </w:r>
+          </w:p>
+          <w:p>
+            <w:pPr>
+              <w:spacing w:after="0" w:before="0"/>
+            </w:pPr>
+            <w:r>
+              <w:rPr>
+                <w:rFonts w:ascii="Courier New" w:cs="Courier New" w:eastAsia="Courier New" w:hAnsi="Courier New"/>
+                <w:color w:val="1A1A1A"/>
+                <w:sz w:val="18"/>
+                <w:szCs w:val="18"/>
+              </w:rPr>
+              <w:t xml:space="preserve">POST /auth/restore/verify { signature } → OK ou KO</w:t>
+            </w:r>
+          </w:p>
+          <w:p>
+            <w:pPr>
+              <w:spacing w:after="0" w:before="0"/>
+            </w:pPr>
+            <w:r>
+              <w:rPr>
+                <w:rFonts w:ascii="Courier New" w:cs="Courier New" w:eastAsia="Courier New" w:hAnsi="Courier New"/>
+                <w:color w:val="1A1A1A"/>
+                <w:sz w:val="18"/>
+                <w:szCs w:val="18"/>
+              </w:rPr>
+              <w:t xml:space="preserve"/>
+            </w:r>
+          </w:p>
+          <w:p>
+            <w:pPr>
+              <w:spacing w:after="0" w:before="0"/>
+            </w:pPr>
+            <w:r>
+              <w:rPr>
+                <w:rFonts w:ascii="Courier New" w:cs="Courier New" w:eastAsia="Courier New" w:hAnsi="Courier New"/>
+                <w:color w:val="1A1A1A"/>
+                <w:sz w:val="18"/>
+                <w:szCs w:val="18"/>
+              </w:rPr>
+              <w:t xml:space="preserve">// Si valide</w:t>
+            </w:r>
+          </w:p>
+          <w:p>
+            <w:pPr>
+              <w:spacing w:after="0" w:before="0"/>
+            </w:pPr>
+            <w:r>
+              <w:rPr>
+                <w:rFonts w:ascii="Courier New" w:cs="Courier New" w:eastAsia="Courier New" w:hAnsi="Courier New"/>
+                <w:color w:val="1A1A1A"/>
+                <w:sz w:val="18"/>
+                <w:szCs w:val="18"/>
+              </w:rPr>
+              <w:t xml:space="preserve">seed_enc_pin = XChaCha20(Argon2id(PIN), seed_saisi) → SecureStore PERMANENT</w:t>
+            </w:r>
+          </w:p>
+          <w:p>
+            <w:pPr>
+              <w:spacing w:after="0" w:before="0"/>
+            </w:pPr>
+            <w:r>
+              <w:rPr>
+                <w:rFonts w:ascii="Courier New" w:cs="Courier New" w:eastAsia="Courier New" w:hAnsi="Courier New"/>
+                <w:color w:val="1A1A1A"/>
+                <w:sz w:val="18"/>
+                <w:szCs w:val="18"/>
+              </w:rPr>
+              <w:t xml:space="preserve">K1,K2,K3 = Argon2id(seed_saisi, ctx_i)</w:t>
+            </w:r>
+          </w:p>
+          <w:p>
+            <w:pPr>
+              <w:spacing w:after="0" w:before="0"/>
+            </w:pPr>
+            <w:r>
+              <w:rPr>
+                <w:rFonts w:ascii="Courier New" w:cs="Courier New" w:eastAsia="Courier New" w:hAnsi="Courier New"/>
+                <w:color w:val="1A1A1A"/>
+                <w:sz w:val="18"/>
+                <w:szCs w:val="18"/>
+              </w:rPr>
+              <w:t xml:space="preserve">Télécharge P2_i depuis Storj → XChaCha20_decrypt(Ki, P2_i) → P1_i → SQLite ✅</w:t>
+            </w:r>
+          </w:p>
+        </w:tc>
+      </w:tr>
+    </w:tbl>
+    <w:p>
+      <w:pPr>
+        <w:spacing w:after="0" w:before="120"/>
+      </w:pPr>
+      <w:r>
+        <w:t xml:space="preserve"/>
+      </w:r>
+    </w:p>
+    <w:p>
+      <w:pPr>
+        <w:pStyle w:val="Heading2"/>
+        <w:spacing w:after="120" w:before="320"/>
+      </w:pPr>
+      <w:r>
+        <w:rPr>
+          <w:rFonts w:ascii="Arial" w:cs="Arial" w:eastAsia="Arial" w:hAnsi="Arial"/>
+          <w:b/>
+          <w:bCs/>
+          <w:color w:val="5C3A0F"/>
+          <w:sz w:val="28"/>
+          <w:szCs w:val="28"/>
+        </w:rPr>
+        <w:t xml:space="preserve">5.6 Reconstitution post-mortem</w:t>
+      </w:r>
+    </w:p>
+    <w:tbl>
+      <w:tblPr>
+        <w:tblW w:type="dxa" w:w="9360"/>
+        <w:tblBorders>
+          <w:top w:val="single" w:color="auto" w:sz="4"/>
+          <w:left w:val="single" w:color="auto" w:sz="4"/>
+          <w:bottom w:val="single" w:color="auto" w:sz="4"/>
+          <w:right w:val="single" w:color="auto" w:sz="4"/>
+          <w:insideH w:val="single" w:color="auto" w:sz="4"/>
+          <w:insideV w:val="single" w:color="auto" w:sz="4"/>
+        </w:tblBorders>
+      </w:tblPr>
+      <w:tblGrid>
+        <w:gridCol w:w="9360"/>
+      </w:tblGrid>
+      <w:tr>
+        <w:tc>
+          <w:tcPr>
+            <w:tcW w:type="dxa" w:w="9360"/>
+            <w:tcBorders>
+              <w:top w:val="single" w:color="D4C5A9" w:sz="1"/>
+              <w:left w:val="single" w:color="F4A335" w:sz="6"/>
+              <w:bottom w:val="single" w:color="D4C5A9" w:sz="1"/>
+              <w:right w:val="single" w:color="D4C5A9" w:sz="1"/>
+            </w:tcBorders>
+            <w:shd w:fill="F5F0E8" w:val="clear"/>
+            <w:tcMar>
+              <w:top w:type="dxa" w:w="160"/>
+              <w:left w:type="dxa" w:w="240"/>
+              <w:bottom w:type="dxa" w:w="160"/>
+              <w:right w:type="dxa" w:w="240"/>
+            </w:tcMar>
+          </w:tcPr>
+          <w:p>
+            <w:pPr>
+              <w:spacing w:after="0" w:before="0"/>
+            </w:pPr>
+            <w:r>
+              <w:rPr>
+                <w:rFonts w:ascii="Courier New" w:cs="Courier New" w:eastAsia="Courier New" w:hAnsi="Courier New"/>
+                <w:color w:val="1A1A1A"/>
+                <w:sz w:val="18"/>
+                <w:szCs w:val="18"/>
+              </w:rPr>
+              <w:t xml:space="preserve">// DEC-35 : déclenchement quand 3 relances ET silence_duration_months écoulé</w:t>
+            </w:r>
+          </w:p>
+          <w:p>
+            <w:pPr>
+              <w:spacing w:after="0" w:before="0"/>
+            </w:pPr>
+            <w:r>
+              <w:rPr>
+                <w:rFonts w:ascii="Courier New" w:cs="Courier New" w:eastAsia="Courier New" w:hAnsi="Courier New"/>
+                <w:color w:val="1A1A1A"/>
+                <w:sz w:val="18"/>
+                <w:szCs w:val="18"/>
+              </w:rPr>
+              <w:t xml:space="preserve"/>
+            </w:r>
+          </w:p>
+          <w:p>
+            <w:pPr>
+              <w:spacing w:after="0" w:before="0"/>
+            </w:pPr>
+            <w:r>
+              <w:rPr>
+                <w:rFonts w:ascii="Courier New" w:cs="Courier New" w:eastAsia="Courier New" w:hAnsi="Courier New"/>
+                <w:color w:val="1A1A1A"/>
+                <w:sz w:val="18"/>
+                <w:szCs w:val="18"/>
+              </w:rPr>
+              <w:t xml:space="preserve">// Chaque contact reçoit lien avec relay_token</w:t>
+            </w:r>
+          </w:p>
+          <w:p>
+            <w:pPr>
+              <w:spacing w:after="0" w:before="0"/>
+            </w:pPr>
+            <w:r>
+              <w:rPr>
+                <w:rFonts w:ascii="Courier New" w:cs="Courier New" w:eastAsia="Courier New" w:hAnsi="Courier New"/>
+                <w:color w:val="1A1A1A"/>
+                <w:sz w:val="18"/>
+                <w:szCs w:val="18"/>
+              </w:rPr>
+              <w:t xml:space="preserve">GET /relay/:token → { questions: [{id, text_fr, text_en}], roles }  ← texte public DEC-20</w:t>
+            </w:r>
+          </w:p>
+          <w:p>
+            <w:pPr>
+              <w:spacing w:after="0" w:before="0"/>
+            </w:pPr>
+            <w:r>
+              <w:rPr>
+                <w:rFonts w:ascii="Courier New" w:cs="Courier New" w:eastAsia="Courier New" w:hAnsi="Courier New"/>
+                <w:color w:val="1A1A1A"/>
+                <w:sz w:val="18"/>
+                <w:szCs w:val="18"/>
+              </w:rPr>
+              <w:t xml:space="preserve"/>
+            </w:r>
+          </w:p>
+          <w:p>
+            <w:pPr>
+              <w:spacing w:after="0" w:before="0"/>
+            </w:pPr>
+            <w:r>
+              <w:rPr>
+                <w:rFonts w:ascii="Courier New" w:cs="Courier New" w:eastAsia="Courier New" w:hAnsi="Courier New"/>
+                <w:color w:val="1A1A1A"/>
+                <w:sz w:val="18"/>
+                <w:szCs w:val="18"/>
+              </w:rPr>
+              <w:t xml:space="preserve">Contact saisit réponses</w:t>
+            </w:r>
+          </w:p>
+          <w:p>
+            <w:pPr>
+              <w:spacing w:after="0" w:before="0"/>
+            </w:pPr>
+            <w:r>
+              <w:rPr>
+                <w:rFonts w:ascii="Courier New" w:cs="Courier New" w:eastAsia="Courier New" w:hAnsi="Courier New"/>
+                <w:color w:val="1A1A1A"/>
+                <w:sz w:val="18"/>
+                <w:szCs w:val="18"/>
+              </w:rPr>
+              <w:t xml:space="preserve">K_i    = Argon2id(réponses)</w:t>
+            </w:r>
+          </w:p>
+          <w:p>
+            <w:pPr>
+              <w:spacing w:after="0" w:before="0"/>
+            </w:pPr>
+            <w:r>
+              <w:rPr>
+                <w:rFonts w:ascii="Courier New" w:cs="Courier New" w:eastAsia="Courier New" w:hAnsi="Courier New"/>
+                <w:color w:val="1A1A1A"/>
+                <w:sz w:val="18"/>
+                <w:szCs w:val="18"/>
+              </w:rPr>
+              <w:t xml:space="preserve">App télécharge Si_enc depuis Storj</w:t>
+            </w:r>
+          </w:p>
+          <w:p>
+            <w:pPr>
+              <w:spacing w:after="0" w:before="0"/>
+            </w:pPr>
+            <w:r>
+              <w:rPr>
+                <w:rFonts w:ascii="Courier New" w:cs="Courier New" w:eastAsia="Courier New" w:hAnsi="Courier New"/>
+                <w:color w:val="1A1A1A"/>
+                <w:sz w:val="18"/>
+                <w:szCs w:val="18"/>
+              </w:rPr>
+              <w:t xml:space="preserve">XChaCha20_decrypt(K_i, Si_enc) → Si  (Poly1305 = réponses correctes ✅)</w:t>
+            </w:r>
+          </w:p>
+          <w:p>
+            <w:pPr>
+              <w:spacing w:after="0" w:before="0"/>
+            </w:pPr>
+            <w:r>
+              <w:rPr>
+                <w:rFonts w:ascii="Courier New" w:cs="Courier New" w:eastAsia="Courier New" w:hAnsi="Courier New"/>
+                <w:color w:val="1A1A1A"/>
+                <w:sz w:val="18"/>
+                <w:szCs w:val="18"/>
+              </w:rPr>
+              <w:t xml:space="preserve">Si re-chiffré clé session Redis → escrow PostgreSQL (TTL 72h)</w:t>
+            </w:r>
+          </w:p>
+          <w:p>
+            <w:pPr>
+              <w:spacing w:after="0" w:before="0"/>
+            </w:pPr>
+            <w:r>
+              <w:rPr>
+                <w:rFonts w:ascii="Courier New" w:cs="Courier New" w:eastAsia="Courier New" w:hAnsi="Courier New"/>
+                <w:color w:val="1A1A1A"/>
+                <w:sz w:val="18"/>
+                <w:szCs w:val="18"/>
+              </w:rPr>
+              <w:t xml:space="preserve"/>
+            </w:r>
+          </w:p>
+          <w:p>
+            <w:pPr>
+              <w:spacing w:after="0" w:before="0"/>
+            </w:pPr>
+            <w:r>
+              <w:rPr>
+                <w:rFonts w:ascii="Courier New" w:cs="Courier New" w:eastAsia="Courier New" w:hAnsi="Courier New"/>
+                <w:color w:val="1A1A1A"/>
+                <w:sz w:val="18"/>
+                <w:szCs w:val="18"/>
+              </w:rPr>
+              <w:t xml:space="preserve">// Quand N contacts ont répondu</w:t>
+            </w:r>
+          </w:p>
+          <w:p>
+            <w:pPr>
+              <w:spacing w:after="0" w:before="0"/>
+            </w:pPr>
+            <w:r>
+              <w:rPr>
+                <w:rFonts w:ascii="Courier New" w:cs="Courier New" w:eastAsia="Courier New" w:hAnsi="Courier New"/>
+                <w:color w:val="1A1A1A"/>
+                <w:sz w:val="18"/>
+                <w:szCs w:val="18"/>
+              </w:rPr>
+              <w:t xml:space="preserve">S1...SN → Shamir → K reconstituée ✅</w:t>
+            </w:r>
+          </w:p>
+          <w:p>
+            <w:pPr>
+              <w:spacing w:after="0" w:before="0"/>
+            </w:pPr>
+            <w:r>
+              <w:rPr>
+                <w:rFonts w:ascii="Courier New" w:cs="Courier New" w:eastAsia="Courier New" w:hAnsi="Courier New"/>
+                <w:color w:val="1A1A1A"/>
+                <w:sz w:val="18"/>
+                <w:szCs w:val="18"/>
+              </w:rPr>
+              <w:t xml:space="preserve">Escrow vidé immédiatement</w:t>
+            </w:r>
+          </w:p>
+          <w:p>
+            <w:pPr>
+              <w:spacing w:after="0" w:before="0"/>
+            </w:pPr>
+            <w:r>
+              <w:rPr>
+                <w:rFonts w:ascii="Courier New" w:cs="Courier New" w:eastAsia="Courier New" w:hAnsi="Courier New"/>
+                <w:color w:val="1A1A1A"/>
+                <w:sz w:val="18"/>
+                <w:szCs w:val="18"/>
+              </w:rPr>
+              <w:t xml:space="preserve"/>
+            </w:r>
+          </w:p>
+          <w:p>
+            <w:pPr>
+              <w:spacing w:after="0" w:before="0"/>
+            </w:pPr>
+            <w:r>
+              <w:rPr>
+                <w:rFonts w:ascii="Courier New" w:cs="Courier New" w:eastAsia="Courier New" w:hAnsi="Courier New"/>
+                <w:color w:val="1A1A1A"/>
+                <w:sz w:val="18"/>
+                <w:szCs w:val="18"/>
+              </w:rPr>
+              <w:t xml:space="preserve">// Téléchargement + déchiffrement final</w:t>
+            </w:r>
+          </w:p>
+          <w:p>
+            <w:pPr>
+              <w:spacing w:after="0" w:before="0"/>
+            </w:pPr>
+            <w:r>
+              <w:rPr>
+                <w:rFonts w:ascii="Courier New" w:cs="Courier New" w:eastAsia="Courier New" w:hAnsi="Courier New"/>
+                <w:color w:val="1A1A1A"/>
+                <w:sz w:val="18"/>
+                <w:szCs w:val="18"/>
+              </w:rPr>
+              <w:t xml:space="preserve">P2_j depuis Storj → XChaCha20_decrypt(Kj, P2_j) → D  (mémoire vive device contact)</w:t>
+            </w:r>
+          </w:p>
+          <w:p>
+            <w:pPr>
+              <w:spacing w:after="0" w:before="0"/>
+            </w:pPr>
+            <w:r>
+              <w:rPr>
+                <w:rFonts w:ascii="Courier New" w:cs="Courier New" w:eastAsia="Courier New" w:hAnsi="Courier New"/>
+                <w:color w:val="1A1A1A"/>
+                <w:sz w:val="18"/>
+                <w:szCs w:val="18"/>
+              </w:rPr>
+              <w:t xml:space="preserve">P2 supprimé de Storj | Si_enc supprimés | K détruite</w:t>
+            </w:r>
+          </w:p>
+        </w:tc>
+      </w:tr>
+    </w:tbl>
+    <w:p>
+      <w:pPr>
+        <w:spacing w:after="0" w:before="120"/>
+      </w:pPr>
+      <w:r>
+        <w:t xml:space="preserve"/>
+      </w:r>
+    </w:p>
+    <w:p>
+      <w:pPr>
+        <w:pBdr>
+          <w:bottom w:val="single" w:color="C4A882" w:sz="4" w:space="1"/>
+        </w:pBdr>
+        <w:spacing w:after="240" w:before="240"/>
+      </w:pPr>
+      <w:r>
+        <w:t xml:space="preserve"/>
+      </w:r>
+    </w:p>
+    <w:p>
+      <w:r>
+        <w:br w:type="page"/>
+      </w:r>
+    </w:p>
+    <w:p>
+      <w:pPr>
+        <w:pStyle w:val="Heading1"/>
+        <w:spacing w:after="200" w:before="480"/>
+      </w:pPr>
+      <w:r>
+        <w:rPr>
+          <w:rFonts w:ascii="Arial" w:cs="Arial" w:eastAsia="Arial" w:hAnsi="Arial"/>
+          <w:b/>
+          <w:bCs/>
+          <w:color w:val="5C3A0F"/>
+          <w:sz w:val="36"/>
+          <w:szCs w:val="36"/>
+        </w:rPr>
+        <w:t xml:space="preserve">6. Carnet de vie — check-in (DEC-31 à DEC-34)</w:t>
+      </w:r>
+    </w:p>
+    <w:p>
+      <w:pPr>
+        <w:spacing w:after="0" w:before="120"/>
+      </w:pPr>
+      <w:r>
+        <w:t xml:space="preserve"/>
+      </w:r>
+    </w:p>
+    <w:p>
+      <w:pPr>
+        <w:pStyle w:val="Heading2"/>
+        <w:spacing w:after="120" w:before="320"/>
+      </w:pPr>
+      <w:r>
+        <w:rPr>
+          <w:rFonts w:ascii="Arial" w:cs="Arial" w:eastAsia="Arial" w:hAnsi="Arial"/>
+          <w:b/>
+          <w:bCs/>
+          <w:color w:val="5C3A0F"/>
+          <w:sz w:val="28"/>
+          <w:szCs w:val="28"/>
+        </w:rPr>
+        <w:t xml:space="preserve">6.1 Écritures du carnet signées Ed25519 (DEC-31)</w:t>
+      </w:r>
+    </w:p>
+    <w:tbl>
+      <w:tblPr>
+        <w:tblW w:type="dxa" w:w="9360"/>
+        <w:tblBorders>
+          <w:top w:val="single" w:color="auto" w:sz="4"/>
+          <w:left w:val="single" w:color="auto" w:sz="4"/>
+          <w:bottom w:val="single" w:color="auto" w:sz="4"/>
+          <w:right w:val="single" w:color="auto" w:sz="4"/>
+          <w:insideH w:val="single" w:color="auto" w:sz="4"/>
+          <w:insideV w:val="single" w:color="auto" w:sz="4"/>
+        </w:tblBorders>
+      </w:tblPr>
+      <w:tblGrid>
+        <w:gridCol w:w="9360"/>
+      </w:tblGrid>
+      <w:tr>
+        <w:tc>
+          <w:tcPr>
+            <w:tcW w:type="dxa" w:w="9360"/>
+            <w:tcBorders>
+              <w:top w:val="single" w:color="D4C5A9" w:sz="1"/>
+              <w:left w:val="single" w:color="F4A335" w:sz="6"/>
+              <w:bottom w:val="single" w:color="D4C5A9" w:sz="1"/>
+              <w:right w:val="single" w:color="D4C5A9" w:sz="1"/>
+            </w:tcBorders>
+            <w:shd w:fill="F5F0E8" w:val="clear"/>
+            <w:tcMar>
+              <w:top w:type="dxa" w:w="160"/>
+              <w:left w:type="dxa" w:w="240"/>
+              <w:bottom w:type="dxa" w:w="160"/>
+              <w:right w:type="dxa" w:w="240"/>
+            </w:tcMar>
+          </w:tcPr>
+          <w:p>
+            <w:pPr>
+              <w:spacing w:after="0" w:before="0"/>
+            </w:pPr>
+            <w:r>
+              <w:rPr>
+                <w:rFonts w:ascii="Courier New" w:cs="Courier New" w:eastAsia="Courier New" w:hAnsi="Courier New"/>
+                <w:color w:val="1A1A1A"/>
+                <w:sz w:val="18"/>
+                <w:szCs w:val="18"/>
+              </w:rPr>
+              <w:t xml:space="preserve">// POST /journal/entries</w:t>
+            </w:r>
+          </w:p>
+          <w:p>
+            <w:pPr>
+              <w:spacing w:after="0" w:before="0"/>
+            </w:pPr>
+            <w:r>
+              <w:rPr>
+                <w:rFonts w:ascii="Courier New" w:cs="Courier New" w:eastAsia="Courier New" w:hAnsi="Courier New"/>
+                <w:color w:val="1A1A1A"/>
+                <w:sz w:val="18"/>
+                <w:szCs w:val="18"/>
+              </w:rPr>
+              <w:t xml:space="preserve">content_enc = XChaCha20(K2, {question_id, mois, mode, texte})</w:t>
+            </w:r>
+          </w:p>
+          <w:p>
+            <w:pPr>
+              <w:spacing w:after="0" w:before="0"/>
+            </w:pPr>
+            <w:r>
+              <w:rPr>
+                <w:rFonts w:ascii="Courier New" w:cs="Courier New" w:eastAsia="Courier New" w:hAnsi="Courier New"/>
+                <w:color w:val="1A1A1A"/>
+                <w:sz w:val="18"/>
+                <w:szCs w:val="18"/>
+              </w:rPr>
+              <w:t xml:space="preserve">sig         = Ed25519.sign(SHA256(content_enc), ed25519_sk)</w:t>
+            </w:r>
+          </w:p>
+          <w:p>
+            <w:pPr>
+              <w:spacing w:after="0" w:before="0"/>
+            </w:pPr>
+            <w:r>
+              <w:rPr>
+                <w:rFonts w:ascii="Courier New" w:cs="Courier New" w:eastAsia="Courier New" w:hAnsi="Courier New"/>
+                <w:color w:val="1A1A1A"/>
+                <w:sz w:val="18"/>
+                <w:szCs w:val="18"/>
+              </w:rPr>
+              <w:t xml:space="preserve">Body: { content_enc, signature, entry_month, mode, word_count_approx }</w:t>
+            </w:r>
+          </w:p>
+          <w:p>
+            <w:pPr>
+              <w:spacing w:after="0" w:before="0"/>
+            </w:pPr>
+            <w:r>
+              <w:rPr>
+                <w:rFonts w:ascii="Courier New" w:cs="Courier New" w:eastAsia="Courier New" w:hAnsi="Courier New"/>
+                <w:color w:val="1A1A1A"/>
+                <w:sz w:val="18"/>
+                <w:szCs w:val="18"/>
+              </w:rPr>
+              <w:t xml:space="preserve"/>
+            </w:r>
+          </w:p>
+          <w:p>
+            <w:pPr>
+              <w:spacing w:after="0" w:before="0"/>
+            </w:pPr>
+            <w:r>
+              <w:rPr>
+                <w:rFonts w:ascii="Courier New" w:cs="Courier New" w:eastAsia="Courier New" w:hAnsi="Courier New"/>
+                <w:color w:val="1A1A1A"/>
+                <w:sz w:val="18"/>
+                <w:szCs w:val="18"/>
+              </w:rPr>
+              <w:t xml:space="preserve">// PUT /journal/entries/:id  — même flow avec nouveau content_enc + sig</w:t>
+            </w:r>
+          </w:p>
+          <w:p>
+            <w:pPr>
+              <w:spacing w:after="0" w:before="0"/>
+            </w:pPr>
+            <w:r>
+              <w:rPr>
+                <w:rFonts w:ascii="Courier New" w:cs="Courier New" w:eastAsia="Courier New" w:hAnsi="Courier New"/>
+                <w:color w:val="1A1A1A"/>
+                <w:sz w:val="18"/>
+                <w:szCs w:val="18"/>
+              </w:rPr>
+              <w:t xml:space="preserve">// DELETE /journal/entries/:id</w:t>
+            </w:r>
+          </w:p>
+          <w:p>
+            <w:pPr>
+              <w:spacing w:after="0" w:before="0"/>
+            </w:pPr>
+            <w:r>
+              <w:rPr>
+                <w:rFonts w:ascii="Courier New" w:cs="Courier New" w:eastAsia="Courier New" w:hAnsi="Courier New"/>
+                <w:color w:val="1A1A1A"/>
+                <w:sz w:val="18"/>
+                <w:szCs w:val="18"/>
+              </w:rPr>
+              <w:t xml:space="preserve">sig = Ed25519.sign(SHA256(uuidToBytes(entry_id)), ed25519_sk)</w:t>
+            </w:r>
+          </w:p>
+          <w:p>
+            <w:pPr>
+              <w:spacing w:after="0" w:before="0"/>
+            </w:pPr>
+            <w:r>
+              <w:rPr>
+                <w:rFonts w:ascii="Courier New" w:cs="Courier New" w:eastAsia="Courier New" w:hAnsi="Courier New"/>
+                <w:color w:val="1A1A1A"/>
+                <w:sz w:val="18"/>
+                <w:szCs w:val="18"/>
+              </w:rPr>
+              <w:t xml:space="preserve">Body: { signature }</w:t>
+            </w:r>
+          </w:p>
+          <w:p>
+            <w:pPr>
+              <w:spacing w:after="0" w:before="0"/>
+            </w:pPr>
+            <w:r>
+              <w:rPr>
+                <w:rFonts w:ascii="Courier New" w:cs="Courier New" w:eastAsia="Courier New" w:hAnsi="Courier New"/>
+                <w:color w:val="1A1A1A"/>
+                <w:sz w:val="18"/>
+                <w:szCs w:val="18"/>
+              </w:rPr>
+              <w:t xml:space="preserve"/>
+            </w:r>
+          </w:p>
+          <w:p>
+            <w:pPr>
+              <w:spacing w:after="0" w:before="0"/>
+            </w:pPr>
+            <w:r>
+              <w:rPr>
+                <w:rFonts w:ascii="Courier New" w:cs="Courier New" w:eastAsia="Courier New" w:hAnsi="Courier New"/>
+                <w:color w:val="1A1A1A"/>
+                <w:sz w:val="18"/>
+                <w:szCs w:val="18"/>
+              </w:rPr>
+              <w:t xml:space="preserve">// Un access token volé ne peut ni altérer ni effacer la capsule temps ✅</w:t>
+            </w:r>
+          </w:p>
+        </w:tc>
+      </w:tr>
+    </w:tbl>
+    <w:p>
+      <w:pPr>
+        <w:spacing w:after="0" w:before="120"/>
+      </w:pPr>
+      <w:r>
+        <w:t xml:space="preserve"/>
+      </w:r>
+    </w:p>
+    <w:p>
+      <w:pPr>
+        <w:pStyle w:val="Heading2"/>
+        <w:spacing w:after="120" w:before="320"/>
+      </w:pPr>
+      <w:r>
+        <w:rPr>
+          <w:rFonts w:ascii="Arial" w:cs="Arial" w:eastAsia="Arial" w:hAnsi="Arial"/>
+          <w:b/>
+          <w:bCs/>
+          <w:color w:val="5C3A0F"/>
+          <w:sz w:val="28"/>
+          <w:szCs w:val="28"/>
+        </w:rPr>
+        <w:t xml:space="preserve">6.2 Wrapped annuel (DEC-32)</w:t>
+      </w:r>
+    </w:p>
+    <w:tbl>
+      <w:tblPr>
+        <w:tblW w:type="dxa" w:w="9360"/>
+        <w:tblBorders>
+          <w:top w:val="single" w:color="auto" w:sz="4"/>
+          <w:left w:val="single" w:color="auto" w:sz="4"/>
+          <w:bottom w:val="single" w:color="auto" w:sz="4"/>
+          <w:right w:val="single" w:color="auto" w:sz="4"/>
+          <w:insideH w:val="single" w:color="auto" w:sz="4"/>
+          <w:insideV w:val="single" w:color="auto" w:sz="4"/>
+        </w:tblBorders>
+      </w:tblPr>
+      <w:tblGrid>
+        <w:gridCol w:w="9360"/>
+      </w:tblGrid>
+      <w:tr>
+        <w:tc>
+          <w:tcPr>
+            <w:tcW w:type="dxa" w:w="9360"/>
+            <w:tcBorders>
+              <w:top w:val="single" w:color="D4C5A9" w:sz="1"/>
+              <w:left w:val="single" w:color="F4A335" w:sz="6"/>
+              <w:bottom w:val="single" w:color="D4C5A9" w:sz="1"/>
+              <w:right w:val="single" w:color="D4C5A9" w:sz="1"/>
+            </w:tcBorders>
+            <w:shd w:fill="F5F0E8" w:val="clear"/>
+            <w:tcMar>
+              <w:top w:type="dxa" w:w="160"/>
+              <w:left w:type="dxa" w:w="240"/>
+              <w:bottom w:type="dxa" w:w="160"/>
+              <w:right w:type="dxa" w:w="240"/>
+            </w:tcMar>
+          </w:tcPr>
+          <w:p>
+            <w:pPr>
+              <w:spacing w:after="0" w:before="0"/>
+            </w:pPr>
+            <w:r>
+              <w:rPr>
+                <w:rFonts w:ascii="Courier New" w:cs="Courier New" w:eastAsia="Courier New" w:hAnsi="Courier New"/>
+                <w:color w:val="1A1A1A"/>
+                <w:sz w:val="18"/>
+                <w:szCs w:val="18"/>
+              </w:rPr>
+              <w:t xml:space="preserve">// POST /journal/wrapped/:year</w:t>
+            </w:r>
+          </w:p>
+          <w:p>
+            <w:pPr>
+              <w:spacing w:after="0" w:before="0"/>
+            </w:pPr>
+            <w:r>
+              <w:rPr>
+                <w:rFonts w:ascii="Courier New" w:cs="Courier New" w:eastAsia="Courier New" w:hAnsi="Courier New"/>
+                <w:color w:val="1A1A1A"/>
+                <w:sz w:val="18"/>
+                <w:szCs w:val="18"/>
+              </w:rPr>
+              <w:t xml:space="preserve">entry_count = COUNT(*) FROM journal_entries WHERE user_id=$1 AND year=$2</w:t>
+            </w:r>
+          </w:p>
+          <w:p>
+            <w:pPr>
+              <w:spacing w:after="0" w:before="0"/>
+            </w:pPr>
+            <w:r>
+              <w:rPr>
+                <w:rFonts w:ascii="Courier New" w:cs="Courier New" w:eastAsia="Courier New" w:hAnsi="Courier New"/>
+                <w:color w:val="1A1A1A"/>
+                <w:sz w:val="18"/>
+                <w:szCs w:val="18"/>
+              </w:rPr>
+              <w:t xml:space="preserve">if entry_count &lt; 6 → 409 WRAPPED_INSUFFICIENT_ENTRIES</w:t>
+            </w:r>
+          </w:p>
+          <w:p>
+            <w:pPr>
+              <w:spacing w:after="0" w:before="0"/>
+            </w:pPr>
+            <w:r>
+              <w:rPr>
+                <w:rFonts w:ascii="Courier New" w:cs="Courier New" w:eastAsia="Courier New" w:hAnsi="Courier New"/>
+                <w:color w:val="1A1A1A"/>
+                <w:sz w:val="18"/>
+                <w:szCs w:val="18"/>
+              </w:rPr>
+              <w:t xml:space="preserve"/>
+            </w:r>
+          </w:p>
+          <w:p>
+            <w:pPr>
+              <w:spacing w:after="0" w:before="0"/>
+            </w:pPr>
+            <w:r>
+              <w:rPr>
+                <w:rFonts w:ascii="Courier New" w:cs="Courier New" w:eastAsia="Courier New" w:hAnsi="Courier New"/>
+                <w:color w:val="1A1A1A"/>
+                <w:sz w:val="18"/>
+                <w:szCs w:val="18"/>
+              </w:rPr>
+              <w:t xml:space="preserve">stats_enc = XChaCha20(K2, stats_calculées_localement)</w:t>
+            </w:r>
+          </w:p>
+          <w:p>
+            <w:pPr>
+              <w:spacing w:after="0" w:before="0"/>
+            </w:pPr>
+            <w:r>
+              <w:rPr>
+                <w:rFonts w:ascii="Courier New" w:cs="Courier New" w:eastAsia="Courier New" w:hAnsi="Courier New"/>
+                <w:color w:val="1A1A1A"/>
+                <w:sz w:val="18"/>
+                <w:szCs w:val="18"/>
+              </w:rPr>
+              <w:t xml:space="preserve">sig       = Ed25519.sign(SHA256(stats_enc), ed25519_sk)</w:t>
+            </w:r>
+          </w:p>
+          <w:p>
+            <w:pPr>
+              <w:spacing w:after="0" w:before="0"/>
+            </w:pPr>
+            <w:r>
+              <w:rPr>
+                <w:rFonts w:ascii="Courier New" w:cs="Courier New" w:eastAsia="Courier New" w:hAnsi="Courier New"/>
+                <w:color w:val="1A1A1A"/>
+                <w:sz w:val="18"/>
+                <w:szCs w:val="18"/>
+              </w:rPr>
+              <w:t xml:space="preserve">Body: { stats_enc, signature }</w:t>
+            </w:r>
+          </w:p>
+          <w:p>
+            <w:pPr>
+              <w:spacing w:after="0" w:before="0"/>
+            </w:pPr>
+            <w:r>
+              <w:rPr>
+                <w:rFonts w:ascii="Courier New" w:cs="Courier New" w:eastAsia="Courier New" w:hAnsi="Courier New"/>
+                <w:color w:val="1A1A1A"/>
+                <w:sz w:val="18"/>
+                <w:szCs w:val="18"/>
+              </w:rPr>
+              <w:t xml:space="preserve"/>
+            </w:r>
+          </w:p>
+          <w:p>
+            <w:pPr>
+              <w:spacing w:after="0" w:before="0"/>
+            </w:pPr>
+            <w:r>
+              <w:rPr>
+                <w:rFonts w:ascii="Courier New" w:cs="Courier New" w:eastAsia="Courier New" w:hAnsi="Courier New"/>
+                <w:color w:val="5C3A0F"/>
+                <w:sz w:val="18"/>
+                <w:szCs w:val="18"/>
+              </w:rPr>
+              <w:t xml:space="preserve">INSERT annual_wrappeds { stats_enc, entry_count /* recalculé serveur */, year }</w:t>
+            </w:r>
+          </w:p>
+        </w:tc>
+      </w:tr>
+    </w:tbl>
+    <w:p>
+      <w:pPr>
+        <w:spacing w:after="0" w:before="120"/>
+      </w:pPr>
+      <w:r>
+        <w:t xml:space="preserve"/>
+      </w:r>
+    </w:p>
+    <w:p>
+      <w:pPr>
+        <w:pStyle w:val="Heading2"/>
+        <w:spacing w:after="120" w:before="320"/>
+      </w:pPr>
+      <w:r>
+        <w:rPr>
+          <w:rFonts w:ascii="Arial" w:cs="Arial" w:eastAsia="Arial" w:hAnsi="Arial"/>
+          <w:b/>
+          <w:bCs/>
+          <w:color w:val="5C3A0F"/>
+          <w:sz w:val="28"/>
+          <w:szCs w:val="28"/>
+        </w:rPr>
+        <w:t xml:space="preserve">6.3 Check-in et streak (DEC-33, DEC-34)</w:t>
+      </w:r>
+    </w:p>
+    <w:tbl>
+      <w:tblPr>
+        <w:tblW w:type="dxa" w:w="9360"/>
+        <w:tblBorders>
+          <w:top w:val="single" w:color="auto" w:sz="4"/>
+          <w:left w:val="single" w:color="auto" w:sz="4"/>
+          <w:bottom w:val="single" w:color="auto" w:sz="4"/>
+          <w:right w:val="single" w:color="auto" w:sz="4"/>
+          <w:insideH w:val="single" w:color="auto" w:sz="4"/>
+          <w:insideV w:val="single" w:color="auto" w:sz="4"/>
+        </w:tblBorders>
+      </w:tblPr>
+      <w:tblGrid>
+        <w:gridCol w:w="9360"/>
+      </w:tblGrid>
+      <w:tr>
+        <w:tc>
+          <w:tcPr>
+            <w:tcW w:type="dxa" w:w="9360"/>
+            <w:tcBorders>
+              <w:top w:val="single" w:color="D4C5A9" w:sz="1"/>
+              <w:left w:val="single" w:color="F4A335" w:sz="6"/>
+              <w:bottom w:val="single" w:color="D4C5A9" w:sz="1"/>
+              <w:right w:val="single" w:color="D4C5A9" w:sz="1"/>
+            </w:tcBorders>
+            <w:shd w:fill="F5F0E8" w:val="clear"/>
+            <w:tcMar>
+              <w:top w:type="dxa" w:w="160"/>
+              <w:left w:type="dxa" w:w="240"/>
+              <w:bottom w:type="dxa" w:w="160"/>
+              <w:right w:type="dxa" w:w="240"/>
+            </w:tcMar>
+          </w:tcPr>
+          <w:p>
+            <w:pPr>
+              <w:spacing w:after="0" w:before="0"/>
+            </w:pPr>
+            <w:r>
+              <w:rPr>
+                <w:rFonts w:ascii="Courier New" w:cs="Courier New" w:eastAsia="Courier New" w:hAnsi="Courier New"/>
+                <w:color w:val="1A1A1A"/>
+                <w:sz w:val="18"/>
+                <w:szCs w:val="18"/>
+              </w:rPr>
+              <w:t xml:space="preserve">// DEC-33 : mini-jeu fourni et vérifié côté serveur</w:t>
+            </w:r>
+          </w:p>
+          <w:p>
+            <w:pPr>
+              <w:spacing w:after="0" w:before="0"/>
+            </w:pPr>
+            <w:r>
+              <w:rPr>
+                <w:rFonts w:ascii="Courier New" w:cs="Courier New" w:eastAsia="Courier New" w:hAnsi="Courier New"/>
+                <w:color w:val="1A1A1A"/>
+                <w:sz w:val="18"/>
+                <w:szCs w:val="18"/>
+              </w:rPr>
+              <w:t xml:space="preserve">GET /checkin/game → { question, game_token }  // JWT TTL 10min</w:t>
+            </w:r>
+          </w:p>
+          <w:p>
+            <w:pPr>
+              <w:spacing w:after="0" w:before="0"/>
+            </w:pPr>
+            <w:r>
+              <w:rPr>
+                <w:rFonts w:ascii="Courier New" w:cs="Courier New" w:eastAsia="Courier New" w:hAnsi="Courier New"/>
+                <w:color w:val="1A1A1A"/>
+                <w:sz w:val="18"/>
+                <w:szCs w:val="18"/>
+              </w:rPr>
+              <w:t xml:space="preserve">POST /checkin/game/answer { game_token, answer } → checkin_token si correct</w:t>
+            </w:r>
+          </w:p>
+          <w:p>
+            <w:pPr>
+              <w:spacing w:after="0" w:before="0"/>
+            </w:pPr>
+            <w:r>
+              <w:rPr>
+                <w:rFonts w:ascii="Courier New" w:cs="Courier New" w:eastAsia="Courier New" w:hAnsi="Courier New"/>
+                <w:color w:val="1A1A1A"/>
+                <w:sz w:val="18"/>
+                <w:szCs w:val="18"/>
+              </w:rPr>
+              <w:t xml:space="preserve">POST /checkin/complete { checkin_token, journal_entry_id? }</w:t>
+            </w:r>
+          </w:p>
+          <w:p>
+            <w:pPr>
+              <w:spacing w:after="0" w:before="0"/>
+            </w:pPr>
+            <w:r>
+              <w:rPr>
+                <w:rFonts w:ascii="Courier New" w:cs="Courier New" w:eastAsia="Courier New" w:hAnsi="Courier New"/>
+                <w:color w:val="1A1A1A"/>
+                <w:sz w:val="18"/>
+                <w:szCs w:val="18"/>
+              </w:rPr>
+              <w:t xml:space="preserve"/>
+            </w:r>
+          </w:p>
+          <w:p>
+            <w:pPr>
+              <w:spacing w:after="0" w:before="0"/>
+            </w:pPr>
+            <w:r>
+              <w:rPr>
+                <w:rFonts w:ascii="Courier New" w:cs="Courier New" w:eastAsia="Courier New" w:hAnsi="Courier New"/>
+                <w:color w:val="1A1A1A"/>
+                <w:sz w:val="18"/>
+                <w:szCs w:val="18"/>
+              </w:rPr>
+              <w:t xml:space="preserve">// DEC-34 : streak = mois calendaires consécutifs</w:t>
+            </w:r>
+          </w:p>
+          <w:p>
+            <w:pPr>
+              <w:spacing w:after="0" w:before="0"/>
+            </w:pPr>
+            <w:r>
+              <w:rPr>
+                <w:rFonts w:ascii="Courier New" w:cs="Courier New" w:eastAsia="Courier New" w:hAnsi="Courier New"/>
+                <w:color w:val="1A1A1A"/>
+                <w:sz w:val="18"/>
+                <w:szCs w:val="18"/>
+              </w:rPr>
+              <w:t xml:space="preserve">// Badges : first_checkin | streak_3 | streak_6 | streak_12</w:t>
+            </w:r>
+          </w:p>
+          <w:p>
+            <w:pPr>
+              <w:spacing w:after="0" w:before="0"/>
+            </w:pPr>
+            <w:r>
+              <w:rPr>
+                <w:rFonts w:ascii="Courier New" w:cs="Courier New" w:eastAsia="Courier New" w:hAnsi="Courier New"/>
+                <w:color w:val="1A1A1A"/>
+                <w:sz w:val="18"/>
+                <w:szCs w:val="18"/>
+              </w:rPr>
+              <w:t xml:space="preserve"/>
+            </w:r>
+          </w:p>
+          <w:p>
+            <w:pPr>
+              <w:spacing w:after="0" w:before="0"/>
+            </w:pPr>
+            <w:r>
+              <w:rPr>
+                <w:rFonts w:ascii="Courier New" w:cs="Courier New" w:eastAsia="Courier New" w:hAnsi="Courier New"/>
+                <w:color w:val="1A1A1A"/>
+                <w:sz w:val="18"/>
+                <w:szCs w:val="18"/>
+              </w:rPr>
+              <w:t xml:space="preserve">// DEC-35 : timing relances et déclenchement</w:t>
+            </w:r>
+          </w:p>
+          <w:p>
+            <w:pPr>
+              <w:spacing w:after="0" w:before="0"/>
+            </w:pPr>
+            <w:r>
+              <w:rPr>
+                <w:rFonts w:ascii="Courier New" w:cs="Courier New" w:eastAsia="Courier New" w:hAnsi="Courier New"/>
+                <w:color w:val="1A1A1A"/>
+                <w:sz w:val="18"/>
+                <w:szCs w:val="18"/>
+              </w:rPr>
+              <w:t xml:space="preserve">// Relances J+7, J+14, J+21 depuis next_checkin_due</w:t>
+            </w:r>
+          </w:p>
+          <w:p>
+            <w:pPr>
+              <w:spacing w:after="0" w:before="0"/>
+            </w:pPr>
+            <w:r>
+              <w:rPr>
+                <w:rFonts w:ascii="Courier New" w:cs="Courier New" w:eastAsia="Courier New" w:hAnsi="Courier New"/>
+                <w:color w:val="1A1A1A"/>
+                <w:sz w:val="18"/>
+                <w:szCs w:val="18"/>
+              </w:rPr>
+              <w:t xml:space="preserve">// Déclenchement : 3 relances ET silence_duration_months écoulé</w:t>
+            </w:r>
+          </w:p>
+        </w:tc>
+      </w:tr>
+    </w:tbl>
+    <w:p>
+      <w:pPr>
+        <w:spacing w:after="0" w:before="120"/>
+      </w:pPr>
+      <w:r>
+        <w:t xml:space="preserve"/>
+      </w:r>
+    </w:p>
+    <w:p>
+      <w:pPr>
+        <w:pBdr>
+          <w:bottom w:val="single" w:color="C4A882" w:sz="4" w:space="1"/>
+        </w:pBdr>
+        <w:spacing w:after="240" w:before="240"/>
+      </w:pPr>
+      <w:r>
+        <w:t xml:space="preserve"/>
+      </w:r>
+    </w:p>
+    <w:p>
+      <w:r>
+        <w:br w:type="page"/>
+      </w:r>
+    </w:p>
+    <w:p>
+      <w:pPr>
+        <w:pStyle w:val="Heading1"/>
+        <w:spacing w:after="200" w:before="480"/>
+      </w:pPr>
+      <w:r>
+        <w:rPr>
+          <w:rFonts w:ascii="Arial" w:cs="Arial" w:eastAsia="Arial" w:hAnsi="Arial"/>
+          <w:b/>
+          <w:bCs/>
+          <w:color w:val="5C3A0F"/>
+          <w:sz w:val="36"/>
+          <w:szCs w:val="36"/>
+        </w:rPr>
+        <w:t xml:space="preserve">7. Sécurité du compte</w:t>
+      </w:r>
+    </w:p>
+    <w:p>
+      <w:pPr>
+        <w:spacing w:after="0" w:before="120"/>
+      </w:pPr>
+      <w:r>
+        <w:t xml:space="preserve"/>
+      </w:r>
+    </w:p>
+    <w:p>
+      <w:pPr>
+        <w:pStyle w:val="Heading2"/>
+        <w:spacing w:after="120" w:before="320"/>
+      </w:pPr>
+      <w:r>
+        <w:rPr>
+          <w:rFonts w:ascii="Arial" w:cs="Arial" w:eastAsia="Arial" w:hAnsi="Arial"/>
+          <w:b/>
+          <w:bCs/>
+          <w:color w:val="5C3A0F"/>
+          <w:sz w:val="28"/>
+          <w:szCs w:val="28"/>
+        </w:rPr>
+        <w:t xml:space="preserve">7.1 Authentification</w:t>
+      </w:r>
+    </w:p>
+    <w:tbl>
+      <w:tblPr>
+        <w:tblW w:type="dxa" w:w="9360"/>
+        <w:tblBorders>
+          <w:top w:val="single" w:color="auto" w:sz="4"/>
+          <w:left w:val="single" w:color="auto" w:sz="4"/>
+          <w:bottom w:val="single" w:color="auto" w:sz="4"/>
+          <w:right w:val="single" w:color="auto" w:sz="4"/>
+          <w:insideH w:val="single" w:color="auto" w:sz="4"/>
+          <w:insideV w:val="single" w:color="auto" w:sz="4"/>
+        </w:tblBorders>
+      </w:tblPr>
+      <w:tblGrid>
+        <w:gridCol w:w="4680"/>
+        <w:gridCol w:w="4680"/>
+      </w:tblGrid>
+      <w:tr>
+        <w:tc>
+          <w:tcPr>
+            <w:tcW w:type="dxa" w:w="4680"/>
+            <w:tcBorders>
+              <w:top w:val="single" w:color="E8DDD0" w:sz="1"/>
+              <w:left w:val="single" w:color="E8DDD0" w:sz="1"/>
+              <w:bottom w:val="single" w:color="E8DDD0" w:sz="1"/>
+              <w:right w:val="single" w:color="E8DDD0" w:sz="1"/>
+            </w:tcBorders>
+            <w:shd w:fill="5C3A0F" w:val="clear"/>
+            <w:tcMar>
+              <w:top w:type="dxa" w:w="80"/>
+              <w:left w:type="dxa" w:w="160"/>
+              <w:bottom w:type="dxa" w:w="80"/>
+              <w:right w:type="dxa" w:w="160"/>
+            </w:tcMar>
+          </w:tcPr>
+          <w:p>
+            <w:r>
+              <w:rPr>
+                <w:rFonts w:ascii="Arial" w:cs="Arial" w:eastAsia="Arial" w:hAnsi="Arial"/>
+                <w:b/>
+                <w:bCs/>
+                <w:color w:val="FFFFFF"/>
+                <w:sz w:val="20"/>
+                <w:szCs w:val="20"/>
+              </w:rPr>
+              <w:t xml:space="preserve">Niveau</w:t>
+            </w:r>
+          </w:p>
+        </w:tc>
+        <w:tc>
+          <w:tcPr>
+            <w:tcW w:type="dxa" w:w="4680"/>
+            <w:tcBorders>
+              <w:top w:val="single" w:color="E8DDD0" w:sz="1"/>
+              <w:left w:val="single" w:color="E8DDD0" w:sz="1"/>
+              <w:bottom w:val="single" w:color="E8DDD0" w:sz="1"/>
+              <w:right w:val="single" w:color="E8DDD0" w:sz="1"/>
+            </w:tcBorders>
+            <w:shd w:fill="5C3A0F" w:val="clear"/>
+            <w:tcMar>
+              <w:top w:type="dxa" w:w="80"/>
+              <w:left w:type="dxa" w:w="160"/>
+              <w:bottom w:type="dxa" w:w="80"/>
+              <w:right w:type="dxa" w:w="160"/>
+            </w:tcMar>
+          </w:tcPr>
+          <w:p>
+            <w:r>
+              <w:rPr>
+                <w:rFonts w:ascii="Arial" w:cs="Arial" w:eastAsia="Arial" w:hAnsi="Arial"/>
+                <w:b/>
+                <w:bCs/>
+                <w:color w:val="FFFFFF"/>
+                <w:sz w:val="20"/>
+                <w:szCs w:val="20"/>
+              </w:rPr>
+              <w:t xml:space="preserve">Mécanisme</w:t>
+            </w:r>
+          </w:p>
+        </w:tc>
+      </w:tr>
+      <w:tr>
+        <w:tc>
+          <w:tcPr>
+            <w:tcW w:type="dxa" w:w="4680"/>
+            <w:tcBorders>
+              <w:top w:val="single" w:color="E8DDD0" w:sz="1"/>
+              <w:left w:val="single" w:color="E8DDD0" w:sz="1"/>
+              <w:bottom w:val="single" w:color="E8DDD0" w:sz="1"/>
+              <w:right w:val="single" w:color="E8DDD0" w:sz="1"/>
+            </w:tcBorders>
+            <w:shd w:fill="FAF3E8" w:val="clear"/>
+            <w:tcMar>
+              <w:top w:type="dxa" w:w="80"/>
+              <w:left w:type="dxa" w:w="160"/>
+              <w:bottom w:type="dxa" w:w="80"/>
+              <w:right w:type="dxa" w:w="160"/>
+            </w:tcMar>
+          </w:tcPr>
+          <w:p>
+            <w:r>
+              <w:rPr>
+                <w:rFonts w:ascii="Arial" w:cs="Arial" w:eastAsia="Arial" w:hAnsi="Arial"/>
+                <w:b/>
+                <w:bCs/>
+                <w:color w:val="1A1A1A"/>
+                <w:sz w:val="20"/>
+                <w:szCs w:val="20"/>
+              </w:rPr>
+              <w:t xml:space="preserve">1</w:t>
+            </w:r>
+          </w:p>
+        </w:tc>
+        <w:tc>
+          <w:tcPr>
+            <w:tcW w:type="dxa" w:w="4680"/>
+            <w:tcBorders>
+              <w:top w:val="single" w:color="E8DDD0" w:sz="1"/>
+              <w:left w:val="single" w:color="E8DDD0" w:sz="1"/>
+              <w:bottom w:val="single" w:color="E8DDD0" w:sz="1"/>
+              <w:right w:val="single" w:color="E8DDD0" w:sz="1"/>
+            </w:tcBorders>
+            <w:shd w:fill="FAF3E8" w:val="clear"/>
+            <w:tcMar>
+              <w:top w:type="dxa" w:w="80"/>
+              <w:left w:type="dxa" w:w="160"/>
+              <w:bottom w:type="dxa" w:w="80"/>
+              <w:right w:type="dxa" w:w="160"/>
+            </w:tcMar>
+          </w:tcPr>
+          <w:p>
+            <w:r>
+              <w:rPr>
+                <w:rFonts w:ascii="Arial" w:cs="Arial" w:eastAsia="Arial" w:hAnsi="Arial"/>
+                <w:b w:val="false"/>
+                <w:bCs w:val="false"/>
+                <w:color w:val="1A1A1A"/>
+                <w:sz w:val="20"/>
+                <w:szCs w:val="20"/>
+              </w:rPr>
+              <w:t xml:space="preserve">Biométrie (Face ID / empreinte)</w:t>
+            </w:r>
+          </w:p>
+        </w:tc>
+      </w:tr>
+      <w:tr>
+        <w:tc>
+          <w:tcPr>
+            <w:tcW w:type="dxa" w:w="4680"/>
+            <w:tcBorders>
+              <w:top w:val="single" w:color="E8DDD0" w:sz="1"/>
+              <w:left w:val="single" w:color="E8DDD0" w:sz="1"/>
+              <w:bottom w:val="single" w:color="E8DDD0" w:sz="1"/>
+              <w:right w:val="single" w:color="E8DDD0" w:sz="1"/>
+            </w:tcBorders>
+            <w:shd w:fill="FFFFFF" w:val="clear"/>
+            <w:tcMar>
+              <w:top w:type="dxa" w:w="80"/>
+              <w:left w:type="dxa" w:w="160"/>
+              <w:bottom w:type="dxa" w:w="80"/>
+              <w:right w:type="dxa" w:w="160"/>
+            </w:tcMar>
+          </w:tcPr>
+          <w:p>
+            <w:r>
+              <w:rPr>
+                <w:rFonts w:ascii="Arial" w:cs="Arial" w:eastAsia="Arial" w:hAnsi="Arial"/>
+                <w:b/>
+                <w:bCs/>
+                <w:color w:val="1A1A1A"/>
+                <w:sz w:val="20"/>
+                <w:szCs w:val="20"/>
+              </w:rPr>
+              <w:t xml:space="preserve">2 (fallback)</w:t>
+            </w:r>
+          </w:p>
+        </w:tc>
+        <w:tc>
+          <w:tcPr>
+            <w:tcW w:type="dxa" w:w="4680"/>
+            <w:tcBorders>
+              <w:top w:val="single" w:color="E8DDD0" w:sz="1"/>
+              <w:left w:val="single" w:color="E8DDD0" w:sz="1"/>
+              <w:bottom w:val="single" w:color="E8DDD0" w:sz="1"/>
+              <w:right w:val="single" w:color="E8DDD0" w:sz="1"/>
+            </w:tcBorders>
+            <w:shd w:fill="FFFFFF" w:val="clear"/>
+            <w:tcMar>
+              <w:top w:type="dxa" w:w="80"/>
+              <w:left w:type="dxa" w:w="160"/>
+              <w:bottom w:type="dxa" w:w="80"/>
+              <w:right w:type="dxa" w:w="160"/>
+            </w:tcMar>
+          </w:tcPr>
+          <w:p>
+            <w:r>
+              <w:rPr>
+                <w:rFonts w:ascii="Arial" w:cs="Arial" w:eastAsia="Arial" w:hAnsi="Arial"/>
+                <w:b w:val="false"/>
+                <w:bCs w:val="false"/>
+                <w:color w:val="1A1A1A"/>
+                <w:sz w:val="20"/>
+                <w:szCs w:val="20"/>
+              </w:rPr>
+              <w:t xml:space="preserve">PIN 6 chiffres → déchiffre seed_enc_pin → K1/K2/K3</w:t>
+            </w:r>
+          </w:p>
+        </w:tc>
+      </w:tr>
+      <w:tr>
+        <w:tc>
+          <w:tcPr>
+            <w:tcW w:type="dxa" w:w="4680"/>
+            <w:tcBorders>
+              <w:top w:val="single" w:color="E8DDD0" w:sz="1"/>
+              <w:left w:val="single" w:color="E8DDD0" w:sz="1"/>
+              <w:bottom w:val="single" w:color="E8DDD0" w:sz="1"/>
+              <w:right w:val="single" w:color="E8DDD0" w:sz="1"/>
+            </w:tcBorders>
+            <w:shd w:fill="FAF3E8" w:val="clear"/>
+            <w:tcMar>
+              <w:top w:type="dxa" w:w="80"/>
+              <w:left w:type="dxa" w:w="160"/>
+              <w:bottom w:type="dxa" w:w="80"/>
+              <w:right w:type="dxa" w:w="160"/>
+            </w:tcMar>
+          </w:tcPr>
+          <w:p>
+            <w:r>
+              <w:rPr>
+                <w:rFonts w:ascii="Arial" w:cs="Arial" w:eastAsia="Arial" w:hAnsi="Arial"/>
+                <w:b/>
+                <w:bCs/>
+                <w:color w:val="1A1A1A"/>
+                <w:sz w:val="20"/>
+                <w:szCs w:val="20"/>
+              </w:rPr>
+              <w:t xml:space="preserve">3 (critique)</w:t>
+            </w:r>
+          </w:p>
+        </w:tc>
+        <w:tc>
+          <w:tcPr>
+            <w:tcW w:type="dxa" w:w="4680"/>
+            <w:tcBorders>
+              <w:top w:val="single" w:color="E8DDD0" w:sz="1"/>
+              <w:left w:val="single" w:color="E8DDD0" w:sz="1"/>
+              <w:bottom w:val="single" w:color="E8DDD0" w:sz="1"/>
+              <w:right w:val="single" w:color="E8DDD0" w:sz="1"/>
+            </w:tcBorders>
+            <w:shd w:fill="FAF3E8" w:val="clear"/>
+            <w:tcMar>
+              <w:top w:type="dxa" w:w="80"/>
+              <w:left w:type="dxa" w:w="160"/>
+              <w:bottom w:type="dxa" w:w="80"/>
+              <w:right w:type="dxa" w:w="160"/>
+            </w:tcMar>
+          </w:tcPr>
+          <w:p>
+            <w:r>
+              <w:rPr>
+                <w:rFonts w:ascii="Arial" w:cs="Arial" w:eastAsia="Arial" w:hAnsi="Arial"/>
+                <w:b w:val="false"/>
+                <w:bCs w:val="false"/>
+                <w:color w:val="1A1A1A"/>
+                <w:sz w:val="20"/>
+                <w:szCs w:val="20"/>
+              </w:rPr>
+              <w:t xml:space="preserve">Mot de passe + PIN (nouveau device, inactivité)</w:t>
+            </w:r>
+          </w:p>
+        </w:tc>
+      </w:tr>
+    </w:tbl>
+    <w:p>
+      <w:pPr>
+        <w:spacing w:after="0" w:before="120"/>
+      </w:pPr>
+      <w:r>
+        <w:t xml:space="preserve"/>
+      </w:r>
+    </w:p>
+    <w:p>
+      <w:pPr>
+        <w:pStyle w:val="Heading2"/>
+        <w:spacing w:after="120" w:before="320"/>
+      </w:pPr>
+      <w:r>
+        <w:rPr>
+          <w:rFonts w:ascii="Arial" w:cs="Arial" w:eastAsia="Arial" w:hAnsi="Arial"/>
+          <w:b/>
+          <w:bCs/>
+          <w:color w:val="5C3A0F"/>
+          <w:sz w:val="28"/>
+          <w:szCs w:val="28"/>
+        </w:rPr>
+        <w:t xml:space="preserve">7.2 Blocage PIN — backoff progressif (DEC-26)</w:t>
+      </w:r>
+    </w:p>
+    <w:tbl>
+      <w:tblPr>
+        <w:tblW w:type="dxa" w:w="9360"/>
+        <w:tblBorders>
+          <w:top w:val="single" w:color="auto" w:sz="4"/>
+          <w:left w:val="single" w:color="auto" w:sz="4"/>
+          <w:bottom w:val="single" w:color="auto" w:sz="4"/>
+          <w:right w:val="single" w:color="auto" w:sz="4"/>
+          <w:insideH w:val="single" w:color="auto" w:sz="4"/>
+          <w:insideV w:val="single" w:color="auto" w:sz="4"/>
+        </w:tblBorders>
+      </w:tblPr>
+      <w:tblGrid>
+        <w:gridCol w:w="4680"/>
+        <w:gridCol w:w="4680"/>
+      </w:tblGrid>
+      <w:tr>
+        <w:tc>
+          <w:tcPr>
+            <w:tcW w:type="dxa" w:w="4680"/>
+            <w:tcBorders>
+              <w:top w:val="single" w:color="E8DDD0" w:sz="1"/>
+              <w:left w:val="single" w:color="E8DDD0" w:sz="1"/>
+              <w:bottom w:val="single" w:color="E8DDD0" w:sz="1"/>
+              <w:right w:val="single" w:color="E8DDD0" w:sz="1"/>
+            </w:tcBorders>
+            <w:shd w:fill="5C3A0F" w:val="clear"/>
+            <w:tcMar>
+              <w:top w:type="dxa" w:w="80"/>
+              <w:left w:type="dxa" w:w="160"/>
+              <w:bottom w:type="dxa" w:w="80"/>
+              <w:right w:type="dxa" w:w="160"/>
+            </w:tcMar>
+          </w:tcPr>
+          <w:p>
+            <w:r>
+              <w:rPr>
+                <w:rFonts w:ascii="Arial" w:cs="Arial" w:eastAsia="Arial" w:hAnsi="Arial"/>
+                <w:b/>
+                <w:bCs/>
+                <w:color w:val="FFFFFF"/>
+                <w:sz w:val="20"/>
+                <w:szCs w:val="20"/>
+              </w:rPr>
+              <w:t xml:space="preserve">Tentatives</w:t>
+            </w:r>
+          </w:p>
+        </w:tc>
+        <w:tc>
+          <w:tcPr>
+            <w:tcW w:type="dxa" w:w="4680"/>
+            <w:tcBorders>
+              <w:top w:val="single" w:color="E8DDD0" w:sz="1"/>
+              <w:left w:val="single" w:color="E8DDD0" w:sz="1"/>
+              <w:bottom w:val="single" w:color="E8DDD0" w:sz="1"/>
+              <w:right w:val="single" w:color="E8DDD0" w:sz="1"/>
+            </w:tcBorders>
+            <w:shd w:fill="5C3A0F" w:val="clear"/>
+            <w:tcMar>
+              <w:top w:type="dxa" w:w="80"/>
+              <w:left w:type="dxa" w:w="160"/>
+              <w:bottom w:type="dxa" w:w="80"/>
+              <w:right w:type="dxa" w:w="160"/>
+            </w:tcMar>
+          </w:tcPr>
+          <w:p>
+            <w:r>
+              <w:rPr>
+                <w:rFonts w:ascii="Arial" w:cs="Arial" w:eastAsia="Arial" w:hAnsi="Arial"/>
+                <w:b/>
+                <w:bCs/>
+                <w:color w:val="FFFFFF"/>
+                <w:sz w:val="20"/>
+                <w:szCs w:val="20"/>
+              </w:rPr>
+              <w:t xml:space="preserve">Blocage</w:t>
+            </w:r>
+          </w:p>
+        </w:tc>
+      </w:tr>
+      <w:tr>
+        <w:tc>
+          <w:tcPr>
+            <w:tcW w:type="dxa" w:w="4680"/>
+            <w:tcBorders>
+              <w:top w:val="single" w:color="E8DDD0" w:sz="1"/>
+              <w:left w:val="single" w:color="E8DDD0" w:sz="1"/>
+              <w:bottom w:val="single" w:color="E8DDD0" w:sz="1"/>
+              <w:right w:val="single" w:color="E8DDD0" w:sz="1"/>
+            </w:tcBorders>
+            <w:shd w:fill="FAF3E8" w:val="clear"/>
+            <w:tcMar>
+              <w:top w:type="dxa" w:w="80"/>
+              <w:left w:type="dxa" w:w="160"/>
+              <w:bottom w:type="dxa" w:w="80"/>
+              <w:right w:type="dxa" w:w="160"/>
+            </w:tcMar>
+          </w:tcPr>
+          <w:p>
+            <w:r>
+              <w:rPr>
+                <w:rFonts w:ascii="Arial" w:cs="Arial" w:eastAsia="Arial" w:hAnsi="Arial"/>
+                <w:b/>
+                <w:bCs/>
+                <w:color w:val="1A1A1A"/>
+                <w:sz w:val="20"/>
+                <w:szCs w:val="20"/>
+              </w:rPr>
+              <w:t xml:space="preserve">1-5</w:t>
+            </w:r>
+          </w:p>
+        </w:tc>
+        <w:tc>
+          <w:tcPr>
+            <w:tcW w:type="dxa" w:w="4680"/>
+            <w:tcBorders>
+              <w:top w:val="single" w:color="E8DDD0" w:sz="1"/>
+              <w:left w:val="single" w:color="E8DDD0" w:sz="1"/>
+              <w:bottom w:val="single" w:color="E8DDD0" w:sz="1"/>
+              <w:right w:val="single" w:color="E8DDD0" w:sz="1"/>
+            </w:tcBorders>
+            <w:shd w:fill="FAF3E8" w:val="clear"/>
+            <w:tcMar>
+              <w:top w:type="dxa" w:w="80"/>
+              <w:left w:type="dxa" w:w="160"/>
+              <w:bottom w:type="dxa" w:w="80"/>
+              <w:right w:type="dxa" w:w="160"/>
+            </w:tcMar>
+          </w:tcPr>
+          <w:p>
+            <w:r>
+              <w:rPr>
+                <w:rFonts w:ascii="Arial" w:cs="Arial" w:eastAsia="Arial" w:hAnsi="Arial"/>
+                <w:b w:val="false"/>
+                <w:bCs w:val="false"/>
+                <w:color w:val="1A1A1A"/>
+                <w:sz w:val="20"/>
+                <w:szCs w:val="20"/>
+              </w:rPr>
+              <w:t xml:space="preserve">Libre</w:t>
+            </w:r>
+          </w:p>
+        </w:tc>
+      </w:tr>
+      <w:tr>
+        <w:tc>
+          <w:tcPr>
+            <w:tcW w:type="dxa" w:w="4680"/>
+            <w:tcBorders>
+              <w:top w:val="single" w:color="E8DDD0" w:sz="1"/>
+              <w:left w:val="single" w:color="E8DDD0" w:sz="1"/>
+              <w:bottom w:val="single" w:color="E8DDD0" w:sz="1"/>
+              <w:right w:val="single" w:color="E8DDD0" w:sz="1"/>
+            </w:tcBorders>
+            <w:shd w:fill="FFFFFF" w:val="clear"/>
+            <w:tcMar>
+              <w:top w:type="dxa" w:w="80"/>
+              <w:left w:type="dxa" w:w="160"/>
+              <w:bottom w:type="dxa" w:w="80"/>
+              <w:right w:type="dxa" w:w="160"/>
+            </w:tcMar>
+          </w:tcPr>
+          <w:p>
+            <w:r>
+              <w:rPr>
+                <w:rFonts w:ascii="Arial" w:cs="Arial" w:eastAsia="Arial" w:hAnsi="Arial"/>
+                <w:b/>
+                <w:bCs/>
+                <w:color w:val="1A1A1A"/>
+                <w:sz w:val="20"/>
+                <w:szCs w:val="20"/>
+              </w:rPr>
+              <w:t xml:space="preserve">6</w:t>
+            </w:r>
+          </w:p>
+        </w:tc>
+        <w:tc>
+          <w:tcPr>
+            <w:tcW w:type="dxa" w:w="4680"/>
+            <w:tcBorders>
+              <w:top w:val="single" w:color="E8DDD0" w:sz="1"/>
+              <w:left w:val="single" w:color="E8DDD0" w:sz="1"/>
+              <w:bottom w:val="single" w:color="E8DDD0" w:sz="1"/>
+              <w:right w:val="single" w:color="E8DDD0" w:sz="1"/>
+            </w:tcBorders>
+            <w:shd w:fill="FFFFFF" w:val="clear"/>
+            <w:tcMar>
+              <w:top w:type="dxa" w:w="80"/>
+              <w:left w:type="dxa" w:w="160"/>
+              <w:bottom w:type="dxa" w:w="80"/>
+              <w:right w:type="dxa" w:w="160"/>
+            </w:tcMar>
+          </w:tcPr>
+          <w:p>
+            <w:r>
+              <w:rPr>
+                <w:rFonts w:ascii="Arial" w:cs="Arial" w:eastAsia="Arial" w:hAnsi="Arial"/>
+                <w:b w:val="false"/>
+                <w:bCs w:val="false"/>
+                <w:color w:val="1A1A1A"/>
+                <w:sz w:val="20"/>
+                <w:szCs w:val="20"/>
+              </w:rPr>
+              <w:t xml:space="preserve">30 secondes</w:t>
+            </w:r>
+          </w:p>
+        </w:tc>
+      </w:tr>
+      <w:tr>
+        <w:tc>
+          <w:tcPr>
+            <w:tcW w:type="dxa" w:w="4680"/>
+            <w:tcBorders>
+              <w:top w:val="single" w:color="E8DDD0" w:sz="1"/>
+              <w:left w:val="single" w:color="E8DDD0" w:sz="1"/>
+              <w:bottom w:val="single" w:color="E8DDD0" w:sz="1"/>
+              <w:right w:val="single" w:color="E8DDD0" w:sz="1"/>
+            </w:tcBorders>
+            <w:shd w:fill="FAF3E8" w:val="clear"/>
+            <w:tcMar>
+              <w:top w:type="dxa" w:w="80"/>
+              <w:left w:type="dxa" w:w="160"/>
+              <w:bottom w:type="dxa" w:w="80"/>
+              <w:right w:type="dxa" w:w="160"/>
+            </w:tcMar>
+          </w:tcPr>
+          <w:p>
+            <w:r>
+              <w:rPr>
+                <w:rFonts w:ascii="Arial" w:cs="Arial" w:eastAsia="Arial" w:hAnsi="Arial"/>
+                <w:b/>
+                <w:bCs/>
+                <w:color w:val="1A1A1A"/>
+                <w:sz w:val="20"/>
+                <w:szCs w:val="20"/>
+              </w:rPr>
+              <w:t xml:space="preserve">7</w:t>
+            </w:r>
+          </w:p>
+        </w:tc>
+        <w:tc>
+          <w:tcPr>
+            <w:tcW w:type="dxa" w:w="4680"/>
+            <w:tcBorders>
+              <w:top w:val="single" w:color="E8DDD0" w:sz="1"/>
+              <w:left w:val="single" w:color="E8DDD0" w:sz="1"/>
+              <w:bottom w:val="single" w:color="E8DDD0" w:sz="1"/>
+              <w:right w:val="single" w:color="E8DDD0" w:sz="1"/>
+            </w:tcBorders>
+            <w:shd w:fill="FAF3E8" w:val="clear"/>
+            <w:tcMar>
+              <w:top w:type="dxa" w:w="80"/>
+              <w:left w:type="dxa" w:w="160"/>
+              <w:bottom w:type="dxa" w:w="80"/>
+              <w:right w:type="dxa" w:w="160"/>
+            </w:tcMar>
+          </w:tcPr>
+          <w:p>
+            <w:r>
+              <w:rPr>
+                <w:rFonts w:ascii="Arial" w:cs="Arial" w:eastAsia="Arial" w:hAnsi="Arial"/>
+                <w:b w:val="false"/>
+                <w:bCs w:val="false"/>
+                <w:color w:val="1A1A1A"/>
+                <w:sz w:val="20"/>
+                <w:szCs w:val="20"/>
+              </w:rPr>
+              <w:t xml:space="preserve">2 minutes</w:t>
+            </w:r>
+          </w:p>
+        </w:tc>
+      </w:tr>
+      <w:tr>
+        <w:tc>
+          <w:tcPr>
+            <w:tcW w:type="dxa" w:w="4680"/>
+            <w:tcBorders>
+              <w:top w:val="single" w:color="E8DDD0" w:sz="1"/>
+              <w:left w:val="single" w:color="E8DDD0" w:sz="1"/>
+              <w:bottom w:val="single" w:color="E8DDD0" w:sz="1"/>
+              <w:right w:val="single" w:color="E8DDD0" w:sz="1"/>
+            </w:tcBorders>
+            <w:shd w:fill="FFFFFF" w:val="clear"/>
+            <w:tcMar>
+              <w:top w:type="dxa" w:w="80"/>
+              <w:left w:type="dxa" w:w="160"/>
+              <w:bottom w:type="dxa" w:w="80"/>
+              <w:right w:type="dxa" w:w="160"/>
+            </w:tcMar>
+          </w:tcPr>
+          <w:p>
+            <w:r>
+              <w:rPr>
+                <w:rFonts w:ascii="Arial" w:cs="Arial" w:eastAsia="Arial" w:hAnsi="Arial"/>
+                <w:b/>
+                <w:bCs/>
+                <w:color w:val="1A1A1A"/>
+                <w:sz w:val="20"/>
+                <w:szCs w:val="20"/>
+              </w:rPr>
+              <w:t xml:space="preserve">8</w:t>
+            </w:r>
+          </w:p>
+        </w:tc>
+        <w:tc>
+          <w:tcPr>
+            <w:tcW w:type="dxa" w:w="4680"/>
+            <w:tcBorders>
+              <w:top w:val="single" w:color="E8DDD0" w:sz="1"/>
+              <w:left w:val="single" w:color="E8DDD0" w:sz="1"/>
+              <w:bottom w:val="single" w:color="E8DDD0" w:sz="1"/>
+              <w:right w:val="single" w:color="E8DDD0" w:sz="1"/>
+            </w:tcBorders>
+            <w:shd w:fill="FFFFFF" w:val="clear"/>
+            <w:tcMar>
+              <w:top w:type="dxa" w:w="80"/>
+              <w:left w:type="dxa" w:w="160"/>
+              <w:bottom w:type="dxa" w:w="80"/>
+              <w:right w:type="dxa" w:w="160"/>
+            </w:tcMar>
+          </w:tcPr>
+          <w:p>
+            <w:r>
+              <w:rPr>
+                <w:rFonts w:ascii="Arial" w:cs="Arial" w:eastAsia="Arial" w:hAnsi="Arial"/>
+                <w:b w:val="false"/>
+                <w:bCs w:val="false"/>
+                <w:color w:val="1A1A1A"/>
+                <w:sz w:val="20"/>
+                <w:szCs w:val="20"/>
+              </w:rPr>
+              <w:t xml:space="preserve">10 minutes</w:t>
+            </w:r>
+          </w:p>
+        </w:tc>
+      </w:tr>
+      <w:tr>
+        <w:tc>
+          <w:tcPr>
+            <w:tcW w:type="dxa" w:w="4680"/>
+            <w:tcBorders>
+              <w:top w:val="single" w:color="E8DDD0" w:sz="1"/>
+              <w:left w:val="single" w:color="E8DDD0" w:sz="1"/>
+              <w:bottom w:val="single" w:color="E8DDD0" w:sz="1"/>
+              <w:right w:val="single" w:color="E8DDD0" w:sz="1"/>
+            </w:tcBorders>
+            <w:shd w:fill="FAF3E8" w:val="clear"/>
+            <w:tcMar>
+              <w:top w:type="dxa" w:w="80"/>
+              <w:left w:type="dxa" w:w="160"/>
+              <w:bottom w:type="dxa" w:w="80"/>
+              <w:right w:type="dxa" w:w="160"/>
+            </w:tcMar>
+          </w:tcPr>
+          <w:p>
+            <w:r>
+              <w:rPr>
+                <w:rFonts w:ascii="Arial" w:cs="Arial" w:eastAsia="Arial" w:hAnsi="Arial"/>
+                <w:b/>
+                <w:bCs/>
+                <w:color w:val="1A1A1A"/>
+                <w:sz w:val="20"/>
+                <w:szCs w:val="20"/>
+              </w:rPr>
+              <w:t xml:space="preserve">9+</w:t>
+            </w:r>
+          </w:p>
+        </w:tc>
+        <w:tc>
+          <w:tcPr>
+            <w:tcW w:type="dxa" w:w="4680"/>
+            <w:tcBorders>
+              <w:top w:val="single" w:color="E8DDD0" w:sz="1"/>
+              <w:left w:val="single" w:color="E8DDD0" w:sz="1"/>
+              <w:bottom w:val="single" w:color="E8DDD0" w:sz="1"/>
+              <w:right w:val="single" w:color="E8DDD0" w:sz="1"/>
+            </w:tcBorders>
+            <w:shd w:fill="FAF3E8" w:val="clear"/>
+            <w:tcMar>
+              <w:top w:type="dxa" w:w="80"/>
+              <w:left w:type="dxa" w:w="160"/>
+              <w:bottom w:type="dxa" w:w="80"/>
+              <w:right w:type="dxa" w:w="160"/>
+            </w:tcMar>
+          </w:tcPr>
+          <w:p>
+            <w:r>
+              <w:rPr>
+                <w:rFonts w:ascii="Arial" w:cs="Arial" w:eastAsia="Arial" w:hAnsi="Arial"/>
+                <w:b w:val="false"/>
+                <w:bCs w:val="false"/>
+                <w:color w:val="1A1A1A"/>
+                <w:sz w:val="20"/>
+                <w:szCs w:val="20"/>
+              </w:rPr>
+              <w:t xml:space="preserve">30 minutes</w:t>
+            </w:r>
+          </w:p>
+        </w:tc>
+      </w:tr>
+    </w:tbl>
+    <w:p>
+      <w:pPr>
+        <w:spacing w:after="100" w:before="60"/>
+      </w:pPr>
+      <w:r>
+        <w:rPr>
+          <w:rFonts w:ascii="Arial" w:cs="Arial" w:eastAsia="Arial" w:hAnsi="Arial"/>
+          <w:color w:val="1A1A1A"/>
+          <w:sz w:val="22"/>
+          <w:szCs w:val="22"/>
+        </w:rPr>
+        <w:t xml:space="preserve">Implémenté 100% côté client. Configurable : security.pin_backoff_steps = '[30,120,600,1800]'</w:t>
+      </w:r>
+    </w:p>
+    <w:p>
+      <w:pPr>
+        <w:spacing w:after="0" w:before="120"/>
+      </w:pPr>
+      <w:r>
+        <w:t xml:space="preserve"/>
+      </w:r>
+    </w:p>
+    <w:p>
+      <w:pPr>
+        <w:pStyle w:val="Heading2"/>
+        <w:spacing w:after="120" w:before="320"/>
+      </w:pPr>
+      <w:r>
+        <w:rPr>
+          <w:rFonts w:ascii="Arial" w:cs="Arial" w:eastAsia="Arial" w:hAnsi="Arial"/>
+          <w:b/>
+          <w:bCs/>
+          <w:color w:val="5C3A0F"/>
+          <w:sz w:val="28"/>
+          <w:szCs w:val="28"/>
+        </w:rPr>
+        <w:t xml:space="preserve">7.3 Actions sensibles — step-up token (DEC-25)</w:t>
+      </w:r>
+    </w:p>
+    <w:tbl>
+      <w:tblPr>
+        <w:tblW w:type="dxa" w:w="9360"/>
+        <w:tblBorders>
+          <w:top w:val="single" w:color="auto" w:sz="4"/>
+          <w:left w:val="single" w:color="auto" w:sz="4"/>
+          <w:bottom w:val="single" w:color="auto" w:sz="4"/>
+          <w:right w:val="single" w:color="auto" w:sz="4"/>
+          <w:insideH w:val="single" w:color="auto" w:sz="4"/>
+          <w:insideV w:val="single" w:color="auto" w:sz="4"/>
+        </w:tblBorders>
+      </w:tblPr>
+      <w:tblGrid>
+        <w:gridCol w:w="9360"/>
+      </w:tblGrid>
+      <w:tr>
+        <w:tc>
+          <w:tcPr>
+            <w:tcW w:type="dxa" w:w="9360"/>
+            <w:tcBorders>
+              <w:top w:val="single" w:color="D4C5A9" w:sz="1"/>
+              <w:left w:val="single" w:color="F4A335" w:sz="6"/>
+              <w:bottom w:val="single" w:color="D4C5A9" w:sz="1"/>
+              <w:right w:val="single" w:color="D4C5A9" w:sz="1"/>
+            </w:tcBorders>
+            <w:shd w:fill="F5F0E8" w:val="clear"/>
+            <w:tcMar>
+              <w:top w:type="dxa" w:w="160"/>
+              <w:left w:type="dxa" w:w="240"/>
+              <w:bottom w:type="dxa" w:w="160"/>
+              <w:right w:type="dxa" w:w="240"/>
+            </w:tcMar>
+          </w:tcPr>
+          <w:p>
+            <w:pPr>
+              <w:spacing w:after="0" w:before="0"/>
+            </w:pPr>
+            <w:r>
+              <w:rPr>
+                <w:rFonts w:ascii="Courier New" w:cs="Courier New" w:eastAsia="Courier New" w:hAnsi="Courier New"/>
+                <w:color w:val="1A1A1A"/>
+                <w:sz w:val="18"/>
+                <w:szCs w:val="18"/>
+              </w:rPr>
+              <w:t xml:space="preserve">POST /auth/pin/step-up { action: StepUpAction }</w:t>
+            </w:r>
+          </w:p>
+          <w:p>
+            <w:pPr>
+              <w:spacing w:after="0" w:before="0"/>
+            </w:pPr>
+            <w:r>
+              <w:rPr>
+                <w:rFonts w:ascii="Courier New" w:cs="Courier New" w:eastAsia="Courier New" w:hAnsi="Courier New"/>
+                <w:color w:val="1A1A1A"/>
+                <w:sz w:val="18"/>
+                <w:szCs w:val="18"/>
+              </w:rPr>
+              <w:t xml:space="preserve">X-Step-Up-Token: &lt;token&gt;  // header sur endpoints protégés</w:t>
+            </w:r>
+          </w:p>
+          <w:p>
+            <w:pPr>
+              <w:spacing w:after="0" w:before="0"/>
+            </w:pPr>
+            <w:r>
+              <w:rPr>
+                <w:rFonts w:ascii="Courier New" w:cs="Courier New" w:eastAsia="Courier New" w:hAnsi="Courier New"/>
+                <w:color w:val="1A1A1A"/>
+                <w:sz w:val="18"/>
+                <w:szCs w:val="18"/>
+              </w:rPr>
+              <w:t xml:space="preserve"/>
+            </w:r>
+          </w:p>
+          <w:p>
+            <w:pPr>
+              <w:spacing w:after="0" w:before="0"/>
+            </w:pPr>
+            <w:r>
+              <w:rPr>
+                <w:rFonts w:ascii="Courier New" w:cs="Courier New" w:eastAsia="Courier New" w:hAnsi="Courier New"/>
+                <w:color w:val="1A1A1A"/>
+                <w:sz w:val="18"/>
+                <w:szCs w:val="18"/>
+              </w:rPr>
+              <w:t xml:space="preserve">Actions : edit_transmission | activate_transmission | delete_transmission</w:t>
+            </w:r>
+          </w:p>
+          <w:p>
+            <w:pPr>
+              <w:spacing w:after="0" w:before="0"/>
+            </w:pPr>
+            <w:r>
+              <w:rPr>
+                <w:rFonts w:ascii="Courier New" w:cs="Courier New" w:eastAsia="Courier New" w:hAnsi="Courier New"/>
+                <w:color w:val="1A1A1A"/>
+                <w:sz w:val="18"/>
+                <w:szCs w:val="18"/>
+              </w:rPr>
+              <w:t xml:space="preserve">          edit_contacts | change_password | view_seed | disable_2fa | admin_action</w:t>
+            </w:r>
+          </w:p>
+          <w:p>
+            <w:pPr>
+              <w:spacing w:after="0" w:before="0"/>
+            </w:pPr>
+            <w:r>
+              <w:rPr>
+                <w:rFonts w:ascii="Courier New" w:cs="Courier New" w:eastAsia="Courier New" w:hAnsi="Courier New"/>
+                <w:color w:val="1A1A1A"/>
+                <w:sz w:val="18"/>
+                <w:szCs w:val="18"/>
+              </w:rPr>
+              <w:t xml:space="preserve"/>
+            </w:r>
+          </w:p>
+          <w:p>
+            <w:pPr>
+              <w:spacing w:after="0" w:before="0"/>
+            </w:pPr>
+            <w:r>
+              <w:rPr>
+                <w:rFonts w:ascii="Courier New" w:cs="Courier New" w:eastAsia="Courier New" w:hAnsi="Courier New"/>
+                <w:color w:val="1A1A1A"/>
+                <w:sz w:val="18"/>
+                <w:szCs w:val="18"/>
+              </w:rPr>
+              <w:t xml:space="preserve">// JWT TTL 5min, usage unique, jti blacklisté Redis après utilisation</w:t>
+            </w:r>
+          </w:p>
+        </w:tc>
+      </w:tr>
+    </w:tbl>
+    <w:p>
+      <w:pPr>
+        <w:spacing w:after="0" w:before="120"/>
+      </w:pPr>
+      <w:r>
+        <w:t xml:space="preserve"/>
+      </w:r>
+    </w:p>
+    <w:p>
+      <w:pPr>
+        <w:pBdr>
+          <w:bottom w:val="single" w:color="C4A882" w:sz="4" w:space="1"/>
+        </w:pBdr>
+        <w:spacing w:after="240" w:before="240"/>
+      </w:pPr>
+      <w:r>
+        <w:t xml:space="preserve"/>
+      </w:r>
+    </w:p>
+    <w:p>
+      <w:r>
+        <w:br w:type="page"/>
+      </w:r>
+    </w:p>
+    <w:p>
+      <w:pPr>
+        <w:pStyle w:val="Heading1"/>
+        <w:spacing w:after="200" w:before="480"/>
+      </w:pPr>
+      <w:r>
+        <w:rPr>
+          <w:rFonts w:ascii="Arial" w:cs="Arial" w:eastAsia="Arial" w:hAnsi="Arial"/>
+          <w:b/>
+          <w:bCs/>
+          <w:color w:val="5C3A0F"/>
+          <w:sz w:val="36"/>
+          <w:szCs w:val="36"/>
+        </w:rPr>
+        <w:t xml:space="preserve">8. Garanties de sécurité</w:t>
+      </w:r>
+    </w:p>
+    <w:p>
+      <w:pPr>
+        <w:spacing w:after="0" w:before="120"/>
+      </w:pPr>
+      <w:r>
+        <w:t xml:space="preserve"/>
+      </w:r>
+    </w:p>
+    <w:tbl>
+      <w:tblPr>
+        <w:tblW w:type="dxa" w:w="9360"/>
+        <w:tblBorders>
+          <w:top w:val="single" w:color="auto" w:sz="4"/>
+          <w:left w:val="single" w:color="auto" w:sz="4"/>
+          <w:bottom w:val="single" w:color="auto" w:sz="4"/>
+          <w:right w:val="single" w:color="auto" w:sz="4"/>
+          <w:insideH w:val="single" w:color="auto" w:sz="4"/>
+          <w:insideV w:val="single" w:color="auto" w:sz="4"/>
+        </w:tblBorders>
+      </w:tblPr>
+      <w:tblGrid>
+        <w:gridCol w:w="4680"/>
+        <w:gridCol w:w="4680"/>
+      </w:tblGrid>
+      <w:tr>
+        <w:tc>
+          <w:tcPr>
+            <w:tcW w:type="dxa" w:w="4680"/>
+            <w:tcBorders>
+              <w:top w:val="single" w:color="E8DDD0" w:sz="1"/>
+              <w:left w:val="single" w:color="E8DDD0" w:sz="1"/>
+              <w:bottom w:val="single" w:color="E8DDD0" w:sz="1"/>
+              <w:right w:val="single" w:color="E8DDD0" w:sz="1"/>
+            </w:tcBorders>
+            <w:shd w:fill="5C3A0F" w:val="clear"/>
+            <w:tcMar>
+              <w:top w:type="dxa" w:w="80"/>
+              <w:left w:type="dxa" w:w="160"/>
+              <w:bottom w:type="dxa" w:w="80"/>
+              <w:right w:type="dxa" w:w="160"/>
+            </w:tcMar>
+          </w:tcPr>
+          <w:p>
+            <w:r>
+              <w:rPr>
+                <w:rFonts w:ascii="Arial" w:cs="Arial" w:eastAsia="Arial" w:hAnsi="Arial"/>
+                <w:b/>
+                <w:bCs/>
+                <w:color w:val="FFFFFF"/>
+                <w:sz w:val="20"/>
+                <w:szCs w:val="20"/>
+              </w:rPr>
+              <w:t xml:space="preserve">Scénario</w:t>
+            </w:r>
+          </w:p>
+        </w:tc>
+        <w:tc>
+          <w:tcPr>
+            <w:tcW w:type="dxa" w:w="4680"/>
+            <w:tcBorders>
+              <w:top w:val="single" w:color="E8DDD0" w:sz="1"/>
+              <w:left w:val="single" w:color="E8DDD0" w:sz="1"/>
+              <w:bottom w:val="single" w:color="E8DDD0" w:sz="1"/>
+              <w:right w:val="single" w:color="E8DDD0" w:sz="1"/>
+            </w:tcBorders>
+            <w:shd w:fill="5C3A0F" w:val="clear"/>
+            <w:tcMar>
+              <w:top w:type="dxa" w:w="80"/>
+              <w:left w:type="dxa" w:w="160"/>
+              <w:bottom w:type="dxa" w:w="80"/>
+              <w:right w:type="dxa" w:w="160"/>
+            </w:tcMar>
+          </w:tcPr>
+          <w:p>
+            <w:r>
+              <w:rPr>
+                <w:rFonts w:ascii="Arial" w:cs="Arial" w:eastAsia="Arial" w:hAnsi="Arial"/>
+                <w:b/>
+                <w:bCs/>
+                <w:color w:val="FFFFFF"/>
+                <w:sz w:val="20"/>
+                <w:szCs w:val="20"/>
+              </w:rPr>
+              <w:t xml:space="preserve">Résultat</w:t>
+            </w:r>
+          </w:p>
+        </w:tc>
+      </w:tr>
+      <w:tr>
+        <w:tc>
+          <w:tcPr>
+            <w:tcW w:type="dxa" w:w="4680"/>
+            <w:tcBorders>
+              <w:top w:val="single" w:color="E8DDD0" w:sz="1"/>
+              <w:left w:val="single" w:color="E8DDD0" w:sz="1"/>
+              <w:bottom w:val="single" w:color="E8DDD0" w:sz="1"/>
+              <w:right w:val="single" w:color="E8DDD0" w:sz="1"/>
+            </w:tcBorders>
+            <w:shd w:fill="FAF3E8" w:val="clear"/>
+            <w:tcMar>
+              <w:top w:type="dxa" w:w="80"/>
+              <w:left w:type="dxa" w:w="160"/>
+              <w:bottom w:type="dxa" w:w="80"/>
+              <w:right w:type="dxa" w:w="160"/>
+            </w:tcMar>
+          </w:tcPr>
+          <w:p>
+            <w:r>
+              <w:rPr>
+                <w:rFonts w:ascii="Arial" w:cs="Arial" w:eastAsia="Arial" w:hAnsi="Arial"/>
+                <w:b/>
+                <w:bCs/>
+                <w:color w:val="1A1A1A"/>
+                <w:sz w:val="20"/>
+                <w:szCs w:val="20"/>
+              </w:rPr>
+              <w:t xml:space="preserve">Serveurs Relais piratés</w:t>
+            </w:r>
+          </w:p>
+        </w:tc>
+        <w:tc>
+          <w:tcPr>
+            <w:tcW w:type="dxa" w:w="4680"/>
+            <w:tcBorders>
+              <w:top w:val="single" w:color="E8DDD0" w:sz="1"/>
+              <w:left w:val="single" w:color="E8DDD0" w:sz="1"/>
+              <w:bottom w:val="single" w:color="E8DDD0" w:sz="1"/>
+              <w:right w:val="single" w:color="E8DDD0" w:sz="1"/>
+            </w:tcBorders>
+            <w:shd w:fill="FAF3E8" w:val="clear"/>
+            <w:tcMar>
+              <w:top w:type="dxa" w:w="80"/>
+              <w:left w:type="dxa" w:w="160"/>
+              <w:bottom w:type="dxa" w:w="80"/>
+              <w:right w:type="dxa" w:w="160"/>
+            </w:tcMar>
+          </w:tcPr>
+          <w:p>
+            <w:r>
+              <w:rPr>
+                <w:rFonts w:ascii="Arial" w:cs="Arial" w:eastAsia="Arial" w:hAnsi="Arial"/>
+                <w:b w:val="false"/>
+                <w:bCs w:val="false"/>
+                <w:color w:val="1A1A1A"/>
+                <w:sz w:val="20"/>
+                <w:szCs w:val="20"/>
+              </w:rPr>
+              <w:t xml:space="preserve">P2 illisible sans Ki (jamais côté serveur). notification_enc illisible sans relais_x25519_sk.</w:t>
+            </w:r>
+          </w:p>
+        </w:tc>
+      </w:tr>
+      <w:tr>
+        <w:tc>
+          <w:tcPr>
+            <w:tcW w:type="dxa" w:w="4680"/>
+            <w:tcBorders>
+              <w:top w:val="single" w:color="E8DDD0" w:sz="1"/>
+              <w:left w:val="single" w:color="E8DDD0" w:sz="1"/>
+              <w:bottom w:val="single" w:color="E8DDD0" w:sz="1"/>
+              <w:right w:val="single" w:color="E8DDD0" w:sz="1"/>
+            </w:tcBorders>
+            <w:shd w:fill="FFFFFF" w:val="clear"/>
+            <w:tcMar>
+              <w:top w:type="dxa" w:w="80"/>
+              <w:left w:type="dxa" w:w="160"/>
+              <w:bottom w:type="dxa" w:w="80"/>
+              <w:right w:type="dxa" w:w="160"/>
+            </w:tcMar>
+          </w:tcPr>
+          <w:p>
+            <w:r>
+              <w:rPr>
+                <w:rFonts w:ascii="Arial" w:cs="Arial" w:eastAsia="Arial" w:hAnsi="Arial"/>
+                <w:b/>
+                <w:bCs/>
+                <w:color w:val="1A1A1A"/>
+                <w:sz w:val="20"/>
+                <w:szCs w:val="20"/>
+              </w:rPr>
+              <w:t xml:space="preserve">Storj piraté</w:t>
+            </w:r>
+          </w:p>
+        </w:tc>
+        <w:tc>
+          <w:tcPr>
+            <w:tcW w:type="dxa" w:w="4680"/>
+            <w:tcBorders>
+              <w:top w:val="single" w:color="E8DDD0" w:sz="1"/>
+              <w:left w:val="single" w:color="E8DDD0" w:sz="1"/>
+              <w:bottom w:val="single" w:color="E8DDD0" w:sz="1"/>
+              <w:right w:val="single" w:color="E8DDD0" w:sz="1"/>
+            </w:tcBorders>
+            <w:shd w:fill="FFFFFF" w:val="clear"/>
+            <w:tcMar>
+              <w:top w:type="dxa" w:w="80"/>
+              <w:left w:type="dxa" w:w="160"/>
+              <w:bottom w:type="dxa" w:w="80"/>
+              <w:right w:type="dxa" w:w="160"/>
+            </w:tcMar>
+          </w:tcPr>
+          <w:p>
+            <w:r>
+              <w:rPr>
+                <w:rFonts w:ascii="Arial" w:cs="Arial" w:eastAsia="Arial" w:hAnsi="Arial"/>
+                <w:b w:val="false"/>
+                <w:bCs w:val="false"/>
+                <w:color w:val="1A1A1A"/>
+                <w:sz w:val="20"/>
+                <w:szCs w:val="20"/>
+              </w:rPr>
+              <w:t xml:space="preserve">Fragments incomplets. P2 illisible sans Ki.</w:t>
+            </w:r>
+          </w:p>
+        </w:tc>
+      </w:tr>
+      <w:tr>
+        <w:tc>
+          <w:tcPr>
+            <w:tcW w:type="dxa" w:w="4680"/>
+            <w:tcBorders>
+              <w:top w:val="single" w:color="E8DDD0" w:sz="1"/>
+              <w:left w:val="single" w:color="E8DDD0" w:sz="1"/>
+              <w:bottom w:val="single" w:color="E8DDD0" w:sz="1"/>
+              <w:right w:val="single" w:color="E8DDD0" w:sz="1"/>
+            </w:tcBorders>
+            <w:shd w:fill="FAF3E8" w:val="clear"/>
+            <w:tcMar>
+              <w:top w:type="dxa" w:w="80"/>
+              <w:left w:type="dxa" w:w="160"/>
+              <w:bottom w:type="dxa" w:w="80"/>
+              <w:right w:type="dxa" w:w="160"/>
+            </w:tcMar>
+          </w:tcPr>
+          <w:p>
+            <w:r>
+              <w:rPr>
+                <w:rFonts w:ascii="Arial" w:cs="Arial" w:eastAsia="Arial" w:hAnsi="Arial"/>
+                <w:b/>
+                <w:bCs/>
+                <w:color w:val="1A1A1A"/>
+                <w:sz w:val="20"/>
+                <w:szCs w:val="20"/>
+              </w:rPr>
+              <w:t xml:space="preserve">relais_x25519_sk compromise</w:t>
+            </w:r>
+          </w:p>
+        </w:tc>
+        <w:tc>
+          <w:tcPr>
+            <w:tcW w:type="dxa" w:w="4680"/>
+            <w:tcBorders>
+              <w:top w:val="single" w:color="E8DDD0" w:sz="1"/>
+              <w:left w:val="single" w:color="E8DDD0" w:sz="1"/>
+              <w:bottom w:val="single" w:color="E8DDD0" w:sz="1"/>
+              <w:right w:val="single" w:color="E8DDD0" w:sz="1"/>
+            </w:tcBorders>
+            <w:shd w:fill="FAF3E8" w:val="clear"/>
+            <w:tcMar>
+              <w:top w:type="dxa" w:w="80"/>
+              <w:left w:type="dxa" w:w="160"/>
+              <w:bottom w:type="dxa" w:w="80"/>
+              <w:right w:type="dxa" w:w="160"/>
+            </w:tcMar>
+          </w:tcPr>
+          <w:p>
+            <w:r>
+              <w:rPr>
+                <w:rFonts w:ascii="Arial" w:cs="Arial" w:eastAsia="Arial" w:hAnsi="Arial"/>
+                <w:b w:val="false"/>
+                <w:bCs w:val="false"/>
+                <w:color w:val="1A1A1A"/>
+                <w:sz w:val="20"/>
+                <w:szCs w:val="20"/>
+              </w:rPr>
+              <w:t xml:space="preserve">Accès emails/téléphones contacts uniquement. Pas accès vault ni parts Shamir.</w:t>
+            </w:r>
+          </w:p>
+        </w:tc>
+      </w:tr>
+      <w:tr>
+        <w:tc>
+          <w:tcPr>
+            <w:tcW w:type="dxa" w:w="4680"/>
+            <w:tcBorders>
+              <w:top w:val="single" w:color="E8DDD0" w:sz="1"/>
+              <w:left w:val="single" w:color="E8DDD0" w:sz="1"/>
+              <w:bottom w:val="single" w:color="E8DDD0" w:sz="1"/>
+              <w:right w:val="single" w:color="E8DDD0" w:sz="1"/>
+            </w:tcBorders>
+            <w:shd w:fill="FFFFFF" w:val="clear"/>
+            <w:tcMar>
+              <w:top w:type="dxa" w:w="80"/>
+              <w:left w:type="dxa" w:w="160"/>
+              <w:bottom w:type="dxa" w:w="80"/>
+              <w:right w:type="dxa" w:w="160"/>
+            </w:tcMar>
+          </w:tcPr>
+          <w:p>
+            <w:r>
+              <w:rPr>
+                <w:rFonts w:ascii="Arial" w:cs="Arial" w:eastAsia="Arial" w:hAnsi="Arial"/>
+                <w:b/>
+                <w:bCs/>
+                <w:color w:val="1A1A1A"/>
+                <w:sz w:val="20"/>
+                <w:szCs w:val="20"/>
+              </w:rPr>
+              <w:t xml:space="preserve">Contact malveillant seul</w:t>
+            </w:r>
+          </w:p>
+        </w:tc>
+        <w:tc>
+          <w:tcPr>
+            <w:tcW w:type="dxa" w:w="4680"/>
+            <w:tcBorders>
+              <w:top w:val="single" w:color="E8DDD0" w:sz="1"/>
+              <w:left w:val="single" w:color="E8DDD0" w:sz="1"/>
+              <w:bottom w:val="single" w:color="E8DDD0" w:sz="1"/>
+              <w:right w:val="single" w:color="E8DDD0" w:sz="1"/>
+            </w:tcBorders>
+            <w:shd w:fill="FFFFFF" w:val="clear"/>
+            <w:tcMar>
+              <w:top w:type="dxa" w:w="80"/>
+              <w:left w:type="dxa" w:w="160"/>
+              <w:bottom w:type="dxa" w:w="80"/>
+              <w:right w:type="dxa" w:w="160"/>
+            </w:tcMar>
+          </w:tcPr>
+          <w:p>
+            <w:r>
+              <w:rPr>
+                <w:rFonts w:ascii="Arial" w:cs="Arial" w:eastAsia="Arial" w:hAnsi="Arial"/>
+                <w:b w:val="false"/>
+                <w:bCs w:val="false"/>
+                <w:color w:val="1A1A1A"/>
+                <w:sz w:val="20"/>
+                <w:szCs w:val="20"/>
+              </w:rPr>
+              <w:t xml:space="preserve">Sa part seule ne reconstitue pas K. N-1 parts manquantes.</w:t>
+            </w:r>
+          </w:p>
+        </w:tc>
+      </w:tr>
+      <w:tr>
+        <w:tc>
+          <w:tcPr>
+            <w:tcW w:type="dxa" w:w="4680"/>
+            <w:tcBorders>
+              <w:top w:val="single" w:color="E8DDD0" w:sz="1"/>
+              <w:left w:val="single" w:color="E8DDD0" w:sz="1"/>
+              <w:bottom w:val="single" w:color="E8DDD0" w:sz="1"/>
+              <w:right w:val="single" w:color="E8DDD0" w:sz="1"/>
+            </w:tcBorders>
+            <w:shd w:fill="FAF3E8" w:val="clear"/>
+            <w:tcMar>
+              <w:top w:type="dxa" w:w="80"/>
+              <w:left w:type="dxa" w:w="160"/>
+              <w:bottom w:type="dxa" w:w="80"/>
+              <w:right w:type="dxa" w:w="160"/>
+            </w:tcMar>
+          </w:tcPr>
+          <w:p>
+            <w:r>
+              <w:rPr>
+                <w:rFonts w:ascii="Arial" w:cs="Arial" w:eastAsia="Arial" w:hAnsi="Arial"/>
+                <w:b/>
+                <w:bCs/>
+                <w:color w:val="1A1A1A"/>
+                <w:sz w:val="20"/>
+                <w:szCs w:val="20"/>
+              </w:rPr>
+              <w:t xml:space="preserve">Access token volé</w:t>
+            </w:r>
+          </w:p>
+        </w:tc>
+        <w:tc>
+          <w:tcPr>
+            <w:tcW w:type="dxa" w:w="4680"/>
+            <w:tcBorders>
+              <w:top w:val="single" w:color="E8DDD0" w:sz="1"/>
+              <w:left w:val="single" w:color="E8DDD0" w:sz="1"/>
+              <w:bottom w:val="single" w:color="E8DDD0" w:sz="1"/>
+              <w:right w:val="single" w:color="E8DDD0" w:sz="1"/>
+            </w:tcBorders>
+            <w:shd w:fill="FAF3E8" w:val="clear"/>
+            <w:tcMar>
+              <w:top w:type="dxa" w:w="80"/>
+              <w:left w:type="dxa" w:w="160"/>
+              <w:bottom w:type="dxa" w:w="80"/>
+              <w:right w:type="dxa" w:w="160"/>
+            </w:tcMar>
+          </w:tcPr>
+          <w:p>
+            <w:r>
+              <w:rPr>
+                <w:rFonts w:ascii="Arial" w:cs="Arial" w:eastAsia="Arial" w:hAnsi="Arial"/>
+                <w:b w:val="false"/>
+                <w:bCs w:val="false"/>
+                <w:color w:val="1A1A1A"/>
+                <w:sz w:val="20"/>
+                <w:szCs w:val="20"/>
+              </w:rPr>
+              <w:t xml:space="preserve">Vault, Si_enc, carnet protégés par signatures Ed25519 (DEC-07/29/31).</w:t>
+            </w:r>
+          </w:p>
+        </w:tc>
+      </w:tr>
+      <w:tr>
+        <w:tc>
+          <w:tcPr>
+            <w:tcW w:type="dxa" w:w="4680"/>
+            <w:tcBorders>
+              <w:top w:val="single" w:color="E8DDD0" w:sz="1"/>
+              <w:left w:val="single" w:color="E8DDD0" w:sz="1"/>
+              <w:bottom w:val="single" w:color="E8DDD0" w:sz="1"/>
+              <w:right w:val="single" w:color="E8DDD0" w:sz="1"/>
+            </w:tcBorders>
+            <w:shd w:fill="FFFFFF" w:val="clear"/>
+            <w:tcMar>
+              <w:top w:type="dxa" w:w="80"/>
+              <w:left w:type="dxa" w:w="160"/>
+              <w:bottom w:type="dxa" w:w="80"/>
+              <w:right w:type="dxa" w:w="160"/>
+            </w:tcMar>
+          </w:tcPr>
+          <w:p>
+            <w:r>
+              <w:rPr>
+                <w:rFonts w:ascii="Arial" w:cs="Arial" w:eastAsia="Arial" w:hAnsi="Arial"/>
+                <w:b/>
+                <w:bCs/>
+                <w:color w:val="1A1A1A"/>
+                <w:sz w:val="20"/>
+                <w:szCs w:val="20"/>
+              </w:rPr>
+              <w:t xml:space="preserve">Interception réseau</w:t>
+            </w:r>
+          </w:p>
+        </w:tc>
+        <w:tc>
+          <w:tcPr>
+            <w:tcW w:type="dxa" w:w="4680"/>
+            <w:tcBorders>
+              <w:top w:val="single" w:color="E8DDD0" w:sz="1"/>
+              <w:left w:val="single" w:color="E8DDD0" w:sz="1"/>
+              <w:bottom w:val="single" w:color="E8DDD0" w:sz="1"/>
+              <w:right w:val="single" w:color="E8DDD0" w:sz="1"/>
+            </w:tcBorders>
+            <w:shd w:fill="FFFFFF" w:val="clear"/>
+            <w:tcMar>
+              <w:top w:type="dxa" w:w="80"/>
+              <w:left w:type="dxa" w:w="160"/>
+              <w:bottom w:type="dxa" w:w="80"/>
+              <w:right w:type="dxa" w:w="160"/>
+            </w:tcMar>
+          </w:tcPr>
+          <w:p>
+            <w:r>
+              <w:rPr>
+                <w:rFonts w:ascii="Arial" w:cs="Arial" w:eastAsia="Arial" w:hAnsi="Arial"/>
+                <w:b w:val="false"/>
+                <w:bCs w:val="false"/>
+                <w:color w:val="1A1A1A"/>
+                <w:sz w:val="20"/>
+                <w:szCs w:val="20"/>
+              </w:rPr>
+              <w:t xml:space="preserve">Tout toujours chiffré + TLS. D ne transite jamais en clair.</w:t>
+            </w:r>
+          </w:p>
+        </w:tc>
+      </w:tr>
+      <w:tr>
+        <w:tc>
+          <w:tcPr>
+            <w:tcW w:type="dxa" w:w="4680"/>
+            <w:tcBorders>
+              <w:top w:val="single" w:color="E8DDD0" w:sz="1"/>
+              <w:left w:val="single" w:color="E8DDD0" w:sz="1"/>
+              <w:bottom w:val="single" w:color="E8DDD0" w:sz="1"/>
+              <w:right w:val="single" w:color="E8DDD0" w:sz="1"/>
+            </w:tcBorders>
+            <w:shd w:fill="FAF3E8" w:val="clear"/>
+            <w:tcMar>
+              <w:top w:type="dxa" w:w="80"/>
+              <w:left w:type="dxa" w:w="160"/>
+              <w:bottom w:type="dxa" w:w="80"/>
+              <w:right w:type="dxa" w:w="160"/>
+            </w:tcMar>
+          </w:tcPr>
+          <w:p>
+            <w:r>
+              <w:rPr>
+                <w:rFonts w:ascii="Arial" w:cs="Arial" w:eastAsia="Arial" w:hAnsi="Arial"/>
+                <w:b/>
+                <w:bCs/>
+                <w:color w:val="1A1A1A"/>
+                <w:sz w:val="20"/>
+                <w:szCs w:val="20"/>
+              </w:rPr>
+              <w:t xml:space="preserve">Brute force réponses</w:t>
+            </w:r>
+          </w:p>
+        </w:tc>
+        <w:tc>
+          <w:tcPr>
+            <w:tcW w:type="dxa" w:w="4680"/>
+            <w:tcBorders>
+              <w:top w:val="single" w:color="E8DDD0" w:sz="1"/>
+              <w:left w:val="single" w:color="E8DDD0" w:sz="1"/>
+              <w:bottom w:val="single" w:color="E8DDD0" w:sz="1"/>
+              <w:right w:val="single" w:color="E8DDD0" w:sz="1"/>
+            </w:tcBorders>
+            <w:shd w:fill="FAF3E8" w:val="clear"/>
+            <w:tcMar>
+              <w:top w:type="dxa" w:w="80"/>
+              <w:left w:type="dxa" w:w="160"/>
+              <w:bottom w:type="dxa" w:w="80"/>
+              <w:right w:type="dxa" w:w="160"/>
+            </w:tcMar>
+          </w:tcPr>
+          <w:p>
+            <w:r>
+              <w:rPr>
+                <w:rFonts w:ascii="Arial" w:cs="Arial" w:eastAsia="Arial" w:hAnsi="Arial"/>
+                <w:b w:val="false"/>
+                <w:bCs w:val="false"/>
+                <w:color w:val="1A1A1A"/>
+                <w:sz w:val="20"/>
+                <w:szCs w:val="20"/>
+              </w:rPr>
+              <w:t xml:space="preserve">Argon2id rend chaque tentative coûteuse.</w:t>
+            </w:r>
+          </w:p>
+        </w:tc>
+      </w:tr>
+    </w:tbl>
+    <w:p>
+      <w:pPr>
+        <w:spacing w:after="0" w:before="120"/>
+      </w:pPr>
+      <w:r>
+        <w:t xml:space="preserve"/>
+      </w:r>
+    </w:p>
+    <w:p>
+      <w:pPr>
+        <w:pBdr>
+          <w:bottom w:val="single" w:color="C4A882" w:sz="4" w:space="1"/>
+        </w:pBdr>
+        <w:spacing w:after="240" w:before="240"/>
+      </w:pPr>
+      <w:r>
+        <w:t xml:space="preserve"/>
+      </w:r>
+    </w:p>
+    <w:p>
+      <w:pPr>
+        <w:spacing w:after="0" w:before="120"/>
+      </w:pPr>
+      <w:r>
+        <w:t xml:space="preserve"/>
+      </w:r>
+    </w:p>
+    <w:p>
+      <w:pPr>
+        <w:pStyle w:val="Heading1"/>
+        <w:spacing w:after="200" w:before="480"/>
+      </w:pPr>
+      <w:r>
+        <w:rPr>
+          <w:rFonts w:ascii="Arial" w:cs="Arial" w:eastAsia="Arial" w:hAnsi="Arial"/>
+          <w:b/>
+          <w:bCs/>
+          <w:color w:val="5C3A0F"/>
+          <w:sz w:val="36"/>
+          <w:szCs w:val="36"/>
+        </w:rPr>
+        <w:t xml:space="preserve">9. Infrastructure</w:t>
+      </w:r>
+    </w:p>
+    <w:p>
+      <w:pPr>
+        <w:spacing w:after="0" w:before="120"/>
+      </w:pPr>
+      <w:r>
+        <w:t xml:space="preserve"/>
+      </w:r>
+    </w:p>
+    <w:tbl>
+      <w:tblPr>
+        <w:tblW w:type="dxa" w:w="9360"/>
+        <w:tblBorders>
+          <w:top w:val="single" w:color="auto" w:sz="4"/>
+          <w:left w:val="single" w:color="auto" w:sz="4"/>
+          <w:bottom w:val="single" w:color="auto" w:sz="4"/>
+          <w:right w:val="single" w:color="auto" w:sz="4"/>
+          <w:insideH w:val="single" w:color="auto" w:sz="4"/>
+          <w:insideV w:val="single" w:color="auto" w:sz="4"/>
+        </w:tblBorders>
+      </w:tblPr>
+      <w:tblGrid>
+        <w:gridCol w:w="4680"/>
+        <w:gridCol w:w="4680"/>
+      </w:tblGrid>
+      <w:tr>
+        <w:tc>
+          <w:tcPr>
+            <w:tcW w:type="dxa" w:w="4680"/>
+            <w:tcBorders>
+              <w:top w:val="single" w:color="E8DDD0" w:sz="1"/>
+              <w:left w:val="single" w:color="E8DDD0" w:sz="1"/>
+              <w:bottom w:val="single" w:color="E8DDD0" w:sz="1"/>
+              <w:right w:val="single" w:color="E8DDD0" w:sz="1"/>
+            </w:tcBorders>
+            <w:shd w:fill="5C3A0F" w:val="clear"/>
+            <w:tcMar>
+              <w:top w:type="dxa" w:w="80"/>
+              <w:left w:type="dxa" w:w="160"/>
+              <w:bottom w:type="dxa" w:w="80"/>
+              <w:right w:type="dxa" w:w="160"/>
+            </w:tcMar>
+          </w:tcPr>
+          <w:p>
+            <w:r>
+              <w:rPr>
+                <w:rFonts w:ascii="Arial" w:cs="Arial" w:eastAsia="Arial" w:hAnsi="Arial"/>
+                <w:b/>
+                <w:bCs/>
+                <w:color w:val="FFFFFF"/>
+                <w:sz w:val="20"/>
+                <w:szCs w:val="20"/>
+              </w:rPr>
+              <w:t xml:space="preserve">Service</w:t>
+            </w:r>
+          </w:p>
+        </w:tc>
+        <w:tc>
+          <w:tcPr>
+            <w:tcW w:type="dxa" w:w="4680"/>
+            <w:tcBorders>
+              <w:top w:val="single" w:color="E8DDD0" w:sz="1"/>
+              <w:left w:val="single" w:color="E8DDD0" w:sz="1"/>
+              <w:bottom w:val="single" w:color="E8DDD0" w:sz="1"/>
+              <w:right w:val="single" w:color="E8DDD0" w:sz="1"/>
+            </w:tcBorders>
+            <w:shd w:fill="5C3A0F" w:val="clear"/>
+            <w:tcMar>
+              <w:top w:type="dxa" w:w="80"/>
+              <w:left w:type="dxa" w:w="160"/>
+              <w:bottom w:type="dxa" w:w="80"/>
+              <w:right w:type="dxa" w:w="160"/>
+            </w:tcMar>
+          </w:tcPr>
+          <w:p>
+            <w:r>
+              <w:rPr>
+                <w:rFonts w:ascii="Arial" w:cs="Arial" w:eastAsia="Arial" w:hAnsi="Arial"/>
+                <w:b/>
+                <w:bCs/>
+                <w:color w:val="FFFFFF"/>
+                <w:sz w:val="20"/>
+                <w:szCs w:val="20"/>
+              </w:rPr>
+              <w:t xml:space="preserve">Rôle</w:t>
+            </w:r>
+          </w:p>
+        </w:tc>
+      </w:tr>
+      <w:tr>
+        <w:tc>
+          <w:tcPr>
+            <w:tcW w:type="dxa" w:w="4680"/>
+            <w:tcBorders>
+              <w:top w:val="single" w:color="E8DDD0" w:sz="1"/>
+              <w:left w:val="single" w:color="E8DDD0" w:sz="1"/>
+              <w:bottom w:val="single" w:color="E8DDD0" w:sz="1"/>
+              <w:right w:val="single" w:color="E8DDD0" w:sz="1"/>
+            </w:tcBorders>
+            <w:shd w:fill="FAF3E8" w:val="clear"/>
+            <w:tcMar>
+              <w:top w:type="dxa" w:w="80"/>
+              <w:left w:type="dxa" w:w="160"/>
+              <w:bottom w:type="dxa" w:w="80"/>
+              <w:right w:type="dxa" w:w="160"/>
+            </w:tcMar>
+          </w:tcPr>
+          <w:p>
+            <w:r>
+              <w:rPr>
+                <w:rFonts w:ascii="Arial" w:cs="Arial" w:eastAsia="Arial" w:hAnsi="Arial"/>
+                <w:b/>
+                <w:bCs/>
+                <w:color w:val="1A1A1A"/>
+                <w:sz w:val="20"/>
+                <w:szCs w:val="20"/>
+              </w:rPr>
+              <w:t xml:space="preserve">PostgreSQL</w:t>
+            </w:r>
+          </w:p>
+        </w:tc>
+        <w:tc>
+          <w:tcPr>
+            <w:tcW w:type="dxa" w:w="4680"/>
+            <w:tcBorders>
+              <w:top w:val="single" w:color="E8DDD0" w:sz="1"/>
+              <w:left w:val="single" w:color="E8DDD0" w:sz="1"/>
+              <w:bottom w:val="single" w:color="E8DDD0" w:sz="1"/>
+              <w:right w:val="single" w:color="E8DDD0" w:sz="1"/>
+            </w:tcBorders>
+            <w:shd w:fill="FAF3E8" w:val="clear"/>
+            <w:tcMar>
+              <w:top w:type="dxa" w:w="80"/>
+              <w:left w:type="dxa" w:w="160"/>
+              <w:bottom w:type="dxa" w:w="80"/>
+              <w:right w:type="dxa" w:w="160"/>
+            </w:tcMar>
+          </w:tcPr>
+          <w:p>
+            <w:r>
+              <w:rPr>
+                <w:rFonts w:ascii="Arial" w:cs="Arial" w:eastAsia="Arial" w:hAnsi="Arial"/>
+                <w:b w:val="false"/>
+                <w:bCs w:val="false"/>
+                <w:color w:val="1A1A1A"/>
+                <w:sz w:val="20"/>
+                <w:szCs w:val="20"/>
+              </w:rPr>
+              <w:t xml:space="preserve">Metadata, questions, notification/secret_enc, verify_token, escrow, logs</w:t>
+            </w:r>
+          </w:p>
+        </w:tc>
+      </w:tr>
+      <w:tr>
+        <w:tc>
+          <w:tcPr>
+            <w:tcW w:type="dxa" w:w="4680"/>
+            <w:tcBorders>
+              <w:top w:val="single" w:color="E8DDD0" w:sz="1"/>
+              <w:left w:val="single" w:color="E8DDD0" w:sz="1"/>
+              <w:bottom w:val="single" w:color="E8DDD0" w:sz="1"/>
+              <w:right w:val="single" w:color="E8DDD0" w:sz="1"/>
+            </w:tcBorders>
+            <w:shd w:fill="FFFFFF" w:val="clear"/>
+            <w:tcMar>
+              <w:top w:type="dxa" w:w="80"/>
+              <w:left w:type="dxa" w:w="160"/>
+              <w:bottom w:type="dxa" w:w="80"/>
+              <w:right w:type="dxa" w:w="160"/>
+            </w:tcMar>
+          </w:tcPr>
+          <w:p>
+            <w:r>
+              <w:rPr>
+                <w:rFonts w:ascii="Arial" w:cs="Arial" w:eastAsia="Arial" w:hAnsi="Arial"/>
+                <w:b/>
+                <w:bCs/>
+                <w:color w:val="1A1A1A"/>
+                <w:sz w:val="20"/>
+                <w:szCs w:val="20"/>
+              </w:rPr>
+              <w:t xml:space="preserve">Storj</w:t>
+            </w:r>
+          </w:p>
+        </w:tc>
+        <w:tc>
+          <w:tcPr>
+            <w:tcW w:type="dxa" w:w="4680"/>
+            <w:tcBorders>
+              <w:top w:val="single" w:color="E8DDD0" w:sz="1"/>
+              <w:left w:val="single" w:color="E8DDD0" w:sz="1"/>
+              <w:bottom w:val="single" w:color="E8DDD0" w:sz="1"/>
+              <w:right w:val="single" w:color="E8DDD0" w:sz="1"/>
+            </w:tcBorders>
+            <w:shd w:fill="FFFFFF" w:val="clear"/>
+            <w:tcMar>
+              <w:top w:type="dxa" w:w="80"/>
+              <w:left w:type="dxa" w:w="160"/>
+              <w:bottom w:type="dxa" w:w="80"/>
+              <w:right w:type="dxa" w:w="160"/>
+            </w:tcMar>
+          </w:tcPr>
+          <w:p>
+            <w:r>
+              <w:rPr>
+                <w:rFonts w:ascii="Arial" w:cs="Arial" w:eastAsia="Arial" w:hAnsi="Arial"/>
+                <w:b w:val="false"/>
+                <w:bCs w:val="false"/>
+                <w:color w:val="1A1A1A"/>
+                <w:sz w:val="20"/>
+                <w:szCs w:val="20"/>
+              </w:rPr>
+              <w:t xml:space="preserve">P2 (vault backup) + Si_enc (parts Shamir)</w:t>
+            </w:r>
+          </w:p>
+        </w:tc>
+      </w:tr>
+      <w:tr>
+        <w:tc>
+          <w:tcPr>
+            <w:tcW w:type="dxa" w:w="4680"/>
+            <w:tcBorders>
+              <w:top w:val="single" w:color="E8DDD0" w:sz="1"/>
+              <w:left w:val="single" w:color="E8DDD0" w:sz="1"/>
+              <w:bottom w:val="single" w:color="E8DDD0" w:sz="1"/>
+              <w:right w:val="single" w:color="E8DDD0" w:sz="1"/>
+            </w:tcBorders>
+            <w:shd w:fill="FAF3E8" w:val="clear"/>
+            <w:tcMar>
+              <w:top w:type="dxa" w:w="80"/>
+              <w:left w:type="dxa" w:w="160"/>
+              <w:bottom w:type="dxa" w:w="80"/>
+              <w:right w:type="dxa" w:w="160"/>
+            </w:tcMar>
+          </w:tcPr>
+          <w:p>
+            <w:r>
+              <w:rPr>
+                <w:rFonts w:ascii="Arial" w:cs="Arial" w:eastAsia="Arial" w:hAnsi="Arial"/>
+                <w:b/>
+                <w:bCs/>
+                <w:color w:val="1A1A1A"/>
+                <w:sz w:val="20"/>
+                <w:szCs w:val="20"/>
+              </w:rPr>
+              <w:t xml:space="preserve">Arbitrum L2</w:t>
+            </w:r>
+          </w:p>
+        </w:tc>
+        <w:tc>
+          <w:tcPr>
+            <w:tcW w:type="dxa" w:w="4680"/>
+            <w:tcBorders>
+              <w:top w:val="single" w:color="E8DDD0" w:sz="1"/>
+              <w:left w:val="single" w:color="E8DDD0" w:sz="1"/>
+              <w:bottom w:val="single" w:color="E8DDD0" w:sz="1"/>
+              <w:right w:val="single" w:color="E8DDD0" w:sz="1"/>
+            </w:tcBorders>
+            <w:shd w:fill="FAF3E8" w:val="clear"/>
+            <w:tcMar>
+              <w:top w:type="dxa" w:w="80"/>
+              <w:left w:type="dxa" w:w="160"/>
+              <w:bottom w:type="dxa" w:w="80"/>
+              <w:right w:type="dxa" w:w="160"/>
+            </w:tcMar>
+          </w:tcPr>
+          <w:p>
+            <w:r>
+              <w:rPr>
+                <w:rFonts w:ascii="Arial" w:cs="Arial" w:eastAsia="Arial" w:hAnsi="Arial"/>
+                <w:b w:val="false"/>
+                <w:bCs w:val="false"/>
+                <w:color w:val="1A1A1A"/>
+                <w:sz w:val="20"/>
+                <w:szCs w:val="20"/>
+              </w:rPr>
+              <w:t xml:space="preserve">Smart contract DMS. ed25519_pk, Hash(Si_enc), config, last_checkin</w:t>
+            </w:r>
+          </w:p>
+        </w:tc>
+      </w:tr>
+      <w:tr>
+        <w:tc>
+          <w:tcPr>
+            <w:tcW w:type="dxa" w:w="4680"/>
+            <w:tcBorders>
+              <w:top w:val="single" w:color="E8DDD0" w:sz="1"/>
+              <w:left w:val="single" w:color="E8DDD0" w:sz="1"/>
+              <w:bottom w:val="single" w:color="E8DDD0" w:sz="1"/>
+              <w:right w:val="single" w:color="E8DDD0" w:sz="1"/>
+            </w:tcBorders>
+            <w:shd w:fill="FFFFFF" w:val="clear"/>
+            <w:tcMar>
+              <w:top w:type="dxa" w:w="80"/>
+              <w:left w:type="dxa" w:w="160"/>
+              <w:bottom w:type="dxa" w:w="80"/>
+              <w:right w:type="dxa" w:w="160"/>
+            </w:tcMar>
+          </w:tcPr>
+          <w:p>
+            <w:r>
+              <w:rPr>
+                <w:rFonts w:ascii="Arial" w:cs="Arial" w:eastAsia="Arial" w:hAnsi="Arial"/>
+                <w:b/>
+                <w:bCs/>
+                <w:color w:val="1A1A1A"/>
+                <w:sz w:val="20"/>
+                <w:szCs w:val="20"/>
+              </w:rPr>
+              <w:t xml:space="preserve">HCV</w:t>
+            </w:r>
+          </w:p>
+        </w:tc>
+        <w:tc>
+          <w:tcPr>
+            <w:tcW w:type="dxa" w:w="4680"/>
+            <w:tcBorders>
+              <w:top w:val="single" w:color="E8DDD0" w:sz="1"/>
+              <w:left w:val="single" w:color="E8DDD0" w:sz="1"/>
+              <w:bottom w:val="single" w:color="E8DDD0" w:sz="1"/>
+              <w:right w:val="single" w:color="E8DDD0" w:sz="1"/>
+            </w:tcBorders>
+            <w:shd w:fill="FFFFFF" w:val="clear"/>
+            <w:tcMar>
+              <w:top w:type="dxa" w:w="80"/>
+              <w:left w:type="dxa" w:w="160"/>
+              <w:bottom w:type="dxa" w:w="80"/>
+              <w:right w:type="dxa" w:w="160"/>
+            </w:tcMar>
+          </w:tcPr>
+          <w:p>
+            <w:r>
+              <w:rPr>
+                <w:rFonts w:ascii="Arial" w:cs="Arial" w:eastAsia="Arial" w:hAnsi="Arial"/>
+                <w:b w:val="false"/>
+                <w:bCs w:val="false"/>
+                <w:color w:val="1A1A1A"/>
+                <w:sz w:val="20"/>
+                <w:szCs w:val="20"/>
+              </w:rPr>
+              <w:t xml:space="preserve">Secrets Engine — relais_x25519_sk UNIQUEMENT</w:t>
+            </w:r>
+          </w:p>
+        </w:tc>
+      </w:tr>
+      <w:tr>
+        <w:tc>
+          <w:tcPr>
+            <w:tcW w:type="dxa" w:w="4680"/>
+            <w:tcBorders>
+              <w:top w:val="single" w:color="E8DDD0" w:sz="1"/>
+              <w:left w:val="single" w:color="E8DDD0" w:sz="1"/>
+              <w:bottom w:val="single" w:color="E8DDD0" w:sz="1"/>
+              <w:right w:val="single" w:color="E8DDD0" w:sz="1"/>
+            </w:tcBorders>
+            <w:shd w:fill="FAF3E8" w:val="clear"/>
+            <w:tcMar>
+              <w:top w:type="dxa" w:w="80"/>
+              <w:left w:type="dxa" w:w="160"/>
+              <w:bottom w:type="dxa" w:w="80"/>
+              <w:right w:type="dxa" w:w="160"/>
+            </w:tcMar>
+          </w:tcPr>
+          <w:p>
+            <w:r>
+              <w:rPr>
+                <w:rFonts w:ascii="Arial" w:cs="Arial" w:eastAsia="Arial" w:hAnsi="Arial"/>
+                <w:b/>
+                <w:bCs/>
+                <w:color w:val="1A1A1A"/>
+                <w:sz w:val="20"/>
+                <w:szCs w:val="20"/>
+              </w:rPr>
+              <w:t xml:space="preserve">React Native + Expo</w:t>
+            </w:r>
+          </w:p>
+        </w:tc>
+        <w:tc>
+          <w:tcPr>
+            <w:tcW w:type="dxa" w:w="4680"/>
+            <w:tcBorders>
+              <w:top w:val="single" w:color="E8DDD0" w:sz="1"/>
+              <w:left w:val="single" w:color="E8DDD0" w:sz="1"/>
+              <w:bottom w:val="single" w:color="E8DDD0" w:sz="1"/>
+              <w:right w:val="single" w:color="E8DDD0" w:sz="1"/>
+            </w:tcBorders>
+            <w:shd w:fill="FAF3E8" w:val="clear"/>
+            <w:tcMar>
+              <w:top w:type="dxa" w:w="80"/>
+              <w:left w:type="dxa" w:w="160"/>
+              <w:bottom w:type="dxa" w:w="80"/>
+              <w:right w:type="dxa" w:w="160"/>
+            </w:tcMar>
+          </w:tcPr>
+          <w:p>
+            <w:r>
+              <w:rPr>
+                <w:rFonts w:ascii="Arial" w:cs="Arial" w:eastAsia="Arial" w:hAnsi="Arial"/>
+                <w:b w:val="false"/>
+                <w:bCs w:val="false"/>
+                <w:color w:val="1A1A1A"/>
+                <w:sz w:val="20"/>
+                <w:szCs w:val="20"/>
+              </w:rPr>
+              <w:t xml:space="preserve">App mobile iOS + Android</w:t>
+            </w:r>
+          </w:p>
+        </w:tc>
+      </w:tr>
+      <w:tr>
+        <w:tc>
+          <w:tcPr>
+            <w:tcW w:type="dxa" w:w="4680"/>
+            <w:tcBorders>
+              <w:top w:val="single" w:color="E8DDD0" w:sz="1"/>
+              <w:left w:val="single" w:color="E8DDD0" w:sz="1"/>
+              <w:bottom w:val="single" w:color="E8DDD0" w:sz="1"/>
+              <w:right w:val="single" w:color="E8DDD0" w:sz="1"/>
+            </w:tcBorders>
+            <w:shd w:fill="FFFFFF" w:val="clear"/>
+            <w:tcMar>
+              <w:top w:type="dxa" w:w="80"/>
+              <w:left w:type="dxa" w:w="160"/>
+              <w:bottom w:type="dxa" w:w="80"/>
+              <w:right w:type="dxa" w:w="160"/>
+            </w:tcMar>
+          </w:tcPr>
+          <w:p>
+            <w:r>
+              <w:rPr>
+                <w:rFonts w:ascii="Arial" w:cs="Arial" w:eastAsia="Arial" w:hAnsi="Arial"/>
+                <w:b/>
+                <w:bCs/>
+                <w:color w:val="1A1A1A"/>
+                <w:sz w:val="20"/>
+                <w:szCs w:val="20"/>
+              </w:rPr>
+              <w:t xml:space="preserve">Node.js + Fastify</w:t>
+            </w:r>
+          </w:p>
+        </w:tc>
+        <w:tc>
+          <w:tcPr>
+            <w:tcW w:type="dxa" w:w="4680"/>
+            <w:tcBorders>
+              <w:top w:val="single" w:color="E8DDD0" w:sz="1"/>
+              <w:left w:val="single" w:color="E8DDD0" w:sz="1"/>
+              <w:bottom w:val="single" w:color="E8DDD0" w:sz="1"/>
+              <w:right w:val="single" w:color="E8DDD0" w:sz="1"/>
+            </w:tcBorders>
+            <w:shd w:fill="FFFFFF" w:val="clear"/>
+            <w:tcMar>
+              <w:top w:type="dxa" w:w="80"/>
+              <w:left w:type="dxa" w:w="160"/>
+              <w:bottom w:type="dxa" w:w="80"/>
+              <w:right w:type="dxa" w:w="160"/>
+            </w:tcMar>
+          </w:tcPr>
+          <w:p>
+            <w:r>
+              <w:rPr>
+                <w:rFonts w:ascii="Arial" w:cs="Arial" w:eastAsia="Arial" w:hAnsi="Arial"/>
+                <w:b w:val="false"/>
+                <w:bCs w:val="false"/>
+                <w:color w:val="1A1A1A"/>
+                <w:sz w:val="20"/>
+                <w:szCs w:val="20"/>
+              </w:rPr>
+              <w:t xml:space="preserve">API serveur Relais</w:t>
+            </w:r>
+          </w:p>
+        </w:tc>
+      </w:tr>
+      <w:tr>
+        <w:tc>
+          <w:tcPr>
+            <w:tcW w:type="dxa" w:w="4680"/>
+            <w:tcBorders>
+              <w:top w:val="single" w:color="E8DDD0" w:sz="1"/>
+              <w:left w:val="single" w:color="E8DDD0" w:sz="1"/>
+              <w:bottom w:val="single" w:color="E8DDD0" w:sz="1"/>
+              <w:right w:val="single" w:color="E8DDD0" w:sz="1"/>
+            </w:tcBorders>
+            <w:shd w:fill="FAF3E8" w:val="clear"/>
+            <w:tcMar>
+              <w:top w:type="dxa" w:w="80"/>
+              <w:left w:type="dxa" w:w="160"/>
+              <w:bottom w:type="dxa" w:w="80"/>
+              <w:right w:type="dxa" w:w="160"/>
+            </w:tcMar>
+          </w:tcPr>
+          <w:p>
+            <w:r>
+              <w:rPr>
+                <w:rFonts w:ascii="Arial" w:cs="Arial" w:eastAsia="Arial" w:hAnsi="Arial"/>
+                <w:b/>
+                <w:bCs/>
+                <w:color w:val="1A1A1A"/>
+                <w:sz w:val="20"/>
+                <w:szCs w:val="20"/>
+              </w:rPr>
+              <w:t xml:space="preserve">libsodium</w:t>
+            </w:r>
+          </w:p>
+        </w:tc>
+        <w:tc>
+          <w:tcPr>
+            <w:tcW w:type="dxa" w:w="4680"/>
+            <w:tcBorders>
+              <w:top w:val="single" w:color="E8DDD0" w:sz="1"/>
+              <w:left w:val="single" w:color="E8DDD0" w:sz="1"/>
+              <w:bottom w:val="single" w:color="E8DDD0" w:sz="1"/>
+              <w:right w:val="single" w:color="E8DDD0" w:sz="1"/>
+            </w:tcBorders>
+            <w:shd w:fill="FAF3E8" w:val="clear"/>
+            <w:tcMar>
+              <w:top w:type="dxa" w:w="80"/>
+              <w:left w:type="dxa" w:w="160"/>
+              <w:bottom w:type="dxa" w:w="80"/>
+              <w:right w:type="dxa" w:w="160"/>
+            </w:tcMar>
+          </w:tcPr>
+          <w:p>
+            <w:r>
+              <w:rPr>
+                <w:rFonts w:ascii="Arial" w:cs="Arial" w:eastAsia="Arial" w:hAnsi="Arial"/>
+                <w:b w:val="false"/>
+                <w:bCs w:val="false"/>
+                <w:color w:val="1A1A1A"/>
+                <w:sz w:val="20"/>
+                <w:szCs w:val="20"/>
+              </w:rPr>
+              <w:t xml:space="preserve">XChaCha20, Argon2id, Ed25519, Shamir, crypto_box_seal côté client</w:t>
+            </w:r>
+          </w:p>
+        </w:tc>
+      </w:tr>
+      <w:tr>
+        <w:tc>
+          <w:tcPr>
+            <w:tcW w:type="dxa" w:w="4680"/>
+            <w:tcBorders>
+              <w:top w:val="single" w:color="E8DDD0" w:sz="1"/>
+              <w:left w:val="single" w:color="E8DDD0" w:sz="1"/>
+              <w:bottom w:val="single" w:color="E8DDD0" w:sz="1"/>
+              <w:right w:val="single" w:color="E8DDD0" w:sz="1"/>
+            </w:tcBorders>
+            <w:shd w:fill="FFFFFF" w:val="clear"/>
+            <w:tcMar>
+              <w:top w:type="dxa" w:w="80"/>
+              <w:left w:type="dxa" w:w="160"/>
+              <w:bottom w:type="dxa" w:w="80"/>
+              <w:right w:type="dxa" w:w="160"/>
+            </w:tcMar>
+          </w:tcPr>
+          <w:p>
+            <w:r>
+              <w:rPr>
+                <w:rFonts w:ascii="Arial" w:cs="Arial" w:eastAsia="Arial" w:hAnsi="Arial"/>
+                <w:b/>
+                <w:bCs/>
+                <w:color w:val="1A1A1A"/>
+                <w:sz w:val="20"/>
+                <w:szCs w:val="20"/>
+              </w:rPr>
+              <w:t xml:space="preserve">BullMQ + Redis</w:t>
+            </w:r>
+          </w:p>
+        </w:tc>
+        <w:tc>
+          <w:tcPr>
+            <w:tcW w:type="dxa" w:w="4680"/>
+            <w:tcBorders>
+              <w:top w:val="single" w:color="E8DDD0" w:sz="1"/>
+              <w:left w:val="single" w:color="E8DDD0" w:sz="1"/>
+              <w:bottom w:val="single" w:color="E8DDD0" w:sz="1"/>
+              <w:right w:val="single" w:color="E8DDD0" w:sz="1"/>
+            </w:tcBorders>
+            <w:shd w:fill="FFFFFF" w:val="clear"/>
+            <w:tcMar>
+              <w:top w:type="dxa" w:w="80"/>
+              <w:left w:type="dxa" w:w="160"/>
+              <w:bottom w:type="dxa" w:w="80"/>
+              <w:right w:type="dxa" w:w="160"/>
+            </w:tcMar>
+          </w:tcPr>
+          <w:p>
+            <w:r>
+              <w:rPr>
+                <w:rFonts w:ascii="Arial" w:cs="Arial" w:eastAsia="Arial" w:hAnsi="Arial"/>
+                <w:b w:val="false"/>
+                <w:bCs w:val="false"/>
+                <w:color w:val="1A1A1A"/>
+                <w:sz w:val="20"/>
+                <w:szCs w:val="20"/>
+              </w:rPr>
+              <w:t xml:space="preserve">Jobs asynchrones + step-up tokens + escrow keys éphémères</w:t>
             </w:r>
           </w:p>
         </w:tc>
@@ -2495,7 +9873,7 @@
           <w:sz w:val="22"/>
           <w:szCs w:val="22"/>
         </w:rPr>
-        <w:t xml:space="preserve">— Fin du patch Specs Techniques DEC-28/29/30</w:t>
+        <w:t xml:space="preserve">— Fin des Specs Techniques v1.2 — DEC-01 à DEC-35 intégrés</w:t>
       </w:r>
     </w:p>
     <w:sectPr>
@@ -2636,7 +10014,7 @@
         <w:sz w:val="18"/>
         <w:szCs w:val="18"/>
       </w:rPr>
-      <w:t xml:space="preserve">   —   Specs Techniques — Patch DEC-28/29/30</w:t>
+      <w:t xml:space="preserve">   —   Specs Techniques v1.2</w:t>
     </w:r>
   </w:p>
 </w:hdr>

--- a/specs/Relais_Specs_Techniques_v1.docx
+++ b/specs/Relais_Specs_Techniques_v1.docx
@@ -56,7 +56,7 @@
           <w:sz w:val="22"/>
           <w:szCs w:val="22"/>
         </w:rPr>
-        <w:t xml:space="preserve">Specs Techniques — Version 1.2</w:t>
+        <w:t xml:space="preserve">Specs Techniques — Version 1.3</w:t>
       </w:r>
     </w:p>
     <w:p>
@@ -73,7 +73,7 @@
           <w:sz w:val="18"/>
           <w:szCs w:val="18"/>
         </w:rPr>
-        <w:t xml:space="preserve">v1.2 — Chiffrement, cycles de vie, sécurité. DEC-01 à DEC-35 intégrés.</w:t>
+        <w:t xml:space="preserve">v1.3 — Corrections B.3, D.2, D.3, Shamir 33 bytes, secret_enc complet, signature vault.</w:t>
       </w:r>
     </w:p>
     <w:p>
@@ -9864,6 +9864,1186 @@
     </w:p>
     <w:p>
       <w:pPr>
+        <w:pStyle w:val="Heading1"/>
+        <w:spacing w:after="200" w:before="480"/>
+      </w:pPr>
+      <w:r>
+        <w:rPr>
+          <w:rFonts w:ascii="Arial" w:cs="Arial" w:eastAsia="Arial" w:hAnsi="Arial"/>
+          <w:b/>
+          <w:bCs/>
+          <w:color w:val="5C3A0F"/>
+          <w:sz w:val="36"/>
+          <w:szCs w:val="36"/>
+        </w:rPr>
+        <w:t xml:space="preserve">Corrections v1.3</w:t>
+      </w:r>
+    </w:p>
+    <w:tbl>
+      <w:tblPr>
+        <w:tblW w:type="dxa" w:w="9360"/>
+        <w:tblBorders>
+          <w:top w:val="single" w:color="auto" w:sz="4"/>
+          <w:left w:val="single" w:color="auto" w:sz="4"/>
+          <w:bottom w:val="single" w:color="auto" w:sz="4"/>
+          <w:right w:val="single" w:color="auto" w:sz="4"/>
+          <w:insideH w:val="single" w:color="auto" w:sz="4"/>
+          <w:insideV w:val="single" w:color="auto" w:sz="4"/>
+        </w:tblBorders>
+      </w:tblPr>
+      <w:tblGrid>
+        <w:gridCol w:w="4680"/>
+        <w:gridCol w:w="4680"/>
+      </w:tblGrid>
+      <w:tr>
+        <w:tc>
+          <w:tcPr>
+            <w:tcW w:type="dxa" w:w="4680"/>
+            <w:tcBorders>
+              <w:top w:val="single" w:color="E8DDD0" w:sz="1"/>
+              <w:left w:val="single" w:color="E8DDD0" w:sz="1"/>
+              <w:bottom w:val="single" w:color="E8DDD0" w:sz="1"/>
+              <w:right w:val="single" w:color="E8DDD0" w:sz="1"/>
+            </w:tcBorders>
+            <w:shd w:fill="5C3A0F" w:val="clear"/>
+            <w:tcMar>
+              <w:top w:type="dxa" w:w="80"/>
+              <w:left w:type="dxa" w:w="160"/>
+              <w:bottom w:type="dxa" w:w="80"/>
+              <w:right w:type="dxa" w:w="160"/>
+            </w:tcMar>
+          </w:tcPr>
+          <w:p>
+            <w:r>
+              <w:rPr>
+                <w:rFonts w:ascii="Arial" w:cs="Arial" w:eastAsia="Arial" w:hAnsi="Arial"/>
+                <w:b/>
+                <w:bCs/>
+                <w:color w:val="FFFFFF"/>
+                <w:sz w:val="20"/>
+                <w:szCs w:val="20"/>
+              </w:rPr>
+              <w:t xml:space="preserve">Ref</w:t>
+            </w:r>
+          </w:p>
+        </w:tc>
+        <w:tc>
+          <w:tcPr>
+            <w:tcW w:type="dxa" w:w="4680"/>
+            <w:tcBorders>
+              <w:top w:val="single" w:color="E8DDD0" w:sz="1"/>
+              <w:left w:val="single" w:color="E8DDD0" w:sz="1"/>
+              <w:bottom w:val="single" w:color="E8DDD0" w:sz="1"/>
+              <w:right w:val="single" w:color="E8DDD0" w:sz="1"/>
+            </w:tcBorders>
+            <w:shd w:fill="5C3A0F" w:val="clear"/>
+            <w:tcMar>
+              <w:top w:type="dxa" w:w="80"/>
+              <w:left w:type="dxa" w:w="160"/>
+              <w:bottom w:type="dxa" w:w="80"/>
+              <w:right w:type="dxa" w:w="160"/>
+            </w:tcMar>
+          </w:tcPr>
+          <w:p>
+            <w:r>
+              <w:rPr>
+                <w:rFonts w:ascii="Arial" w:cs="Arial" w:eastAsia="Arial" w:hAnsi="Arial"/>
+                <w:b/>
+                <w:bCs/>
+                <w:color w:val="FFFFFF"/>
+                <w:sz w:val="20"/>
+                <w:szCs w:val="20"/>
+              </w:rPr>
+              <w:t xml:space="preserve">Correction</w:t>
+            </w:r>
+          </w:p>
+        </w:tc>
+      </w:tr>
+      <w:tr>
+        <w:tc>
+          <w:tcPr>
+            <w:tcW w:type="dxa" w:w="4680"/>
+            <w:tcBorders>
+              <w:top w:val="single" w:color="E8DDD0" w:sz="1"/>
+              <w:left w:val="single" w:color="E8DDD0" w:sz="1"/>
+              <w:bottom w:val="single" w:color="E8DDD0" w:sz="1"/>
+              <w:right w:val="single" w:color="E8DDD0" w:sz="1"/>
+            </w:tcBorders>
+            <w:shd w:fill="FAF3E8" w:val="clear"/>
+            <w:tcMar>
+              <w:top w:type="dxa" w:w="80"/>
+              <w:left w:type="dxa" w:w="160"/>
+              <w:bottom w:type="dxa" w:w="80"/>
+              <w:right w:type="dxa" w:w="160"/>
+            </w:tcMar>
+          </w:tcPr>
+          <w:p>
+            <w:r>
+              <w:rPr>
+                <w:rFonts w:ascii="Arial" w:cs="Arial" w:eastAsia="Arial" w:hAnsi="Arial"/>
+                <w:b/>
+                <w:bCs/>
+                <w:color w:val="1A1A1A"/>
+                <w:sz w:val="20"/>
+                <w:szCs w:val="20"/>
+              </w:rPr>
+              <w:t xml:space="preserve">Crypto</w:t>
+            </w:r>
+          </w:p>
+        </w:tc>
+        <w:tc>
+          <w:tcPr>
+            <w:tcW w:type="dxa" w:w="4680"/>
+            <w:tcBorders>
+              <w:top w:val="single" w:color="E8DDD0" w:sz="1"/>
+              <w:left w:val="single" w:color="E8DDD0" w:sz="1"/>
+              <w:bottom w:val="single" w:color="E8DDD0" w:sz="1"/>
+              <w:right w:val="single" w:color="E8DDD0" w:sz="1"/>
+            </w:tcBorders>
+            <w:shd w:fill="FAF3E8" w:val="clear"/>
+            <w:tcMar>
+              <w:top w:type="dxa" w:w="80"/>
+              <w:left w:type="dxa" w:w="160"/>
+              <w:bottom w:type="dxa" w:w="80"/>
+              <w:right w:type="dxa" w:w="160"/>
+            </w:tcMar>
+          </w:tcPr>
+          <w:p>
+            <w:r>
+              <w:rPr>
+                <w:rFonts w:ascii="Arial" w:cs="Arial" w:eastAsia="Arial" w:hAnsi="Arial"/>
+                <w:b w:val="false"/>
+                <w:bCs w:val="false"/>
+                <w:color w:val="1A1A1A"/>
+                <w:sz w:val="20"/>
+                <w:szCs w:val="20"/>
+              </w:rPr>
+              <w:t xml:space="preserve">Shamir : 33 bytes (pas 32). libsodium-wrappers-sumo (pas @noble/ed25519).</w:t>
+            </w:r>
+          </w:p>
+        </w:tc>
+      </w:tr>
+      <w:tr>
+        <w:tc>
+          <w:tcPr>
+            <w:tcW w:type="dxa" w:w="4680"/>
+            <w:tcBorders>
+              <w:top w:val="single" w:color="E8DDD0" w:sz="1"/>
+              <w:left w:val="single" w:color="E8DDD0" w:sz="1"/>
+              <w:bottom w:val="single" w:color="E8DDD0" w:sz="1"/>
+              <w:right w:val="single" w:color="E8DDD0" w:sz="1"/>
+            </w:tcBorders>
+            <w:shd w:fill="FFFFFF" w:val="clear"/>
+            <w:tcMar>
+              <w:top w:type="dxa" w:w="80"/>
+              <w:left w:type="dxa" w:w="160"/>
+              <w:bottom w:type="dxa" w:w="80"/>
+              <w:right w:type="dxa" w:w="160"/>
+            </w:tcMar>
+          </w:tcPr>
+          <w:p>
+            <w:r>
+              <w:rPr>
+                <w:rFonts w:ascii="Arial" w:cs="Arial" w:eastAsia="Arial" w:hAnsi="Arial"/>
+                <w:b/>
+                <w:bCs/>
+                <w:color w:val="1A1A1A"/>
+                <w:sz w:val="20"/>
+                <w:szCs w:val="20"/>
+              </w:rPr>
+              <w:t xml:space="preserve">D.2</w:t>
+            </w:r>
+          </w:p>
+        </w:tc>
+        <w:tc>
+          <w:tcPr>
+            <w:tcW w:type="dxa" w:w="4680"/>
+            <w:tcBorders>
+              <w:top w:val="single" w:color="E8DDD0" w:sz="1"/>
+              <w:left w:val="single" w:color="E8DDD0" w:sz="1"/>
+              <w:bottom w:val="single" w:color="E8DDD0" w:sz="1"/>
+              <w:right w:val="single" w:color="E8DDD0" w:sz="1"/>
+            </w:tcBorders>
+            <w:shd w:fill="FFFFFF" w:val="clear"/>
+            <w:tcMar>
+              <w:top w:type="dxa" w:w="80"/>
+              <w:left w:type="dxa" w:w="160"/>
+              <w:bottom w:type="dxa" w:w="80"/>
+              <w:right w:type="dxa" w:w="160"/>
+            </w:tcMar>
+          </w:tcPr>
+          <w:p>
+            <w:r>
+              <w:rPr>
+                <w:rFonts w:ascii="Arial" w:cs="Arial" w:eastAsia="Arial" w:hAnsi="Arial"/>
+                <w:b w:val="false"/>
+                <w:bCs w:val="false"/>
+                <w:color w:val="1A1A1A"/>
+                <w:sz w:val="20"/>
+                <w:szCs w:val="20"/>
+              </w:rPr>
+              <w:t xml:space="preserve">notification_enc inclut owner_display_name (60 chars max). secret_enc inclut aussi email + téléphone.</w:t>
+            </w:r>
+          </w:p>
+        </w:tc>
+      </w:tr>
+      <w:tr>
+        <w:tc>
+          <w:tcPr>
+            <w:tcW w:type="dxa" w:w="4680"/>
+            <w:tcBorders>
+              <w:top w:val="single" w:color="E8DDD0" w:sz="1"/>
+              <w:left w:val="single" w:color="E8DDD0" w:sz="1"/>
+              <w:bottom w:val="single" w:color="E8DDD0" w:sz="1"/>
+              <w:right w:val="single" w:color="E8DDD0" w:sz="1"/>
+            </w:tcBorders>
+            <w:shd w:fill="FAF3E8" w:val="clear"/>
+            <w:tcMar>
+              <w:top w:type="dxa" w:w="80"/>
+              <w:left w:type="dxa" w:w="160"/>
+              <w:bottom w:type="dxa" w:w="80"/>
+              <w:right w:type="dxa" w:w="160"/>
+            </w:tcMar>
+          </w:tcPr>
+          <w:p>
+            <w:r>
+              <w:rPr>
+                <w:rFonts w:ascii="Arial" w:cs="Arial" w:eastAsia="Arial" w:hAnsi="Arial"/>
+                <w:b/>
+                <w:bCs/>
+                <w:color w:val="1A1A1A"/>
+                <w:sz w:val="20"/>
+                <w:szCs w:val="20"/>
+              </w:rPr>
+              <w:t xml:space="preserve">D.3</w:t>
+            </w:r>
+          </w:p>
+        </w:tc>
+        <w:tc>
+          <w:tcPr>
+            <w:tcW w:type="dxa" w:w="4680"/>
+            <w:tcBorders>
+              <w:top w:val="single" w:color="E8DDD0" w:sz="1"/>
+              <w:left w:val="single" w:color="E8DDD0" w:sz="1"/>
+              <w:bottom w:val="single" w:color="E8DDD0" w:sz="1"/>
+              <w:right w:val="single" w:color="E8DDD0" w:sz="1"/>
+            </w:tcBorders>
+            <w:shd w:fill="FAF3E8" w:val="clear"/>
+            <w:tcMar>
+              <w:top w:type="dxa" w:w="80"/>
+              <w:left w:type="dxa" w:w="160"/>
+              <w:bottom w:type="dxa" w:w="80"/>
+              <w:right w:type="dxa" w:w="160"/>
+            </w:tcMar>
+          </w:tcPr>
+          <w:p>
+            <w:r>
+              <w:rPr>
+                <w:rFonts w:ascii="Arial" w:cs="Arial" w:eastAsia="Arial" w:hAnsi="Arial"/>
+                <w:b w:val="false"/>
+                <w:bCs w:val="false"/>
+                <w:color w:val="1A1A1A"/>
+                <w:sz w:val="20"/>
+                <w:szCs w:val="20"/>
+              </w:rPr>
+              <w:t xml:space="preserve">share_kN_plain_hash + plain_sig à l'activation. Vérification relay AVANT escrow.</w:t>
+            </w:r>
+          </w:p>
+        </w:tc>
+      </w:tr>
+      <w:tr>
+        <w:tc>
+          <w:tcPr>
+            <w:tcW w:type="dxa" w:w="4680"/>
+            <w:tcBorders>
+              <w:top w:val="single" w:color="E8DDD0" w:sz="1"/>
+              <w:left w:val="single" w:color="E8DDD0" w:sz="1"/>
+              <w:bottom w:val="single" w:color="E8DDD0" w:sz="1"/>
+              <w:right w:val="single" w:color="E8DDD0" w:sz="1"/>
+            </w:tcBorders>
+            <w:shd w:fill="FFFFFF" w:val="clear"/>
+            <w:tcMar>
+              <w:top w:type="dxa" w:w="80"/>
+              <w:left w:type="dxa" w:w="160"/>
+              <w:bottom w:type="dxa" w:w="80"/>
+              <w:right w:type="dxa" w:w="160"/>
+            </w:tcMar>
+          </w:tcPr>
+          <w:p>
+            <w:r>
+              <w:rPr>
+                <w:rFonts w:ascii="Arial" w:cs="Arial" w:eastAsia="Arial" w:hAnsi="Arial"/>
+                <w:b/>
+                <w:bCs/>
+                <w:color w:val="1A1A1A"/>
+                <w:sz w:val="20"/>
+                <w:szCs w:val="20"/>
+              </w:rPr>
+              <w:t xml:space="preserve">B.3/DEC-33</w:t>
+            </w:r>
+          </w:p>
+        </w:tc>
+        <w:tc>
+          <w:tcPr>
+            <w:tcW w:type="dxa" w:w="4680"/>
+            <w:tcBorders>
+              <w:top w:val="single" w:color="E8DDD0" w:sz="1"/>
+              <w:left w:val="single" w:color="E8DDD0" w:sz="1"/>
+              <w:bottom w:val="single" w:color="E8DDD0" w:sz="1"/>
+              <w:right w:val="single" w:color="E8DDD0" w:sz="1"/>
+            </w:tcBorders>
+            <w:shd w:fill="FFFFFF" w:val="clear"/>
+            <w:tcMar>
+              <w:top w:type="dxa" w:w="80"/>
+              <w:left w:type="dxa" w:w="160"/>
+              <w:bottom w:type="dxa" w:w="80"/>
+              <w:right w:type="dxa" w:w="160"/>
+            </w:tcMar>
+          </w:tcPr>
+          <w:p>
+            <w:r>
+              <w:rPr>
+                <w:rFonts w:ascii="Arial" w:cs="Arial" w:eastAsia="Arial" w:hAnsi="Arial"/>
+                <w:b w:val="false"/>
+                <w:bCs w:val="false"/>
+                <w:color w:val="1A1A1A"/>
+                <w:sz w:val="20"/>
+                <w:szCs w:val="20"/>
+              </w:rPr>
+              <w:t xml:space="preserve">Bibliothèque serveur intégrée, jeton opaque. checkin_questions n'a pas d'answer_hash.</w:t>
+            </w:r>
+          </w:p>
+        </w:tc>
+      </w:tr>
+      <w:tr>
+        <w:tc>
+          <w:tcPr>
+            <w:tcW w:type="dxa" w:w="4680"/>
+            <w:tcBorders>
+              <w:top w:val="single" w:color="E8DDD0" w:sz="1"/>
+              <w:left w:val="single" w:color="E8DDD0" w:sz="1"/>
+              <w:bottom w:val="single" w:color="E8DDD0" w:sz="1"/>
+              <w:right w:val="single" w:color="E8DDD0" w:sz="1"/>
+            </w:tcBorders>
+            <w:shd w:fill="FAF3E8" w:val="clear"/>
+            <w:tcMar>
+              <w:top w:type="dxa" w:w="80"/>
+              <w:left w:type="dxa" w:w="160"/>
+              <w:bottom w:type="dxa" w:w="80"/>
+              <w:right w:type="dxa" w:w="160"/>
+            </w:tcMar>
+          </w:tcPr>
+          <w:p>
+            <w:r>
+              <w:rPr>
+                <w:rFonts w:ascii="Arial" w:cs="Arial" w:eastAsia="Arial" w:hAnsi="Arial"/>
+                <w:b/>
+                <w:bCs/>
+                <w:color w:val="1A1A1A"/>
+                <w:sz w:val="20"/>
+                <w:szCs w:val="20"/>
+              </w:rPr>
+              <w:t xml:space="preserve">Audit</w:t>
+            </w:r>
+          </w:p>
+        </w:tc>
+        <w:tc>
+          <w:tcPr>
+            <w:tcW w:type="dxa" w:w="4680"/>
+            <w:tcBorders>
+              <w:top w:val="single" w:color="E8DDD0" w:sz="1"/>
+              <w:left w:val="single" w:color="E8DDD0" w:sz="1"/>
+              <w:bottom w:val="single" w:color="E8DDD0" w:sz="1"/>
+              <w:right w:val="single" w:color="E8DDD0" w:sz="1"/>
+            </w:tcBorders>
+            <w:shd w:fill="FAF3E8" w:val="clear"/>
+            <w:tcMar>
+              <w:top w:type="dxa" w:w="80"/>
+              <w:left w:type="dxa" w:w="160"/>
+              <w:bottom w:type="dxa" w:w="80"/>
+              <w:right w:type="dxa" w:w="160"/>
+            </w:tcMar>
+          </w:tcPr>
+          <w:p>
+            <w:r>
+              <w:rPr>
+                <w:rFonts w:ascii="Arial" w:cs="Arial" w:eastAsia="Arial" w:hAnsi="Arial"/>
+                <w:b w:val="false"/>
+                <w:bCs w:val="false"/>
+                <w:color w:val="1A1A1A"/>
+                <w:sz w:val="20"/>
+                <w:szCs w:val="20"/>
+              </w:rPr>
+              <w:t xml:space="preserve">Signature vault = SHA256(category + ts + P2). ts dans le body. Rejet si ts &gt; 5min.</w:t>
+            </w:r>
+          </w:p>
+        </w:tc>
+      </w:tr>
+    </w:tbl>
+    <w:p>
+      <w:pPr>
+        <w:spacing w:after="0" w:before="120"/>
+      </w:pPr>
+      <w:r>
+        <w:t xml:space="preserve"/>
+      </w:r>
+    </w:p>
+    <w:p>
+      <w:pPr>
+        <w:pStyle w:val="Heading2"/>
+        <w:spacing w:after="120" w:before="320"/>
+      </w:pPr>
+      <w:r>
+        <w:rPr>
+          <w:rFonts w:ascii="Arial" w:cs="Arial" w:eastAsia="Arial" w:hAnsi="Arial"/>
+          <w:b/>
+          <w:bCs/>
+          <w:color w:val="5C3A0F"/>
+          <w:sz w:val="28"/>
+          <w:szCs w:val="28"/>
+        </w:rPr>
+        <w:t xml:space="preserve">§1 Shamir : 33 bytes (pas 32)</w:t>
+      </w:r>
+    </w:p>
+    <w:tbl>
+      <w:tblPr>
+        <w:tblW w:type="dxa" w:w="9360"/>
+        <w:tblBorders>
+          <w:top w:val="single" w:color="auto" w:sz="4"/>
+          <w:left w:val="single" w:color="auto" w:sz="4"/>
+          <w:bottom w:val="single" w:color="auto" w:sz="4"/>
+          <w:right w:val="single" w:color="auto" w:sz="4"/>
+          <w:insideH w:val="single" w:color="auto" w:sz="4"/>
+          <w:insideV w:val="single" w:color="auto" w:sz="4"/>
+        </w:tblBorders>
+      </w:tblPr>
+      <w:tblGrid>
+        <w:gridCol w:w="9360"/>
+      </w:tblGrid>
+      <w:tr>
+        <w:tc>
+          <w:tcPr>
+            <w:tcW w:type="dxa" w:w="9360"/>
+            <w:tcBorders>
+              <w:top w:val="none"/>
+              <w:left w:val="single" w:color="8B1A1A" w:sz="8"/>
+              <w:bottom w:val="none"/>
+              <w:right w:val="none"/>
+            </w:tcBorders>
+            <w:shd w:fill="FCF0F0" w:val="clear"/>
+            <w:tcMar>
+              <w:top w:type="dxa" w:w="100"/>
+              <w:left w:type="dxa" w:w="200"/>
+              <w:bottom w:type="dxa" w:w="100"/>
+              <w:right w:type="dxa" w:w="200"/>
+            </w:tcMar>
+          </w:tcPr>
+          <w:p>
+            <w:r>
+              <w:rPr>
+                <w:rFonts w:ascii="Arial" w:cs="Arial" w:eastAsia="Arial" w:hAnsi="Arial"/>
+                <w:i/>
+                <w:iCs/>
+                <w:color w:val="1A1A1A"/>
+                <w:sz w:val="21"/>
+                <w:szCs w:val="21"/>
+              </w:rPr>
+              <w:t xml:space="preserve">L'implémentation maison GF(256) ajoute un byte de header. Toutes les références à '32 bytes bruts' dans les specs précédentes sont incorrectes.</w:t>
+            </w:r>
+          </w:p>
+        </w:tc>
+      </w:tr>
+    </w:tbl>
+    <w:p>
+      <w:pPr>
+        <w:spacing w:after="0" w:before="120"/>
+      </w:pPr>
+      <w:r>
+        <w:t xml:space="preserve"/>
+      </w:r>
+    </w:p>
+    <w:tbl>
+      <w:tblPr>
+        <w:tblW w:type="dxa" w:w="9360"/>
+        <w:tblBorders>
+          <w:top w:val="single" w:color="auto" w:sz="4"/>
+          <w:left w:val="single" w:color="auto" w:sz="4"/>
+          <w:bottom w:val="single" w:color="auto" w:sz="4"/>
+          <w:right w:val="single" w:color="auto" w:sz="4"/>
+          <w:insideH w:val="single" w:color="auto" w:sz="4"/>
+          <w:insideV w:val="single" w:color="auto" w:sz="4"/>
+        </w:tblBorders>
+      </w:tblPr>
+      <w:tblGrid>
+        <w:gridCol w:w="9360"/>
+      </w:tblGrid>
+      <w:tr>
+        <w:tc>
+          <w:tcPr>
+            <w:tcW w:type="dxa" w:w="9360"/>
+            <w:tcBorders>
+              <w:top w:val="single" w:color="D4C5A9" w:sz="1"/>
+              <w:left w:val="single" w:color="F4A335" w:sz="6"/>
+              <w:bottom w:val="single" w:color="D4C5A9" w:sz="1"/>
+              <w:right w:val="single" w:color="D4C5A9" w:sz="1"/>
+            </w:tcBorders>
+            <w:shd w:fill="F5F0E8" w:val="clear"/>
+            <w:tcMar>
+              <w:top w:type="dxa" w:w="160"/>
+              <w:left w:type="dxa" w:w="240"/>
+              <w:bottom w:type="dxa" w:w="160"/>
+              <w:right w:type="dxa" w:w="240"/>
+            </w:tcMar>
+          </w:tcPr>
+          <w:p>
+            <w:pPr>
+              <w:spacing w:after="0" w:before="0"/>
+            </w:pPr>
+            <w:r>
+              <w:rPr>
+                <w:rFonts w:ascii="Courier New" w:cs="Courier New" w:eastAsia="Courier New" w:hAnsi="Courier New"/>
+                <w:color w:val="1A1A1A"/>
+                <w:sz w:val="18"/>
+                <w:szCs w:val="18"/>
+              </w:rPr>
+              <w:t xml:space="preserve">// Part Shamir = 33 bytes (1 byte header GF256 + 32 bytes donnée)</w:t>
+            </w:r>
+          </w:p>
+          <w:p>
+            <w:pPr>
+              <w:spacing w:after="0" w:before="0"/>
+            </w:pPr>
+            <w:r>
+              <w:rPr>
+                <w:rFonts w:ascii="Courier New" w:cs="Courier New" w:eastAsia="Courier New" w:hAnsi="Courier New"/>
+                <w:color w:val="1A1A1A"/>
+                <w:sz w:val="18"/>
+                <w:szCs w:val="18"/>
+              </w:rPr>
+              <w:t xml:space="preserve">// Si_enc = XChaCha20(K_i, S_i) où S_i fait 33 bytes</w:t>
+            </w:r>
+          </w:p>
+          <w:p>
+            <w:pPr>
+              <w:spacing w:after="0" w:before="0"/>
+            </w:pPr>
+            <w:r>
+              <w:rPr>
+                <w:rFonts w:ascii="Courier New" w:cs="Courier New" w:eastAsia="Courier New" w:hAnsi="Courier New"/>
+                <w:color w:val="1A1A1A"/>
+                <w:sz w:val="18"/>
+                <w:szCs w:val="18"/>
+              </w:rPr>
+              <w:t xml:space="preserve">// share_kN_plain_hash = SHA256(S_i de 33 bytes)</w:t>
+            </w:r>
+          </w:p>
+        </w:tc>
+      </w:tr>
+    </w:tbl>
+    <w:p>
+      <w:pPr>
+        <w:spacing w:after="0" w:before="120"/>
+      </w:pPr>
+      <w:r>
+        <w:t xml:space="preserve"/>
+      </w:r>
+    </w:p>
+    <w:p>
+      <w:pPr>
+        <w:pStyle w:val="Heading2"/>
+        <w:spacing w:after="120" w:before="320"/>
+      </w:pPr>
+      <w:r>
+        <w:rPr>
+          <w:rFonts w:ascii="Arial" w:cs="Arial" w:eastAsia="Arial" w:hAnsi="Arial"/>
+          <w:b/>
+          <w:bCs/>
+          <w:color w:val="5C3A0F"/>
+          <w:sz w:val="28"/>
+          <w:szCs w:val="28"/>
+        </w:rPr>
+        <w:t xml:space="preserve">§4.3 notification_enc + secret_enc (D.2)</w:t>
+      </w:r>
+    </w:p>
+    <w:tbl>
+      <w:tblPr>
+        <w:tblW w:type="dxa" w:w="9360"/>
+        <w:tblBorders>
+          <w:top w:val="single" w:color="auto" w:sz="4"/>
+          <w:left w:val="single" w:color="auto" w:sz="4"/>
+          <w:bottom w:val="single" w:color="auto" w:sz="4"/>
+          <w:right w:val="single" w:color="auto" w:sz="4"/>
+          <w:insideH w:val="single" w:color="auto" w:sz="4"/>
+          <w:insideV w:val="single" w:color="auto" w:sz="4"/>
+        </w:tblBorders>
+      </w:tblPr>
+      <w:tblGrid>
+        <w:gridCol w:w="9360"/>
+      </w:tblGrid>
+      <w:tr>
+        <w:tc>
+          <w:tcPr>
+            <w:tcW w:type="dxa" w:w="9360"/>
+            <w:tcBorders>
+              <w:top w:val="single" w:color="D4C5A9" w:sz="1"/>
+              <w:left w:val="single" w:color="F4A335" w:sz="6"/>
+              <w:bottom w:val="single" w:color="D4C5A9" w:sz="1"/>
+              <w:right w:val="single" w:color="D4C5A9" w:sz="1"/>
+            </w:tcBorders>
+            <w:shd w:fill="F5F0E8" w:val="clear"/>
+            <w:tcMar>
+              <w:top w:type="dxa" w:w="160"/>
+              <w:left w:type="dxa" w:w="240"/>
+              <w:bottom w:type="dxa" w:w="160"/>
+              <w:right w:type="dxa" w:w="240"/>
+            </w:tcMar>
+          </w:tcPr>
+          <w:p>
+            <w:pPr>
+              <w:spacing w:after="0" w:before="0"/>
+            </w:pPr>
+            <w:r>
+              <w:rPr>
+                <w:rFonts w:ascii="Courier New" w:cs="Courier New" w:eastAsia="Courier New" w:hAnsi="Courier New"/>
+                <w:color w:val="1A1A1A"/>
+                <w:sz w:val="18"/>
+                <w:szCs w:val="18"/>
+              </w:rPr>
+              <w:t xml:space="preserve">// notification_enc (D.2 : owner_display_name ajouté)</w:t>
+            </w:r>
+          </w:p>
+          <w:p>
+            <w:pPr>
+              <w:spacing w:after="0" w:before="0"/>
+            </w:pPr>
+            <w:r>
+              <w:rPr>
+                <w:rFonts w:ascii="Courier New" w:cs="Courier New" w:eastAsia="Courier New" w:hAnsi="Courier New"/>
+                <w:color w:val="1A1A1A"/>
+                <w:sz w:val="18"/>
+                <w:szCs w:val="18"/>
+              </w:rPr>
+              <w:t xml:space="preserve">notification_enc = crypto_box_seal({</w:t>
+            </w:r>
+          </w:p>
+          <w:p>
+            <w:pPr>
+              <w:spacing w:after="0" w:before="0"/>
+            </w:pPr>
+            <w:r>
+              <w:rPr>
+                <w:rFonts w:ascii="Courier New" w:cs="Courier New" w:eastAsia="Courier New" w:hAnsi="Courier New"/>
+                <w:color w:val="1A1A1A"/>
+                <w:sz w:val="18"/>
+                <w:szCs w:val="18"/>
+              </w:rPr>
+              <w:t xml:space="preserve">  email, phone,</w:t>
+            </w:r>
+          </w:p>
+          <w:p>
+            <w:pPr>
+              <w:spacing w:after="0" w:before="0"/>
+            </w:pPr>
+            <w:r>
+              <w:rPr>
+                <w:rFonts w:ascii="Courier New" w:cs="Courier New" w:eastAsia="Courier New" w:hAnsi="Courier New"/>
+                <w:color w:val="1A1A1A"/>
+                <w:sz w:val="18"/>
+                <w:szCs w:val="18"/>
+              </w:rPr>
+              <w:t xml:space="preserve">  owner_display_name: ownerName.slice(0,60)  // optionnel</w:t>
+            </w:r>
+          </w:p>
+          <w:p>
+            <w:pPr>
+              <w:spacing w:after="0" w:before="0"/>
+            </w:pPr>
+            <w:r>
+              <w:rPr>
+                <w:rFonts w:ascii="Courier New" w:cs="Courier New" w:eastAsia="Courier New" w:hAnsi="Courier New"/>
+                <w:color w:val="1A1A1A"/>
+                <w:sz w:val="18"/>
+                <w:szCs w:val="18"/>
+              </w:rPr>
+              <w:t xml:space="preserve">}, relais_x25519_pk)</w:t>
+            </w:r>
+          </w:p>
+          <w:p>
+            <w:pPr>
+              <w:spacing w:after="0" w:before="0"/>
+            </w:pPr>
+            <w:r>
+              <w:rPr>
+                <w:rFonts w:ascii="Courier New" w:cs="Courier New" w:eastAsia="Courier New" w:hAnsi="Courier New"/>
+                <w:color w:val="1A1A1A"/>
+                <w:sz w:val="18"/>
+                <w:szCs w:val="18"/>
+              </w:rPr>
+              <w:t xml:space="preserve"/>
+            </w:r>
+          </w:p>
+          <w:p>
+            <w:pPr>
+              <w:spacing w:after="0" w:before="0"/>
+            </w:pPr>
+            <w:r>
+              <w:rPr>
+                <w:rFonts w:ascii="Courier New" w:cs="Courier New" w:eastAsia="Courier New" w:hAnsi="Courier New"/>
+                <w:color w:val="1A1A1A"/>
+                <w:sz w:val="18"/>
+                <w:szCs w:val="18"/>
+              </w:rPr>
+              <w:t xml:space="preserve">// secret_enc (v1.3 : inclut aussi email + téléphone)</w:t>
+            </w:r>
+          </w:p>
+          <w:p>
+            <w:pPr>
+              <w:spacing w:after="0" w:before="0"/>
+            </w:pPr>
+            <w:r>
+              <w:rPr>
+                <w:rFonts w:ascii="Courier New" w:cs="Courier New" w:eastAsia="Courier New" w:hAnsi="Courier New"/>
+                <w:color w:val="1A1A1A"/>
+                <w:sz w:val="18"/>
+                <w:szCs w:val="18"/>
+              </w:rPr>
+              <w:t xml:space="preserve">// L'owner peut voir les coordonnées de son contact sur son device</w:t>
+            </w:r>
+          </w:p>
+          <w:p>
+            <w:pPr>
+              <w:spacing w:after="0" w:before="0"/>
+            </w:pPr>
+            <w:r>
+              <w:rPr>
+                <w:rFonts w:ascii="Courier New" w:cs="Courier New" w:eastAsia="Courier New" w:hAnsi="Courier New"/>
+                <w:color w:val="1A1A1A"/>
+                <w:sz w:val="18"/>
+                <w:szCs w:val="18"/>
+              </w:rPr>
+              <w:t xml:space="preserve">secret_enc = XChaCha20(K2, {</w:t>
+            </w:r>
+          </w:p>
+          <w:p>
+            <w:pPr>
+              <w:spacing w:after="0" w:before="0"/>
+            </w:pPr>
+            <w:r>
+              <w:rPr>
+                <w:rFonts w:ascii="Courier New" w:cs="Courier New" w:eastAsia="Courier New" w:hAnsi="Courier New"/>
+                <w:color w:val="1A1A1A"/>
+                <w:sz w:val="18"/>
+                <w:szCs w:val="18"/>
+              </w:rPr>
+              <w:t xml:space="preserve">  nom, rôle, message_personnel,</w:t>
+            </w:r>
+          </w:p>
+          <w:p>
+            <w:pPr>
+              <w:spacing w:after="0" w:before="0"/>
+            </w:pPr>
+            <w:r>
+              <w:rPr>
+                <w:rFonts w:ascii="Courier New" w:cs="Courier New" w:eastAsia="Courier New" w:hAnsi="Courier New"/>
+                <w:color w:val="1A1A1A"/>
+                <w:sz w:val="18"/>
+                <w:szCs w:val="18"/>
+              </w:rPr>
+              <w:t xml:space="preserve">  email, telephone  // copies pour lecture device owner</w:t>
+            </w:r>
+          </w:p>
+          <w:p>
+            <w:pPr>
+              <w:spacing w:after="0" w:before="0"/>
+            </w:pPr>
+            <w:r>
+              <w:rPr>
+                <w:rFonts w:ascii="Courier New" w:cs="Courier New" w:eastAsia="Courier New" w:hAnsi="Courier New"/>
+                <w:color w:val="1A1A1A"/>
+                <w:sz w:val="18"/>
+                <w:szCs w:val="18"/>
+              </w:rPr>
+              <w:t xml:space="preserve">  // questions dans question_1/2/3_id (DEC-20)</w:t>
+            </w:r>
+          </w:p>
+          <w:p>
+            <w:pPr>
+              <w:spacing w:after="0" w:before="0"/>
+            </w:pPr>
+            <w:r>
+              <w:rPr>
+                <w:rFonts w:ascii="Courier New" w:cs="Courier New" w:eastAsia="Courier New" w:hAnsi="Courier New"/>
+                <w:color w:val="1A1A1A"/>
+                <w:sz w:val="18"/>
+                <w:szCs w:val="18"/>
+              </w:rPr>
+              <w:t xml:space="preserve">})</w:t>
+            </w:r>
+          </w:p>
+          <w:p>
+            <w:pPr>
+              <w:spacing w:after="0" w:before="0"/>
+            </w:pPr>
+            <w:r>
+              <w:rPr>
+                <w:rFonts w:ascii="Courier New" w:cs="Courier New" w:eastAsia="Courier New" w:hAnsi="Courier New"/>
+                <w:color w:val="1A1A1A"/>
+                <w:sz w:val="18"/>
+                <w:szCs w:val="18"/>
+              </w:rPr>
+              <w:t xml:space="preserve"/>
+            </w:r>
+          </w:p>
+          <w:p>
+            <w:pPr>
+              <w:spacing w:after="0" w:before="0"/>
+            </w:pPr>
+            <w:r>
+              <w:rPr>
+                <w:rFonts w:ascii="Courier New" w:cs="Courier New" w:eastAsia="Courier New" w:hAnsi="Courier New"/>
+                <w:color w:val="1A1A1A"/>
+                <w:sz w:val="18"/>
+                <w:szCs w:val="18"/>
+              </w:rPr>
+              <w:t xml:space="preserve">// D.3 : plain_hash à l'activation</w:t>
+            </w:r>
+          </w:p>
+          <w:p>
+            <w:pPr>
+              <w:spacing w:after="0" w:before="0"/>
+            </w:pPr>
+            <w:r>
+              <w:rPr>
+                <w:rFonts w:ascii="Courier New" w:cs="Courier New" w:eastAsia="Courier New" w:hAnsi="Courier New"/>
+                <w:color w:val="1A1A1A"/>
+                <w:sz w:val="18"/>
+                <w:szCs w:val="18"/>
+              </w:rPr>
+              <w:t xml:space="preserve">share_kN_plain_hash = SHA256(S_i)         // 33 bytes</w:t>
+            </w:r>
+          </w:p>
+          <w:p>
+            <w:pPr>
+              <w:spacing w:after="0" w:before="0"/>
+            </w:pPr>
+            <w:r>
+              <w:rPr>
+                <w:rFonts w:ascii="Courier New" w:cs="Courier New" w:eastAsia="Courier New" w:hAnsi="Courier New"/>
+                <w:color w:val="1A1A1A"/>
+                <w:sz w:val="18"/>
+                <w:szCs w:val="18"/>
+              </w:rPr>
+              <w:t xml:space="preserve">share_kN_plain_sig  = Ed25519.sign(hash, owner_sk)</w:t>
+            </w:r>
+          </w:p>
+        </w:tc>
+      </w:tr>
+    </w:tbl>
+    <w:p>
+      <w:pPr>
+        <w:spacing w:after="0" w:before="120"/>
+      </w:pPr>
+      <w:r>
+        <w:t xml:space="preserve"/>
+      </w:r>
+    </w:p>
+    <w:p>
+      <w:pPr>
+        <w:pStyle w:val="Heading2"/>
+        <w:spacing w:after="120" w:before="320"/>
+      </w:pPr>
+      <w:r>
+        <w:rPr>
+          <w:rFonts w:ascii="Arial" w:cs="Arial" w:eastAsia="Arial" w:hAnsi="Arial"/>
+          <w:b/>
+          <w:bCs/>
+          <w:color w:val="5C3A0F"/>
+          <w:sz w:val="28"/>
+          <w:szCs w:val="28"/>
+        </w:rPr>
+        <w:t xml:space="preserve">§5.2 Signature vault avec ts (audit sécurité)</w:t>
+      </w:r>
+    </w:p>
+    <w:tbl>
+      <w:tblPr>
+        <w:tblW w:type="dxa" w:w="9360"/>
+        <w:tblBorders>
+          <w:top w:val="single" w:color="auto" w:sz="4"/>
+          <w:left w:val="single" w:color="auto" w:sz="4"/>
+          <w:bottom w:val="single" w:color="auto" w:sz="4"/>
+          <w:right w:val="single" w:color="auto" w:sz="4"/>
+          <w:insideH w:val="single" w:color="auto" w:sz="4"/>
+          <w:insideV w:val="single" w:color="auto" w:sz="4"/>
+        </w:tblBorders>
+      </w:tblPr>
+      <w:tblGrid>
+        <w:gridCol w:w="9360"/>
+      </w:tblGrid>
+      <w:tr>
+        <w:tc>
+          <w:tcPr>
+            <w:tcW w:type="dxa" w:w="9360"/>
+            <w:tcBorders>
+              <w:top w:val="single" w:color="D4C5A9" w:sz="1"/>
+              <w:left w:val="single" w:color="F4A335" w:sz="6"/>
+              <w:bottom w:val="single" w:color="D4C5A9" w:sz="1"/>
+              <w:right w:val="single" w:color="D4C5A9" w:sz="1"/>
+            </w:tcBorders>
+            <w:shd w:fill="F5F0E8" w:val="clear"/>
+            <w:tcMar>
+              <w:top w:type="dxa" w:w="160"/>
+              <w:left w:type="dxa" w:w="240"/>
+              <w:bottom w:type="dxa" w:w="160"/>
+              <w:right w:type="dxa" w:w="240"/>
+            </w:tcMar>
+          </w:tcPr>
+          <w:p>
+            <w:pPr>
+              <w:spacing w:after="0" w:before="0"/>
+            </w:pPr>
+            <w:r>
+              <w:rPr>
+                <w:rFonts w:ascii="Courier New" w:cs="Courier New" w:eastAsia="Courier New" w:hAnsi="Courier New"/>
+                <w:color w:val="1A1A1A"/>
+                <w:sz w:val="18"/>
+                <w:szCs w:val="18"/>
+              </w:rPr>
+              <w:t xml:space="preserve">// Avant : signature = Ed25519.sign(SHA256(P2), sk)</w:t>
+            </w:r>
+          </w:p>
+          <w:p>
+            <w:pPr>
+              <w:spacing w:after="0" w:before="0"/>
+            </w:pPr>
+            <w:r>
+              <w:rPr>
+                <w:rFonts w:ascii="Courier New" w:cs="Courier New" w:eastAsia="Courier New" w:hAnsi="Courier New"/>
+                <w:color w:val="1A1A1A"/>
+                <w:sz w:val="18"/>
+                <w:szCs w:val="18"/>
+              </w:rPr>
+              <w:t xml:space="preserve">// Après (v1.3) :</w:t>
+            </w:r>
+          </w:p>
+          <w:p>
+            <w:pPr>
+              <w:spacing w:after="0" w:before="0"/>
+            </w:pPr>
+            <w:r>
+              <w:rPr>
+                <w:rFonts w:ascii="Courier New" w:cs="Courier New" w:eastAsia="Courier New" w:hAnsi="Courier New"/>
+                <w:color w:val="1A1A1A"/>
+                <w:sz w:val="18"/>
+                <w:szCs w:val="18"/>
+              </w:rPr>
+              <w:t xml:space="preserve">ts      = Date.now().toString()</w:t>
+            </w:r>
+          </w:p>
+          <w:p>
+            <w:pPr>
+              <w:spacing w:after="0" w:before="0"/>
+            </w:pPr>
+            <w:r>
+              <w:rPr>
+                <w:rFonts w:ascii="Courier New" w:cs="Courier New" w:eastAsia="Courier New" w:hAnsi="Courier New"/>
+                <w:color w:val="1A1A1A"/>
+                <w:sz w:val="18"/>
+                <w:szCs w:val="18"/>
+              </w:rPr>
+              <w:t xml:space="preserve">payload = concat(category_bytes, ts_bytes, P2)</w:t>
+            </w:r>
+          </w:p>
+          <w:p>
+            <w:pPr>
+              <w:spacing w:after="0" w:before="0"/>
+            </w:pPr>
+            <w:r>
+              <w:rPr>
+                <w:rFonts w:ascii="Courier New" w:cs="Courier New" w:eastAsia="Courier New" w:hAnsi="Courier New"/>
+                <w:color w:val="1A1A1A"/>
+                <w:sz w:val="18"/>
+                <w:szCs w:val="18"/>
+              </w:rPr>
+              <w:t xml:space="preserve">sig     = Ed25519.sign(SHA256(payload), sk)</w:t>
+            </w:r>
+          </w:p>
+          <w:p>
+            <w:pPr>
+              <w:spacing w:after="0" w:before="0"/>
+            </w:pPr>
+            <w:r>
+              <w:rPr>
+                <w:rFonts w:ascii="Courier New" w:cs="Courier New" w:eastAsia="Courier New" w:hAnsi="Courier New"/>
+                <w:color w:val="1A1A1A"/>
+                <w:sz w:val="18"/>
+                <w:szCs w:val="18"/>
+              </w:rPr>
+              <w:t xml:space="preserve">// body : { category, ts, payload: base64(P2), signature }</w:t>
+            </w:r>
+          </w:p>
+          <w:p>
+            <w:pPr>
+              <w:spacing w:after="0" w:before="0"/>
+            </w:pPr>
+            <w:r>
+              <w:rPr>
+                <w:rFonts w:ascii="Courier New" w:cs="Courier New" w:eastAsia="Courier New" w:hAnsi="Courier New"/>
+                <w:color w:val="1A1A1A"/>
+                <w:sz w:val="18"/>
+                <w:szCs w:val="18"/>
+              </w:rPr>
+              <w:t xml:space="preserve">// Serveur rejette si |NOW() - ts| &gt; 5 minutes</w:t>
+            </w:r>
+          </w:p>
+        </w:tc>
+      </w:tr>
+    </w:tbl>
+    <w:p>
+      <w:pPr>
+        <w:spacing w:after="0" w:before="120"/>
+      </w:pPr>
+      <w:r>
+        <w:t xml:space="preserve"/>
+      </w:r>
+    </w:p>
+    <w:p>
+      <w:pPr>
+        <w:pStyle w:val="Heading2"/>
+        <w:spacing w:after="120" w:before="320"/>
+      </w:pPr>
+      <w:r>
+        <w:rPr>
+          <w:rFonts w:ascii="Arial" w:cs="Arial" w:eastAsia="Arial" w:hAnsi="Arial"/>
+          <w:b/>
+          <w:bCs/>
+          <w:color w:val="5C3A0F"/>
+          <w:sz w:val="28"/>
+          <w:szCs w:val="28"/>
+        </w:rPr>
+        <w:t xml:space="preserve">DEC-33 corrigé (B.3)</w:t>
+      </w:r>
+    </w:p>
+    <w:tbl>
+      <w:tblPr>
+        <w:tblW w:type="dxa" w:w="9360"/>
+        <w:tblBorders>
+          <w:top w:val="single" w:color="auto" w:sz="4"/>
+          <w:left w:val="single" w:color="auto" w:sz="4"/>
+          <w:bottom w:val="single" w:color="auto" w:sz="4"/>
+          <w:right w:val="single" w:color="auto" w:sz="4"/>
+          <w:insideH w:val="single" w:color="auto" w:sz="4"/>
+          <w:insideV w:val="single" w:color="auto" w:sz="4"/>
+        </w:tblBorders>
+      </w:tblPr>
+      <w:tblGrid>
+        <w:gridCol w:w="9360"/>
+      </w:tblGrid>
+      <w:tr>
+        <w:tc>
+          <w:tcPr>
+            <w:tcW w:type="dxa" w:w="9360"/>
+            <w:tcBorders>
+              <w:top w:val="single" w:color="D4C5A9" w:sz="1"/>
+              <w:left w:val="single" w:color="F4A335" w:sz="6"/>
+              <w:bottom w:val="single" w:color="D4C5A9" w:sz="1"/>
+              <w:right w:val="single" w:color="D4C5A9" w:sz="1"/>
+            </w:tcBorders>
+            <w:shd w:fill="F5F0E8" w:val="clear"/>
+            <w:tcMar>
+              <w:top w:type="dxa" w:w="160"/>
+              <w:left w:type="dxa" w:w="240"/>
+              <w:bottom w:type="dxa" w:w="160"/>
+              <w:right w:type="dxa" w:w="240"/>
+            </w:tcMar>
+          </w:tcPr>
+          <w:p>
+            <w:pPr>
+              <w:spacing w:after="0" w:before="0"/>
+            </w:pPr>
+            <w:r>
+              <w:rPr>
+                <w:rFonts w:ascii="Courier New" w:cs="Courier New" w:eastAsia="Courier New" w:hAnsi="Courier New"/>
+                <w:color w:val="1A1A1A"/>
+                <w:sz w:val="18"/>
+                <w:szCs w:val="18"/>
+              </w:rPr>
+              <w:t xml:space="preserve">// checkin_questions = bibliothèque questions secrètes — pas d'answer_hash</w:t>
+            </w:r>
+          </w:p>
+          <w:p>
+            <w:pPr>
+              <w:spacing w:after="0" w:before="0"/>
+            </w:pPr>
+            <w:r>
+              <w:rPr>
+                <w:rFonts w:ascii="Courier New" w:cs="Courier New" w:eastAsia="Courier New" w:hAnsi="Courier New"/>
+                <w:color w:val="1A1A1A"/>
+                <w:sz w:val="18"/>
+                <w:szCs w:val="18"/>
+              </w:rPr>
+              <w:t xml:space="preserve">// API utilise bibliothèque intégrée serveur (api/checkin/games.ts)</w:t>
+            </w:r>
+          </w:p>
+          <w:p>
+            <w:pPr>
+              <w:spacing w:after="0" w:before="0"/>
+            </w:pPr>
+            <w:r>
+              <w:rPr>
+                <w:rFonts w:ascii="Courier New" w:cs="Courier New" w:eastAsia="Courier New" w:hAnsi="Courier New"/>
+                <w:color w:val="1A1A1A"/>
+                <w:sz w:val="18"/>
+                <w:szCs w:val="18"/>
+              </w:rPr>
+              <w:t xml:space="preserve">// game_token = jeton opaque (réponse jamais transmise au client)</w:t>
+            </w:r>
+          </w:p>
+          <w:p>
+            <w:pPr>
+              <w:spacing w:after="0" w:before="0"/>
+            </w:pPr>
+            <w:r>
+              <w:rPr>
+                <w:rFonts w:ascii="Courier New" w:cs="Courier New" w:eastAsia="Courier New" w:hAnsi="Courier New"/>
+                <w:color w:val="1A1A1A"/>
+                <w:sz w:val="18"/>
+                <w:szCs w:val="18"/>
+              </w:rPr>
+              <w:t xml:space="preserve">// État de partie en Redis 24h</w:t>
+            </w:r>
+          </w:p>
+        </w:tc>
+      </w:tr>
+    </w:tbl>
+    <w:p>
+      <w:pPr>
+        <w:spacing w:after="0" w:before="120"/>
+      </w:pPr>
+      <w:r>
+        <w:t xml:space="preserve"/>
+      </w:r>
+    </w:p>
+    <w:p>
+      <w:pPr>
+        <w:pBdr>
+          <w:bottom w:val="single" w:color="C4A882" w:sz="4" w:space="1"/>
+        </w:pBdr>
+        <w:spacing w:after="240" w:before="240"/>
+      </w:pPr>
+      <w:r>
+        <w:t xml:space="preserve"/>
+      </w:r>
+    </w:p>
+    <w:p>
+      <w:pPr>
+        <w:spacing w:after="0" w:before="120"/>
+      </w:pPr>
+      <w:r>
+        <w:t xml:space="preserve"/>
+      </w:r>
+    </w:p>
+    <w:p>
+      <w:pPr>
         <w:spacing w:after="100" w:before="60"/>
       </w:pPr>
       <w:r>
@@ -9873,7 +11053,7 @@
           <w:sz w:val="22"/>
           <w:szCs w:val="22"/>
         </w:rPr>
-        <w:t xml:space="preserve">— Fin des Specs Techniques v1.2 — DEC-01 à DEC-35 intégrés</w:t>
+        <w:t xml:space="preserve">— Fin des Specs Techniques v1.3</w:t>
       </w:r>
     </w:p>
     <w:sectPr>
@@ -10014,7 +11194,7 @@
         <w:sz w:val="18"/>
         <w:szCs w:val="18"/>
       </w:rPr>
-      <w:t xml:space="preserve">   —   Specs Techniques v1.2</w:t>
+      <w:t xml:space="preserve">   —   Specs Techniques v1.3</w:t>
     </w:r>
   </w:p>
 </w:hdr>
